--- a/docs/docx/Manual_de_usuario_BikeEnergyLab_1.0.0.docx
+++ b/docs/docx/Manual_de_usuario_BikeEnergyLab_1.0.0.docx
@@ -341,7 +341,7 @@
                 <w:rFonts w:cs="Calibri"/>
                 <w:lang w:val="es-CO"/>
               </w:rPr>
-              <w:t>6 de octubre de 2026</w:t>
+              <w:t>7 de octubre de 2026</w:t>
             </w:r>
           </w:p>
         </w:tc>
@@ -421,7 +421,7 @@
                 <w:rFonts w:cs="Calibri"/>
                 <w:lang w:val="es-CO"/>
               </w:rPr>
-              <w:t>Plantillas e interfaz ilustrada del 6 de octubre de 2026</w:t>
+              <w:t>Revisión editorial del 7 de octubre de 2026</w:t>
             </w:r>
           </w:p>
         </w:tc>
@@ -506,86 +506,6 @@
           </w:p>
         </w:tc>
       </w:tr>
-      <w:tr>
-        <w:trPr>
-          <w:cantSplit/>
-          <w:trHeight w:val="368"/>
-        </w:trPr>
-        <w:tc>
-          <w:tcPr>
-            <w:tcW w:w="1800" w:type="dxa"/>
-            <w:tcBorders>
-              <w:top w:val="single" w:sz="1" w:space="0" w:color="BFBFBF"/>
-              <w:left w:val="single" w:sz="1" w:space="0" w:color="BFBFBF"/>
-              <w:bottom w:val="single" w:sz="1" w:space="0" w:color="BFBFBF"/>
-              <w:right w:val="single" w:sz="1" w:space="0" w:color="BFBFBF"/>
-            </w:tcBorders>
-            <w:shd w:val="clear" w:color="auto" w:fill="BDD7EE"/>
-            <w:tcMar>
-              <w:top w:w="80" w:type="dxa"/>
-              <w:left w:w="100" w:type="dxa"/>
-              <w:bottom w:w="80" w:type="dxa"/>
-              <w:right w:w="100" w:type="dxa"/>
-            </w:tcMar>
-            <w:vAlign w:val="center"/>
-          </w:tcPr>
-          <w:p>
-            <w:pPr>
-              <w:spacing w:line="240" w:lineRule="auto"/>
-              <w:jc w:val="left"/>
-              <w:rPr>
-                <w:rFonts w:cs="Calibri"/>
-                <w:lang w:val="es-CO"/>
-              </w:rPr>
-            </w:pPr>
-            <w:r>
-              <w:rPr>
-                <w:rFonts w:cs="Calibri"/>
-                <w:b/>
-                <w:bCs/>
-                <w:lang w:val="es-CO"/>
-              </w:rPr>
-              <w:t>Repositorio</w:t>
-            </w:r>
-          </w:p>
-        </w:tc>
-        <w:tc>
-          <w:tcPr>
-            <w:tcW w:w="3239" w:type="dxa"/>
-            <w:tcBorders>
-              <w:top w:val="single" w:sz="1" w:space="0" w:color="BFBFBF"/>
-              <w:left w:val="single" w:sz="1" w:space="0" w:color="BFBFBF"/>
-              <w:bottom w:val="single" w:sz="1" w:space="0" w:color="BFBFBF"/>
-              <w:right w:val="single" w:sz="1" w:space="0" w:color="BFBFBF"/>
-            </w:tcBorders>
-            <w:shd w:val="clear" w:color="auto" w:fill="F2F2F2"/>
-            <w:tcMar>
-              <w:top w:w="80" w:type="dxa"/>
-              <w:left w:w="100" w:type="dxa"/>
-              <w:bottom w:w="80" w:type="dxa"/>
-              <w:right w:w="100" w:type="dxa"/>
-            </w:tcMar>
-            <w:vAlign w:val="center"/>
-          </w:tcPr>
-          <w:p>
-            <w:pPr>
-              <w:spacing w:line="240" w:lineRule="auto"/>
-              <w:jc w:val="left"/>
-              <w:rPr>
-                <w:rFonts w:cs="Calibri"/>
-                <w:lang w:val="es-CO"/>
-              </w:rPr>
-            </w:pPr>
-            <w:r>
-              <w:rPr>
-                <w:rFonts w:cs="Calibri"/>
-                <w:lang w:val="es-CO"/>
-              </w:rPr>
-              <w:t>https://github.com/fjburgosf/BikeEnergyLab</w:t>
-            </w:r>
-          </w:p>
-        </w:tc>
-      </w:tr>
     </w:tbl>
     <w:p>
       <w:pPr>
@@ -641,7 +561,7 @@
       <w:r>
         <w:fldChar w:fldCharType="separate"/>
       </w:r>
-      <w:hyperlink w:anchor="_Toc242195322" w:history="1">
+      <w:hyperlink w:anchor="_Toc242290251" w:history="1">
         <w:r>
           <w:rPr>
             <w:rStyle w:val="Hyperlink"/>
@@ -668,7 +588,7 @@
             <w:noProof/>
             <w:webHidden/>
           </w:rPr>
-          <w:instrText xml:space="preserve"> PAGEREF _Toc242195322 \h </w:instrText>
+          <w:instrText xml:space="preserve"> PAGEREF _Toc242290251 \h </w:instrText>
         </w:r>
         <w:r>
           <w:rPr>
@@ -713,7 +633,7 @@
           <w:lang w:val="es-CO" w:eastAsia="es-CO"/>
         </w:rPr>
       </w:pPr>
-      <w:hyperlink w:anchor="_Toc242195323" w:history="1">
+      <w:hyperlink w:anchor="_Toc242290252" w:history="1">
         <w:r>
           <w:rPr>
             <w:rStyle w:val="Hyperlink"/>
@@ -740,7 +660,7 @@
             <w:noProof/>
             <w:webHidden/>
           </w:rPr>
-          <w:instrText xml:space="preserve"> PAGEREF _Toc242195323 \h </w:instrText>
+          <w:instrText xml:space="preserve"> PAGEREF _Toc242290252 \h </w:instrText>
         </w:r>
         <w:r>
           <w:rPr>
@@ -785,7 +705,7 @@
           <w:lang w:val="es-CO" w:eastAsia="es-CO"/>
         </w:rPr>
       </w:pPr>
-      <w:hyperlink w:anchor="_Toc242195324" w:history="1">
+      <w:hyperlink w:anchor="_Toc242290253" w:history="1">
         <w:r>
           <w:rPr>
             <w:rStyle w:val="Hyperlink"/>
@@ -812,7 +732,7 @@
             <w:noProof/>
             <w:webHidden/>
           </w:rPr>
-          <w:instrText xml:space="preserve"> PAGEREF _Toc242195324 \h </w:instrText>
+          <w:instrText xml:space="preserve"> PAGEREF _Toc242290253 \h </w:instrText>
         </w:r>
         <w:r>
           <w:rPr>
@@ -857,7 +777,7 @@
           <w:lang w:val="es-CO" w:eastAsia="es-CO"/>
         </w:rPr>
       </w:pPr>
-      <w:hyperlink w:anchor="_Toc242195325" w:history="1">
+      <w:hyperlink w:anchor="_Toc242290254" w:history="1">
         <w:r>
           <w:rPr>
             <w:rStyle w:val="Hyperlink"/>
@@ -884,7 +804,7 @@
             <w:noProof/>
             <w:webHidden/>
           </w:rPr>
-          <w:instrText xml:space="preserve"> PAGEREF _Toc242195325 \h </w:instrText>
+          <w:instrText xml:space="preserve"> PAGEREF _Toc242290254 \h </w:instrText>
         </w:r>
         <w:r>
           <w:rPr>
@@ -929,7 +849,7 @@
           <w:lang w:val="es-CO" w:eastAsia="es-CO"/>
         </w:rPr>
       </w:pPr>
-      <w:hyperlink w:anchor="_Toc242195326" w:history="1">
+      <w:hyperlink w:anchor="_Toc242290255" w:history="1">
         <w:r>
           <w:rPr>
             <w:rStyle w:val="Hyperlink"/>
@@ -956,7 +876,7 @@
             <w:noProof/>
             <w:webHidden/>
           </w:rPr>
-          <w:instrText xml:space="preserve"> PAGEREF _Toc242195326 \h </w:instrText>
+          <w:instrText xml:space="preserve"> PAGEREF _Toc242290255 \h </w:instrText>
         </w:r>
         <w:r>
           <w:rPr>
@@ -1001,7 +921,7 @@
           <w:lang w:val="es-CO" w:eastAsia="es-CO"/>
         </w:rPr>
       </w:pPr>
-      <w:hyperlink w:anchor="_Toc242195327" w:history="1">
+      <w:hyperlink w:anchor="_Toc242290256" w:history="1">
         <w:r>
           <w:rPr>
             <w:rStyle w:val="Hyperlink"/>
@@ -1028,7 +948,7 @@
             <w:noProof/>
             <w:webHidden/>
           </w:rPr>
-          <w:instrText xml:space="preserve"> PAGEREF _Toc242195327 \h </w:instrText>
+          <w:instrText xml:space="preserve"> PAGEREF _Toc242290256 \h </w:instrText>
         </w:r>
         <w:r>
           <w:rPr>
@@ -1073,7 +993,7 @@
           <w:lang w:val="es-CO" w:eastAsia="es-CO"/>
         </w:rPr>
       </w:pPr>
-      <w:hyperlink w:anchor="_Toc242195328" w:history="1">
+      <w:hyperlink w:anchor="_Toc242290257" w:history="1">
         <w:r>
           <w:rPr>
             <w:rStyle w:val="Hyperlink"/>
@@ -1100,7 +1020,7 @@
             <w:noProof/>
             <w:webHidden/>
           </w:rPr>
-          <w:instrText xml:space="preserve"> PAGEREF _Toc242195328 \h </w:instrText>
+          <w:instrText xml:space="preserve"> PAGEREF _Toc242290257 \h </w:instrText>
         </w:r>
         <w:r>
           <w:rPr>
@@ -1145,7 +1065,7 @@
           <w:lang w:val="es-CO" w:eastAsia="es-CO"/>
         </w:rPr>
       </w:pPr>
-      <w:hyperlink w:anchor="_Toc242195329" w:history="1">
+      <w:hyperlink w:anchor="_Toc242290258" w:history="1">
         <w:r>
           <w:rPr>
             <w:rStyle w:val="Hyperlink"/>
@@ -1172,7 +1092,7 @@
             <w:noProof/>
             <w:webHidden/>
           </w:rPr>
-          <w:instrText xml:space="preserve"> PAGEREF _Toc242195329 \h </w:instrText>
+          <w:instrText xml:space="preserve"> PAGEREF _Toc242290258 \h </w:instrText>
         </w:r>
         <w:r>
           <w:rPr>
@@ -1217,7 +1137,7 @@
           <w:lang w:val="es-CO" w:eastAsia="es-CO"/>
         </w:rPr>
       </w:pPr>
-      <w:hyperlink w:anchor="_Toc242195330" w:history="1">
+      <w:hyperlink w:anchor="_Toc242290259" w:history="1">
         <w:r>
           <w:rPr>
             <w:rStyle w:val="Hyperlink"/>
@@ -1244,7 +1164,7 @@
             <w:noProof/>
             <w:webHidden/>
           </w:rPr>
-          <w:instrText xml:space="preserve"> PAGEREF _Toc242195330 \h </w:instrText>
+          <w:instrText xml:space="preserve"> PAGEREF _Toc242290259 \h </w:instrText>
         </w:r>
         <w:r>
           <w:rPr>
@@ -1289,7 +1209,7 @@
           <w:lang w:val="es-CO" w:eastAsia="es-CO"/>
         </w:rPr>
       </w:pPr>
-      <w:hyperlink w:anchor="_Toc242195331" w:history="1">
+      <w:hyperlink w:anchor="_Toc242290260" w:history="1">
         <w:r>
           <w:rPr>
             <w:rStyle w:val="Hyperlink"/>
@@ -1316,7 +1236,7 @@
             <w:noProof/>
             <w:webHidden/>
           </w:rPr>
-          <w:instrText xml:space="preserve"> PAGEREF _Toc242195331 \h </w:instrText>
+          <w:instrText xml:space="preserve"> PAGEREF _Toc242290260 \h </w:instrText>
         </w:r>
         <w:r>
           <w:rPr>
@@ -1361,7 +1281,7 @@
           <w:lang w:val="es-CO" w:eastAsia="es-CO"/>
         </w:rPr>
       </w:pPr>
-      <w:hyperlink w:anchor="_Toc242195332" w:history="1">
+      <w:hyperlink w:anchor="_Toc242290261" w:history="1">
         <w:r>
           <w:rPr>
             <w:rStyle w:val="Hyperlink"/>
@@ -1388,7 +1308,7 @@
             <w:noProof/>
             <w:webHidden/>
           </w:rPr>
-          <w:instrText xml:space="preserve"> PAGEREF _Toc242195332 \h </w:instrText>
+          <w:instrText xml:space="preserve"> PAGEREF _Toc242290261 \h </w:instrText>
         </w:r>
         <w:r>
           <w:rPr>
@@ -1433,7 +1353,7 @@
           <w:lang w:val="es-CO" w:eastAsia="es-CO"/>
         </w:rPr>
       </w:pPr>
-      <w:hyperlink w:anchor="_Toc242195333" w:history="1">
+      <w:hyperlink w:anchor="_Toc242290262" w:history="1">
         <w:r>
           <w:rPr>
             <w:rStyle w:val="Hyperlink"/>
@@ -1460,7 +1380,7 @@
             <w:noProof/>
             <w:webHidden/>
           </w:rPr>
-          <w:instrText xml:space="preserve"> PAGEREF _Toc242195333 \h </w:instrText>
+          <w:instrText xml:space="preserve"> PAGEREF _Toc242290262 \h </w:instrText>
         </w:r>
         <w:r>
           <w:rPr>
@@ -1505,7 +1425,7 @@
           <w:lang w:val="es-CO" w:eastAsia="es-CO"/>
         </w:rPr>
       </w:pPr>
-      <w:hyperlink w:anchor="_Toc242195334" w:history="1">
+      <w:hyperlink w:anchor="_Toc242290263" w:history="1">
         <w:r>
           <w:rPr>
             <w:rStyle w:val="Hyperlink"/>
@@ -1532,7 +1452,7 @@
             <w:noProof/>
             <w:webHidden/>
           </w:rPr>
-          <w:instrText xml:space="preserve"> PAGEREF _Toc242195334 \h </w:instrText>
+          <w:instrText xml:space="preserve"> PAGEREF _Toc242290263 \h </w:instrText>
         </w:r>
         <w:r>
           <w:rPr>
@@ -1577,7 +1497,7 @@
           <w:lang w:val="es-CO" w:eastAsia="es-CO"/>
         </w:rPr>
       </w:pPr>
-      <w:hyperlink w:anchor="_Toc242195335" w:history="1">
+      <w:hyperlink w:anchor="_Toc242290264" w:history="1">
         <w:r>
           <w:rPr>
             <w:rStyle w:val="Hyperlink"/>
@@ -1604,7 +1524,7 @@
             <w:noProof/>
             <w:webHidden/>
           </w:rPr>
-          <w:instrText xml:space="preserve"> PAGEREF _Toc242195335 \h </w:instrText>
+          <w:instrText xml:space="preserve"> PAGEREF _Toc242290264 \h </w:instrText>
         </w:r>
         <w:r>
           <w:rPr>
@@ -1649,7 +1569,7 @@
           <w:lang w:val="es-CO" w:eastAsia="es-CO"/>
         </w:rPr>
       </w:pPr>
-      <w:hyperlink w:anchor="_Toc242195336" w:history="1">
+      <w:hyperlink w:anchor="_Toc242290265" w:history="1">
         <w:r>
           <w:rPr>
             <w:rStyle w:val="Hyperlink"/>
@@ -1676,7 +1596,7 @@
             <w:noProof/>
             <w:webHidden/>
           </w:rPr>
-          <w:instrText xml:space="preserve"> PAGEREF _Toc242195336 \h </w:instrText>
+          <w:instrText xml:space="preserve"> PAGEREF _Toc242290265 \h </w:instrText>
         </w:r>
         <w:r>
           <w:rPr>
@@ -1721,7 +1641,7 @@
           <w:lang w:val="es-CO" w:eastAsia="es-CO"/>
         </w:rPr>
       </w:pPr>
-      <w:hyperlink w:anchor="_Toc242195337" w:history="1">
+      <w:hyperlink w:anchor="_Toc242290266" w:history="1">
         <w:r>
           <w:rPr>
             <w:rStyle w:val="Hyperlink"/>
@@ -1748,7 +1668,7 @@
             <w:noProof/>
             <w:webHidden/>
           </w:rPr>
-          <w:instrText xml:space="preserve"> PAGEREF _Toc242195337 \h </w:instrText>
+          <w:instrText xml:space="preserve"> PAGEREF _Toc242290266 \h </w:instrText>
         </w:r>
         <w:r>
           <w:rPr>
@@ -1793,7 +1713,7 @@
           <w:lang w:val="es-CO" w:eastAsia="es-CO"/>
         </w:rPr>
       </w:pPr>
-      <w:hyperlink w:anchor="_Toc242195338" w:history="1">
+      <w:hyperlink w:anchor="_Toc242290267" w:history="1">
         <w:r>
           <w:rPr>
             <w:rStyle w:val="Hyperlink"/>
@@ -1820,7 +1740,7 @@
             <w:noProof/>
             <w:webHidden/>
           </w:rPr>
-          <w:instrText xml:space="preserve"> PAGEREF _Toc242195338 \h </w:instrText>
+          <w:instrText xml:space="preserve"> PAGEREF _Toc242290267 \h </w:instrText>
         </w:r>
         <w:r>
           <w:rPr>
@@ -1865,7 +1785,7 @@
           <w:lang w:val="es-CO" w:eastAsia="es-CO"/>
         </w:rPr>
       </w:pPr>
-      <w:hyperlink w:anchor="_Toc242195339" w:history="1">
+      <w:hyperlink w:anchor="_Toc242290268" w:history="1">
         <w:r>
           <w:rPr>
             <w:rStyle w:val="Hyperlink"/>
@@ -1892,7 +1812,7 @@
             <w:noProof/>
             <w:webHidden/>
           </w:rPr>
-          <w:instrText xml:space="preserve"> PAGEREF _Toc242195339 \h </w:instrText>
+          <w:instrText xml:space="preserve"> PAGEREF _Toc242290268 \h </w:instrText>
         </w:r>
         <w:r>
           <w:rPr>
@@ -1937,7 +1857,7 @@
           <w:lang w:val="es-CO" w:eastAsia="es-CO"/>
         </w:rPr>
       </w:pPr>
-      <w:hyperlink w:anchor="_Toc242195340" w:history="1">
+      <w:hyperlink w:anchor="_Toc242290269" w:history="1">
         <w:r>
           <w:rPr>
             <w:rStyle w:val="Hyperlink"/>
@@ -1964,7 +1884,7 @@
             <w:noProof/>
             <w:webHidden/>
           </w:rPr>
-          <w:instrText xml:space="preserve"> PAGEREF _Toc242195340 \h </w:instrText>
+          <w:instrText xml:space="preserve"> PAGEREF _Toc242290269 \h </w:instrText>
         </w:r>
         <w:r>
           <w:rPr>
@@ -2009,7 +1929,7 @@
           <w:lang w:val="es-CO" w:eastAsia="es-CO"/>
         </w:rPr>
       </w:pPr>
-      <w:hyperlink w:anchor="_Toc242195341" w:history="1">
+      <w:hyperlink w:anchor="_Toc242290270" w:history="1">
         <w:r>
           <w:rPr>
             <w:rStyle w:val="Hyperlink"/>
@@ -2036,7 +1956,7 @@
             <w:noProof/>
             <w:webHidden/>
           </w:rPr>
-          <w:instrText xml:space="preserve"> PAGEREF _Toc242195341 \h </w:instrText>
+          <w:instrText xml:space="preserve"> PAGEREF _Toc242290270 \h </w:instrText>
         </w:r>
         <w:r>
           <w:rPr>
@@ -2081,7 +2001,7 @@
           <w:lang w:val="es-CO" w:eastAsia="es-CO"/>
         </w:rPr>
       </w:pPr>
-      <w:hyperlink w:anchor="_Toc242195342" w:history="1">
+      <w:hyperlink w:anchor="_Toc242290271" w:history="1">
         <w:r>
           <w:rPr>
             <w:rStyle w:val="Hyperlink"/>
@@ -2108,7 +2028,7 @@
             <w:noProof/>
             <w:webHidden/>
           </w:rPr>
-          <w:instrText xml:space="preserve"> PAGEREF _Toc242195342 \h </w:instrText>
+          <w:instrText xml:space="preserve"> PAGEREF _Toc242290271 \h </w:instrText>
         </w:r>
         <w:r>
           <w:rPr>
@@ -2153,7 +2073,7 @@
           <w:lang w:val="es-CO" w:eastAsia="es-CO"/>
         </w:rPr>
       </w:pPr>
-      <w:hyperlink w:anchor="_Toc242195343" w:history="1">
+      <w:hyperlink w:anchor="_Toc242290272" w:history="1">
         <w:r>
           <w:rPr>
             <w:rStyle w:val="Hyperlink"/>
@@ -2180,7 +2100,7 @@
             <w:noProof/>
             <w:webHidden/>
           </w:rPr>
-          <w:instrText xml:space="preserve"> PAGEREF _Toc242195343 \h </w:instrText>
+          <w:instrText xml:space="preserve"> PAGEREF _Toc242290272 \h </w:instrText>
         </w:r>
         <w:r>
           <w:rPr>
@@ -2225,7 +2145,7 @@
           <w:lang w:val="es-CO" w:eastAsia="es-CO"/>
         </w:rPr>
       </w:pPr>
-      <w:hyperlink w:anchor="_Toc242195344" w:history="1">
+      <w:hyperlink w:anchor="_Toc242290273" w:history="1">
         <w:r>
           <w:rPr>
             <w:rStyle w:val="Hyperlink"/>
@@ -2252,7 +2172,7 @@
             <w:noProof/>
             <w:webHidden/>
           </w:rPr>
-          <w:instrText xml:space="preserve"> PAGEREF _Toc242195344 \h </w:instrText>
+          <w:instrText xml:space="preserve"> PAGEREF _Toc242290273 \h </w:instrText>
         </w:r>
         <w:r>
           <w:rPr>
@@ -2297,7 +2217,7 @@
           <w:lang w:val="es-CO" w:eastAsia="es-CO"/>
         </w:rPr>
       </w:pPr>
-      <w:hyperlink w:anchor="_Toc242195345" w:history="1">
+      <w:hyperlink w:anchor="_Toc242290274" w:history="1">
         <w:r>
           <w:rPr>
             <w:rStyle w:val="Hyperlink"/>
@@ -2324,7 +2244,7 @@
             <w:noProof/>
             <w:webHidden/>
           </w:rPr>
-          <w:instrText xml:space="preserve"> PAGEREF _Toc242195345 \h </w:instrText>
+          <w:instrText xml:space="preserve"> PAGEREF _Toc242290274 \h </w:instrText>
         </w:r>
         <w:r>
           <w:rPr>
@@ -2369,7 +2289,7 @@
           <w:lang w:val="es-CO" w:eastAsia="es-CO"/>
         </w:rPr>
       </w:pPr>
-      <w:hyperlink w:anchor="_Toc242195346" w:history="1">
+      <w:hyperlink w:anchor="_Toc242290275" w:history="1">
         <w:r>
           <w:rPr>
             <w:rStyle w:val="Hyperlink"/>
@@ -2396,7 +2316,7 @@
             <w:noProof/>
             <w:webHidden/>
           </w:rPr>
-          <w:instrText xml:space="preserve"> PAGEREF _Toc242195346 \h </w:instrText>
+          <w:instrText xml:space="preserve"> PAGEREF _Toc242290275 \h </w:instrText>
         </w:r>
         <w:r>
           <w:rPr>
@@ -2441,7 +2361,7 @@
           <w:lang w:val="es-CO" w:eastAsia="es-CO"/>
         </w:rPr>
       </w:pPr>
-      <w:hyperlink w:anchor="_Toc242195347" w:history="1">
+      <w:hyperlink w:anchor="_Toc242290276" w:history="1">
         <w:r>
           <w:rPr>
             <w:rStyle w:val="Hyperlink"/>
@@ -2468,7 +2388,7 @@
             <w:noProof/>
             <w:webHidden/>
           </w:rPr>
-          <w:instrText xml:space="preserve"> PAGEREF _Toc242195347 \h </w:instrText>
+          <w:instrText xml:space="preserve"> PAGEREF _Toc242290276 \h </w:instrText>
         </w:r>
         <w:r>
           <w:rPr>
@@ -2513,7 +2433,7 @@
           <w:lang w:val="es-CO" w:eastAsia="es-CO"/>
         </w:rPr>
       </w:pPr>
-      <w:hyperlink w:anchor="_Toc242195348" w:history="1">
+      <w:hyperlink w:anchor="_Toc242290277" w:history="1">
         <w:r>
           <w:rPr>
             <w:rStyle w:val="Hyperlink"/>
@@ -2540,7 +2460,7 @@
             <w:noProof/>
             <w:webHidden/>
           </w:rPr>
-          <w:instrText xml:space="preserve"> PAGEREF _Toc242195348 \h </w:instrText>
+          <w:instrText xml:space="preserve"> PAGEREF _Toc242290277 \h </w:instrText>
         </w:r>
         <w:r>
           <w:rPr>
@@ -2585,7 +2505,7 @@
           <w:lang w:val="es-CO" w:eastAsia="es-CO"/>
         </w:rPr>
       </w:pPr>
-      <w:hyperlink w:anchor="_Toc242195349" w:history="1">
+      <w:hyperlink w:anchor="_Toc242290278" w:history="1">
         <w:r>
           <w:rPr>
             <w:rStyle w:val="Hyperlink"/>
@@ -2612,7 +2532,7 @@
             <w:noProof/>
             <w:webHidden/>
           </w:rPr>
-          <w:instrText xml:space="preserve"> PAGEREF _Toc242195349 \h </w:instrText>
+          <w:instrText xml:space="preserve"> PAGEREF _Toc242290278 \h </w:instrText>
         </w:r>
         <w:r>
           <w:rPr>
@@ -2657,7 +2577,7 @@
           <w:lang w:val="es-CO" w:eastAsia="es-CO"/>
         </w:rPr>
       </w:pPr>
-      <w:hyperlink w:anchor="_Toc242195350" w:history="1">
+      <w:hyperlink w:anchor="_Toc242290279" w:history="1">
         <w:r>
           <w:rPr>
             <w:rStyle w:val="Hyperlink"/>
@@ -2684,7 +2604,7 @@
             <w:noProof/>
             <w:webHidden/>
           </w:rPr>
-          <w:instrText xml:space="preserve"> PAGEREF _Toc242195350 \h </w:instrText>
+          <w:instrText xml:space="preserve"> PAGEREF _Toc242290279 \h </w:instrText>
         </w:r>
         <w:r>
           <w:rPr>
@@ -2729,7 +2649,7 @@
           <w:lang w:val="es-CO" w:eastAsia="es-CO"/>
         </w:rPr>
       </w:pPr>
-      <w:hyperlink w:anchor="_Toc242195351" w:history="1">
+      <w:hyperlink w:anchor="_Toc242290280" w:history="1">
         <w:r>
           <w:rPr>
             <w:rStyle w:val="Hyperlink"/>
@@ -2756,7 +2676,7 @@
             <w:noProof/>
             <w:webHidden/>
           </w:rPr>
-          <w:instrText xml:space="preserve"> PAGEREF _Toc242195351 \h </w:instrText>
+          <w:instrText xml:space="preserve"> PAGEREF _Toc242290280 \h </w:instrText>
         </w:r>
         <w:r>
           <w:rPr>
@@ -2801,7 +2721,7 @@
           <w:lang w:val="es-CO" w:eastAsia="es-CO"/>
         </w:rPr>
       </w:pPr>
-      <w:hyperlink w:anchor="_Toc242195352" w:history="1">
+      <w:hyperlink w:anchor="_Toc242290281" w:history="1">
         <w:r>
           <w:rPr>
             <w:rStyle w:val="Hyperlink"/>
@@ -2828,7 +2748,7 @@
             <w:noProof/>
             <w:webHidden/>
           </w:rPr>
-          <w:instrText xml:space="preserve"> PAGEREF _Toc242195352 \h </w:instrText>
+          <w:instrText xml:space="preserve"> PAGEREF _Toc242290281 \h </w:instrText>
         </w:r>
         <w:r>
           <w:rPr>
@@ -2873,7 +2793,7 @@
           <w:lang w:val="es-CO" w:eastAsia="es-CO"/>
         </w:rPr>
       </w:pPr>
-      <w:hyperlink w:anchor="_Toc242195353" w:history="1">
+      <w:hyperlink w:anchor="_Toc242290282" w:history="1">
         <w:r>
           <w:rPr>
             <w:rStyle w:val="Hyperlink"/>
@@ -2900,7 +2820,7 @@
             <w:noProof/>
             <w:webHidden/>
           </w:rPr>
-          <w:instrText xml:space="preserve"> PAGEREF _Toc242195353 \h </w:instrText>
+          <w:instrText xml:space="preserve"> PAGEREF _Toc242290282 \h </w:instrText>
         </w:r>
         <w:r>
           <w:rPr>
@@ -2945,7 +2865,7 @@
           <w:lang w:val="es-CO" w:eastAsia="es-CO"/>
         </w:rPr>
       </w:pPr>
-      <w:hyperlink w:anchor="_Toc242195354" w:history="1">
+      <w:hyperlink w:anchor="_Toc242290283" w:history="1">
         <w:r>
           <w:rPr>
             <w:rStyle w:val="Hyperlink"/>
@@ -2972,7 +2892,7 @@
             <w:noProof/>
             <w:webHidden/>
           </w:rPr>
-          <w:instrText xml:space="preserve"> PAGEREF _Toc242195354 \h </w:instrText>
+          <w:instrText xml:space="preserve"> PAGEREF _Toc242290283 \h </w:instrText>
         </w:r>
         <w:r>
           <w:rPr>
@@ -3017,7 +2937,7 @@
           <w:lang w:val="es-CO" w:eastAsia="es-CO"/>
         </w:rPr>
       </w:pPr>
-      <w:hyperlink w:anchor="_Toc242195355" w:history="1">
+      <w:hyperlink w:anchor="_Toc242290284" w:history="1">
         <w:r>
           <w:rPr>
             <w:rStyle w:val="Hyperlink"/>
@@ -3044,7 +2964,7 @@
             <w:noProof/>
             <w:webHidden/>
           </w:rPr>
-          <w:instrText xml:space="preserve"> PAGEREF _Toc242195355 \h </w:instrText>
+          <w:instrText xml:space="preserve"> PAGEREF _Toc242290284 \h </w:instrText>
         </w:r>
         <w:r>
           <w:rPr>
@@ -3089,7 +3009,7 @@
           <w:lang w:val="es-CO" w:eastAsia="es-CO"/>
         </w:rPr>
       </w:pPr>
-      <w:hyperlink w:anchor="_Toc242195356" w:history="1">
+      <w:hyperlink w:anchor="_Toc242290285" w:history="1">
         <w:r>
           <w:rPr>
             <w:rStyle w:val="Hyperlink"/>
@@ -3116,7 +3036,7 @@
             <w:noProof/>
             <w:webHidden/>
           </w:rPr>
-          <w:instrText xml:space="preserve"> PAGEREF _Toc242195356 \h </w:instrText>
+          <w:instrText xml:space="preserve"> PAGEREF _Toc242290285 \h </w:instrText>
         </w:r>
         <w:r>
           <w:rPr>
@@ -3167,7 +3087,7 @@
       <w:pPr>
         <w:pStyle w:val="Heading1"/>
       </w:pPr>
-      <w:bookmarkStart w:id="0" w:name="_Toc242195322"/>
+      <w:bookmarkStart w:id="0" w:name="_Toc242290251"/>
       <w:r>
         <w:lastRenderedPageBreak/>
         <w:t>1. Introducción</w:t>
@@ -3178,7 +3098,7 @@
       <w:pPr>
         <w:pStyle w:val="Heading2"/>
       </w:pPr>
-      <w:bookmarkStart w:id="1" w:name="_Toc242195323"/>
+      <w:bookmarkStart w:id="1" w:name="_Toc242290252"/>
       <w:r>
         <w:t>1.1 Propósito del software</w:t>
       </w:r>
@@ -3193,7 +3113,7 @@
       <w:pPr>
         <w:pStyle w:val="Heading2"/>
       </w:pPr>
-      <w:bookmarkStart w:id="2" w:name="_Toc242195324"/>
+      <w:bookmarkStart w:id="2" w:name="_Toc242290253"/>
       <w:r>
         <w:t>1.2 Contexto general</w:t>
       </w:r>
@@ -3201,14 +3121,14 @@
     </w:p>
     <w:p>
       <w:r>
-        <w:t>El programa calcula la demanda necesaria para seguir una velocidad prescrita y comprueba potencia y batería. Wh es energía; Wh/km es consumo por distancia; SOC es una fracción entre 0 y 1. Los datos incluidos son sintéticos y no establecen precisión con una bicicleta real.</w:t>
+        <w:t>El programa calcula la demanda necesaria para seguir una velocidad prescrita y comprueba potencia y batería. Wh es energía. Wh/km es consumo por distancia. SOC es una fracción entre 0 y 1. Los datos incluidos son sintéticos y no establecen precisión con una bicicleta real.</w:t>
       </w:r>
     </w:p>
     <w:p>
       <w:pPr>
         <w:pStyle w:val="Heading2"/>
       </w:pPr>
-      <w:bookmarkStart w:id="3" w:name="_Toc242195325"/>
+      <w:bookmarkStart w:id="3" w:name="_Toc242290254"/>
       <w:r>
         <w:t>1.3 Alcance del documento</w:t>
       </w:r>
@@ -3216,7 +3136,7 @@
     </w:p>
     <w:p>
       <w:r>
-        <w:t xml:space="preserve">La revisión ilustrada del 6 de octubre de 2026 cubre los quince paneles, los botones, el tutorial y los ejemplos. El flujo utiliza </w:t>
+        <w:t xml:space="preserve">La revisión editorial del 7 de octubre de 2026 cubre los quince paneles, los botones, el tutorial y los ejemplos. El flujo utiliza </w:t>
       </w:r>
       <w:r>
         <w:rPr>
@@ -3234,7 +3154,7 @@
         <w:t>Simular</w:t>
       </w:r>
       <w:r>
-        <w:t>. La selección del desplegable describe un caso; cargarlo lo convierte en el ejemplo activo. Las capturas corresponden al mismo código de interfaz que el EXE.</w:t>
+        <w:t>. La selección del desplegable describe un caso. Cargarlo lo convierte en el ejemplo activo. Las capturas corresponden al mismo código de interfaz que el EXE.</w:t>
       </w:r>
     </w:p>
     <w:p>
@@ -3252,7 +3172,7 @@
       <w:pPr>
         <w:pStyle w:val="Heading1"/>
       </w:pPr>
-      <w:bookmarkStart w:id="4" w:name="_Toc242195326"/>
+      <w:bookmarkStart w:id="4" w:name="_Toc242290255"/>
       <w:r>
         <w:lastRenderedPageBreak/>
         <w:t>2. Descripción general del sistema</w:t>
@@ -3263,7 +3183,7 @@
       <w:pPr>
         <w:pStyle w:val="Heading2"/>
       </w:pPr>
-      <w:bookmarkStart w:id="5" w:name="_Toc242195327"/>
+      <w:bookmarkStart w:id="5" w:name="_Toc242290256"/>
       <w:r>
         <w:t>2.1 Hardware y requisitos del sistema</w:t>
       </w:r>
@@ -3278,7 +3198,7 @@
       <w:pPr>
         <w:pStyle w:val="Heading2"/>
       </w:pPr>
-      <w:bookmarkStart w:id="6" w:name="_Toc242195328"/>
+      <w:bookmarkStart w:id="6" w:name="_Toc242290257"/>
       <w:r>
         <w:t>2.2 Qué hace el sistema</w:t>
       </w:r>
@@ -3293,7 +3213,7 @@
       <w:pPr>
         <w:pStyle w:val="Heading2"/>
       </w:pPr>
-      <w:bookmarkStart w:id="7" w:name="_Toc242195329"/>
+      <w:bookmarkStart w:id="7" w:name="_Toc242290258"/>
       <w:r>
         <w:t>2.3 Principales capacidades</w:t>
       </w:r>
@@ -3687,7 +3607,7 @@
       <w:pPr>
         <w:pStyle w:val="Heading1"/>
       </w:pPr>
-      <w:bookmarkStart w:id="8" w:name="_Toc242195330"/>
+      <w:bookmarkStart w:id="8" w:name="_Toc242290259"/>
       <w:r>
         <w:lastRenderedPageBreak/>
         <w:t>3. Acceso y requisitos</w:t>
@@ -3698,7 +3618,7 @@
       <w:pPr>
         <w:pStyle w:val="Heading2"/>
       </w:pPr>
-      <w:bookmarkStart w:id="9" w:name="_Toc242195331"/>
+      <w:bookmarkStart w:id="9" w:name="_Toc242290260"/>
       <w:r>
         <w:t>3.1 Ejecución del paquete portátil</w:t>
       </w:r>
@@ -3713,7 +3633,7 @@
       <w:pPr>
         <w:pStyle w:val="Heading2"/>
       </w:pPr>
-      <w:bookmarkStart w:id="10" w:name="_Toc242195332"/>
+      <w:bookmarkStart w:id="10" w:name="_Toc242290261"/>
       <w:r>
         <w:t>3.2 Ejecución desde fuentes</w:t>
       </w:r>
@@ -3752,7 +3672,7 @@
     </w:p>
     <w:p>
       <w:r>
-        <w:t>Repositorio: https://github.com/fjburgosf/BikeEnergyLab. Versión: 1.0.0. Contacto: fjburgosf@gmail.com.</w:t>
+        <w:t>Versión: 1.0.0. Contacto: fjburgosf@gmail.com.</w:t>
       </w:r>
     </w:p>
     <w:p>
@@ -3769,7 +3689,7 @@
       <w:pPr>
         <w:pStyle w:val="Heading1"/>
       </w:pPr>
-      <w:bookmarkStart w:id="11" w:name="_Toc242195333"/>
+      <w:bookmarkStart w:id="11" w:name="_Toc242290262"/>
       <w:r>
         <w:lastRenderedPageBreak/>
         <w:t>4. Uso del sistema</w:t>
@@ -3780,7 +3700,7 @@
       <w:pPr>
         <w:pStyle w:val="Heading2"/>
       </w:pPr>
-      <w:bookmarkStart w:id="12" w:name="_Toc242195334"/>
+      <w:bookmarkStart w:id="12" w:name="_Toc242290263"/>
       <w:r>
         <w:t>4.1 Inicio y controles generales</w:t>
       </w:r>
@@ -3796,7 +3716,7 @@
           <w:noProof/>
         </w:rPr>
         <w:drawing>
-          <wp:inline distT="0" distB="0" distL="0" distR="0" wp14:anchorId="4C44E30F" wp14:editId="09C783B4">
+          <wp:inline distT="0" distB="0" distL="0" distR="0" wp14:anchorId="599B612A" wp14:editId="38EB6000">
             <wp:extent cx="5943600" cy="4240375"/>
             <wp:effectExtent l="0" t="0" r="0" b="0"/>
             <wp:docPr id="1" name="Picture 1" descr="Pantalla inicial con barra superior, navegación y catálogo de ejemplos."/>
@@ -3845,7 +3765,7 @@
     </w:p>
     <w:p>
       <w:r>
-        <w:t>La navegación izquierda cambia de panel. La barra inferior informa Listo, Calculando o errores. Mientras calcula se bloquean los controles; espere a Listo. Las barras de desplazamiento permiten revisar campos inferiores.</w:t>
+        <w:t>La navegación izquierda cambia de panel. La barra inferior informa Listo, Calculando o errores. Mientras calcula se bloquean los controles. Espere a Listo. Las barras de desplazamiento permiten revisar campos inferiores.</w:t>
       </w:r>
     </w:p>
     <w:tbl>
@@ -3966,7 +3886,7 @@
               <w:rPr>
                 <w:lang w:val="es-CO"/>
               </w:rPr>
-              <w:t>Abre y valida una configuración; descarta el contexto del ejemplo activo.</w:t>
+              <w:t>Abre y valida una configuración. Descarta el contexto del ejemplo activo.</w:t>
             </w:r>
           </w:p>
         </w:tc>
@@ -4310,7 +4230,7 @@
               <w:rPr>
                 <w:lang w:val="es-CO"/>
               </w:rPr>
-              <w:t>Cierra la aplicación; guarde y exporte antes de cerrar.</w:t>
+              <w:t>Cierra la aplicación. Guarde y exporte antes de cerrar.</w:t>
             </w:r>
           </w:p>
         </w:tc>
@@ -4325,7 +4245,7 @@
       <w:pPr>
         <w:pStyle w:val="Heading2"/>
       </w:pPr>
-      <w:bookmarkStart w:id="13" w:name="_Toc242195335"/>
+      <w:bookmarkStart w:id="13" w:name="_Toc242290264"/>
       <w:r>
         <w:t>4.2 Selección y carga de ejemplos</w:t>
       </w:r>
@@ -4360,7 +4280,7 @@
         <w:t>Simular</w:t>
       </w:r>
       <w:r>
-        <w:t xml:space="preserve">. Cargar sustituye configuración, resultado y modelo en memoria; conserva los archivos guardados. Cambiar solo la selección no sustituye el caso activo. </w:t>
+        <w:t xml:space="preserve">. Cargar sustituye configuración, resultado y modelo en memoria. Conserva los archivos guardados. Cambiar solo la selección no sustituye el caso activo. </w:t>
       </w:r>
       <w:r>
         <w:rPr>
@@ -4369,14 +4289,14 @@
         <w:t>Iniciar tutorial guiado</w:t>
       </w:r>
       <w:r>
-        <w:t xml:space="preserve"> abre la misma guía que Tutorial. Un modelo híbrido ya entrenado se reutiliza al simular otra vez; cargar otro ejemplo lo descarta.</w:t>
+        <w:t xml:space="preserve"> abre la misma guía que Tutorial. Un modelo híbrido ya entrenado se reutiliza al simular otra vez. Cargar otro ejemplo lo descarta.</w:t>
       </w:r>
     </w:p>
     <w:p>
       <w:pPr>
         <w:pStyle w:val="Heading2"/>
       </w:pPr>
-      <w:bookmarkStart w:id="14" w:name="_Toc242195336"/>
+      <w:bookmarkStart w:id="14" w:name="_Toc242290265"/>
       <w:r>
         <w:t>4.3 Bicicleta y ciclista</w:t>
       </w:r>
@@ -4392,7 +4312,7 @@
           <w:noProof/>
         </w:rPr>
         <w:drawing>
-          <wp:inline distT="0" distB="0" distL="0" distR="0" wp14:anchorId="46144E48" wp14:editId="140BFB59">
+          <wp:inline distT="0" distB="0" distL="0" distR="0" wp14:anchorId="38CEAE60" wp14:editId="6C047290">
             <wp:extent cx="5943600" cy="4240375"/>
             <wp:effectExtent l="0" t="0" r="0" b="0"/>
             <wp:docPr id="2" name="Picture 2" descr="Panel Bicicleta con masas, rodadura, aerodinámica y transmisión."/>
@@ -4442,7 +4362,7 @@
     <w:p>
       <w:r>
         <w:lastRenderedPageBreak/>
-        <w:t>Configure masa, carga, CdA, Crr, radio y eficiencia de transmisión. La masa total incluye bicicleta, ciclista y carga. Los valores iniciales son supuestos editables. Las ayudas indican unidades y rangos orientativos; el programa valida restricciones al ejecutar.</w:t>
+        <w:t>Configure masa, carga, CdA, Crr, radio y eficiencia de transmisión. La masa total incluye bicicleta, ciclista y carga. Los valores iniciales son supuestos editables. Las ayudas indican unidades y rangos orientativos. El programa valida restricciones al ejecutar.</w:t>
       </w:r>
     </w:p>
     <w:p>
@@ -4455,7 +4375,7 @@
           <w:noProof/>
         </w:rPr>
         <w:drawing>
-          <wp:inline distT="0" distB="0" distL="0" distR="0" wp14:anchorId="2AB63AFB" wp14:editId="2C018B1F">
+          <wp:inline distT="0" distB="0" distL="0" distR="0" wp14:anchorId="01ABE86A" wp14:editId="3AFFE5C7">
             <wp:extent cx="5943600" cy="4240375"/>
             <wp:effectExtent l="0" t="0" r="0" b="0"/>
             <wp:docPr id="3" name="Picture 3" descr="Panel Ciclista con masa y potencia humana en pedales."/>
@@ -4511,7 +4431,7 @@
       <w:pPr>
         <w:pStyle w:val="Heading2"/>
       </w:pPr>
-      <w:bookmarkStart w:id="15" w:name="_Toc242195337"/>
+      <w:bookmarkStart w:id="15" w:name="_Toc242290266"/>
       <w:r>
         <w:lastRenderedPageBreak/>
         <w:t>4.4 Motor y batería</w:t>
@@ -4528,7 +4448,7 @@
           <w:noProof/>
         </w:rPr>
         <w:drawing>
-          <wp:inline distT="0" distB="0" distL="0" distR="0" wp14:anchorId="5242F93B" wp14:editId="6E602585">
+          <wp:inline distT="0" distB="0" distL="0" distR="0" wp14:anchorId="061ED0C6" wp14:editId="673BFF5D">
             <wp:extent cx="5943600" cy="4240375"/>
             <wp:effectExtent l="0" t="0" r="0" b="0"/>
             <wp:docPr id="4" name="Picture 4" descr="Panel Motor con asistencia, eficiencia y límites."/>
@@ -4591,7 +4511,7 @@
         </w:rPr>
         <w:lastRenderedPageBreak/>
         <w:drawing>
-          <wp:inline distT="0" distB="0" distL="0" distR="0" wp14:anchorId="798C5E64" wp14:editId="190E24EE">
+          <wp:inline distT="0" distB="0" distL="0" distR="0" wp14:anchorId="03C07EE9" wp14:editId="0AD1683F">
             <wp:extent cx="5943600" cy="4240375"/>
             <wp:effectExtent l="0" t="0" r="0" b="0"/>
             <wp:docPr id="5" name="Picture 5" descr="Panel Batería con capacidad, SOC y parámetros del modelo."/>
@@ -4640,14 +4560,14 @@
     </w:p>
     <w:p>
       <w:r>
-        <w:t>Configure Wh nominales, fracción utilizable y SOC inicial/mínimo. Por ejemplo, 500 Wh, fracción 0.95 y SOC de 0.90 a 0.10 representan 380 Wh disponibles. Energy y soc comparten la contabilidad energética. ECM añade Ah, OCV, resistencias, rama RC y límites eléctricos; cambiar Wh no cambia Ah automáticamente. Desplace el panel para ver los campos inferiores. Las casillas activan opciones booleanas; revise su ayuda y límites. Las curvas térmicas necesitan datos de la batería concreta.</w:t>
+        <w:t>Configure Wh nominales, fracción utilizable y SOC inicial/mínimo. Por ejemplo, 500 Wh, fracción 0.95 y SOC de 0.90 a 0.10 representan 380 Wh disponibles. Energy y soc comparten la contabilidad energética. ECM añade Ah, OCV, resistencias, rama RC y límites eléctricos. Cambiar Wh no cambia Ah automáticamente. Desplace el panel para ver los campos inferiores. Las casillas activan opciones booleanas. Revise su ayuda y límites. Las curvas térmicas necesitan datos de la batería concreta.</w:t>
       </w:r>
     </w:p>
     <w:p>
       <w:pPr>
         <w:pStyle w:val="Heading2"/>
       </w:pPr>
-      <w:bookmarkStart w:id="16" w:name="_Toc242195338"/>
+      <w:bookmarkStart w:id="16" w:name="_Toc242290267"/>
       <w:r>
         <w:lastRenderedPageBreak/>
         <w:t>4.5 Ruta</w:t>
@@ -4664,7 +4584,7 @@
           <w:noProof/>
         </w:rPr>
         <w:drawing>
-          <wp:inline distT="0" distB="0" distL="0" distR="0" wp14:anchorId="4EAB8904" wp14:editId="25B42E07">
+          <wp:inline distT="0" distB="0" distL="0" distR="0" wp14:anchorId="1E98E3D3" wp14:editId="6A68CC33">
             <wp:extent cx="5943600" cy="4240375"/>
             <wp:effectExtent l="0" t="0" r="0" b="0"/>
             <wp:docPr id="6" name="Picture 6" descr="Panel Ruta con creación manual, importación y vista previa."/>
@@ -4829,7 +4749,7 @@
               <w:rPr>
                 <w:lang w:val="es-CO"/>
               </w:rPr>
-              <w:t>Introduzca distancia en m, velocidad en m/s y pendiente elevación/horizontal; pulse para construir. 0.03 significa 3%.</w:t>
+              <w:t>Introduzca distancia en m, velocidad en m/s y pendiente elevación/horizontal. Pulse para construir. 0.03 significa 3%.</w:t>
             </w:r>
           </w:p>
         </w:tc>
@@ -4927,7 +4847,7 @@
               <w:rPr>
                 <w:lang w:val="es-CO"/>
               </w:rPr>
-              <w:t>Seleccione la traza. Con tiempos se derivan velocidades y paradas; sin tiempos hace falta velocidad supuesta.</w:t>
+              <w:t>Seleccione la traza. Con tiempos se derivan velocidades y paradas. Sin tiempos hace falta velocidad supuesta.</w:t>
             </w:r>
           </w:p>
         </w:tc>
@@ -4996,7 +4916,7 @@
       <w:pPr>
         <w:pStyle w:val="Heading2"/>
       </w:pPr>
-      <w:bookmarkStart w:id="17" w:name="_Toc242195339"/>
+      <w:bookmarkStart w:id="17" w:name="_Toc242290268"/>
       <w:r>
         <w:lastRenderedPageBreak/>
         <w:t>4.6 Ambiente física y simulación</w:t>
@@ -5013,7 +4933,7 @@
           <w:noProof/>
         </w:rPr>
         <w:drawing>
-          <wp:inline distT="0" distB="0" distL="0" distR="0" wp14:anchorId="0C5698A4" wp14:editId="712A73BD">
+          <wp:inline distT="0" distB="0" distL="0" distR="0" wp14:anchorId="516EA35B" wp14:editId="1C7DCA4E">
             <wp:extent cx="5943600" cy="4240375"/>
             <wp:effectExtent l="0" t="0" r="0" b="0"/>
             <wp:docPr id="7" name="Picture 7" descr="Panel Ambiente con viento y condiciones del aire."/>
@@ -5076,7 +4996,7 @@
         </w:rPr>
         <w:lastRenderedPageBreak/>
         <w:drawing>
-          <wp:inline distT="0" distB="0" distL="0" distR="0" wp14:anchorId="04A7014A" wp14:editId="15E92F74">
+          <wp:inline distT="0" distB="0" distL="0" distR="0" wp14:anchorId="20C6C98F" wp14:editId="052F47C6">
             <wp:extent cx="5943600" cy="4240375"/>
             <wp:effectExtent l="0" t="0" r="0" b="0"/>
             <wp:docPr id="8" name="Picture 8" descr="Panel Física con fuerzas, potencia y balance."/>
@@ -5139,7 +5059,7 @@
         </w:rPr>
         <w:lastRenderedPageBreak/>
         <w:drawing>
-          <wp:inline distT="0" distB="0" distL="0" distR="0" wp14:anchorId="2DCE3821" wp14:editId="5B4C0C4C">
+          <wp:inline distT="0" distB="0" distL="0" distR="0" wp14:anchorId="01E11BB9" wp14:editId="33F142CD">
             <wp:extent cx="5943600" cy="4240375"/>
             <wp:effectExtent l="0" t="0" r="0" b="0"/>
             <wp:docPr id="9" name="Picture 9" descr="Panel Simulación con paso temporal y opciones numéricas."/>
@@ -5188,14 +5108,14 @@
     </w:p>
     <w:p>
       <w:r>
-        <w:t>Configure timestep y auxiliares. Reducir el paso permite estudiar convergencia, pero aumenta el trabajo. Simular calcula; una ruta limitada por potencia no significa que se haya realizado el perfil completo.</w:t>
+        <w:t>Configure timestep y auxiliares. Reducir el paso permite estudiar convergencia, pero aumenta el trabajo. Simular calcula. Una ruta limitada por potencia no significa que se haya realizado el perfil completo.</w:t>
       </w:r>
     </w:p>
     <w:p>
       <w:pPr>
         <w:pStyle w:val="Heading2"/>
       </w:pPr>
-      <w:bookmarkStart w:id="18" w:name="_Toc242195340"/>
+      <w:bookmarkStart w:id="18" w:name="_Toc242290269"/>
       <w:r>
         <w:lastRenderedPageBreak/>
         <w:t>4.7 Calibración y telemetría</w:t>
@@ -5212,7 +5132,7 @@
           <w:noProof/>
         </w:rPr>
         <w:drawing>
-          <wp:inline distT="0" distB="0" distL="0" distR="0" wp14:anchorId="0F80B64D" wp14:editId="57DE50A8">
+          <wp:inline distT="0" distB="0" distL="0" distR="0" wp14:anchorId="499C8DF6" wp14:editId="15FEFEE5">
             <wp:extent cx="5943600" cy="4240375"/>
             <wp:effectExtent l="0" t="0" r="0" b="0"/>
             <wp:docPr id="10" name="Picture 10" descr="Panel Calibración con ajuste y conversión de sensores."/>
@@ -5267,7 +5187,7 @@
         <w:t>Calibrar desde CSV observado</w:t>
       </w:r>
       <w:r>
-        <w:t xml:space="preserve"> carga observaciones de rutas completas, ajusta Crr/CdA y muestra residuos e identificabilidad. Use grupos route_id independientes, intervalos y observed_route_energy_wh; conserve las condiciones de cada ruta. Un error pequeño no garantiza identificación física.</w:t>
+        <w:t xml:space="preserve"> carga observaciones de rutas completas, ajusta Crr/CdA y muestra residuos e identificabilidad. Use grupos route_id independientes, intervalos y observed_route_energy_wh. Conserve las condiciones de cada ruta. Un error pequeño no garantiza identificación física.</w:t>
       </w:r>
     </w:p>
     <w:p>
@@ -5285,7 +5205,7 @@
       <w:pPr>
         <w:pStyle w:val="Heading2"/>
       </w:pPr>
-      <w:bookmarkStart w:id="19" w:name="_Toc242195341"/>
+      <w:bookmarkStart w:id="19" w:name="_Toc242290270"/>
       <w:r>
         <w:lastRenderedPageBreak/>
         <w:t>4.8 Modelo híbrido</w:t>
@@ -5302,7 +5222,7 @@
           <w:noProof/>
         </w:rPr>
         <w:drawing>
-          <wp:inline distT="0" distB="0" distL="0" distR="0" wp14:anchorId="06C92F13" wp14:editId="6F1FB0E9">
+          <wp:inline distT="0" distB="0" distL="0" distR="0" wp14:anchorId="72855993" wp14:editId="00CA5A10">
             <wp:extent cx="5943600" cy="4240375"/>
             <wp:effectExtent l="0" t="0" r="0" b="0"/>
             <wp:docPr id="11" name="Picture 11" descr="Panel Modelo híbrido con entrenamiento, archivos, adaptación e intervalos."/>
@@ -5467,7 +5387,7 @@
               <w:rPr>
                 <w:lang w:val="es-CO"/>
               </w:rPr>
-              <w:t>Aprende con rutas observadas independientes; necesita al menos 40 rutas separadas entre entrenamiento e intervalos.</w:t>
+              <w:t>Aprende con rutas observadas independientes. Necesita al menos 40 rutas separadas entre entrenamiento e intervalos.</w:t>
             </w:r>
           </w:p>
         </w:tc>
@@ -5516,7 +5436,7 @@
               <w:rPr>
                 <w:lang w:val="es-CO"/>
               </w:rPr>
-              <w:t>Genera datos de práctica y entrena; no usa mediciones reales.</w:t>
+              <w:t>Genera datos de práctica y entrena. No usa mediciones reales.</w:t>
             </w:r>
           </w:p>
         </w:tc>
@@ -5733,7 +5653,7 @@
       <w:pPr>
         <w:pStyle w:val="Heading2"/>
       </w:pPr>
-      <w:bookmarkStart w:id="20" w:name="_Toc242195342"/>
+      <w:bookmarkStart w:id="20" w:name="_Toc242290271"/>
       <w:r>
         <w:t>4.9 Incertidumbre</w:t>
       </w:r>
@@ -5749,7 +5669,7 @@
           <w:noProof/>
         </w:rPr>
         <w:drawing>
-          <wp:inline distT="0" distB="0" distL="0" distR="0" wp14:anchorId="2DD2BFA6" wp14:editId="090F1774">
+          <wp:inline distT="0" distB="0" distL="0" distR="0" wp14:anchorId="6DEDBC73" wp14:editId="54638129">
             <wp:extent cx="5943600" cy="4240375"/>
             <wp:effectExtent l="0" t="0" r="0" b="0"/>
             <wp:docPr id="12" name="Picture 12" descr="Panel Incertidumbre con editor YAML y misión/autonomía."/>
@@ -5807,7 +5727,7 @@
         <w:t>Aplicar YAML</w:t>
       </w:r>
       <w:r>
-        <w:t xml:space="preserve"> valida y activa ese texto; escribir sin aplicar no cambia el caso. </w:t>
+        <w:t xml:space="preserve"> valida y activa ese texto. Escribir sin aplicar no cambia el caso. </w:t>
       </w:r>
       <w:r>
         <w:rPr>
@@ -5828,7 +5748,7 @@
       <w:pPr>
         <w:pStyle w:val="Heading2"/>
       </w:pPr>
-      <w:bookmarkStart w:id="21" w:name="_Toc242195343"/>
+      <w:bookmarkStart w:id="21" w:name="_Toc242290272"/>
       <w:r>
         <w:lastRenderedPageBreak/>
         <w:t>4.10 Experimentos y sensibilidad</w:t>
@@ -5845,7 +5765,7 @@
           <w:noProof/>
         </w:rPr>
         <w:drawing>
-          <wp:inline distT="0" distB="0" distL="0" distR="0" wp14:anchorId="23036FF2" wp14:editId="55EA503C">
+          <wp:inline distT="0" distB="0" distL="0" distR="0" wp14:anchorId="085EF12B" wp14:editId="3D56A7FB">
             <wp:extent cx="5943600" cy="4240375"/>
             <wp:effectExtent l="0" t="0" r="0" b="0"/>
             <wp:docPr id="13" name="Picture 13" descr="Panel Experimentos con benchmark, sensibilidad y suite."/>
@@ -5909,7 +5829,7 @@
         <w:t>Analizar sensibilidad</w:t>
       </w:r>
       <w:r>
-        <w:t xml:space="preserve"> ejecuta el método del selector: OAT, Spearman, Morris o Sobol. Revise dominios, muestras y semilla; Sobol ordinario requiere entradas independientes. </w:t>
+        <w:t xml:space="preserve"> ejecuta el método del selector: OAT, Spearman, Morris o Sobol. Revise dominios, muestras y semilla. Sobol ordinario requiere entradas independientes. </w:t>
       </w:r>
       <w:r>
         <w:rPr>
@@ -5925,7 +5845,7 @@
       <w:pPr>
         <w:pStyle w:val="Heading2"/>
       </w:pPr>
-      <w:bookmarkStart w:id="22" w:name="_Toc242195344"/>
+      <w:bookmarkStart w:id="22" w:name="_Toc242290273"/>
       <w:r>
         <w:lastRenderedPageBreak/>
         <w:t>4.11 Resultados y controles de gráficos</w:t>
@@ -5942,7 +5862,7 @@
           <w:noProof/>
         </w:rPr>
         <w:drawing>
-          <wp:inline distT="0" distB="0" distL="0" distR="0" wp14:anchorId="1914E5EA" wp14:editId="51C50CDC">
+          <wp:inline distT="0" distB="0" distL="0" distR="0" wp14:anchorId="40772C37" wp14:editId="36E80044">
             <wp:extent cx="5943600" cy="4240375"/>
             <wp:effectExtent l="0" t="0" r="0" b="0"/>
             <wp:docPr id="14" name="Picture 14" descr="Resultado ejecutado del ejemplo plano con resumen y gráficos."/>
@@ -6259,7 +6179,7 @@
               <w:rPr>
                 <w:lang w:val="es-CO"/>
               </w:rPr>
-              <w:t>Activa desplazamiento con ratón; pulse otra vez para desactivar.</w:t>
+              <w:t>Activa desplazamiento con ratón. Pulse otra vez para desactivar.</w:t>
             </w:r>
           </w:p>
         </w:tc>
@@ -6406,7 +6326,7 @@
               <w:rPr>
                 <w:lang w:val="es-CO"/>
               </w:rPr>
-              <w:t>Guarda esa figura; seleccione PNG, SVG o PDF.</w:t>
+              <w:t>Guarda esa figura. Seleccione PNG, SVG o PDF.</w:t>
             </w:r>
           </w:p>
         </w:tc>
@@ -6419,14 +6339,14 @@
     </w:p>
     <w:p>
       <w:r>
-        <w:t>Estos nombres pueden permanecer en inglés. Save conserva una figura; la exportación completa conserva además datos, configuración y procedencia.</w:t>
+        <w:t>Estos nombres pueden permanecer en inglés. Save conserva una figura. La exportación completa conserva además datos, configuración y procedencia.</w:t>
       </w:r>
     </w:p>
     <w:p>
       <w:pPr>
         <w:pStyle w:val="Heading2"/>
       </w:pPr>
-      <w:bookmarkStart w:id="23" w:name="_Toc242195345"/>
+      <w:bookmarkStart w:id="23" w:name="_Toc242290274"/>
       <w:r>
         <w:t>4.12 Exportación y cierre</w:t>
       </w:r>
@@ -6442,7 +6362,7 @@
           <w:noProof/>
         </w:rPr>
         <w:drawing>
-          <wp:inline distT="0" distB="0" distL="0" distR="0" wp14:anchorId="0F8B3F5F" wp14:editId="6C0AE51E">
+          <wp:inline distT="0" distB="0" distL="0" distR="0" wp14:anchorId="7D5EF2B6" wp14:editId="3E92314B">
             <wp:extent cx="5943600" cy="4240375"/>
             <wp:effectExtent l="0" t="0" r="0" b="0"/>
             <wp:docPr id="15" name="Picture 15" descr="Panel Exportar con el botón para conservar el último resultado."/>
@@ -6500,14 +6420,14 @@
         <w:t>Exportar último resultado</w:t>
       </w:r>
       <w:r>
-        <w:t>, elija una carpeta y conserve el directorio EXP nuevo completo con YAML, CSV, JSON, figuras y recursos copiados. Abrir/Guardar confirma un diálogo; Cancelar abandona la selección sin ejecutar la operación. Antes de cerrar con X, guarde y exporte. No existe un botón específico de pausa/reanudación científica en esta versión.</w:t>
+        <w:t>, elija una carpeta y conserve el directorio EXP nuevo completo con YAML, CSV, JSON, figuras y recursos copiados. Abrir/Guardar confirma un diálogo. Cancelar abandona la selección sin ejecutar la operación. Antes de cerrar con X, guarde y exporte. No existe un botón específico de pausa/reanudación científica en esta versión.</w:t>
       </w:r>
     </w:p>
     <w:p>
       <w:pPr>
         <w:pStyle w:val="Heading2"/>
       </w:pPr>
-      <w:bookmarkStart w:id="24" w:name="_Toc242195346"/>
+      <w:bookmarkStart w:id="24" w:name="_Toc242290275"/>
       <w:r>
         <w:lastRenderedPageBreak/>
         <w:t>4.13 Tutorial integrado</w:t>
@@ -6524,7 +6444,7 @@
           <w:noProof/>
         </w:rPr>
         <w:drawing>
-          <wp:inline distT="0" distB="0" distL="0" distR="0" wp14:anchorId="7904A648" wp14:editId="426C180F">
+          <wp:inline distT="0" distB="0" distL="0" distR="0" wp14:anchorId="0979E9C9" wp14:editId="250A67D6">
             <wp:extent cx="5943600" cy="4240375"/>
             <wp:effectExtent l="0" t="0" r="0" b="0"/>
             <wp:docPr id="16" name="Picture 16" descr="Tutorial con acción contextual, Anterior, Siguiente y Cerrar tutorial."/>
@@ -6726,7 +6646,7 @@
               <w:rPr>
                 <w:lang w:val="es-CO"/>
               </w:rPr>
-              <w:t>Empezaremos con una ruta plana sintética de 3 km. Pulse Cargar ruta plana. Reemplazará la configuración en pantalla; los archivos guardados se conservan. Los ejemplos permiten practicar sin importar datos.</w:t>
+              <w:t>Empezaremos con una ruta plana sintética de 3 km. Pulse Cargar ruta plana. Reemplazará la configuración en pantalla. Los archivos guardados se conservan. Los ejemplos permiten practicar sin importar datos.</w:t>
             </w:r>
           </w:p>
         </w:tc>
@@ -6783,7 +6703,7 @@
               <w:rPr>
                 <w:lang w:val="es-CO"/>
               </w:rPr>
-              <w:t>Revise masa, Crr y CdA en Bicicleta. Pase el cursor sobre un campo para consultar su ayuda y unidades. En Ciclista, 50 W es potencia en pedales. Puede editar valores; Simular toma la configuración actual.</w:t>
+              <w:t>Revise masa, Crr y CdA en Bicicleta. Pase el cursor sobre un campo para consultar su ayuda y unidades. En Ciclista, 50 W es potencia en pedales. Puede editar valores. Simular toma la configuración actual.</w:t>
             </w:r>
           </w:p>
         </w:tc>
@@ -6840,7 +6760,7 @@
               <w:rPr>
                 <w:lang w:val="es-CO"/>
               </w:rPr>
-              <w:t>Visualice elevación, velocidad, pendiente y superficie. 6 m/s equivale a 21.6 km/h; 0.03 significa pendiente del 3%. Si edita los campos de ruta, pulse Crear ruta manual para aplicarlos antes de simular.</w:t>
+              <w:t>Visualice elevación, velocidad, pendiente y superficie. 6 m/s equivale a 21.6 km/h. 0.03 significa pendiente del 3%. Si edita los campos de ruta, pulse Crear ruta manual para aplicarlos antes de simular.</w:t>
             </w:r>
           </w:p>
         </w:tc>
@@ -6955,7 +6875,7 @@
               <w:rPr>
                 <w:lang w:val="es-CO"/>
               </w:rPr>
-              <w:t>Explore las pestañas de potencias, batería y balance. Wh es energía; Wh/km es consumo por distancia; SOC es la fracción de carga. En Detalles, completed_route indica recorrido completo y feasible indica potencia suficiente. Revise ambos.</w:t>
+              <w:t>Explore las pestañas de potencias, batería y balance. Wh es energía. Wh/km es consumo por distancia. SOC es la fracción de carga. En Detalles, completed_route indica recorrido completo y feasible indica potencia suficiente. Revise ambos.</w:t>
             </w:r>
           </w:p>
         </w:tc>
@@ -7012,7 +6932,7 @@
               <w:rPr>
                 <w:lang w:val="es-CO"/>
               </w:rPr>
-              <w:t>Esta acción carga y ejecuta el ejemplo 07: 30 muestras de viento incierto. Observe distribución de energía y bandas de SOC. Las probabilidades dependen de los supuestos; estas muestras sintéticas no verifican precisión real.</w:t>
+              <w:t>Esta acción carga y ejecuta el ejemplo 07: 30 muestras de viento incierto. Observe distribución de energía y bandas de SOC. Las probabilidades dependen de los supuestos. Estas muestras sintéticas no verifican precisión real.</w:t>
             </w:r>
           </w:p>
         </w:tc>
@@ -7126,7 +7046,7 @@
               <w:rPr>
                 <w:lang w:val="es-CO"/>
               </w:rPr>
-              <w:t>Ya conoce el flujo principal. Compare los ejemplos 01–05, pruebe la calibración 06, el híbrido 08 y la misión 09. Puede reiniciar este tutorial cuando quiera desde la barra superior; funciona sin conexión.</w:t>
+              <w:t>Ya conoce el flujo principal. Compare los ejemplos 01–05, pruebe la calibración 06, el híbrido 08 y la misión 09. Puede reiniciar este tutorial cuando quiera desde la barra superior. Funciona sin conexión.</w:t>
             </w:r>
           </w:p>
         </w:tc>
@@ -7141,7 +7061,7 @@
       <w:pPr>
         <w:pStyle w:val="Heading2"/>
       </w:pPr>
-      <w:bookmarkStart w:id="25" w:name="_Toc242195347"/>
+      <w:bookmarkStart w:id="25" w:name="_Toc242290276"/>
       <w:r>
         <w:t>4.14 Ejemplos de funcionamiento</w:t>
       </w:r>
@@ -7172,7 +7092,7 @@
     </w:p>
     <w:p>
       <w:r>
-        <w:t>Resultado observado: Energía 11.074 Wh; consumo 3.691 Wh/km; SOC final 0.87669. Ruta completada y factible en esta práctica.</w:t>
+        <w:t>Resultado observado: Energía 11.074 Wh, consumo 3.691 Wh/km y SOC final 0.87669. Ruta completada y factible en esta práctica.</w:t>
       </w:r>
     </w:p>
     <w:p>
@@ -7186,7 +7106,7 @@
         </w:rPr>
         <w:lastRenderedPageBreak/>
         <w:drawing>
-          <wp:inline distT="0" distB="0" distL="0" distR="0" wp14:anchorId="47E3D3B0" wp14:editId="0A3CD16B">
+          <wp:inline distT="0" distB="0" distL="0" distR="0" wp14:anchorId="1B3E4FD7" wp14:editId="4089AF71">
             <wp:extent cx="5943600" cy="4240375"/>
             <wp:effectExtent l="0" t="0" r="0" b="0"/>
             <wp:docPr id="17" name="Picture 17" descr="Ejecución del ejemplo 01 Ruta plana."/>
@@ -7253,7 +7173,7 @@
     </w:p>
     <w:p>
       <w:r>
-        <w:t>Resultado observado: Energía 36.790 Wh; consumo 12.263 Wh/km; SOC final 0.82255. Ruta completada y factible en esta práctica.</w:t>
+        <w:t>Resultado observado: Energía 36.790 Wh, consumo 12.263 Wh/km y SOC final 0.82255. Ruta completada y factible en esta práctica.</w:t>
       </w:r>
     </w:p>
     <w:p>
@@ -7267,7 +7187,7 @@
         </w:rPr>
         <w:lastRenderedPageBreak/>
         <w:drawing>
-          <wp:inline distT="0" distB="0" distL="0" distR="0" wp14:anchorId="5A3ABE7A" wp14:editId="1AAA2889">
+          <wp:inline distT="0" distB="0" distL="0" distR="0" wp14:anchorId="7D1C4EB3" wp14:editId="42042243">
             <wp:extent cx="5943600" cy="4240375"/>
             <wp:effectExtent l="0" t="0" r="0" b="0"/>
             <wp:docPr id="18" name="Picture 18" descr="Ejecución del ejemplo 02 Subida del 3%."/>
@@ -7334,7 +7254,7 @@
     </w:p>
     <w:p>
       <w:r>
-        <w:t>Resultado observado: Energía 26.848 Wh; consumo 8.949 Wh/km; SOC final 0.84348. Ruta completada y factible en esta práctica.</w:t>
+        <w:t>Resultado observado: Energía 26.848 Wh, consumo 8.949 Wh/km y SOC final 0.84348. Ruta completada y factible en esta práctica.</w:t>
       </w:r>
     </w:p>
     <w:p>
@@ -7348,7 +7268,7 @@
         </w:rPr>
         <w:lastRenderedPageBreak/>
         <w:drawing>
-          <wp:inline distT="0" distB="0" distL="0" distR="0" wp14:anchorId="0CE1DDEC" wp14:editId="500B6B85">
+          <wp:inline distT="0" distB="0" distL="0" distR="0" wp14:anchorId="33A33A49" wp14:editId="17FFC31C">
             <wp:extent cx="5943600" cy="4240375"/>
             <wp:effectExtent l="0" t="0" r="0" b="0"/>
             <wp:docPr id="19" name="Picture 19" descr="Ejecución del ejemplo 03 Viento frontal."/>
@@ -7415,7 +7335,7 @@
     </w:p>
     <w:p>
       <w:r>
-        <w:t>Resultado observado: Energía 0.694 Wh; consumo 0.231 Wh/km; SOC final 0.89854. Ruta completada y factible en esta práctica.</w:t>
+        <w:t>Resultado observado: Energía 0.694 Wh, consumo 0.231 Wh/km y SOC final 0.89854. Ruta completada y factible en esta práctica.</w:t>
       </w:r>
     </w:p>
     <w:p>
@@ -7429,7 +7349,7 @@
         </w:rPr>
         <w:lastRenderedPageBreak/>
         <w:drawing>
-          <wp:inline distT="0" distB="0" distL="0" distR="0" wp14:anchorId="61289D6A" wp14:editId="6E2BCC03">
+          <wp:inline distT="0" distB="0" distL="0" distR="0" wp14:anchorId="49ECD2AD" wp14:editId="1D5B17F5">
             <wp:extent cx="5943600" cy="4240375"/>
             <wp:effectExtent l="0" t="0" r="0" b="0"/>
             <wp:docPr id="20" name="Picture 20" descr="Ejecución del ejemplo 04 Mayor aporte humano."/>
@@ -7496,7 +7416,7 @@
     </w:p>
     <w:p>
       <w:r>
-        <w:t>Resultado observado: Energía 11.998 Wh; consumo 3.999 Wh/km; SOC final 0.87474. Ruta completada y factible en esta práctica.</w:t>
+        <w:t>Resultado observado: Energía 11.998 Wh, consumo 3.999 Wh/km y SOC final 0.87474. Ruta completada y factible en esta práctica.</w:t>
       </w:r>
     </w:p>
     <w:p>
@@ -7510,7 +7430,7 @@
         </w:rPr>
         <w:lastRenderedPageBreak/>
         <w:drawing>
-          <wp:inline distT="0" distB="0" distL="0" distR="0" wp14:anchorId="213E8D7F" wp14:editId="77C70518">
+          <wp:inline distT="0" distB="0" distL="0" distR="0" wp14:anchorId="4AB2D510" wp14:editId="49A4B675">
             <wp:extent cx="5943600" cy="4240375"/>
             <wp:effectExtent l="0" t="0" r="0" b="0"/>
             <wp:docPr id="21" name="Picture 21" descr="Ejecución del ejemplo 05 Ambiente frío."/>
@@ -7577,7 +7497,7 @@
     </w:p>
     <w:p>
       <w:r>
-        <w:t>Resultado observado: Se recuperaron Crr = 0.008 y CdA = 0.48 m²; rango del Jacobiano 2. El caso carece de ruido/discrepancia y no demuestra recuperación con datos reales.</w:t>
+        <w:t>Resultado observado: Se recuperaron Crr = 0.008 y CdA = 0.48 m². El rango del Jacobiano fue 2. El caso carece de ruido/discrepancia y no demuestra recuperación con datos reales.</w:t>
       </w:r>
     </w:p>
     <w:p>
@@ -7591,7 +7511,7 @@
         </w:rPr>
         <w:lastRenderedPageBreak/>
         <w:drawing>
-          <wp:inline distT="0" distB="0" distL="0" distR="0" wp14:anchorId="291B6042" wp14:editId="1A48853E">
+          <wp:inline distT="0" distB="0" distL="0" distR="0" wp14:anchorId="4EF872B5" wp14:editId="2C55592E">
             <wp:extent cx="5943600" cy="4240375"/>
             <wp:effectExtent l="0" t="0" r="0" b="0"/>
             <wp:docPr id="22" name="Picture 22" descr="Ejecución del ejemplo 06 Calibración sintética."/>
@@ -7648,7 +7568,7 @@
     </w:p>
     <w:p>
       <w:r>
-        <w:t>Ejecute 30 muestras con viento normal de media 0 y desviación 1 m/s. Revise dispersión de energía, bandas de SOC y autonomía. El horizonte de 80 km puede censurar la autonomía; revise ese indicador.</w:t>
+        <w:t>Ejecute 30 muestras con viento normal de media 0 y desviación 1 m/s. Revise dispersión de energía, bandas de SOC y autonomía. El horizonte de 80 km puede censurar la autonomía. Revise ese indicador.</w:t>
       </w:r>
     </w:p>
     <w:p>
@@ -7658,7 +7578,7 @@
     </w:p>
     <w:p>
       <w:r>
-        <w:t>Resultado observado: Muestras 30; probabilidad física de misión 100.00%; demanda media de ruta completa 10.629 Wh. El intervalo Monte Carlo refleja muestreo bajo los supuestos configurados. La mediana de autonomía alcanza el horizonte de 80 km; examine la fracción censurada.</w:t>
+        <w:t>Resultado observado: Con 30 muestras, la probabilidad física de misión fue 100.00% y la demanda media de ruta completa fue 10.629 Wh. El intervalo Monte Carlo refleja muestreo bajo los supuestos configurados. La mediana de autonomía alcanza el horizonte de 80 km. Examine la fracción censurada.</w:t>
       </w:r>
     </w:p>
     <w:p>
@@ -7672,7 +7592,7 @@
         </w:rPr>
         <w:lastRenderedPageBreak/>
         <w:drawing>
-          <wp:inline distT="0" distB="0" distL="0" distR="0" wp14:anchorId="6B2C5704" wp14:editId="1F1316D6">
+          <wp:inline distT="0" distB="0" distL="0" distR="0" wp14:anchorId="614B01DD" wp14:editId="1593786B">
             <wp:extent cx="5943600" cy="4240375"/>
             <wp:effectExtent l="0" t="0" r="0" b="0"/>
             <wp:docPr id="23" name="Picture 23" descr="Ejecución del ejemplo 07 Viento incierto y autonomía."/>
@@ -7729,7 +7649,7 @@
     </w:p>
     <w:p>
       <w:r>
-        <w:t>Entrene con 60 rutas sintéticas y calibre intervalos con 25 rutas independientes; después simule la ruta plana. Revise energía CGPRA, alpha e indicador OOD. El modelo queda disponible para otras rutas y para guardar.</w:t>
+        <w:t>Entrene con 60 rutas sintéticas y calibre intervalos con 25 rutas independientes. Después simule la ruta plana. Revise energía CGPRA, alpha e indicador OOD. El modelo queda disponible para otras rutas y para guardar.</w:t>
       </w:r>
     </w:p>
     <w:p>
@@ -7739,7 +7659,7 @@
     </w:p>
     <w:p>
       <w:r>
-        <w:t>Resultado observado: El modelo se entrenó con 60 rutas y calibró intervalos con 25 independientes. Queda disponible en memoria para volver a simular y guardar. Revise predicción M4, alpha y soporte OOD; el SOC sigue la simulación física.</w:t>
+        <w:t>Resultado observado: El modelo se entrenó con 60 rutas y calibró intervalos con 25 independientes. Queda disponible en memoria para volver a simular y guardar. Revise predicción M4, alpha y soporte OOD. El SOC sigue la simulación física.</w:t>
       </w:r>
     </w:p>
     <w:p>
@@ -7753,7 +7673,7 @@
         </w:rPr>
         <w:lastRenderedPageBreak/>
         <w:drawing>
-          <wp:inline distT="0" distB="0" distL="0" distR="0" wp14:anchorId="3A5FD640" wp14:editId="09AB2C2C">
+          <wp:inline distT="0" distB="0" distL="0" distR="0" wp14:anchorId="557F6162" wp14:editId="12C7D581">
             <wp:extent cx="5943600" cy="4240375"/>
             <wp:effectExtent l="0" t="0" r="0" b="0"/>
             <wp:docPr id="24" name="Picture 24" descr="Ejecución del ejemplo 08 Modelo híbrido CGPRA."/>
@@ -7820,7 +7740,7 @@
     </w:p>
     <w:p>
       <w:r>
-        <w:t>Resultado observado: Muestras 30; probabilidad física de misión 66.67%; demanda media de ruta completa 100.898 Wh. El intervalo Monte Carlo refleja muestreo bajo los supuestos configurados. SOC inicial 0.38 y reserva 0.15. Se exige completar los 26 km con potencia y reserva; consumo hasta agotamiento y demanda completa pueden diferir.</w:t>
+        <w:t>Resultado observado: Con 30 muestras, la probabilidad física de misión fue 66.67% y la demanda media de ruta completa fue 100.898 Wh. El intervalo Monte Carlo refleja muestreo bajo los supuestos configurados. SOC inicial 0.38 y reserva 0.15. Se exige completar los 26 km con potencia y reserva. El consumo hasta agotamiento y la demanda completa pueden diferir.</w:t>
       </w:r>
     </w:p>
     <w:p>
@@ -7834,7 +7754,7 @@
         </w:rPr>
         <w:lastRenderedPageBreak/>
         <w:drawing>
-          <wp:inline distT="0" distB="0" distL="0" distR="0" wp14:anchorId="06CA3C13" wp14:editId="176F5F33">
+          <wp:inline distT="0" distB="0" distL="0" distR="0" wp14:anchorId="175674BB" wp14:editId="6AC8EC9E">
             <wp:extent cx="5943600" cy="4240375"/>
             <wp:effectExtent l="0" t="0" r="0" b="0"/>
             <wp:docPr id="25" name="Picture 25" descr="Ejecución del ejemplo 09 ¿Alcanza la batería?."/>
@@ -7895,7 +7815,7 @@
       <w:pPr>
         <w:pStyle w:val="Heading1"/>
       </w:pPr>
-      <w:bookmarkStart w:id="26" w:name="_Toc242195348"/>
+      <w:bookmarkStart w:id="26" w:name="_Toc242290277"/>
       <w:r>
         <w:lastRenderedPageBreak/>
         <w:t>5. Solución de problemas</w:t>
@@ -7906,7 +7826,7 @@
       <w:pPr>
         <w:pStyle w:val="Heading2"/>
       </w:pPr>
-      <w:bookmarkStart w:id="27" w:name="_Toc242195349"/>
+      <w:bookmarkStart w:id="27" w:name="_Toc242290278"/>
       <w:r>
         <w:t>5.1 La selección parece no ejecutarse</w:t>
       </w:r>
@@ -7914,14 +7834,14 @@
     </w:p>
     <w:p>
       <w:r>
-        <w:t>Revise Ejemplo activo. Seleccionar solo modifica la descripción; pulse Cargar ejemplo y Simular. Para un caso propio, abra su YAML y cree/importe la ruta. Después de editar el YAML de Incertidumbre, pulse Aplicar YAML.</w:t>
+        <w:t>Revise Ejemplo activo. Seleccionar solo modifica la descripción. Pulse Cargar ejemplo y Simular. Para un caso propio, abra su YAML y cree/importe la ruta. Después de editar el YAML de Incertidumbre, pulse Aplicar YAML.</w:t>
       </w:r>
     </w:p>
     <w:p>
       <w:pPr>
         <w:pStyle w:val="Heading2"/>
       </w:pPr>
-      <w:bookmarkStart w:id="28" w:name="_Toc242195350"/>
+      <w:bookmarkStart w:id="28" w:name="_Toc242290279"/>
       <w:r>
         <w:t>5.2 Entrada o archivo rechazado</w:t>
       </w:r>
@@ -7936,7 +7856,7 @@
       <w:pPr>
         <w:pStyle w:val="Heading2"/>
       </w:pPr>
-      <w:bookmarkStart w:id="29" w:name="_Toc242195351"/>
+      <w:bookmarkStart w:id="29" w:name="_Toc242290280"/>
       <w:r>
         <w:t>5.3 Modelo o intervalos inválidos</w:t>
       </w:r>
@@ -7944,14 +7864,14 @@
     </w:p>
     <w:p>
       <w:r>
-        <w:t>Abra la carpeta completa; no mezcle archivos de modelos. Adaptar descarta intervalos. Recalibre con grupos independientes nuevos y no reutilice observaciones retenidas.</w:t>
+        <w:t>Abra la carpeta completa. No mezcle archivos de modelos. Adaptar descarta intervalos. Recalibre con grupos independientes nuevos y no reutilice observaciones retenidas.</w:t>
       </w:r>
     </w:p>
     <w:p>
       <w:pPr>
         <w:pStyle w:val="Heading2"/>
       </w:pPr>
-      <w:bookmarkStart w:id="30" w:name="_Toc242195352"/>
+      <w:bookmarkStart w:id="30" w:name="_Toc242290281"/>
       <w:r>
         <w:t>5.4 Cálculo lento o controles bloqueados</w:t>
       </w:r>
@@ -7966,7 +7886,7 @@
       <w:pPr>
         <w:pStyle w:val="Heading2"/>
       </w:pPr>
-      <w:bookmarkStart w:id="31" w:name="_Toc242195353"/>
+      <w:bookmarkStart w:id="31" w:name="_Toc242290282"/>
       <w:r>
         <w:t>5.5 Gráficas o campos incompletos</w:t>
       </w:r>
@@ -7981,7 +7901,7 @@
       <w:pPr>
         <w:pStyle w:val="Heading2"/>
       </w:pPr>
-      <w:bookmarkStart w:id="32" w:name="_Toc242195354"/>
+      <w:bookmarkStart w:id="32" w:name="_Toc242290283"/>
       <w:r>
         <w:t>5.6 El programa no inicia</w:t>
       </w:r>
@@ -7996,7 +7916,7 @@
       <w:pPr>
         <w:pStyle w:val="Heading2"/>
       </w:pPr>
-      <w:bookmarkStart w:id="33" w:name="_Toc242195355"/>
+      <w:bookmarkStart w:id="33" w:name="_Toc242290284"/>
       <w:r>
         <w:t>5.7 Soporte y límites</w:t>
       </w:r>
@@ -8011,7 +7931,7 @@
       <w:pPr>
         <w:pStyle w:val="Heading2"/>
       </w:pPr>
-      <w:bookmarkStart w:id="34" w:name="_Toc242195356"/>
+      <w:bookmarkStart w:id="34" w:name="_Toc242290285"/>
       <w:r>
         <w:t>Autoría y condiciones de uso</w:t>
       </w:r>
@@ -8019,7 +7939,7 @@
     </w:p>
     <w:p>
       <w:r>
-        <w:t>Autores: Francisco Javier Burgos Flórez y Juan Guillermo Popayán Hernández. Contacto: fjburgosf@gmail.com. Conserve CITATION.cff para citar el software. Los derechos y condiciones de uso son los indicados en LICENSE; no se presume una licencia abierta.</w:t>
+        <w:t>Autores: Francisco Javier Burgos Flórez y Juan Guillermo Popayán Hernández. Contacto: fjburgosf@gmail.com. Conserve CITATION.cff para citar el software. Los derechos y condiciones de uso son los indicados en LICENSE. No se presume una licencia abierta.</w:t>
       </w:r>
     </w:p>
     <w:sectPr>

--- a/docs/docx/Manual_de_usuario_BikeEnergyLab_1.0.0.docx
+++ b/docs/docx/Manual_de_usuario_BikeEnergyLab_1.0.0.docx
@@ -421,7 +421,7 @@
                 <w:rFonts w:cs="Calibri"/>
                 <w:lang w:val="es-CO"/>
               </w:rPr>
-              <w:t>Revisión editorial del 7 de octubre de 2026</w:t>
+              <w:t>Revisión de entrega del 8 de octubre de 2026</w:t>
             </w:r>
           </w:p>
         </w:tc>
@@ -561,7 +561,7 @@
       <w:r>
         <w:fldChar w:fldCharType="separate"/>
       </w:r>
-      <w:hyperlink w:anchor="_Toc242290251" w:history="1">
+      <w:hyperlink w:anchor="_Toc242339672" w:history="1">
         <w:r>
           <w:rPr>
             <w:rStyle w:val="Hyperlink"/>
@@ -588,7 +588,7 @@
             <w:noProof/>
             <w:webHidden/>
           </w:rPr>
-          <w:instrText xml:space="preserve"> PAGEREF _Toc242290251 \h </w:instrText>
+          <w:instrText xml:space="preserve"> PAGEREF _Toc242339672 \h </w:instrText>
         </w:r>
         <w:r>
           <w:rPr>
@@ -633,7 +633,7 @@
           <w:lang w:val="es-CO" w:eastAsia="es-CO"/>
         </w:rPr>
       </w:pPr>
-      <w:hyperlink w:anchor="_Toc242290252" w:history="1">
+      <w:hyperlink w:anchor="_Toc242339673" w:history="1">
         <w:r>
           <w:rPr>
             <w:rStyle w:val="Hyperlink"/>
@@ -660,7 +660,7 @@
             <w:noProof/>
             <w:webHidden/>
           </w:rPr>
-          <w:instrText xml:space="preserve"> PAGEREF _Toc242290252 \h </w:instrText>
+          <w:instrText xml:space="preserve"> PAGEREF _Toc242339673 \h </w:instrText>
         </w:r>
         <w:r>
           <w:rPr>
@@ -705,7 +705,7 @@
           <w:lang w:val="es-CO" w:eastAsia="es-CO"/>
         </w:rPr>
       </w:pPr>
-      <w:hyperlink w:anchor="_Toc242290253" w:history="1">
+      <w:hyperlink w:anchor="_Toc242339674" w:history="1">
         <w:r>
           <w:rPr>
             <w:rStyle w:val="Hyperlink"/>
@@ -732,7 +732,7 @@
             <w:noProof/>
             <w:webHidden/>
           </w:rPr>
-          <w:instrText xml:space="preserve"> PAGEREF _Toc242290253 \h </w:instrText>
+          <w:instrText xml:space="preserve"> PAGEREF _Toc242339674 \h </w:instrText>
         </w:r>
         <w:r>
           <w:rPr>
@@ -777,7 +777,7 @@
           <w:lang w:val="es-CO" w:eastAsia="es-CO"/>
         </w:rPr>
       </w:pPr>
-      <w:hyperlink w:anchor="_Toc242290254" w:history="1">
+      <w:hyperlink w:anchor="_Toc242339675" w:history="1">
         <w:r>
           <w:rPr>
             <w:rStyle w:val="Hyperlink"/>
@@ -804,7 +804,7 @@
             <w:noProof/>
             <w:webHidden/>
           </w:rPr>
-          <w:instrText xml:space="preserve"> PAGEREF _Toc242290254 \h </w:instrText>
+          <w:instrText xml:space="preserve"> PAGEREF _Toc242339675 \h </w:instrText>
         </w:r>
         <w:r>
           <w:rPr>
@@ -849,7 +849,7 @@
           <w:lang w:val="es-CO" w:eastAsia="es-CO"/>
         </w:rPr>
       </w:pPr>
-      <w:hyperlink w:anchor="_Toc242290255" w:history="1">
+      <w:hyperlink w:anchor="_Toc242339676" w:history="1">
         <w:r>
           <w:rPr>
             <w:rStyle w:val="Hyperlink"/>
@@ -876,7 +876,7 @@
             <w:noProof/>
             <w:webHidden/>
           </w:rPr>
-          <w:instrText xml:space="preserve"> PAGEREF _Toc242290255 \h </w:instrText>
+          <w:instrText xml:space="preserve"> PAGEREF _Toc242339676 \h </w:instrText>
         </w:r>
         <w:r>
           <w:rPr>
@@ -921,7 +921,7 @@
           <w:lang w:val="es-CO" w:eastAsia="es-CO"/>
         </w:rPr>
       </w:pPr>
-      <w:hyperlink w:anchor="_Toc242290256" w:history="1">
+      <w:hyperlink w:anchor="_Toc242339677" w:history="1">
         <w:r>
           <w:rPr>
             <w:rStyle w:val="Hyperlink"/>
@@ -948,7 +948,7 @@
             <w:noProof/>
             <w:webHidden/>
           </w:rPr>
-          <w:instrText xml:space="preserve"> PAGEREF _Toc242290256 \h </w:instrText>
+          <w:instrText xml:space="preserve"> PAGEREF _Toc242339677 \h </w:instrText>
         </w:r>
         <w:r>
           <w:rPr>
@@ -993,7 +993,7 @@
           <w:lang w:val="es-CO" w:eastAsia="es-CO"/>
         </w:rPr>
       </w:pPr>
-      <w:hyperlink w:anchor="_Toc242290257" w:history="1">
+      <w:hyperlink w:anchor="_Toc242339678" w:history="1">
         <w:r>
           <w:rPr>
             <w:rStyle w:val="Hyperlink"/>
@@ -1020,7 +1020,7 @@
             <w:noProof/>
             <w:webHidden/>
           </w:rPr>
-          <w:instrText xml:space="preserve"> PAGEREF _Toc242290257 \h </w:instrText>
+          <w:instrText xml:space="preserve"> PAGEREF _Toc242339678 \h </w:instrText>
         </w:r>
         <w:r>
           <w:rPr>
@@ -1065,7 +1065,7 @@
           <w:lang w:val="es-CO" w:eastAsia="es-CO"/>
         </w:rPr>
       </w:pPr>
-      <w:hyperlink w:anchor="_Toc242290258" w:history="1">
+      <w:hyperlink w:anchor="_Toc242339679" w:history="1">
         <w:r>
           <w:rPr>
             <w:rStyle w:val="Hyperlink"/>
@@ -1092,7 +1092,7 @@
             <w:noProof/>
             <w:webHidden/>
           </w:rPr>
-          <w:instrText xml:space="preserve"> PAGEREF _Toc242290258 \h </w:instrText>
+          <w:instrText xml:space="preserve"> PAGEREF _Toc242339679 \h </w:instrText>
         </w:r>
         <w:r>
           <w:rPr>
@@ -1137,7 +1137,7 @@
           <w:lang w:val="es-CO" w:eastAsia="es-CO"/>
         </w:rPr>
       </w:pPr>
-      <w:hyperlink w:anchor="_Toc242290259" w:history="1">
+      <w:hyperlink w:anchor="_Toc242339680" w:history="1">
         <w:r>
           <w:rPr>
             <w:rStyle w:val="Hyperlink"/>
@@ -1164,7 +1164,7 @@
             <w:noProof/>
             <w:webHidden/>
           </w:rPr>
-          <w:instrText xml:space="preserve"> PAGEREF _Toc242290259 \h </w:instrText>
+          <w:instrText xml:space="preserve"> PAGEREF _Toc242339680 \h </w:instrText>
         </w:r>
         <w:r>
           <w:rPr>
@@ -1209,7 +1209,7 @@
           <w:lang w:val="es-CO" w:eastAsia="es-CO"/>
         </w:rPr>
       </w:pPr>
-      <w:hyperlink w:anchor="_Toc242290260" w:history="1">
+      <w:hyperlink w:anchor="_Toc242339681" w:history="1">
         <w:r>
           <w:rPr>
             <w:rStyle w:val="Hyperlink"/>
@@ -1236,7 +1236,7 @@
             <w:noProof/>
             <w:webHidden/>
           </w:rPr>
-          <w:instrText xml:space="preserve"> PAGEREF _Toc242290260 \h </w:instrText>
+          <w:instrText xml:space="preserve"> PAGEREF _Toc242339681 \h </w:instrText>
         </w:r>
         <w:r>
           <w:rPr>
@@ -1281,7 +1281,7 @@
           <w:lang w:val="es-CO" w:eastAsia="es-CO"/>
         </w:rPr>
       </w:pPr>
-      <w:hyperlink w:anchor="_Toc242290261" w:history="1">
+      <w:hyperlink w:anchor="_Toc242339682" w:history="1">
         <w:r>
           <w:rPr>
             <w:rStyle w:val="Hyperlink"/>
@@ -1308,7 +1308,7 @@
             <w:noProof/>
             <w:webHidden/>
           </w:rPr>
-          <w:instrText xml:space="preserve"> PAGEREF _Toc242290261 \h </w:instrText>
+          <w:instrText xml:space="preserve"> PAGEREF _Toc242339682 \h </w:instrText>
         </w:r>
         <w:r>
           <w:rPr>
@@ -1353,7 +1353,7 @@
           <w:lang w:val="es-CO" w:eastAsia="es-CO"/>
         </w:rPr>
       </w:pPr>
-      <w:hyperlink w:anchor="_Toc242290262" w:history="1">
+      <w:hyperlink w:anchor="_Toc242339683" w:history="1">
         <w:r>
           <w:rPr>
             <w:rStyle w:val="Hyperlink"/>
@@ -1380,7 +1380,7 @@
             <w:noProof/>
             <w:webHidden/>
           </w:rPr>
-          <w:instrText xml:space="preserve"> PAGEREF _Toc242290262 \h </w:instrText>
+          <w:instrText xml:space="preserve"> PAGEREF _Toc242339683 \h </w:instrText>
         </w:r>
         <w:r>
           <w:rPr>
@@ -1425,7 +1425,7 @@
           <w:lang w:val="es-CO" w:eastAsia="es-CO"/>
         </w:rPr>
       </w:pPr>
-      <w:hyperlink w:anchor="_Toc242290263" w:history="1">
+      <w:hyperlink w:anchor="_Toc242339684" w:history="1">
         <w:r>
           <w:rPr>
             <w:rStyle w:val="Hyperlink"/>
@@ -1452,7 +1452,7 @@
             <w:noProof/>
             <w:webHidden/>
           </w:rPr>
-          <w:instrText xml:space="preserve"> PAGEREF _Toc242290263 \h </w:instrText>
+          <w:instrText xml:space="preserve"> PAGEREF _Toc242339684 \h </w:instrText>
         </w:r>
         <w:r>
           <w:rPr>
@@ -1497,7 +1497,7 @@
           <w:lang w:val="es-CO" w:eastAsia="es-CO"/>
         </w:rPr>
       </w:pPr>
-      <w:hyperlink w:anchor="_Toc242290264" w:history="1">
+      <w:hyperlink w:anchor="_Toc242339685" w:history="1">
         <w:r>
           <w:rPr>
             <w:rStyle w:val="Hyperlink"/>
@@ -1524,7 +1524,7 @@
             <w:noProof/>
             <w:webHidden/>
           </w:rPr>
-          <w:instrText xml:space="preserve"> PAGEREF _Toc242290264 \h </w:instrText>
+          <w:instrText xml:space="preserve"> PAGEREF _Toc242339685 \h </w:instrText>
         </w:r>
         <w:r>
           <w:rPr>
@@ -1569,7 +1569,7 @@
           <w:lang w:val="es-CO" w:eastAsia="es-CO"/>
         </w:rPr>
       </w:pPr>
-      <w:hyperlink w:anchor="_Toc242290265" w:history="1">
+      <w:hyperlink w:anchor="_Toc242339686" w:history="1">
         <w:r>
           <w:rPr>
             <w:rStyle w:val="Hyperlink"/>
@@ -1596,7 +1596,7 @@
             <w:noProof/>
             <w:webHidden/>
           </w:rPr>
-          <w:instrText xml:space="preserve"> PAGEREF _Toc242290265 \h </w:instrText>
+          <w:instrText xml:space="preserve"> PAGEREF _Toc242339686 \h </w:instrText>
         </w:r>
         <w:r>
           <w:rPr>
@@ -1641,7 +1641,7 @@
           <w:lang w:val="es-CO" w:eastAsia="es-CO"/>
         </w:rPr>
       </w:pPr>
-      <w:hyperlink w:anchor="_Toc242290266" w:history="1">
+      <w:hyperlink w:anchor="_Toc242339687" w:history="1">
         <w:r>
           <w:rPr>
             <w:rStyle w:val="Hyperlink"/>
@@ -1668,7 +1668,7 @@
             <w:noProof/>
             <w:webHidden/>
           </w:rPr>
-          <w:instrText xml:space="preserve"> PAGEREF _Toc242290266 \h </w:instrText>
+          <w:instrText xml:space="preserve"> PAGEREF _Toc242339687 \h </w:instrText>
         </w:r>
         <w:r>
           <w:rPr>
@@ -1713,7 +1713,7 @@
           <w:lang w:val="es-CO" w:eastAsia="es-CO"/>
         </w:rPr>
       </w:pPr>
-      <w:hyperlink w:anchor="_Toc242290267" w:history="1">
+      <w:hyperlink w:anchor="_Toc242339688" w:history="1">
         <w:r>
           <w:rPr>
             <w:rStyle w:val="Hyperlink"/>
@@ -1740,7 +1740,7 @@
             <w:noProof/>
             <w:webHidden/>
           </w:rPr>
-          <w:instrText xml:space="preserve"> PAGEREF _Toc242290267 \h </w:instrText>
+          <w:instrText xml:space="preserve"> PAGEREF _Toc242339688 \h </w:instrText>
         </w:r>
         <w:r>
           <w:rPr>
@@ -1785,7 +1785,7 @@
           <w:lang w:val="es-CO" w:eastAsia="es-CO"/>
         </w:rPr>
       </w:pPr>
-      <w:hyperlink w:anchor="_Toc242290268" w:history="1">
+      <w:hyperlink w:anchor="_Toc242339689" w:history="1">
         <w:r>
           <w:rPr>
             <w:rStyle w:val="Hyperlink"/>
@@ -1812,7 +1812,7 @@
             <w:noProof/>
             <w:webHidden/>
           </w:rPr>
-          <w:instrText xml:space="preserve"> PAGEREF _Toc242290268 \h </w:instrText>
+          <w:instrText xml:space="preserve"> PAGEREF _Toc242339689 \h </w:instrText>
         </w:r>
         <w:r>
           <w:rPr>
@@ -1857,7 +1857,7 @@
           <w:lang w:val="es-CO" w:eastAsia="es-CO"/>
         </w:rPr>
       </w:pPr>
-      <w:hyperlink w:anchor="_Toc242290269" w:history="1">
+      <w:hyperlink w:anchor="_Toc242339690" w:history="1">
         <w:r>
           <w:rPr>
             <w:rStyle w:val="Hyperlink"/>
@@ -1884,7 +1884,7 @@
             <w:noProof/>
             <w:webHidden/>
           </w:rPr>
-          <w:instrText xml:space="preserve"> PAGEREF _Toc242290269 \h </w:instrText>
+          <w:instrText xml:space="preserve"> PAGEREF _Toc242339690 \h </w:instrText>
         </w:r>
         <w:r>
           <w:rPr>
@@ -1929,7 +1929,7 @@
           <w:lang w:val="es-CO" w:eastAsia="es-CO"/>
         </w:rPr>
       </w:pPr>
-      <w:hyperlink w:anchor="_Toc242290270" w:history="1">
+      <w:hyperlink w:anchor="_Toc242339691" w:history="1">
         <w:r>
           <w:rPr>
             <w:rStyle w:val="Hyperlink"/>
@@ -1956,7 +1956,7 @@
             <w:noProof/>
             <w:webHidden/>
           </w:rPr>
-          <w:instrText xml:space="preserve"> PAGEREF _Toc242290270 \h </w:instrText>
+          <w:instrText xml:space="preserve"> PAGEREF _Toc242339691 \h </w:instrText>
         </w:r>
         <w:r>
           <w:rPr>
@@ -2001,7 +2001,7 @@
           <w:lang w:val="es-CO" w:eastAsia="es-CO"/>
         </w:rPr>
       </w:pPr>
-      <w:hyperlink w:anchor="_Toc242290271" w:history="1">
+      <w:hyperlink w:anchor="_Toc242339692" w:history="1">
         <w:r>
           <w:rPr>
             <w:rStyle w:val="Hyperlink"/>
@@ -2028,7 +2028,7 @@
             <w:noProof/>
             <w:webHidden/>
           </w:rPr>
-          <w:instrText xml:space="preserve"> PAGEREF _Toc242290271 \h </w:instrText>
+          <w:instrText xml:space="preserve"> PAGEREF _Toc242339692 \h </w:instrText>
         </w:r>
         <w:r>
           <w:rPr>
@@ -2073,7 +2073,7 @@
           <w:lang w:val="es-CO" w:eastAsia="es-CO"/>
         </w:rPr>
       </w:pPr>
-      <w:hyperlink w:anchor="_Toc242290272" w:history="1">
+      <w:hyperlink w:anchor="_Toc242339693" w:history="1">
         <w:r>
           <w:rPr>
             <w:rStyle w:val="Hyperlink"/>
@@ -2100,7 +2100,7 @@
             <w:noProof/>
             <w:webHidden/>
           </w:rPr>
-          <w:instrText xml:space="preserve"> PAGEREF _Toc242290272 \h </w:instrText>
+          <w:instrText xml:space="preserve"> PAGEREF _Toc242339693 \h </w:instrText>
         </w:r>
         <w:r>
           <w:rPr>
@@ -2145,7 +2145,7 @@
           <w:lang w:val="es-CO" w:eastAsia="es-CO"/>
         </w:rPr>
       </w:pPr>
-      <w:hyperlink w:anchor="_Toc242290273" w:history="1">
+      <w:hyperlink w:anchor="_Toc242339694" w:history="1">
         <w:r>
           <w:rPr>
             <w:rStyle w:val="Hyperlink"/>
@@ -2172,7 +2172,7 @@
             <w:noProof/>
             <w:webHidden/>
           </w:rPr>
-          <w:instrText xml:space="preserve"> PAGEREF _Toc242290273 \h </w:instrText>
+          <w:instrText xml:space="preserve"> PAGEREF _Toc242339694 \h </w:instrText>
         </w:r>
         <w:r>
           <w:rPr>
@@ -2217,7 +2217,7 @@
           <w:lang w:val="es-CO" w:eastAsia="es-CO"/>
         </w:rPr>
       </w:pPr>
-      <w:hyperlink w:anchor="_Toc242290274" w:history="1">
+      <w:hyperlink w:anchor="_Toc242339695" w:history="1">
         <w:r>
           <w:rPr>
             <w:rStyle w:val="Hyperlink"/>
@@ -2244,7 +2244,7 @@
             <w:noProof/>
             <w:webHidden/>
           </w:rPr>
-          <w:instrText xml:space="preserve"> PAGEREF _Toc242290274 \h </w:instrText>
+          <w:instrText xml:space="preserve"> PAGEREF _Toc242339695 \h </w:instrText>
         </w:r>
         <w:r>
           <w:rPr>
@@ -2289,7 +2289,7 @@
           <w:lang w:val="es-CO" w:eastAsia="es-CO"/>
         </w:rPr>
       </w:pPr>
-      <w:hyperlink w:anchor="_Toc242290275" w:history="1">
+      <w:hyperlink w:anchor="_Toc242339696" w:history="1">
         <w:r>
           <w:rPr>
             <w:rStyle w:val="Hyperlink"/>
@@ -2316,7 +2316,7 @@
             <w:noProof/>
             <w:webHidden/>
           </w:rPr>
-          <w:instrText xml:space="preserve"> PAGEREF _Toc242290275 \h </w:instrText>
+          <w:instrText xml:space="preserve"> PAGEREF _Toc242339696 \h </w:instrText>
         </w:r>
         <w:r>
           <w:rPr>
@@ -2361,7 +2361,7 @@
           <w:lang w:val="es-CO" w:eastAsia="es-CO"/>
         </w:rPr>
       </w:pPr>
-      <w:hyperlink w:anchor="_Toc242290276" w:history="1">
+      <w:hyperlink w:anchor="_Toc242339697" w:history="1">
         <w:r>
           <w:rPr>
             <w:rStyle w:val="Hyperlink"/>
@@ -2388,7 +2388,7 @@
             <w:noProof/>
             <w:webHidden/>
           </w:rPr>
-          <w:instrText xml:space="preserve"> PAGEREF _Toc242290276 \h </w:instrText>
+          <w:instrText xml:space="preserve"> PAGEREF _Toc242339697 \h </w:instrText>
         </w:r>
         <w:r>
           <w:rPr>
@@ -2433,7 +2433,7 @@
           <w:lang w:val="es-CO" w:eastAsia="es-CO"/>
         </w:rPr>
       </w:pPr>
-      <w:hyperlink w:anchor="_Toc242290277" w:history="1">
+      <w:hyperlink w:anchor="_Toc242339698" w:history="1">
         <w:r>
           <w:rPr>
             <w:rStyle w:val="Hyperlink"/>
@@ -2460,7 +2460,7 @@
             <w:noProof/>
             <w:webHidden/>
           </w:rPr>
-          <w:instrText xml:space="preserve"> PAGEREF _Toc242290277 \h </w:instrText>
+          <w:instrText xml:space="preserve"> PAGEREF _Toc242339698 \h </w:instrText>
         </w:r>
         <w:r>
           <w:rPr>
@@ -2505,7 +2505,7 @@
           <w:lang w:val="es-CO" w:eastAsia="es-CO"/>
         </w:rPr>
       </w:pPr>
-      <w:hyperlink w:anchor="_Toc242290278" w:history="1">
+      <w:hyperlink w:anchor="_Toc242339699" w:history="1">
         <w:r>
           <w:rPr>
             <w:rStyle w:val="Hyperlink"/>
@@ -2532,7 +2532,7 @@
             <w:noProof/>
             <w:webHidden/>
           </w:rPr>
-          <w:instrText xml:space="preserve"> PAGEREF _Toc242290278 \h </w:instrText>
+          <w:instrText xml:space="preserve"> PAGEREF _Toc242339699 \h </w:instrText>
         </w:r>
         <w:r>
           <w:rPr>
@@ -2577,7 +2577,7 @@
           <w:lang w:val="es-CO" w:eastAsia="es-CO"/>
         </w:rPr>
       </w:pPr>
-      <w:hyperlink w:anchor="_Toc242290279" w:history="1">
+      <w:hyperlink w:anchor="_Toc242339700" w:history="1">
         <w:r>
           <w:rPr>
             <w:rStyle w:val="Hyperlink"/>
@@ -2604,7 +2604,7 @@
             <w:noProof/>
             <w:webHidden/>
           </w:rPr>
-          <w:instrText xml:space="preserve"> PAGEREF _Toc242290279 \h </w:instrText>
+          <w:instrText xml:space="preserve"> PAGEREF _Toc242339700 \h </w:instrText>
         </w:r>
         <w:r>
           <w:rPr>
@@ -2649,7 +2649,7 @@
           <w:lang w:val="es-CO" w:eastAsia="es-CO"/>
         </w:rPr>
       </w:pPr>
-      <w:hyperlink w:anchor="_Toc242290280" w:history="1">
+      <w:hyperlink w:anchor="_Toc242339701" w:history="1">
         <w:r>
           <w:rPr>
             <w:rStyle w:val="Hyperlink"/>
@@ -2676,7 +2676,7 @@
             <w:noProof/>
             <w:webHidden/>
           </w:rPr>
-          <w:instrText xml:space="preserve"> PAGEREF _Toc242290280 \h </w:instrText>
+          <w:instrText xml:space="preserve"> PAGEREF _Toc242339701 \h </w:instrText>
         </w:r>
         <w:r>
           <w:rPr>
@@ -2721,7 +2721,7 @@
           <w:lang w:val="es-CO" w:eastAsia="es-CO"/>
         </w:rPr>
       </w:pPr>
-      <w:hyperlink w:anchor="_Toc242290281" w:history="1">
+      <w:hyperlink w:anchor="_Toc242339702" w:history="1">
         <w:r>
           <w:rPr>
             <w:rStyle w:val="Hyperlink"/>
@@ -2748,7 +2748,7 @@
             <w:noProof/>
             <w:webHidden/>
           </w:rPr>
-          <w:instrText xml:space="preserve"> PAGEREF _Toc242290281 \h </w:instrText>
+          <w:instrText xml:space="preserve"> PAGEREF _Toc242339702 \h </w:instrText>
         </w:r>
         <w:r>
           <w:rPr>
@@ -2793,7 +2793,7 @@
           <w:lang w:val="es-CO" w:eastAsia="es-CO"/>
         </w:rPr>
       </w:pPr>
-      <w:hyperlink w:anchor="_Toc242290282" w:history="1">
+      <w:hyperlink w:anchor="_Toc242339703" w:history="1">
         <w:r>
           <w:rPr>
             <w:rStyle w:val="Hyperlink"/>
@@ -2820,7 +2820,7 @@
             <w:noProof/>
             <w:webHidden/>
           </w:rPr>
-          <w:instrText xml:space="preserve"> PAGEREF _Toc242290282 \h </w:instrText>
+          <w:instrText xml:space="preserve"> PAGEREF _Toc242339703 \h </w:instrText>
         </w:r>
         <w:r>
           <w:rPr>
@@ -2865,7 +2865,7 @@
           <w:lang w:val="es-CO" w:eastAsia="es-CO"/>
         </w:rPr>
       </w:pPr>
-      <w:hyperlink w:anchor="_Toc242290283" w:history="1">
+      <w:hyperlink w:anchor="_Toc242339704" w:history="1">
         <w:r>
           <w:rPr>
             <w:rStyle w:val="Hyperlink"/>
@@ -2892,7 +2892,7 @@
             <w:noProof/>
             <w:webHidden/>
           </w:rPr>
-          <w:instrText xml:space="preserve"> PAGEREF _Toc242290283 \h </w:instrText>
+          <w:instrText xml:space="preserve"> PAGEREF _Toc242339704 \h </w:instrText>
         </w:r>
         <w:r>
           <w:rPr>
@@ -2937,7 +2937,7 @@
           <w:lang w:val="es-CO" w:eastAsia="es-CO"/>
         </w:rPr>
       </w:pPr>
-      <w:hyperlink w:anchor="_Toc242290284" w:history="1">
+      <w:hyperlink w:anchor="_Toc242339705" w:history="1">
         <w:r>
           <w:rPr>
             <w:rStyle w:val="Hyperlink"/>
@@ -2964,7 +2964,7 @@
             <w:noProof/>
             <w:webHidden/>
           </w:rPr>
-          <w:instrText xml:space="preserve"> PAGEREF _Toc242290284 \h </w:instrText>
+          <w:instrText xml:space="preserve"> PAGEREF _Toc242339705 \h </w:instrText>
         </w:r>
         <w:r>
           <w:rPr>
@@ -3009,7 +3009,7 @@
           <w:lang w:val="es-CO" w:eastAsia="es-CO"/>
         </w:rPr>
       </w:pPr>
-      <w:hyperlink w:anchor="_Toc242290285" w:history="1">
+      <w:hyperlink w:anchor="_Toc242339706" w:history="1">
         <w:r>
           <w:rPr>
             <w:rStyle w:val="Hyperlink"/>
@@ -3036,7 +3036,7 @@
             <w:noProof/>
             <w:webHidden/>
           </w:rPr>
-          <w:instrText xml:space="preserve"> PAGEREF _Toc242290285 \h </w:instrText>
+          <w:instrText xml:space="preserve"> PAGEREF _Toc242339706 \h </w:instrText>
         </w:r>
         <w:r>
           <w:rPr>
@@ -3087,7 +3087,7 @@
       <w:pPr>
         <w:pStyle w:val="Heading1"/>
       </w:pPr>
-      <w:bookmarkStart w:id="0" w:name="_Toc242290251"/>
+      <w:bookmarkStart w:id="0" w:name="_Toc242339672"/>
       <w:r>
         <w:lastRenderedPageBreak/>
         <w:t>1. Introducción</w:t>
@@ -3098,7 +3098,7 @@
       <w:pPr>
         <w:pStyle w:val="Heading2"/>
       </w:pPr>
-      <w:bookmarkStart w:id="1" w:name="_Toc242290252"/>
+      <w:bookmarkStart w:id="1" w:name="_Toc242339673"/>
       <w:r>
         <w:t>1.1 Propósito del software</w:t>
       </w:r>
@@ -3113,7 +3113,7 @@
       <w:pPr>
         <w:pStyle w:val="Heading2"/>
       </w:pPr>
-      <w:bookmarkStart w:id="2" w:name="_Toc242290253"/>
+      <w:bookmarkStart w:id="2" w:name="_Toc242339674"/>
       <w:r>
         <w:t>1.2 Contexto general</w:t>
       </w:r>
@@ -3128,7 +3128,7 @@
       <w:pPr>
         <w:pStyle w:val="Heading2"/>
       </w:pPr>
-      <w:bookmarkStart w:id="3" w:name="_Toc242290254"/>
+      <w:bookmarkStart w:id="3" w:name="_Toc242339675"/>
       <w:r>
         <w:t>1.3 Alcance del documento</w:t>
       </w:r>
@@ -3172,7 +3172,7 @@
       <w:pPr>
         <w:pStyle w:val="Heading1"/>
       </w:pPr>
-      <w:bookmarkStart w:id="4" w:name="_Toc242290255"/>
+      <w:bookmarkStart w:id="4" w:name="_Toc242339676"/>
       <w:r>
         <w:lastRenderedPageBreak/>
         <w:t>2. Descripción general del sistema</w:t>
@@ -3183,7 +3183,7 @@
       <w:pPr>
         <w:pStyle w:val="Heading2"/>
       </w:pPr>
-      <w:bookmarkStart w:id="5" w:name="_Toc242290256"/>
+      <w:bookmarkStart w:id="5" w:name="_Toc242339677"/>
       <w:r>
         <w:t>2.1 Hardware y requisitos del sistema</w:t>
       </w:r>
@@ -3198,7 +3198,7 @@
       <w:pPr>
         <w:pStyle w:val="Heading2"/>
       </w:pPr>
-      <w:bookmarkStart w:id="6" w:name="_Toc242290257"/>
+      <w:bookmarkStart w:id="6" w:name="_Toc242339678"/>
       <w:r>
         <w:t>2.2 Qué hace el sistema</w:t>
       </w:r>
@@ -3213,7 +3213,7 @@
       <w:pPr>
         <w:pStyle w:val="Heading2"/>
       </w:pPr>
-      <w:bookmarkStart w:id="7" w:name="_Toc242290258"/>
+      <w:bookmarkStart w:id="7" w:name="_Toc242339679"/>
       <w:r>
         <w:t>2.3 Principales capacidades</w:t>
       </w:r>
@@ -3607,7 +3607,7 @@
       <w:pPr>
         <w:pStyle w:val="Heading1"/>
       </w:pPr>
-      <w:bookmarkStart w:id="8" w:name="_Toc242290259"/>
+      <w:bookmarkStart w:id="8" w:name="_Toc242339680"/>
       <w:r>
         <w:lastRenderedPageBreak/>
         <w:t>3. Acceso y requisitos</w:t>
@@ -3618,7 +3618,7 @@
       <w:pPr>
         <w:pStyle w:val="Heading2"/>
       </w:pPr>
-      <w:bookmarkStart w:id="9" w:name="_Toc242290260"/>
+      <w:bookmarkStart w:id="9" w:name="_Toc242339681"/>
       <w:r>
         <w:t>3.1 Ejecución del paquete portátil</w:t>
       </w:r>
@@ -3626,14 +3626,14 @@
     </w:p>
     <w:p>
       <w:r>
-        <w:t>Extraiga el ZIP completo y abra BikeEnergyLab.exe. En Entregables, abra el EXE desde esa carpeta. No lo copie solo: necesita _internal. Inicio presenta ejemplos y tutorial. El selector superior derecho permite elegir es o en.</w:t>
+        <w:t>En Entregables encontrará cinco documentos Word y dos ZIP. Extraiga BikeEnergyLab-1.0.0-windows-x64.zip fuera de Entregables y abra BikeEnergyLab.exe en la carpeta BikeEnergyLab extraída. Conserve la carpeta completa con _internal. Inicio presenta ejemplos y tutorial. El selector superior derecho permite elegir es o en.</w:t>
       </w:r>
     </w:p>
     <w:p>
       <w:pPr>
         <w:pStyle w:val="Heading2"/>
       </w:pPr>
-      <w:bookmarkStart w:id="10" w:name="_Toc242290261"/>
+      <w:bookmarkStart w:id="10" w:name="_Toc242339682"/>
       <w:r>
         <w:t>3.2 Ejecución desde fuentes</w:t>
       </w:r>
@@ -3689,7 +3689,7 @@
       <w:pPr>
         <w:pStyle w:val="Heading1"/>
       </w:pPr>
-      <w:bookmarkStart w:id="11" w:name="_Toc242290262"/>
+      <w:bookmarkStart w:id="11" w:name="_Toc242339683"/>
       <w:r>
         <w:lastRenderedPageBreak/>
         <w:t>4. Uso del sistema</w:t>
@@ -3700,7 +3700,7 @@
       <w:pPr>
         <w:pStyle w:val="Heading2"/>
       </w:pPr>
-      <w:bookmarkStart w:id="12" w:name="_Toc242290263"/>
+      <w:bookmarkStart w:id="12" w:name="_Toc242339684"/>
       <w:r>
         <w:t>4.1 Inicio y controles generales</w:t>
       </w:r>
@@ -3716,7 +3716,7 @@
           <w:noProof/>
         </w:rPr>
         <w:drawing>
-          <wp:inline distT="0" distB="0" distL="0" distR="0" wp14:anchorId="599B612A" wp14:editId="38EB6000">
+          <wp:inline distT="0" distB="0" distL="0" distR="0" wp14:anchorId="07E36E2D" wp14:editId="3B066C9F">
             <wp:extent cx="5943600" cy="4240375"/>
             <wp:effectExtent l="0" t="0" r="0" b="0"/>
             <wp:docPr id="1" name="Picture 1" descr="Pantalla inicial con barra superior, navegación y catálogo de ejemplos."/>
@@ -4245,7 +4245,7 @@
       <w:pPr>
         <w:pStyle w:val="Heading2"/>
       </w:pPr>
-      <w:bookmarkStart w:id="13" w:name="_Toc242290264"/>
+      <w:bookmarkStart w:id="13" w:name="_Toc242339685"/>
       <w:r>
         <w:t>4.2 Selección y carga de ejemplos</w:t>
       </w:r>
@@ -4296,7 +4296,7 @@
       <w:pPr>
         <w:pStyle w:val="Heading2"/>
       </w:pPr>
-      <w:bookmarkStart w:id="14" w:name="_Toc242290265"/>
+      <w:bookmarkStart w:id="14" w:name="_Toc242339686"/>
       <w:r>
         <w:t>4.3 Bicicleta y ciclista</w:t>
       </w:r>
@@ -4312,7 +4312,7 @@
           <w:noProof/>
         </w:rPr>
         <w:drawing>
-          <wp:inline distT="0" distB="0" distL="0" distR="0" wp14:anchorId="38CEAE60" wp14:editId="6C047290">
+          <wp:inline distT="0" distB="0" distL="0" distR="0" wp14:anchorId="0081D30D" wp14:editId="0F8A518C">
             <wp:extent cx="5943600" cy="4240375"/>
             <wp:effectExtent l="0" t="0" r="0" b="0"/>
             <wp:docPr id="2" name="Picture 2" descr="Panel Bicicleta con masas, rodadura, aerodinámica y transmisión."/>
@@ -4375,7 +4375,7 @@
           <w:noProof/>
         </w:rPr>
         <w:drawing>
-          <wp:inline distT="0" distB="0" distL="0" distR="0" wp14:anchorId="01ABE86A" wp14:editId="3AFFE5C7">
+          <wp:inline distT="0" distB="0" distL="0" distR="0" wp14:anchorId="486727B3" wp14:editId="386ADA14">
             <wp:extent cx="5943600" cy="4240375"/>
             <wp:effectExtent l="0" t="0" r="0" b="0"/>
             <wp:docPr id="3" name="Picture 3" descr="Panel Ciclista con masa y potencia humana en pedales."/>
@@ -4431,7 +4431,7 @@
       <w:pPr>
         <w:pStyle w:val="Heading2"/>
       </w:pPr>
-      <w:bookmarkStart w:id="15" w:name="_Toc242290266"/>
+      <w:bookmarkStart w:id="15" w:name="_Toc242339687"/>
       <w:r>
         <w:lastRenderedPageBreak/>
         <w:t>4.4 Motor y batería</w:t>
@@ -4448,7 +4448,7 @@
           <w:noProof/>
         </w:rPr>
         <w:drawing>
-          <wp:inline distT="0" distB="0" distL="0" distR="0" wp14:anchorId="061ED0C6" wp14:editId="673BFF5D">
+          <wp:inline distT="0" distB="0" distL="0" distR="0" wp14:anchorId="763CFD8A" wp14:editId="1CD793E4">
             <wp:extent cx="5943600" cy="4240375"/>
             <wp:effectExtent l="0" t="0" r="0" b="0"/>
             <wp:docPr id="4" name="Picture 4" descr="Panel Motor con asistencia, eficiencia y límites."/>
@@ -4511,7 +4511,7 @@
         </w:rPr>
         <w:lastRenderedPageBreak/>
         <w:drawing>
-          <wp:inline distT="0" distB="0" distL="0" distR="0" wp14:anchorId="03C07EE9" wp14:editId="0AD1683F">
+          <wp:inline distT="0" distB="0" distL="0" distR="0" wp14:anchorId="155155F1" wp14:editId="6C5AB64C">
             <wp:extent cx="5943600" cy="4240375"/>
             <wp:effectExtent l="0" t="0" r="0" b="0"/>
             <wp:docPr id="5" name="Picture 5" descr="Panel Batería con capacidad, SOC y parámetros del modelo."/>
@@ -4567,7 +4567,7 @@
       <w:pPr>
         <w:pStyle w:val="Heading2"/>
       </w:pPr>
-      <w:bookmarkStart w:id="16" w:name="_Toc242290267"/>
+      <w:bookmarkStart w:id="16" w:name="_Toc242339688"/>
       <w:r>
         <w:lastRenderedPageBreak/>
         <w:t>4.5 Ruta</w:t>
@@ -4584,7 +4584,7 @@
           <w:noProof/>
         </w:rPr>
         <w:drawing>
-          <wp:inline distT="0" distB="0" distL="0" distR="0" wp14:anchorId="1E98E3D3" wp14:editId="6A68CC33">
+          <wp:inline distT="0" distB="0" distL="0" distR="0" wp14:anchorId="6F1060D7" wp14:editId="62601336">
             <wp:extent cx="5943600" cy="4240375"/>
             <wp:effectExtent l="0" t="0" r="0" b="0"/>
             <wp:docPr id="6" name="Picture 6" descr="Panel Ruta con creación manual, importación y vista previa."/>
@@ -4916,7 +4916,7 @@
       <w:pPr>
         <w:pStyle w:val="Heading2"/>
       </w:pPr>
-      <w:bookmarkStart w:id="17" w:name="_Toc242290268"/>
+      <w:bookmarkStart w:id="17" w:name="_Toc242339689"/>
       <w:r>
         <w:lastRenderedPageBreak/>
         <w:t>4.6 Ambiente física y simulación</w:t>
@@ -4933,7 +4933,7 @@
           <w:noProof/>
         </w:rPr>
         <w:drawing>
-          <wp:inline distT="0" distB="0" distL="0" distR="0" wp14:anchorId="516EA35B" wp14:editId="1C7DCA4E">
+          <wp:inline distT="0" distB="0" distL="0" distR="0" wp14:anchorId="1ACDE93E" wp14:editId="6879B534">
             <wp:extent cx="5943600" cy="4240375"/>
             <wp:effectExtent l="0" t="0" r="0" b="0"/>
             <wp:docPr id="7" name="Picture 7" descr="Panel Ambiente con viento y condiciones del aire."/>
@@ -4996,7 +4996,7 @@
         </w:rPr>
         <w:lastRenderedPageBreak/>
         <w:drawing>
-          <wp:inline distT="0" distB="0" distL="0" distR="0" wp14:anchorId="20C6C98F" wp14:editId="052F47C6">
+          <wp:inline distT="0" distB="0" distL="0" distR="0" wp14:anchorId="2029893F" wp14:editId="74830B4D">
             <wp:extent cx="5943600" cy="4240375"/>
             <wp:effectExtent l="0" t="0" r="0" b="0"/>
             <wp:docPr id="8" name="Picture 8" descr="Panel Física con fuerzas, potencia y balance."/>
@@ -5059,7 +5059,7 @@
         </w:rPr>
         <w:lastRenderedPageBreak/>
         <w:drawing>
-          <wp:inline distT="0" distB="0" distL="0" distR="0" wp14:anchorId="01E11BB9" wp14:editId="33F142CD">
+          <wp:inline distT="0" distB="0" distL="0" distR="0" wp14:anchorId="62558BDF" wp14:editId="06E3D071">
             <wp:extent cx="5943600" cy="4240375"/>
             <wp:effectExtent l="0" t="0" r="0" b="0"/>
             <wp:docPr id="9" name="Picture 9" descr="Panel Simulación con paso temporal y opciones numéricas."/>
@@ -5115,7 +5115,7 @@
       <w:pPr>
         <w:pStyle w:val="Heading2"/>
       </w:pPr>
-      <w:bookmarkStart w:id="18" w:name="_Toc242290269"/>
+      <w:bookmarkStart w:id="18" w:name="_Toc242339690"/>
       <w:r>
         <w:lastRenderedPageBreak/>
         <w:t>4.7 Calibración y telemetría</w:t>
@@ -5132,7 +5132,7 @@
           <w:noProof/>
         </w:rPr>
         <w:drawing>
-          <wp:inline distT="0" distB="0" distL="0" distR="0" wp14:anchorId="499C8DF6" wp14:editId="15FEFEE5">
+          <wp:inline distT="0" distB="0" distL="0" distR="0" wp14:anchorId="6CC03E23" wp14:editId="261CC2AC">
             <wp:extent cx="5943600" cy="4240375"/>
             <wp:effectExtent l="0" t="0" r="0" b="0"/>
             <wp:docPr id="10" name="Picture 10" descr="Panel Calibración con ajuste y conversión de sensores."/>
@@ -5205,7 +5205,7 @@
       <w:pPr>
         <w:pStyle w:val="Heading2"/>
       </w:pPr>
-      <w:bookmarkStart w:id="19" w:name="_Toc242290270"/>
+      <w:bookmarkStart w:id="19" w:name="_Toc242339691"/>
       <w:r>
         <w:lastRenderedPageBreak/>
         <w:t>4.8 Modelo híbrido</w:t>
@@ -5222,7 +5222,7 @@
           <w:noProof/>
         </w:rPr>
         <w:drawing>
-          <wp:inline distT="0" distB="0" distL="0" distR="0" wp14:anchorId="72855993" wp14:editId="00CA5A10">
+          <wp:inline distT="0" distB="0" distL="0" distR="0" wp14:anchorId="38650100" wp14:editId="15E41F8A">
             <wp:extent cx="5943600" cy="4240375"/>
             <wp:effectExtent l="0" t="0" r="0" b="0"/>
             <wp:docPr id="11" name="Picture 11" descr="Panel Modelo híbrido con entrenamiento, archivos, adaptación e intervalos."/>
@@ -5653,7 +5653,7 @@
       <w:pPr>
         <w:pStyle w:val="Heading2"/>
       </w:pPr>
-      <w:bookmarkStart w:id="20" w:name="_Toc242290271"/>
+      <w:bookmarkStart w:id="20" w:name="_Toc242339692"/>
       <w:r>
         <w:t>4.9 Incertidumbre</w:t>
       </w:r>
@@ -5669,7 +5669,7 @@
           <w:noProof/>
         </w:rPr>
         <w:drawing>
-          <wp:inline distT="0" distB="0" distL="0" distR="0" wp14:anchorId="6DEDBC73" wp14:editId="54638129">
+          <wp:inline distT="0" distB="0" distL="0" distR="0" wp14:anchorId="6B9AAFFF" wp14:editId="285EB2B0">
             <wp:extent cx="5943600" cy="4240375"/>
             <wp:effectExtent l="0" t="0" r="0" b="0"/>
             <wp:docPr id="12" name="Picture 12" descr="Panel Incertidumbre con editor YAML y misión/autonomía."/>
@@ -5748,7 +5748,7 @@
       <w:pPr>
         <w:pStyle w:val="Heading2"/>
       </w:pPr>
-      <w:bookmarkStart w:id="21" w:name="_Toc242290272"/>
+      <w:bookmarkStart w:id="21" w:name="_Toc242339693"/>
       <w:r>
         <w:lastRenderedPageBreak/>
         <w:t>4.10 Experimentos y sensibilidad</w:t>
@@ -5765,7 +5765,7 @@
           <w:noProof/>
         </w:rPr>
         <w:drawing>
-          <wp:inline distT="0" distB="0" distL="0" distR="0" wp14:anchorId="085EF12B" wp14:editId="3D56A7FB">
+          <wp:inline distT="0" distB="0" distL="0" distR="0" wp14:anchorId="53F9D6E3" wp14:editId="32B5B136">
             <wp:extent cx="5943600" cy="4240375"/>
             <wp:effectExtent l="0" t="0" r="0" b="0"/>
             <wp:docPr id="13" name="Picture 13" descr="Panel Experimentos con benchmark, sensibilidad y suite."/>
@@ -5845,7 +5845,7 @@
       <w:pPr>
         <w:pStyle w:val="Heading2"/>
       </w:pPr>
-      <w:bookmarkStart w:id="22" w:name="_Toc242290273"/>
+      <w:bookmarkStart w:id="22" w:name="_Toc242339694"/>
       <w:r>
         <w:lastRenderedPageBreak/>
         <w:t>4.11 Resultados y controles de gráficos</w:t>
@@ -5862,7 +5862,7 @@
           <w:noProof/>
         </w:rPr>
         <w:drawing>
-          <wp:inline distT="0" distB="0" distL="0" distR="0" wp14:anchorId="40772C37" wp14:editId="36E80044">
+          <wp:inline distT="0" distB="0" distL="0" distR="0" wp14:anchorId="7F5C29EC" wp14:editId="0DC1439D">
             <wp:extent cx="5943600" cy="4240375"/>
             <wp:effectExtent l="0" t="0" r="0" b="0"/>
             <wp:docPr id="14" name="Picture 14" descr="Resultado ejecutado del ejemplo plano con resumen y gráficos."/>
@@ -6346,7 +6346,7 @@
       <w:pPr>
         <w:pStyle w:val="Heading2"/>
       </w:pPr>
-      <w:bookmarkStart w:id="23" w:name="_Toc242290274"/>
+      <w:bookmarkStart w:id="23" w:name="_Toc242339695"/>
       <w:r>
         <w:t>4.12 Exportación y cierre</w:t>
       </w:r>
@@ -6362,7 +6362,7 @@
           <w:noProof/>
         </w:rPr>
         <w:drawing>
-          <wp:inline distT="0" distB="0" distL="0" distR="0" wp14:anchorId="7D5EF2B6" wp14:editId="3E92314B">
+          <wp:inline distT="0" distB="0" distL="0" distR="0" wp14:anchorId="4A4BA1B2" wp14:editId="52870454">
             <wp:extent cx="5943600" cy="4240375"/>
             <wp:effectExtent l="0" t="0" r="0" b="0"/>
             <wp:docPr id="15" name="Picture 15" descr="Panel Exportar con el botón para conservar el último resultado."/>
@@ -6427,7 +6427,7 @@
       <w:pPr>
         <w:pStyle w:val="Heading2"/>
       </w:pPr>
-      <w:bookmarkStart w:id="24" w:name="_Toc242290275"/>
+      <w:bookmarkStart w:id="24" w:name="_Toc242339696"/>
       <w:r>
         <w:lastRenderedPageBreak/>
         <w:t>4.13 Tutorial integrado</w:t>
@@ -6444,7 +6444,7 @@
           <w:noProof/>
         </w:rPr>
         <w:drawing>
-          <wp:inline distT="0" distB="0" distL="0" distR="0" wp14:anchorId="0979E9C9" wp14:editId="250A67D6">
+          <wp:inline distT="0" distB="0" distL="0" distR="0" wp14:anchorId="20BDDC1D" wp14:editId="2EB216F5">
             <wp:extent cx="5943600" cy="4240375"/>
             <wp:effectExtent l="0" t="0" r="0" b="0"/>
             <wp:docPr id="16" name="Picture 16" descr="Tutorial con acción contextual, Anterior, Siguiente y Cerrar tutorial."/>
@@ -7061,7 +7061,7 @@
       <w:pPr>
         <w:pStyle w:val="Heading2"/>
       </w:pPr>
-      <w:bookmarkStart w:id="25" w:name="_Toc242290276"/>
+      <w:bookmarkStart w:id="25" w:name="_Toc242339697"/>
       <w:r>
         <w:t>4.14 Ejemplos de funcionamiento</w:t>
       </w:r>
@@ -7106,7 +7106,7 @@
         </w:rPr>
         <w:lastRenderedPageBreak/>
         <w:drawing>
-          <wp:inline distT="0" distB="0" distL="0" distR="0" wp14:anchorId="1B3E4FD7" wp14:editId="4089AF71">
+          <wp:inline distT="0" distB="0" distL="0" distR="0" wp14:anchorId="0127875B" wp14:editId="64805312">
             <wp:extent cx="5943600" cy="4240375"/>
             <wp:effectExtent l="0" t="0" r="0" b="0"/>
             <wp:docPr id="17" name="Picture 17" descr="Ejecución del ejemplo 01 Ruta plana."/>
@@ -7187,7 +7187,7 @@
         </w:rPr>
         <w:lastRenderedPageBreak/>
         <w:drawing>
-          <wp:inline distT="0" distB="0" distL="0" distR="0" wp14:anchorId="7D1C4EB3" wp14:editId="42042243">
+          <wp:inline distT="0" distB="0" distL="0" distR="0" wp14:anchorId="29FFCF67" wp14:editId="55C47D01">
             <wp:extent cx="5943600" cy="4240375"/>
             <wp:effectExtent l="0" t="0" r="0" b="0"/>
             <wp:docPr id="18" name="Picture 18" descr="Ejecución del ejemplo 02 Subida del 3%."/>
@@ -7268,7 +7268,7 @@
         </w:rPr>
         <w:lastRenderedPageBreak/>
         <w:drawing>
-          <wp:inline distT="0" distB="0" distL="0" distR="0" wp14:anchorId="33A33A49" wp14:editId="17FFC31C">
+          <wp:inline distT="0" distB="0" distL="0" distR="0" wp14:anchorId="6DFC805A" wp14:editId="0AD4F99B">
             <wp:extent cx="5943600" cy="4240375"/>
             <wp:effectExtent l="0" t="0" r="0" b="0"/>
             <wp:docPr id="19" name="Picture 19" descr="Ejecución del ejemplo 03 Viento frontal."/>
@@ -7349,7 +7349,7 @@
         </w:rPr>
         <w:lastRenderedPageBreak/>
         <w:drawing>
-          <wp:inline distT="0" distB="0" distL="0" distR="0" wp14:anchorId="49ECD2AD" wp14:editId="1D5B17F5">
+          <wp:inline distT="0" distB="0" distL="0" distR="0" wp14:anchorId="27785AFE" wp14:editId="4F479824">
             <wp:extent cx="5943600" cy="4240375"/>
             <wp:effectExtent l="0" t="0" r="0" b="0"/>
             <wp:docPr id="20" name="Picture 20" descr="Ejecución del ejemplo 04 Mayor aporte humano."/>
@@ -7430,7 +7430,7 @@
         </w:rPr>
         <w:lastRenderedPageBreak/>
         <w:drawing>
-          <wp:inline distT="0" distB="0" distL="0" distR="0" wp14:anchorId="4AB2D510" wp14:editId="49A4B675">
+          <wp:inline distT="0" distB="0" distL="0" distR="0" wp14:anchorId="08A47D11" wp14:editId="295E9C71">
             <wp:extent cx="5943600" cy="4240375"/>
             <wp:effectExtent l="0" t="0" r="0" b="0"/>
             <wp:docPr id="21" name="Picture 21" descr="Ejecución del ejemplo 05 Ambiente frío."/>
@@ -7511,7 +7511,7 @@
         </w:rPr>
         <w:lastRenderedPageBreak/>
         <w:drawing>
-          <wp:inline distT="0" distB="0" distL="0" distR="0" wp14:anchorId="4EF872B5" wp14:editId="2C55592E">
+          <wp:inline distT="0" distB="0" distL="0" distR="0" wp14:anchorId="2DA4556C" wp14:editId="146DD6D2">
             <wp:extent cx="5943600" cy="4240375"/>
             <wp:effectExtent l="0" t="0" r="0" b="0"/>
             <wp:docPr id="22" name="Picture 22" descr="Ejecución del ejemplo 06 Calibración sintética."/>
@@ -7592,7 +7592,7 @@
         </w:rPr>
         <w:lastRenderedPageBreak/>
         <w:drawing>
-          <wp:inline distT="0" distB="0" distL="0" distR="0" wp14:anchorId="614B01DD" wp14:editId="1593786B">
+          <wp:inline distT="0" distB="0" distL="0" distR="0" wp14:anchorId="54D6EDCF" wp14:editId="546E0EE4">
             <wp:extent cx="5943600" cy="4240375"/>
             <wp:effectExtent l="0" t="0" r="0" b="0"/>
             <wp:docPr id="23" name="Picture 23" descr="Ejecución del ejemplo 07 Viento incierto y autonomía."/>
@@ -7673,7 +7673,7 @@
         </w:rPr>
         <w:lastRenderedPageBreak/>
         <w:drawing>
-          <wp:inline distT="0" distB="0" distL="0" distR="0" wp14:anchorId="557F6162" wp14:editId="12C7D581">
+          <wp:inline distT="0" distB="0" distL="0" distR="0" wp14:anchorId="1D3E21DD" wp14:editId="73A5D760">
             <wp:extent cx="5943600" cy="4240375"/>
             <wp:effectExtent l="0" t="0" r="0" b="0"/>
             <wp:docPr id="24" name="Picture 24" descr="Ejecución del ejemplo 08 Modelo híbrido CGPRA."/>
@@ -7754,7 +7754,7 @@
         </w:rPr>
         <w:lastRenderedPageBreak/>
         <w:drawing>
-          <wp:inline distT="0" distB="0" distL="0" distR="0" wp14:anchorId="175674BB" wp14:editId="6AC8EC9E">
+          <wp:inline distT="0" distB="0" distL="0" distR="0" wp14:anchorId="3C4471A4" wp14:editId="28C86C7B">
             <wp:extent cx="5943600" cy="4240375"/>
             <wp:effectExtent l="0" t="0" r="0" b="0"/>
             <wp:docPr id="25" name="Picture 25" descr="Ejecución del ejemplo 09 ¿Alcanza la batería?."/>
@@ -7815,7 +7815,7 @@
       <w:pPr>
         <w:pStyle w:val="Heading1"/>
       </w:pPr>
-      <w:bookmarkStart w:id="26" w:name="_Toc242290277"/>
+      <w:bookmarkStart w:id="26" w:name="_Toc242339698"/>
       <w:r>
         <w:lastRenderedPageBreak/>
         <w:t>5. Solución de problemas</w:t>
@@ -7826,7 +7826,7 @@
       <w:pPr>
         <w:pStyle w:val="Heading2"/>
       </w:pPr>
-      <w:bookmarkStart w:id="27" w:name="_Toc242290278"/>
+      <w:bookmarkStart w:id="27" w:name="_Toc242339699"/>
       <w:r>
         <w:t>5.1 La selección parece no ejecutarse</w:t>
       </w:r>
@@ -7841,7 +7841,7 @@
       <w:pPr>
         <w:pStyle w:val="Heading2"/>
       </w:pPr>
-      <w:bookmarkStart w:id="28" w:name="_Toc242290279"/>
+      <w:bookmarkStart w:id="28" w:name="_Toc242339700"/>
       <w:r>
         <w:t>5.2 Entrada o archivo rechazado</w:t>
       </w:r>
@@ -7856,7 +7856,7 @@
       <w:pPr>
         <w:pStyle w:val="Heading2"/>
       </w:pPr>
-      <w:bookmarkStart w:id="29" w:name="_Toc242290280"/>
+      <w:bookmarkStart w:id="29" w:name="_Toc242339701"/>
       <w:r>
         <w:t>5.3 Modelo o intervalos inválidos</w:t>
       </w:r>
@@ -7871,7 +7871,7 @@
       <w:pPr>
         <w:pStyle w:val="Heading2"/>
       </w:pPr>
-      <w:bookmarkStart w:id="30" w:name="_Toc242290281"/>
+      <w:bookmarkStart w:id="30" w:name="_Toc242339702"/>
       <w:r>
         <w:t>5.4 Cálculo lento o controles bloqueados</w:t>
       </w:r>
@@ -7886,7 +7886,7 @@
       <w:pPr>
         <w:pStyle w:val="Heading2"/>
       </w:pPr>
-      <w:bookmarkStart w:id="31" w:name="_Toc242290282"/>
+      <w:bookmarkStart w:id="31" w:name="_Toc242339703"/>
       <w:r>
         <w:t>5.5 Gráficas o campos incompletos</w:t>
       </w:r>
@@ -7901,7 +7901,7 @@
       <w:pPr>
         <w:pStyle w:val="Heading2"/>
       </w:pPr>
-      <w:bookmarkStart w:id="32" w:name="_Toc242290283"/>
+      <w:bookmarkStart w:id="32" w:name="_Toc242339704"/>
       <w:r>
         <w:t>5.6 El programa no inicia</w:t>
       </w:r>
@@ -7916,7 +7916,7 @@
       <w:pPr>
         <w:pStyle w:val="Heading2"/>
       </w:pPr>
-      <w:bookmarkStart w:id="33" w:name="_Toc242290284"/>
+      <w:bookmarkStart w:id="33" w:name="_Toc242339705"/>
       <w:r>
         <w:t>5.7 Soporte y límites</w:t>
       </w:r>
@@ -7931,7 +7931,7 @@
       <w:pPr>
         <w:pStyle w:val="Heading2"/>
       </w:pPr>
-      <w:bookmarkStart w:id="34" w:name="_Toc242290285"/>
+      <w:bookmarkStart w:id="34" w:name="_Toc242339706"/>
       <w:r>
         <w:t>Autoría y condiciones de uso</w:t>
       </w:r>

--- a/docs/docx/Manual_de_usuario_BikeEnergyLab_1.0.0.docx
+++ b/docs/docx/Manual_de_usuario_BikeEnergyLab_1.0.0.docx
@@ -341,7 +341,7 @@
                 <w:rFonts w:cs="Calibri"/>
                 <w:lang w:val="es-CO"/>
               </w:rPr>
-              <w:t>7 de octubre de 2026</w:t>
+              <w:t>8 de octubre de 2026</w:t>
             </w:r>
           </w:p>
         </w:tc>
@@ -421,7 +421,7 @@
                 <w:rFonts w:cs="Calibri"/>
                 <w:lang w:val="es-CO"/>
               </w:rPr>
-              <w:t>Revisión de entrega del 8 de octubre de 2026</w:t>
+              <w:t>Integración documental del 8 de octubre de 2026</w:t>
             </w:r>
           </w:p>
         </w:tc>
@@ -561,7 +561,7 @@
       <w:r>
         <w:fldChar w:fldCharType="separate"/>
       </w:r>
-      <w:hyperlink w:anchor="_Toc242339672" w:history="1">
+      <w:hyperlink w:anchor="_Toc242341148" w:history="1">
         <w:r>
           <w:rPr>
             <w:rStyle w:val="Hyperlink"/>
@@ -588,7 +588,7 @@
             <w:noProof/>
             <w:webHidden/>
           </w:rPr>
-          <w:instrText xml:space="preserve"> PAGEREF _Toc242339672 \h </w:instrText>
+          <w:instrText xml:space="preserve"> PAGEREF _Toc242341148 \h </w:instrText>
         </w:r>
         <w:r>
           <w:rPr>
@@ -633,7 +633,7 @@
           <w:lang w:val="es-CO" w:eastAsia="es-CO"/>
         </w:rPr>
       </w:pPr>
-      <w:hyperlink w:anchor="_Toc242339673" w:history="1">
+      <w:hyperlink w:anchor="_Toc242341149" w:history="1">
         <w:r>
           <w:rPr>
             <w:rStyle w:val="Hyperlink"/>
@@ -660,7 +660,7 @@
             <w:noProof/>
             <w:webHidden/>
           </w:rPr>
-          <w:instrText xml:space="preserve"> PAGEREF _Toc242339673 \h </w:instrText>
+          <w:instrText xml:space="preserve"> PAGEREF _Toc242341149 \h </w:instrText>
         </w:r>
         <w:r>
           <w:rPr>
@@ -705,7 +705,7 @@
           <w:lang w:val="es-CO" w:eastAsia="es-CO"/>
         </w:rPr>
       </w:pPr>
-      <w:hyperlink w:anchor="_Toc242339674" w:history="1">
+      <w:hyperlink w:anchor="_Toc242341150" w:history="1">
         <w:r>
           <w:rPr>
             <w:rStyle w:val="Hyperlink"/>
@@ -732,7 +732,7 @@
             <w:noProof/>
             <w:webHidden/>
           </w:rPr>
-          <w:instrText xml:space="preserve"> PAGEREF _Toc242339674 \h </w:instrText>
+          <w:instrText xml:space="preserve"> PAGEREF _Toc242341150 \h </w:instrText>
         </w:r>
         <w:r>
           <w:rPr>
@@ -777,7 +777,7 @@
           <w:lang w:val="es-CO" w:eastAsia="es-CO"/>
         </w:rPr>
       </w:pPr>
-      <w:hyperlink w:anchor="_Toc242339675" w:history="1">
+      <w:hyperlink w:anchor="_Toc242341151" w:history="1">
         <w:r>
           <w:rPr>
             <w:rStyle w:val="Hyperlink"/>
@@ -804,7 +804,7 @@
             <w:noProof/>
             <w:webHidden/>
           </w:rPr>
-          <w:instrText xml:space="preserve"> PAGEREF _Toc242339675 \h </w:instrText>
+          <w:instrText xml:space="preserve"> PAGEREF _Toc242341151 \h </w:instrText>
         </w:r>
         <w:r>
           <w:rPr>
@@ -849,7 +849,7 @@
           <w:lang w:val="es-CO" w:eastAsia="es-CO"/>
         </w:rPr>
       </w:pPr>
-      <w:hyperlink w:anchor="_Toc242339676" w:history="1">
+      <w:hyperlink w:anchor="_Toc242341152" w:history="1">
         <w:r>
           <w:rPr>
             <w:rStyle w:val="Hyperlink"/>
@@ -876,7 +876,7 @@
             <w:noProof/>
             <w:webHidden/>
           </w:rPr>
-          <w:instrText xml:space="preserve"> PAGEREF _Toc242339676 \h </w:instrText>
+          <w:instrText xml:space="preserve"> PAGEREF _Toc242341152 \h </w:instrText>
         </w:r>
         <w:r>
           <w:rPr>
@@ -921,7 +921,7 @@
           <w:lang w:val="es-CO" w:eastAsia="es-CO"/>
         </w:rPr>
       </w:pPr>
-      <w:hyperlink w:anchor="_Toc242339677" w:history="1">
+      <w:hyperlink w:anchor="_Toc242341153" w:history="1">
         <w:r>
           <w:rPr>
             <w:rStyle w:val="Hyperlink"/>
@@ -948,7 +948,7 @@
             <w:noProof/>
             <w:webHidden/>
           </w:rPr>
-          <w:instrText xml:space="preserve"> PAGEREF _Toc242339677 \h </w:instrText>
+          <w:instrText xml:space="preserve"> PAGEREF _Toc242341153 \h </w:instrText>
         </w:r>
         <w:r>
           <w:rPr>
@@ -993,7 +993,7 @@
           <w:lang w:val="es-CO" w:eastAsia="es-CO"/>
         </w:rPr>
       </w:pPr>
-      <w:hyperlink w:anchor="_Toc242339678" w:history="1">
+      <w:hyperlink w:anchor="_Toc242341154" w:history="1">
         <w:r>
           <w:rPr>
             <w:rStyle w:val="Hyperlink"/>
@@ -1020,7 +1020,7 @@
             <w:noProof/>
             <w:webHidden/>
           </w:rPr>
-          <w:instrText xml:space="preserve"> PAGEREF _Toc242339678 \h </w:instrText>
+          <w:instrText xml:space="preserve"> PAGEREF _Toc242341154 \h </w:instrText>
         </w:r>
         <w:r>
           <w:rPr>
@@ -1065,7 +1065,7 @@
           <w:lang w:val="es-CO" w:eastAsia="es-CO"/>
         </w:rPr>
       </w:pPr>
-      <w:hyperlink w:anchor="_Toc242339679" w:history="1">
+      <w:hyperlink w:anchor="_Toc242341155" w:history="1">
         <w:r>
           <w:rPr>
             <w:rStyle w:val="Hyperlink"/>
@@ -1092,7 +1092,7 @@
             <w:noProof/>
             <w:webHidden/>
           </w:rPr>
-          <w:instrText xml:space="preserve"> PAGEREF _Toc242339679 \h </w:instrText>
+          <w:instrText xml:space="preserve"> PAGEREF _Toc242341155 \h </w:instrText>
         </w:r>
         <w:r>
           <w:rPr>
@@ -1137,7 +1137,7 @@
           <w:lang w:val="es-CO" w:eastAsia="es-CO"/>
         </w:rPr>
       </w:pPr>
-      <w:hyperlink w:anchor="_Toc242339680" w:history="1">
+      <w:hyperlink w:anchor="_Toc242341156" w:history="1">
         <w:r>
           <w:rPr>
             <w:rStyle w:val="Hyperlink"/>
@@ -1164,7 +1164,7 @@
             <w:noProof/>
             <w:webHidden/>
           </w:rPr>
-          <w:instrText xml:space="preserve"> PAGEREF _Toc242339680 \h </w:instrText>
+          <w:instrText xml:space="preserve"> PAGEREF _Toc242341156 \h </w:instrText>
         </w:r>
         <w:r>
           <w:rPr>
@@ -1209,7 +1209,7 @@
           <w:lang w:val="es-CO" w:eastAsia="es-CO"/>
         </w:rPr>
       </w:pPr>
-      <w:hyperlink w:anchor="_Toc242339681" w:history="1">
+      <w:hyperlink w:anchor="_Toc242341157" w:history="1">
         <w:r>
           <w:rPr>
             <w:rStyle w:val="Hyperlink"/>
@@ -1236,7 +1236,7 @@
             <w:noProof/>
             <w:webHidden/>
           </w:rPr>
-          <w:instrText xml:space="preserve"> PAGEREF _Toc242339681 \h </w:instrText>
+          <w:instrText xml:space="preserve"> PAGEREF _Toc242341157 \h </w:instrText>
         </w:r>
         <w:r>
           <w:rPr>
@@ -1281,7 +1281,7 @@
           <w:lang w:val="es-CO" w:eastAsia="es-CO"/>
         </w:rPr>
       </w:pPr>
-      <w:hyperlink w:anchor="_Toc242339682" w:history="1">
+      <w:hyperlink w:anchor="_Toc242341158" w:history="1">
         <w:r>
           <w:rPr>
             <w:rStyle w:val="Hyperlink"/>
@@ -1308,7 +1308,7 @@
             <w:noProof/>
             <w:webHidden/>
           </w:rPr>
-          <w:instrText xml:space="preserve"> PAGEREF _Toc242339682 \h </w:instrText>
+          <w:instrText xml:space="preserve"> PAGEREF _Toc242341158 \h </w:instrText>
         </w:r>
         <w:r>
           <w:rPr>
@@ -1353,7 +1353,7 @@
           <w:lang w:val="es-CO" w:eastAsia="es-CO"/>
         </w:rPr>
       </w:pPr>
-      <w:hyperlink w:anchor="_Toc242339683" w:history="1">
+      <w:hyperlink w:anchor="_Toc242341159" w:history="1">
         <w:r>
           <w:rPr>
             <w:rStyle w:val="Hyperlink"/>
@@ -1380,7 +1380,7 @@
             <w:noProof/>
             <w:webHidden/>
           </w:rPr>
-          <w:instrText xml:space="preserve"> PAGEREF _Toc242339683 \h </w:instrText>
+          <w:instrText xml:space="preserve"> PAGEREF _Toc242341159 \h </w:instrText>
         </w:r>
         <w:r>
           <w:rPr>
@@ -1425,7 +1425,7 @@
           <w:lang w:val="es-CO" w:eastAsia="es-CO"/>
         </w:rPr>
       </w:pPr>
-      <w:hyperlink w:anchor="_Toc242339684" w:history="1">
+      <w:hyperlink w:anchor="_Toc242341160" w:history="1">
         <w:r>
           <w:rPr>
             <w:rStyle w:val="Hyperlink"/>
@@ -1452,7 +1452,7 @@
             <w:noProof/>
             <w:webHidden/>
           </w:rPr>
-          <w:instrText xml:space="preserve"> PAGEREF _Toc242339684 \h </w:instrText>
+          <w:instrText xml:space="preserve"> PAGEREF _Toc242341160 \h </w:instrText>
         </w:r>
         <w:r>
           <w:rPr>
@@ -1497,7 +1497,7 @@
           <w:lang w:val="es-CO" w:eastAsia="es-CO"/>
         </w:rPr>
       </w:pPr>
-      <w:hyperlink w:anchor="_Toc242339685" w:history="1">
+      <w:hyperlink w:anchor="_Toc242341161" w:history="1">
         <w:r>
           <w:rPr>
             <w:rStyle w:val="Hyperlink"/>
@@ -1524,7 +1524,7 @@
             <w:noProof/>
             <w:webHidden/>
           </w:rPr>
-          <w:instrText xml:space="preserve"> PAGEREF _Toc242339685 \h </w:instrText>
+          <w:instrText xml:space="preserve"> PAGEREF _Toc242341161 \h </w:instrText>
         </w:r>
         <w:r>
           <w:rPr>
@@ -1569,7 +1569,7 @@
           <w:lang w:val="es-CO" w:eastAsia="es-CO"/>
         </w:rPr>
       </w:pPr>
-      <w:hyperlink w:anchor="_Toc242339686" w:history="1">
+      <w:hyperlink w:anchor="_Toc242341162" w:history="1">
         <w:r>
           <w:rPr>
             <w:rStyle w:val="Hyperlink"/>
@@ -1596,7 +1596,7 @@
             <w:noProof/>
             <w:webHidden/>
           </w:rPr>
-          <w:instrText xml:space="preserve"> PAGEREF _Toc242339686 \h </w:instrText>
+          <w:instrText xml:space="preserve"> PAGEREF _Toc242341162 \h </w:instrText>
         </w:r>
         <w:r>
           <w:rPr>
@@ -1641,7 +1641,7 @@
           <w:lang w:val="es-CO" w:eastAsia="es-CO"/>
         </w:rPr>
       </w:pPr>
-      <w:hyperlink w:anchor="_Toc242339687" w:history="1">
+      <w:hyperlink w:anchor="_Toc242341163" w:history="1">
         <w:r>
           <w:rPr>
             <w:rStyle w:val="Hyperlink"/>
@@ -1668,7 +1668,7 @@
             <w:noProof/>
             <w:webHidden/>
           </w:rPr>
-          <w:instrText xml:space="preserve"> PAGEREF _Toc242339687 \h </w:instrText>
+          <w:instrText xml:space="preserve"> PAGEREF _Toc242341163 \h </w:instrText>
         </w:r>
         <w:r>
           <w:rPr>
@@ -1713,7 +1713,7 @@
           <w:lang w:val="es-CO" w:eastAsia="es-CO"/>
         </w:rPr>
       </w:pPr>
-      <w:hyperlink w:anchor="_Toc242339688" w:history="1">
+      <w:hyperlink w:anchor="_Toc242341164" w:history="1">
         <w:r>
           <w:rPr>
             <w:rStyle w:val="Hyperlink"/>
@@ -1740,7 +1740,7 @@
             <w:noProof/>
             <w:webHidden/>
           </w:rPr>
-          <w:instrText xml:space="preserve"> PAGEREF _Toc242339688 \h </w:instrText>
+          <w:instrText xml:space="preserve"> PAGEREF _Toc242341164 \h </w:instrText>
         </w:r>
         <w:r>
           <w:rPr>
@@ -1785,7 +1785,7 @@
           <w:lang w:val="es-CO" w:eastAsia="es-CO"/>
         </w:rPr>
       </w:pPr>
-      <w:hyperlink w:anchor="_Toc242339689" w:history="1">
+      <w:hyperlink w:anchor="_Toc242341165" w:history="1">
         <w:r>
           <w:rPr>
             <w:rStyle w:val="Hyperlink"/>
@@ -1812,7 +1812,7 @@
             <w:noProof/>
             <w:webHidden/>
           </w:rPr>
-          <w:instrText xml:space="preserve"> PAGEREF _Toc242339689 \h </w:instrText>
+          <w:instrText xml:space="preserve"> PAGEREF _Toc242341165 \h </w:instrText>
         </w:r>
         <w:r>
           <w:rPr>
@@ -1857,7 +1857,7 @@
           <w:lang w:val="es-CO" w:eastAsia="es-CO"/>
         </w:rPr>
       </w:pPr>
-      <w:hyperlink w:anchor="_Toc242339690" w:history="1">
+      <w:hyperlink w:anchor="_Toc242341166" w:history="1">
         <w:r>
           <w:rPr>
             <w:rStyle w:val="Hyperlink"/>
@@ -1884,7 +1884,7 @@
             <w:noProof/>
             <w:webHidden/>
           </w:rPr>
-          <w:instrText xml:space="preserve"> PAGEREF _Toc242339690 \h </w:instrText>
+          <w:instrText xml:space="preserve"> PAGEREF _Toc242341166 \h </w:instrText>
         </w:r>
         <w:r>
           <w:rPr>
@@ -1929,7 +1929,7 @@
           <w:lang w:val="es-CO" w:eastAsia="es-CO"/>
         </w:rPr>
       </w:pPr>
-      <w:hyperlink w:anchor="_Toc242339691" w:history="1">
+      <w:hyperlink w:anchor="_Toc242341167" w:history="1">
         <w:r>
           <w:rPr>
             <w:rStyle w:val="Hyperlink"/>
@@ -1956,7 +1956,7 @@
             <w:noProof/>
             <w:webHidden/>
           </w:rPr>
-          <w:instrText xml:space="preserve"> PAGEREF _Toc242339691 \h </w:instrText>
+          <w:instrText xml:space="preserve"> PAGEREF _Toc242341167 \h </w:instrText>
         </w:r>
         <w:r>
           <w:rPr>
@@ -2001,7 +2001,7 @@
           <w:lang w:val="es-CO" w:eastAsia="es-CO"/>
         </w:rPr>
       </w:pPr>
-      <w:hyperlink w:anchor="_Toc242339692" w:history="1">
+      <w:hyperlink w:anchor="_Toc242341168" w:history="1">
         <w:r>
           <w:rPr>
             <w:rStyle w:val="Hyperlink"/>
@@ -2028,7 +2028,7 @@
             <w:noProof/>
             <w:webHidden/>
           </w:rPr>
-          <w:instrText xml:space="preserve"> PAGEREF _Toc242339692 \h </w:instrText>
+          <w:instrText xml:space="preserve"> PAGEREF _Toc242341168 \h </w:instrText>
         </w:r>
         <w:r>
           <w:rPr>
@@ -2073,7 +2073,7 @@
           <w:lang w:val="es-CO" w:eastAsia="es-CO"/>
         </w:rPr>
       </w:pPr>
-      <w:hyperlink w:anchor="_Toc242339693" w:history="1">
+      <w:hyperlink w:anchor="_Toc242341169" w:history="1">
         <w:r>
           <w:rPr>
             <w:rStyle w:val="Hyperlink"/>
@@ -2100,7 +2100,7 @@
             <w:noProof/>
             <w:webHidden/>
           </w:rPr>
-          <w:instrText xml:space="preserve"> PAGEREF _Toc242339693 \h </w:instrText>
+          <w:instrText xml:space="preserve"> PAGEREF _Toc242341169 \h </w:instrText>
         </w:r>
         <w:r>
           <w:rPr>
@@ -2145,7 +2145,7 @@
           <w:lang w:val="es-CO" w:eastAsia="es-CO"/>
         </w:rPr>
       </w:pPr>
-      <w:hyperlink w:anchor="_Toc242339694" w:history="1">
+      <w:hyperlink w:anchor="_Toc242341170" w:history="1">
         <w:r>
           <w:rPr>
             <w:rStyle w:val="Hyperlink"/>
@@ -2172,7 +2172,7 @@
             <w:noProof/>
             <w:webHidden/>
           </w:rPr>
-          <w:instrText xml:space="preserve"> PAGEREF _Toc242339694 \h </w:instrText>
+          <w:instrText xml:space="preserve"> PAGEREF _Toc242341170 \h </w:instrText>
         </w:r>
         <w:r>
           <w:rPr>
@@ -2217,7 +2217,7 @@
           <w:lang w:val="es-CO" w:eastAsia="es-CO"/>
         </w:rPr>
       </w:pPr>
-      <w:hyperlink w:anchor="_Toc242339695" w:history="1">
+      <w:hyperlink w:anchor="_Toc242341171" w:history="1">
         <w:r>
           <w:rPr>
             <w:rStyle w:val="Hyperlink"/>
@@ -2244,7 +2244,7 @@
             <w:noProof/>
             <w:webHidden/>
           </w:rPr>
-          <w:instrText xml:space="preserve"> PAGEREF _Toc242339695 \h </w:instrText>
+          <w:instrText xml:space="preserve"> PAGEREF _Toc242341171 \h </w:instrText>
         </w:r>
         <w:r>
           <w:rPr>
@@ -2289,7 +2289,7 @@
           <w:lang w:val="es-CO" w:eastAsia="es-CO"/>
         </w:rPr>
       </w:pPr>
-      <w:hyperlink w:anchor="_Toc242339696" w:history="1">
+      <w:hyperlink w:anchor="_Toc242341172" w:history="1">
         <w:r>
           <w:rPr>
             <w:rStyle w:val="Hyperlink"/>
@@ -2316,7 +2316,7 @@
             <w:noProof/>
             <w:webHidden/>
           </w:rPr>
-          <w:instrText xml:space="preserve"> PAGEREF _Toc242339696 \h </w:instrText>
+          <w:instrText xml:space="preserve"> PAGEREF _Toc242341172 \h </w:instrText>
         </w:r>
         <w:r>
           <w:rPr>
@@ -2361,7 +2361,7 @@
           <w:lang w:val="es-CO" w:eastAsia="es-CO"/>
         </w:rPr>
       </w:pPr>
-      <w:hyperlink w:anchor="_Toc242339697" w:history="1">
+      <w:hyperlink w:anchor="_Toc242341173" w:history="1">
         <w:r>
           <w:rPr>
             <w:rStyle w:val="Hyperlink"/>
@@ -2388,7 +2388,7 @@
             <w:noProof/>
             <w:webHidden/>
           </w:rPr>
-          <w:instrText xml:space="preserve"> PAGEREF _Toc242339697 \h </w:instrText>
+          <w:instrText xml:space="preserve"> PAGEREF _Toc242341173 \h </w:instrText>
         </w:r>
         <w:r>
           <w:rPr>
@@ -2433,7 +2433,7 @@
           <w:lang w:val="es-CO" w:eastAsia="es-CO"/>
         </w:rPr>
       </w:pPr>
-      <w:hyperlink w:anchor="_Toc242339698" w:history="1">
+      <w:hyperlink w:anchor="_Toc242341174" w:history="1">
         <w:r>
           <w:rPr>
             <w:rStyle w:val="Hyperlink"/>
@@ -2460,7 +2460,7 @@
             <w:noProof/>
             <w:webHidden/>
           </w:rPr>
-          <w:instrText xml:space="preserve"> PAGEREF _Toc242339698 \h </w:instrText>
+          <w:instrText xml:space="preserve"> PAGEREF _Toc242341174 \h </w:instrText>
         </w:r>
         <w:r>
           <w:rPr>
@@ -2505,7 +2505,7 @@
           <w:lang w:val="es-CO" w:eastAsia="es-CO"/>
         </w:rPr>
       </w:pPr>
-      <w:hyperlink w:anchor="_Toc242339699" w:history="1">
+      <w:hyperlink w:anchor="_Toc242341175" w:history="1">
         <w:r>
           <w:rPr>
             <w:rStyle w:val="Hyperlink"/>
@@ -2532,7 +2532,7 @@
             <w:noProof/>
             <w:webHidden/>
           </w:rPr>
-          <w:instrText xml:space="preserve"> PAGEREF _Toc242339699 \h </w:instrText>
+          <w:instrText xml:space="preserve"> PAGEREF _Toc242341175 \h </w:instrText>
         </w:r>
         <w:r>
           <w:rPr>
@@ -2577,7 +2577,7 @@
           <w:lang w:val="es-CO" w:eastAsia="es-CO"/>
         </w:rPr>
       </w:pPr>
-      <w:hyperlink w:anchor="_Toc242339700" w:history="1">
+      <w:hyperlink w:anchor="_Toc242341176" w:history="1">
         <w:r>
           <w:rPr>
             <w:rStyle w:val="Hyperlink"/>
@@ -2604,7 +2604,7 @@
             <w:noProof/>
             <w:webHidden/>
           </w:rPr>
-          <w:instrText xml:space="preserve"> PAGEREF _Toc242339700 \h </w:instrText>
+          <w:instrText xml:space="preserve"> PAGEREF _Toc242341176 \h </w:instrText>
         </w:r>
         <w:r>
           <w:rPr>
@@ -2649,7 +2649,7 @@
           <w:lang w:val="es-CO" w:eastAsia="es-CO"/>
         </w:rPr>
       </w:pPr>
-      <w:hyperlink w:anchor="_Toc242339701" w:history="1">
+      <w:hyperlink w:anchor="_Toc242341177" w:history="1">
         <w:r>
           <w:rPr>
             <w:rStyle w:val="Hyperlink"/>
@@ -2676,7 +2676,7 @@
             <w:noProof/>
             <w:webHidden/>
           </w:rPr>
-          <w:instrText xml:space="preserve"> PAGEREF _Toc242339701 \h </w:instrText>
+          <w:instrText xml:space="preserve"> PAGEREF _Toc242341177 \h </w:instrText>
         </w:r>
         <w:r>
           <w:rPr>
@@ -2721,7 +2721,7 @@
           <w:lang w:val="es-CO" w:eastAsia="es-CO"/>
         </w:rPr>
       </w:pPr>
-      <w:hyperlink w:anchor="_Toc242339702" w:history="1">
+      <w:hyperlink w:anchor="_Toc242341178" w:history="1">
         <w:r>
           <w:rPr>
             <w:rStyle w:val="Hyperlink"/>
@@ -2748,7 +2748,7 @@
             <w:noProof/>
             <w:webHidden/>
           </w:rPr>
-          <w:instrText xml:space="preserve"> PAGEREF _Toc242339702 \h </w:instrText>
+          <w:instrText xml:space="preserve"> PAGEREF _Toc242341178 \h </w:instrText>
         </w:r>
         <w:r>
           <w:rPr>
@@ -2793,7 +2793,7 @@
           <w:lang w:val="es-CO" w:eastAsia="es-CO"/>
         </w:rPr>
       </w:pPr>
-      <w:hyperlink w:anchor="_Toc242339703" w:history="1">
+      <w:hyperlink w:anchor="_Toc242341179" w:history="1">
         <w:r>
           <w:rPr>
             <w:rStyle w:val="Hyperlink"/>
@@ -2820,7 +2820,7 @@
             <w:noProof/>
             <w:webHidden/>
           </w:rPr>
-          <w:instrText xml:space="preserve"> PAGEREF _Toc242339703 \h </w:instrText>
+          <w:instrText xml:space="preserve"> PAGEREF _Toc242341179 \h </w:instrText>
         </w:r>
         <w:r>
           <w:rPr>
@@ -2865,7 +2865,7 @@
           <w:lang w:val="es-CO" w:eastAsia="es-CO"/>
         </w:rPr>
       </w:pPr>
-      <w:hyperlink w:anchor="_Toc242339704" w:history="1">
+      <w:hyperlink w:anchor="_Toc242341180" w:history="1">
         <w:r>
           <w:rPr>
             <w:rStyle w:val="Hyperlink"/>
@@ -2892,7 +2892,7 @@
             <w:noProof/>
             <w:webHidden/>
           </w:rPr>
-          <w:instrText xml:space="preserve"> PAGEREF _Toc242339704 \h </w:instrText>
+          <w:instrText xml:space="preserve"> PAGEREF _Toc242341180 \h </w:instrText>
         </w:r>
         <w:r>
           <w:rPr>
@@ -2937,7 +2937,7 @@
           <w:lang w:val="es-CO" w:eastAsia="es-CO"/>
         </w:rPr>
       </w:pPr>
-      <w:hyperlink w:anchor="_Toc242339705" w:history="1">
+      <w:hyperlink w:anchor="_Toc242341181" w:history="1">
         <w:r>
           <w:rPr>
             <w:rStyle w:val="Hyperlink"/>
@@ -2964,7 +2964,7 @@
             <w:noProof/>
             <w:webHidden/>
           </w:rPr>
-          <w:instrText xml:space="preserve"> PAGEREF _Toc242339705 \h </w:instrText>
+          <w:instrText xml:space="preserve"> PAGEREF _Toc242341181 \h </w:instrText>
         </w:r>
         <w:r>
           <w:rPr>
@@ -3009,7 +3009,7 @@
           <w:lang w:val="es-CO" w:eastAsia="es-CO"/>
         </w:rPr>
       </w:pPr>
-      <w:hyperlink w:anchor="_Toc242339706" w:history="1">
+      <w:hyperlink w:anchor="_Toc242341182" w:history="1">
         <w:r>
           <w:rPr>
             <w:rStyle w:val="Hyperlink"/>
@@ -3036,7 +3036,7 @@
             <w:noProof/>
             <w:webHidden/>
           </w:rPr>
-          <w:instrText xml:space="preserve"> PAGEREF _Toc242339706 \h </w:instrText>
+          <w:instrText xml:space="preserve"> PAGEREF _Toc242341182 \h </w:instrText>
         </w:r>
         <w:r>
           <w:rPr>
@@ -3087,7 +3087,7 @@
       <w:pPr>
         <w:pStyle w:val="Heading1"/>
       </w:pPr>
-      <w:bookmarkStart w:id="0" w:name="_Toc242339672"/>
+      <w:bookmarkStart w:id="0" w:name="_Toc242341148"/>
       <w:r>
         <w:lastRenderedPageBreak/>
         <w:t>1. Introducción</w:t>
@@ -3098,7 +3098,7 @@
       <w:pPr>
         <w:pStyle w:val="Heading2"/>
       </w:pPr>
-      <w:bookmarkStart w:id="1" w:name="_Toc242339673"/>
+      <w:bookmarkStart w:id="1" w:name="_Toc242341149"/>
       <w:r>
         <w:t>1.1 Propósito del software</w:t>
       </w:r>
@@ -3106,14 +3106,14 @@
     </w:p>
     <w:p>
       <w:r>
-        <w:t>BikeEnergyLab 1.0.0 permite configurar una bicicleta eléctrica, simular rutas y estudiar energía, autonomía, calibración e incertidumbre. Este manual explica su operación con capturas de la interfaz real y nueve ejercicios sintéticos. La metodología desarrolla las ecuaciones y el manual técnico explica la implementación.</w:t>
+        <w:t>BikeEnergyLab 1.0.0 permite configurar una bicicleta eléctrica, simular rutas y estudiar energía, autonomía, calibración e incertidumbre. Este manual explica su operación con capturas de la interfaz real y nueve ejercicios sintéticos. El manual técnico desarrolla las ecuaciones, la metodología científica y la implementación.</w:t>
       </w:r>
     </w:p>
     <w:p>
       <w:pPr>
         <w:pStyle w:val="Heading2"/>
       </w:pPr>
-      <w:bookmarkStart w:id="2" w:name="_Toc242339674"/>
+      <w:bookmarkStart w:id="2" w:name="_Toc242341150"/>
       <w:r>
         <w:t>1.2 Contexto general</w:t>
       </w:r>
@@ -3128,7 +3128,7 @@
       <w:pPr>
         <w:pStyle w:val="Heading2"/>
       </w:pPr>
-      <w:bookmarkStart w:id="3" w:name="_Toc242339675"/>
+      <w:bookmarkStart w:id="3" w:name="_Toc242341151"/>
       <w:r>
         <w:t>1.3 Alcance del documento</w:t>
       </w:r>
@@ -3136,7 +3136,7 @@
     </w:p>
     <w:p>
       <w:r>
-        <w:t xml:space="preserve">La revisión editorial del 7 de octubre de 2026 cubre los quince paneles, los botones, el tutorial y los ejemplos. El flujo utiliza </w:t>
+        <w:t xml:space="preserve">La revisión de integración documental del 8 de octubre de 2026 cubre los quince paneles, los botones, el tutorial y los ejemplos. El flujo utiliza </w:t>
       </w:r>
       <w:r>
         <w:rPr>
@@ -3172,7 +3172,7 @@
       <w:pPr>
         <w:pStyle w:val="Heading1"/>
       </w:pPr>
-      <w:bookmarkStart w:id="4" w:name="_Toc242339676"/>
+      <w:bookmarkStart w:id="4" w:name="_Toc242341152"/>
       <w:r>
         <w:lastRenderedPageBreak/>
         <w:t>2. Descripción general del sistema</w:t>
@@ -3183,7 +3183,7 @@
       <w:pPr>
         <w:pStyle w:val="Heading2"/>
       </w:pPr>
-      <w:bookmarkStart w:id="5" w:name="_Toc242339677"/>
+      <w:bookmarkStart w:id="5" w:name="_Toc242341153"/>
       <w:r>
         <w:t>2.1 Hardware y requisitos del sistema</w:t>
       </w:r>
@@ -3198,7 +3198,7 @@
       <w:pPr>
         <w:pStyle w:val="Heading2"/>
       </w:pPr>
-      <w:bookmarkStart w:id="6" w:name="_Toc242339678"/>
+      <w:bookmarkStart w:id="6" w:name="_Toc242341154"/>
       <w:r>
         <w:t>2.2 Qué hace el sistema</w:t>
       </w:r>
@@ -3213,7 +3213,7 @@
       <w:pPr>
         <w:pStyle w:val="Heading2"/>
       </w:pPr>
-      <w:bookmarkStart w:id="7" w:name="_Toc242339679"/>
+      <w:bookmarkStart w:id="7" w:name="_Toc242341155"/>
       <w:r>
         <w:t>2.3 Principales capacidades</w:t>
       </w:r>
@@ -3607,7 +3607,7 @@
       <w:pPr>
         <w:pStyle w:val="Heading1"/>
       </w:pPr>
-      <w:bookmarkStart w:id="8" w:name="_Toc242339680"/>
+      <w:bookmarkStart w:id="8" w:name="_Toc242341156"/>
       <w:r>
         <w:lastRenderedPageBreak/>
         <w:t>3. Acceso y requisitos</w:t>
@@ -3618,7 +3618,7 @@
       <w:pPr>
         <w:pStyle w:val="Heading2"/>
       </w:pPr>
-      <w:bookmarkStart w:id="9" w:name="_Toc242339681"/>
+      <w:bookmarkStart w:id="9" w:name="_Toc242341157"/>
       <w:r>
         <w:t>3.1 Ejecución del paquete portátil</w:t>
       </w:r>
@@ -3626,14 +3626,14 @@
     </w:p>
     <w:p>
       <w:r>
-        <w:t>En Entregables encontrará cinco documentos Word y dos ZIP. Extraiga BikeEnergyLab-1.0.0-windows-x64.zip fuera de Entregables y abra BikeEnergyLab.exe en la carpeta BikeEnergyLab extraída. Conserve la carpeta completa con _internal. Inicio presenta ejemplos y tutorial. El selector superior derecho permite elegir es o en.</w:t>
+        <w:t>En Entregables encontrará cuatro documentos Word y dos ZIP. Extraiga BikeEnergyLab-1.0.0-windows-x64.zip fuera de Entregables y abra BikeEnergyLab.exe en la carpeta BikeEnergyLab extraída. Conserve la carpeta completa con _internal. Inicio presenta ejemplos y tutorial. El selector superior derecho permite elegir es o en.</w:t>
       </w:r>
     </w:p>
     <w:p>
       <w:pPr>
         <w:pStyle w:val="Heading2"/>
       </w:pPr>
-      <w:bookmarkStart w:id="10" w:name="_Toc242339682"/>
+      <w:bookmarkStart w:id="10" w:name="_Toc242341158"/>
       <w:r>
         <w:t>3.2 Ejecución desde fuentes</w:t>
       </w:r>
@@ -3689,7 +3689,7 @@
       <w:pPr>
         <w:pStyle w:val="Heading1"/>
       </w:pPr>
-      <w:bookmarkStart w:id="11" w:name="_Toc242339683"/>
+      <w:bookmarkStart w:id="11" w:name="_Toc242341159"/>
       <w:r>
         <w:lastRenderedPageBreak/>
         <w:t>4. Uso del sistema</w:t>
@@ -3700,7 +3700,7 @@
       <w:pPr>
         <w:pStyle w:val="Heading2"/>
       </w:pPr>
-      <w:bookmarkStart w:id="12" w:name="_Toc242339684"/>
+      <w:bookmarkStart w:id="12" w:name="_Toc242341160"/>
       <w:r>
         <w:t>4.1 Inicio y controles generales</w:t>
       </w:r>
@@ -3716,7 +3716,7 @@
           <w:noProof/>
         </w:rPr>
         <w:drawing>
-          <wp:inline distT="0" distB="0" distL="0" distR="0" wp14:anchorId="07E36E2D" wp14:editId="3B066C9F">
+          <wp:inline distT="0" distB="0" distL="0" distR="0" wp14:anchorId="744D87F5" wp14:editId="5D65B05F">
             <wp:extent cx="5943600" cy="4240375"/>
             <wp:effectExtent l="0" t="0" r="0" b="0"/>
             <wp:docPr id="1" name="Picture 1" descr="Pantalla inicial con barra superior, navegación y catálogo de ejemplos."/>
@@ -4245,7 +4245,7 @@
       <w:pPr>
         <w:pStyle w:val="Heading2"/>
       </w:pPr>
-      <w:bookmarkStart w:id="13" w:name="_Toc242339685"/>
+      <w:bookmarkStart w:id="13" w:name="_Toc242341161"/>
       <w:r>
         <w:t>4.2 Selección y carga de ejemplos</w:t>
       </w:r>
@@ -4296,7 +4296,7 @@
       <w:pPr>
         <w:pStyle w:val="Heading2"/>
       </w:pPr>
-      <w:bookmarkStart w:id="14" w:name="_Toc242339686"/>
+      <w:bookmarkStart w:id="14" w:name="_Toc242341162"/>
       <w:r>
         <w:t>4.3 Bicicleta y ciclista</w:t>
       </w:r>
@@ -4312,7 +4312,7 @@
           <w:noProof/>
         </w:rPr>
         <w:drawing>
-          <wp:inline distT="0" distB="0" distL="0" distR="0" wp14:anchorId="0081D30D" wp14:editId="0F8A518C">
+          <wp:inline distT="0" distB="0" distL="0" distR="0" wp14:anchorId="212C1BC8" wp14:editId="34329762">
             <wp:extent cx="5943600" cy="4240375"/>
             <wp:effectExtent l="0" t="0" r="0" b="0"/>
             <wp:docPr id="2" name="Picture 2" descr="Panel Bicicleta con masas, rodadura, aerodinámica y transmisión."/>
@@ -4375,7 +4375,7 @@
           <w:noProof/>
         </w:rPr>
         <w:drawing>
-          <wp:inline distT="0" distB="0" distL="0" distR="0" wp14:anchorId="486727B3" wp14:editId="386ADA14">
+          <wp:inline distT="0" distB="0" distL="0" distR="0" wp14:anchorId="13E64845" wp14:editId="046F455A">
             <wp:extent cx="5943600" cy="4240375"/>
             <wp:effectExtent l="0" t="0" r="0" b="0"/>
             <wp:docPr id="3" name="Picture 3" descr="Panel Ciclista con masa y potencia humana en pedales."/>
@@ -4431,7 +4431,7 @@
       <w:pPr>
         <w:pStyle w:val="Heading2"/>
       </w:pPr>
-      <w:bookmarkStart w:id="15" w:name="_Toc242339687"/>
+      <w:bookmarkStart w:id="15" w:name="_Toc242341163"/>
       <w:r>
         <w:lastRenderedPageBreak/>
         <w:t>4.4 Motor y batería</w:t>
@@ -4448,7 +4448,7 @@
           <w:noProof/>
         </w:rPr>
         <w:drawing>
-          <wp:inline distT="0" distB="0" distL="0" distR="0" wp14:anchorId="763CFD8A" wp14:editId="1CD793E4">
+          <wp:inline distT="0" distB="0" distL="0" distR="0" wp14:anchorId="3BC44FB5" wp14:editId="7532AD90">
             <wp:extent cx="5943600" cy="4240375"/>
             <wp:effectExtent l="0" t="0" r="0" b="0"/>
             <wp:docPr id="4" name="Picture 4" descr="Panel Motor con asistencia, eficiencia y límites."/>
@@ -4511,7 +4511,7 @@
         </w:rPr>
         <w:lastRenderedPageBreak/>
         <w:drawing>
-          <wp:inline distT="0" distB="0" distL="0" distR="0" wp14:anchorId="155155F1" wp14:editId="6C5AB64C">
+          <wp:inline distT="0" distB="0" distL="0" distR="0" wp14:anchorId="34397336" wp14:editId="1B05A8E0">
             <wp:extent cx="5943600" cy="4240375"/>
             <wp:effectExtent l="0" t="0" r="0" b="0"/>
             <wp:docPr id="5" name="Picture 5" descr="Panel Batería con capacidad, SOC y parámetros del modelo."/>
@@ -4567,7 +4567,7 @@
       <w:pPr>
         <w:pStyle w:val="Heading2"/>
       </w:pPr>
-      <w:bookmarkStart w:id="16" w:name="_Toc242339688"/>
+      <w:bookmarkStart w:id="16" w:name="_Toc242341164"/>
       <w:r>
         <w:lastRenderedPageBreak/>
         <w:t>4.5 Ruta</w:t>
@@ -4584,7 +4584,7 @@
           <w:noProof/>
         </w:rPr>
         <w:drawing>
-          <wp:inline distT="0" distB="0" distL="0" distR="0" wp14:anchorId="6F1060D7" wp14:editId="62601336">
+          <wp:inline distT="0" distB="0" distL="0" distR="0" wp14:anchorId="432C4D13" wp14:editId="1595B87B">
             <wp:extent cx="5943600" cy="4240375"/>
             <wp:effectExtent l="0" t="0" r="0" b="0"/>
             <wp:docPr id="6" name="Picture 6" descr="Panel Ruta con creación manual, importación y vista previa."/>
@@ -4916,7 +4916,7 @@
       <w:pPr>
         <w:pStyle w:val="Heading2"/>
       </w:pPr>
-      <w:bookmarkStart w:id="17" w:name="_Toc242339689"/>
+      <w:bookmarkStart w:id="17" w:name="_Toc242341165"/>
       <w:r>
         <w:lastRenderedPageBreak/>
         <w:t>4.6 Ambiente física y simulación</w:t>
@@ -4933,7 +4933,7 @@
           <w:noProof/>
         </w:rPr>
         <w:drawing>
-          <wp:inline distT="0" distB="0" distL="0" distR="0" wp14:anchorId="1ACDE93E" wp14:editId="6879B534">
+          <wp:inline distT="0" distB="0" distL="0" distR="0" wp14:anchorId="2BD313B6" wp14:editId="5BA7FC77">
             <wp:extent cx="5943600" cy="4240375"/>
             <wp:effectExtent l="0" t="0" r="0" b="0"/>
             <wp:docPr id="7" name="Picture 7" descr="Panel Ambiente con viento y condiciones del aire."/>
@@ -4996,7 +4996,7 @@
         </w:rPr>
         <w:lastRenderedPageBreak/>
         <w:drawing>
-          <wp:inline distT="0" distB="0" distL="0" distR="0" wp14:anchorId="2029893F" wp14:editId="74830B4D">
+          <wp:inline distT="0" distB="0" distL="0" distR="0" wp14:anchorId="568D48C8" wp14:editId="052DFB8C">
             <wp:extent cx="5943600" cy="4240375"/>
             <wp:effectExtent l="0" t="0" r="0" b="0"/>
             <wp:docPr id="8" name="Picture 8" descr="Panel Física con fuerzas, potencia y balance."/>
@@ -5059,7 +5059,7 @@
         </w:rPr>
         <w:lastRenderedPageBreak/>
         <w:drawing>
-          <wp:inline distT="0" distB="0" distL="0" distR="0" wp14:anchorId="62558BDF" wp14:editId="06E3D071">
+          <wp:inline distT="0" distB="0" distL="0" distR="0" wp14:anchorId="5017E9FF" wp14:editId="4078C80F">
             <wp:extent cx="5943600" cy="4240375"/>
             <wp:effectExtent l="0" t="0" r="0" b="0"/>
             <wp:docPr id="9" name="Picture 9" descr="Panel Simulación con paso temporal y opciones numéricas."/>
@@ -5115,7 +5115,7 @@
       <w:pPr>
         <w:pStyle w:val="Heading2"/>
       </w:pPr>
-      <w:bookmarkStart w:id="18" w:name="_Toc242339690"/>
+      <w:bookmarkStart w:id="18" w:name="_Toc242341166"/>
       <w:r>
         <w:lastRenderedPageBreak/>
         <w:t>4.7 Calibración y telemetría</w:t>
@@ -5132,7 +5132,7 @@
           <w:noProof/>
         </w:rPr>
         <w:drawing>
-          <wp:inline distT="0" distB="0" distL="0" distR="0" wp14:anchorId="6CC03E23" wp14:editId="261CC2AC">
+          <wp:inline distT="0" distB="0" distL="0" distR="0" wp14:anchorId="749FBAEB" wp14:editId="2ED2B08C">
             <wp:extent cx="5943600" cy="4240375"/>
             <wp:effectExtent l="0" t="0" r="0" b="0"/>
             <wp:docPr id="10" name="Picture 10" descr="Panel Calibración con ajuste y conversión de sensores."/>
@@ -5205,7 +5205,7 @@
       <w:pPr>
         <w:pStyle w:val="Heading2"/>
       </w:pPr>
-      <w:bookmarkStart w:id="19" w:name="_Toc242339691"/>
+      <w:bookmarkStart w:id="19" w:name="_Toc242341167"/>
       <w:r>
         <w:lastRenderedPageBreak/>
         <w:t>4.8 Modelo híbrido</w:t>
@@ -5222,7 +5222,7 @@
           <w:noProof/>
         </w:rPr>
         <w:drawing>
-          <wp:inline distT="0" distB="0" distL="0" distR="0" wp14:anchorId="38650100" wp14:editId="15E41F8A">
+          <wp:inline distT="0" distB="0" distL="0" distR="0" wp14:anchorId="63CBC958" wp14:editId="1BF810AF">
             <wp:extent cx="5943600" cy="4240375"/>
             <wp:effectExtent l="0" t="0" r="0" b="0"/>
             <wp:docPr id="11" name="Picture 11" descr="Panel Modelo híbrido con entrenamiento, archivos, adaptación e intervalos."/>
@@ -5653,7 +5653,7 @@
       <w:pPr>
         <w:pStyle w:val="Heading2"/>
       </w:pPr>
-      <w:bookmarkStart w:id="20" w:name="_Toc242339692"/>
+      <w:bookmarkStart w:id="20" w:name="_Toc242341168"/>
       <w:r>
         <w:t>4.9 Incertidumbre</w:t>
       </w:r>
@@ -5669,7 +5669,7 @@
           <w:noProof/>
         </w:rPr>
         <w:drawing>
-          <wp:inline distT="0" distB="0" distL="0" distR="0" wp14:anchorId="6B9AAFFF" wp14:editId="285EB2B0">
+          <wp:inline distT="0" distB="0" distL="0" distR="0" wp14:anchorId="16A4C9A4" wp14:editId="4AD857AB">
             <wp:extent cx="5943600" cy="4240375"/>
             <wp:effectExtent l="0" t="0" r="0" b="0"/>
             <wp:docPr id="12" name="Picture 12" descr="Panel Incertidumbre con editor YAML y misión/autonomía."/>
@@ -5748,7 +5748,7 @@
       <w:pPr>
         <w:pStyle w:val="Heading2"/>
       </w:pPr>
-      <w:bookmarkStart w:id="21" w:name="_Toc242339693"/>
+      <w:bookmarkStart w:id="21" w:name="_Toc242341169"/>
       <w:r>
         <w:lastRenderedPageBreak/>
         <w:t>4.10 Experimentos y sensibilidad</w:t>
@@ -5765,7 +5765,7 @@
           <w:noProof/>
         </w:rPr>
         <w:drawing>
-          <wp:inline distT="0" distB="0" distL="0" distR="0" wp14:anchorId="53F9D6E3" wp14:editId="32B5B136">
+          <wp:inline distT="0" distB="0" distL="0" distR="0" wp14:anchorId="68A812B6" wp14:editId="12E2B6EC">
             <wp:extent cx="5943600" cy="4240375"/>
             <wp:effectExtent l="0" t="0" r="0" b="0"/>
             <wp:docPr id="13" name="Picture 13" descr="Panel Experimentos con benchmark, sensibilidad y suite."/>
@@ -5845,7 +5845,7 @@
       <w:pPr>
         <w:pStyle w:val="Heading2"/>
       </w:pPr>
-      <w:bookmarkStart w:id="22" w:name="_Toc242339694"/>
+      <w:bookmarkStart w:id="22" w:name="_Toc242341170"/>
       <w:r>
         <w:lastRenderedPageBreak/>
         <w:t>4.11 Resultados y controles de gráficos</w:t>
@@ -5862,7 +5862,7 @@
           <w:noProof/>
         </w:rPr>
         <w:drawing>
-          <wp:inline distT="0" distB="0" distL="0" distR="0" wp14:anchorId="7F5C29EC" wp14:editId="0DC1439D">
+          <wp:inline distT="0" distB="0" distL="0" distR="0" wp14:anchorId="1E90374E" wp14:editId="1DA66E53">
             <wp:extent cx="5943600" cy="4240375"/>
             <wp:effectExtent l="0" t="0" r="0" b="0"/>
             <wp:docPr id="14" name="Picture 14" descr="Resultado ejecutado del ejemplo plano con resumen y gráficos."/>
@@ -6346,7 +6346,7 @@
       <w:pPr>
         <w:pStyle w:val="Heading2"/>
       </w:pPr>
-      <w:bookmarkStart w:id="23" w:name="_Toc242339695"/>
+      <w:bookmarkStart w:id="23" w:name="_Toc242341171"/>
       <w:r>
         <w:t>4.12 Exportación y cierre</w:t>
       </w:r>
@@ -6362,7 +6362,7 @@
           <w:noProof/>
         </w:rPr>
         <w:drawing>
-          <wp:inline distT="0" distB="0" distL="0" distR="0" wp14:anchorId="4A4BA1B2" wp14:editId="52870454">
+          <wp:inline distT="0" distB="0" distL="0" distR="0" wp14:anchorId="14E32878" wp14:editId="69942D8D">
             <wp:extent cx="5943600" cy="4240375"/>
             <wp:effectExtent l="0" t="0" r="0" b="0"/>
             <wp:docPr id="15" name="Picture 15" descr="Panel Exportar con el botón para conservar el último resultado."/>
@@ -6427,7 +6427,7 @@
       <w:pPr>
         <w:pStyle w:val="Heading2"/>
       </w:pPr>
-      <w:bookmarkStart w:id="24" w:name="_Toc242339696"/>
+      <w:bookmarkStart w:id="24" w:name="_Toc242341172"/>
       <w:r>
         <w:lastRenderedPageBreak/>
         <w:t>4.13 Tutorial integrado</w:t>
@@ -6444,7 +6444,7 @@
           <w:noProof/>
         </w:rPr>
         <w:drawing>
-          <wp:inline distT="0" distB="0" distL="0" distR="0" wp14:anchorId="20BDDC1D" wp14:editId="2EB216F5">
+          <wp:inline distT="0" distB="0" distL="0" distR="0" wp14:anchorId="74A46FA2" wp14:editId="635B8BE4">
             <wp:extent cx="5943600" cy="4240375"/>
             <wp:effectExtent l="0" t="0" r="0" b="0"/>
             <wp:docPr id="16" name="Picture 16" descr="Tutorial con acción contextual, Anterior, Siguiente y Cerrar tutorial."/>
@@ -7061,7 +7061,7 @@
       <w:pPr>
         <w:pStyle w:val="Heading2"/>
       </w:pPr>
-      <w:bookmarkStart w:id="25" w:name="_Toc242339697"/>
+      <w:bookmarkStart w:id="25" w:name="_Toc242341173"/>
       <w:r>
         <w:t>4.14 Ejemplos de funcionamiento</w:t>
       </w:r>
@@ -7106,7 +7106,7 @@
         </w:rPr>
         <w:lastRenderedPageBreak/>
         <w:drawing>
-          <wp:inline distT="0" distB="0" distL="0" distR="0" wp14:anchorId="0127875B" wp14:editId="64805312">
+          <wp:inline distT="0" distB="0" distL="0" distR="0" wp14:anchorId="4A12955A" wp14:editId="45F86A46">
             <wp:extent cx="5943600" cy="4240375"/>
             <wp:effectExtent l="0" t="0" r="0" b="0"/>
             <wp:docPr id="17" name="Picture 17" descr="Ejecución del ejemplo 01 Ruta plana."/>
@@ -7187,7 +7187,7 @@
         </w:rPr>
         <w:lastRenderedPageBreak/>
         <w:drawing>
-          <wp:inline distT="0" distB="0" distL="0" distR="0" wp14:anchorId="29FFCF67" wp14:editId="55C47D01">
+          <wp:inline distT="0" distB="0" distL="0" distR="0" wp14:anchorId="6611CB54" wp14:editId="53B255CB">
             <wp:extent cx="5943600" cy="4240375"/>
             <wp:effectExtent l="0" t="0" r="0" b="0"/>
             <wp:docPr id="18" name="Picture 18" descr="Ejecución del ejemplo 02 Subida del 3%."/>
@@ -7268,7 +7268,7 @@
         </w:rPr>
         <w:lastRenderedPageBreak/>
         <w:drawing>
-          <wp:inline distT="0" distB="0" distL="0" distR="0" wp14:anchorId="6DFC805A" wp14:editId="0AD4F99B">
+          <wp:inline distT="0" distB="0" distL="0" distR="0" wp14:anchorId="7B922562" wp14:editId="30B11C3C">
             <wp:extent cx="5943600" cy="4240375"/>
             <wp:effectExtent l="0" t="0" r="0" b="0"/>
             <wp:docPr id="19" name="Picture 19" descr="Ejecución del ejemplo 03 Viento frontal."/>
@@ -7349,7 +7349,7 @@
         </w:rPr>
         <w:lastRenderedPageBreak/>
         <w:drawing>
-          <wp:inline distT="0" distB="0" distL="0" distR="0" wp14:anchorId="27785AFE" wp14:editId="4F479824">
+          <wp:inline distT="0" distB="0" distL="0" distR="0" wp14:anchorId="1594F88D" wp14:editId="0F0FE908">
             <wp:extent cx="5943600" cy="4240375"/>
             <wp:effectExtent l="0" t="0" r="0" b="0"/>
             <wp:docPr id="20" name="Picture 20" descr="Ejecución del ejemplo 04 Mayor aporte humano."/>
@@ -7430,7 +7430,7 @@
         </w:rPr>
         <w:lastRenderedPageBreak/>
         <w:drawing>
-          <wp:inline distT="0" distB="0" distL="0" distR="0" wp14:anchorId="08A47D11" wp14:editId="295E9C71">
+          <wp:inline distT="0" distB="0" distL="0" distR="0" wp14:anchorId="706B8709" wp14:editId="682847C6">
             <wp:extent cx="5943600" cy="4240375"/>
             <wp:effectExtent l="0" t="0" r="0" b="0"/>
             <wp:docPr id="21" name="Picture 21" descr="Ejecución del ejemplo 05 Ambiente frío."/>
@@ -7511,7 +7511,7 @@
         </w:rPr>
         <w:lastRenderedPageBreak/>
         <w:drawing>
-          <wp:inline distT="0" distB="0" distL="0" distR="0" wp14:anchorId="2DA4556C" wp14:editId="146DD6D2">
+          <wp:inline distT="0" distB="0" distL="0" distR="0" wp14:anchorId="6C565929" wp14:editId="47A758C1">
             <wp:extent cx="5943600" cy="4240375"/>
             <wp:effectExtent l="0" t="0" r="0" b="0"/>
             <wp:docPr id="22" name="Picture 22" descr="Ejecución del ejemplo 06 Calibración sintética."/>
@@ -7592,7 +7592,7 @@
         </w:rPr>
         <w:lastRenderedPageBreak/>
         <w:drawing>
-          <wp:inline distT="0" distB="0" distL="0" distR="0" wp14:anchorId="54D6EDCF" wp14:editId="546E0EE4">
+          <wp:inline distT="0" distB="0" distL="0" distR="0" wp14:anchorId="7A04BC73" wp14:editId="22BE8DE7">
             <wp:extent cx="5943600" cy="4240375"/>
             <wp:effectExtent l="0" t="0" r="0" b="0"/>
             <wp:docPr id="23" name="Picture 23" descr="Ejecución del ejemplo 07 Viento incierto y autonomía."/>
@@ -7673,7 +7673,7 @@
         </w:rPr>
         <w:lastRenderedPageBreak/>
         <w:drawing>
-          <wp:inline distT="0" distB="0" distL="0" distR="0" wp14:anchorId="1D3E21DD" wp14:editId="73A5D760">
+          <wp:inline distT="0" distB="0" distL="0" distR="0" wp14:anchorId="03568FCB" wp14:editId="2AD70D0E">
             <wp:extent cx="5943600" cy="4240375"/>
             <wp:effectExtent l="0" t="0" r="0" b="0"/>
             <wp:docPr id="24" name="Picture 24" descr="Ejecución del ejemplo 08 Modelo híbrido CGPRA."/>
@@ -7754,7 +7754,7 @@
         </w:rPr>
         <w:lastRenderedPageBreak/>
         <w:drawing>
-          <wp:inline distT="0" distB="0" distL="0" distR="0" wp14:anchorId="3C4471A4" wp14:editId="28C86C7B">
+          <wp:inline distT="0" distB="0" distL="0" distR="0" wp14:anchorId="171C8F4E" wp14:editId="3DB2662C">
             <wp:extent cx="5943600" cy="4240375"/>
             <wp:effectExtent l="0" t="0" r="0" b="0"/>
             <wp:docPr id="25" name="Picture 25" descr="Ejecución del ejemplo 09 ¿Alcanza la batería?."/>
@@ -7815,7 +7815,7 @@
       <w:pPr>
         <w:pStyle w:val="Heading1"/>
       </w:pPr>
-      <w:bookmarkStart w:id="26" w:name="_Toc242339698"/>
+      <w:bookmarkStart w:id="26" w:name="_Toc242341174"/>
       <w:r>
         <w:lastRenderedPageBreak/>
         <w:t>5. Solución de problemas</w:t>
@@ -7826,7 +7826,7 @@
       <w:pPr>
         <w:pStyle w:val="Heading2"/>
       </w:pPr>
-      <w:bookmarkStart w:id="27" w:name="_Toc242339699"/>
+      <w:bookmarkStart w:id="27" w:name="_Toc242341175"/>
       <w:r>
         <w:t>5.1 La selección parece no ejecutarse</w:t>
       </w:r>
@@ -7841,7 +7841,7 @@
       <w:pPr>
         <w:pStyle w:val="Heading2"/>
       </w:pPr>
-      <w:bookmarkStart w:id="28" w:name="_Toc242339700"/>
+      <w:bookmarkStart w:id="28" w:name="_Toc242341176"/>
       <w:r>
         <w:t>5.2 Entrada o archivo rechazado</w:t>
       </w:r>
@@ -7856,7 +7856,7 @@
       <w:pPr>
         <w:pStyle w:val="Heading2"/>
       </w:pPr>
-      <w:bookmarkStart w:id="29" w:name="_Toc242339701"/>
+      <w:bookmarkStart w:id="29" w:name="_Toc242341177"/>
       <w:r>
         <w:t>5.3 Modelo o intervalos inválidos</w:t>
       </w:r>
@@ -7871,7 +7871,7 @@
       <w:pPr>
         <w:pStyle w:val="Heading2"/>
       </w:pPr>
-      <w:bookmarkStart w:id="30" w:name="_Toc242339702"/>
+      <w:bookmarkStart w:id="30" w:name="_Toc242341178"/>
       <w:r>
         <w:t>5.4 Cálculo lento o controles bloqueados</w:t>
       </w:r>
@@ -7886,7 +7886,7 @@
       <w:pPr>
         <w:pStyle w:val="Heading2"/>
       </w:pPr>
-      <w:bookmarkStart w:id="31" w:name="_Toc242339703"/>
+      <w:bookmarkStart w:id="31" w:name="_Toc242341179"/>
       <w:r>
         <w:t>5.5 Gráficas o campos incompletos</w:t>
       </w:r>
@@ -7901,7 +7901,7 @@
       <w:pPr>
         <w:pStyle w:val="Heading2"/>
       </w:pPr>
-      <w:bookmarkStart w:id="32" w:name="_Toc242339704"/>
+      <w:bookmarkStart w:id="32" w:name="_Toc242341180"/>
       <w:r>
         <w:t>5.6 El programa no inicia</w:t>
       </w:r>
@@ -7916,7 +7916,7 @@
       <w:pPr>
         <w:pStyle w:val="Heading2"/>
       </w:pPr>
-      <w:bookmarkStart w:id="33" w:name="_Toc242339705"/>
+      <w:bookmarkStart w:id="33" w:name="_Toc242341181"/>
       <w:r>
         <w:t>5.7 Soporte y límites</w:t>
       </w:r>
@@ -7924,14 +7924,14 @@
     </w:p>
     <w:p>
       <w:r>
-        <w:t>Contacto: fjburgosf@gmail.com. Indique versión, revisión, YAML, entradas y error. La versión pasó 80 pruebas de regresión y 114 comprobaciones GUI en fuentes y 114 en el EXE con respuestas controladas de diálogos. No se certifican todos los estados ni precisión física real. La metodología conserva resultados desfavorables y límites históricos. Derechos: LICENSE.</w:t>
+        <w:t>Contacto: fjburgosf@gmail.com. Indique versión, revisión, YAML, entradas y error. La versión pasó 80 pruebas de regresión y 114 comprobaciones GUI en fuentes y 114 en el EXE con respuestas controladas de diálogos. No se certifican todos los estados ni precisión física real. El manual técnico conserva resultados desfavorables y límites históricos. Derechos: LICENSE.</w:t>
       </w:r>
     </w:p>
     <w:p>
       <w:pPr>
         <w:pStyle w:val="Heading2"/>
       </w:pPr>
-      <w:bookmarkStart w:id="34" w:name="_Toc242339706"/>
+      <w:bookmarkStart w:id="34" w:name="_Toc242341182"/>
       <w:r>
         <w:t>Autoría y condiciones de uso</w:t>
       </w:r>

--- a/docs/docx/Manual_de_usuario_BikeEnergyLab_1.0.0.docx
+++ b/docs/docx/Manual_de_usuario_BikeEnergyLab_1.0.0.docx
@@ -421,7 +421,7 @@
                 <w:rFonts w:cs="Calibri"/>
                 <w:lang w:val="es-CO"/>
               </w:rPr>
-              <w:t>Integración documental del 8 de octubre de 2026</w:t>
+              <w:t>Corrección de auditoría del 8 de octubre de 2026</w:t>
             </w:r>
           </w:p>
         </w:tc>
@@ -544,6 +544,7 @@
         <w:tabs>
           <w:tab w:val="right" w:leader="dot" w:pos="9350"/>
         </w:tabs>
+        <w:spacing w:after="0" w:line="240" w:lineRule="auto"/>
         <w:rPr>
           <w:rFonts w:asciiTheme="minorHAnsi" w:eastAsiaTheme="minorEastAsia" w:hAnsiTheme="minorHAnsi"/>
           <w:noProof/>
@@ -561,7 +562,7 @@
       <w:r>
         <w:fldChar w:fldCharType="separate"/>
       </w:r>
-      <w:hyperlink w:anchor="_Toc242341148" w:history="1">
+      <w:hyperlink w:anchor="_Toc242347027" w:history="1">
         <w:r>
           <w:rPr>
             <w:rStyle w:val="Hyperlink"/>
@@ -588,7 +589,7 @@
             <w:noProof/>
             <w:webHidden/>
           </w:rPr>
-          <w:instrText xml:space="preserve"> PAGEREF _Toc242341148 \h </w:instrText>
+          <w:instrText xml:space="preserve"> PAGEREF _Toc242347027 \h </w:instrText>
         </w:r>
         <w:r>
           <w:rPr>
@@ -608,7 +609,7 @@
             <w:noProof/>
             <w:webHidden/>
           </w:rPr>
-          <w:t>4</w:t>
+          <w:t>2</w:t>
         </w:r>
         <w:r>
           <w:rPr>
@@ -625,6 +626,7 @@
         <w:tabs>
           <w:tab w:val="right" w:leader="dot" w:pos="9350"/>
         </w:tabs>
+        <w:spacing w:after="0" w:line="240" w:lineRule="auto"/>
         <w:rPr>
           <w:rFonts w:asciiTheme="minorHAnsi" w:eastAsiaTheme="minorEastAsia" w:hAnsiTheme="minorHAnsi"/>
           <w:noProof/>
@@ -633,7 +635,7 @@
           <w:lang w:val="es-CO" w:eastAsia="es-CO"/>
         </w:rPr>
       </w:pPr>
-      <w:hyperlink w:anchor="_Toc242341149" w:history="1">
+      <w:hyperlink w:anchor="_Toc242347028" w:history="1">
         <w:r>
           <w:rPr>
             <w:rStyle w:val="Hyperlink"/>
@@ -660,7 +662,7 @@
             <w:noProof/>
             <w:webHidden/>
           </w:rPr>
-          <w:instrText xml:space="preserve"> PAGEREF _Toc242341149 \h </w:instrText>
+          <w:instrText xml:space="preserve"> PAGEREF _Toc242347028 \h </w:instrText>
         </w:r>
         <w:r>
           <w:rPr>
@@ -680,7 +682,7 @@
             <w:noProof/>
             <w:webHidden/>
           </w:rPr>
-          <w:t>4</w:t>
+          <w:t>2</w:t>
         </w:r>
         <w:r>
           <w:rPr>
@@ -697,6 +699,7 @@
         <w:tabs>
           <w:tab w:val="right" w:leader="dot" w:pos="9350"/>
         </w:tabs>
+        <w:spacing w:after="0" w:line="240" w:lineRule="auto"/>
         <w:rPr>
           <w:rFonts w:asciiTheme="minorHAnsi" w:eastAsiaTheme="minorEastAsia" w:hAnsiTheme="minorHAnsi"/>
           <w:noProof/>
@@ -705,7 +708,7 @@
           <w:lang w:val="es-CO" w:eastAsia="es-CO"/>
         </w:rPr>
       </w:pPr>
-      <w:hyperlink w:anchor="_Toc242341150" w:history="1">
+      <w:hyperlink w:anchor="_Toc242347029" w:history="1">
         <w:r>
           <w:rPr>
             <w:rStyle w:val="Hyperlink"/>
@@ -732,7 +735,7 @@
             <w:noProof/>
             <w:webHidden/>
           </w:rPr>
-          <w:instrText xml:space="preserve"> PAGEREF _Toc242341150 \h </w:instrText>
+          <w:instrText xml:space="preserve"> PAGEREF _Toc242347029 \h </w:instrText>
         </w:r>
         <w:r>
           <w:rPr>
@@ -752,7 +755,7 @@
             <w:noProof/>
             <w:webHidden/>
           </w:rPr>
-          <w:t>4</w:t>
+          <w:t>3</w:t>
         </w:r>
         <w:r>
           <w:rPr>
@@ -769,6 +772,7 @@
         <w:tabs>
           <w:tab w:val="right" w:leader="dot" w:pos="9350"/>
         </w:tabs>
+        <w:spacing w:after="0" w:line="240" w:lineRule="auto"/>
         <w:rPr>
           <w:rFonts w:asciiTheme="minorHAnsi" w:eastAsiaTheme="minorEastAsia" w:hAnsiTheme="minorHAnsi"/>
           <w:noProof/>
@@ -777,7 +781,7 @@
           <w:lang w:val="es-CO" w:eastAsia="es-CO"/>
         </w:rPr>
       </w:pPr>
-      <w:hyperlink w:anchor="_Toc242341151" w:history="1">
+      <w:hyperlink w:anchor="_Toc242347030" w:history="1">
         <w:r>
           <w:rPr>
             <w:rStyle w:val="Hyperlink"/>
@@ -804,7 +808,7 @@
             <w:noProof/>
             <w:webHidden/>
           </w:rPr>
-          <w:instrText xml:space="preserve"> PAGEREF _Toc242341151 \h </w:instrText>
+          <w:instrText xml:space="preserve"> PAGEREF _Toc242347030 \h </w:instrText>
         </w:r>
         <w:r>
           <w:rPr>
@@ -824,7 +828,7 @@
             <w:noProof/>
             <w:webHidden/>
           </w:rPr>
-          <w:t>4</w:t>
+          <w:t>3</w:t>
         </w:r>
         <w:r>
           <w:rPr>
@@ -841,6 +845,7 @@
         <w:tabs>
           <w:tab w:val="right" w:leader="dot" w:pos="9350"/>
         </w:tabs>
+        <w:spacing w:after="0" w:line="240" w:lineRule="auto"/>
         <w:rPr>
           <w:rFonts w:asciiTheme="minorHAnsi" w:eastAsiaTheme="minorEastAsia" w:hAnsiTheme="minorHAnsi"/>
           <w:noProof/>
@@ -849,7 +854,7 @@
           <w:lang w:val="es-CO" w:eastAsia="es-CO"/>
         </w:rPr>
       </w:pPr>
-      <w:hyperlink w:anchor="_Toc242341152" w:history="1">
+      <w:hyperlink w:anchor="_Toc242347031" w:history="1">
         <w:r>
           <w:rPr>
             <w:rStyle w:val="Hyperlink"/>
@@ -876,7 +881,7 @@
             <w:noProof/>
             <w:webHidden/>
           </w:rPr>
-          <w:instrText xml:space="preserve"> PAGEREF _Toc242341152 \h </w:instrText>
+          <w:instrText xml:space="preserve"> PAGEREF _Toc242347031 \h </w:instrText>
         </w:r>
         <w:r>
           <w:rPr>
@@ -896,7 +901,7 @@
             <w:noProof/>
             <w:webHidden/>
           </w:rPr>
-          <w:t>5</w:t>
+          <w:t>3</w:t>
         </w:r>
         <w:r>
           <w:rPr>
@@ -913,6 +918,7 @@
         <w:tabs>
           <w:tab w:val="right" w:leader="dot" w:pos="9350"/>
         </w:tabs>
+        <w:spacing w:after="0" w:line="240" w:lineRule="auto"/>
         <w:rPr>
           <w:rFonts w:asciiTheme="minorHAnsi" w:eastAsiaTheme="minorEastAsia" w:hAnsiTheme="minorHAnsi"/>
           <w:noProof/>
@@ -921,7 +927,7 @@
           <w:lang w:val="es-CO" w:eastAsia="es-CO"/>
         </w:rPr>
       </w:pPr>
-      <w:hyperlink w:anchor="_Toc242341153" w:history="1">
+      <w:hyperlink w:anchor="_Toc242347032" w:history="1">
         <w:r>
           <w:rPr>
             <w:rStyle w:val="Hyperlink"/>
@@ -948,7 +954,7 @@
             <w:noProof/>
             <w:webHidden/>
           </w:rPr>
-          <w:instrText xml:space="preserve"> PAGEREF _Toc242341153 \h </w:instrText>
+          <w:instrText xml:space="preserve"> PAGEREF _Toc242347032 \h </w:instrText>
         </w:r>
         <w:r>
           <w:rPr>
@@ -968,7 +974,7 @@
             <w:noProof/>
             <w:webHidden/>
           </w:rPr>
-          <w:t>5</w:t>
+          <w:t>3</w:t>
         </w:r>
         <w:r>
           <w:rPr>
@@ -985,6 +991,7 @@
         <w:tabs>
           <w:tab w:val="right" w:leader="dot" w:pos="9350"/>
         </w:tabs>
+        <w:spacing w:after="0" w:line="240" w:lineRule="auto"/>
         <w:rPr>
           <w:rFonts w:asciiTheme="minorHAnsi" w:eastAsiaTheme="minorEastAsia" w:hAnsiTheme="minorHAnsi"/>
           <w:noProof/>
@@ -993,7 +1000,7 @@
           <w:lang w:val="es-CO" w:eastAsia="es-CO"/>
         </w:rPr>
       </w:pPr>
-      <w:hyperlink w:anchor="_Toc242341154" w:history="1">
+      <w:hyperlink w:anchor="_Toc242347033" w:history="1">
         <w:r>
           <w:rPr>
             <w:rStyle w:val="Hyperlink"/>
@@ -1020,7 +1027,7 @@
             <w:noProof/>
             <w:webHidden/>
           </w:rPr>
-          <w:instrText xml:space="preserve"> PAGEREF _Toc242341154 \h </w:instrText>
+          <w:instrText xml:space="preserve"> PAGEREF _Toc242347033 \h </w:instrText>
         </w:r>
         <w:r>
           <w:rPr>
@@ -1040,7 +1047,7 @@
             <w:noProof/>
             <w:webHidden/>
           </w:rPr>
-          <w:t>5</w:t>
+          <w:t>3</w:t>
         </w:r>
         <w:r>
           <w:rPr>
@@ -1057,6 +1064,7 @@
         <w:tabs>
           <w:tab w:val="right" w:leader="dot" w:pos="9350"/>
         </w:tabs>
+        <w:spacing w:after="0" w:line="240" w:lineRule="auto"/>
         <w:rPr>
           <w:rFonts w:asciiTheme="minorHAnsi" w:eastAsiaTheme="minorEastAsia" w:hAnsiTheme="minorHAnsi"/>
           <w:noProof/>
@@ -1065,7 +1073,7 @@
           <w:lang w:val="es-CO" w:eastAsia="es-CO"/>
         </w:rPr>
       </w:pPr>
-      <w:hyperlink w:anchor="_Toc242341155" w:history="1">
+      <w:hyperlink w:anchor="_Toc242347034" w:history="1">
         <w:r>
           <w:rPr>
             <w:rStyle w:val="Hyperlink"/>
@@ -1092,7 +1100,7 @@
             <w:noProof/>
             <w:webHidden/>
           </w:rPr>
-          <w:instrText xml:space="preserve"> PAGEREF _Toc242341155 \h </w:instrText>
+          <w:instrText xml:space="preserve"> PAGEREF _Toc242347034 \h </w:instrText>
         </w:r>
         <w:r>
           <w:rPr>
@@ -1112,7 +1120,7 @@
             <w:noProof/>
             <w:webHidden/>
           </w:rPr>
-          <w:t>5</w:t>
+          <w:t>3</w:t>
         </w:r>
         <w:r>
           <w:rPr>
@@ -1129,6 +1137,7 @@
         <w:tabs>
           <w:tab w:val="right" w:leader="dot" w:pos="9350"/>
         </w:tabs>
+        <w:spacing w:after="0" w:line="240" w:lineRule="auto"/>
         <w:rPr>
           <w:rFonts w:asciiTheme="minorHAnsi" w:eastAsiaTheme="minorEastAsia" w:hAnsiTheme="minorHAnsi"/>
           <w:noProof/>
@@ -1137,7 +1146,7 @@
           <w:lang w:val="es-CO" w:eastAsia="es-CO"/>
         </w:rPr>
       </w:pPr>
-      <w:hyperlink w:anchor="_Toc242341156" w:history="1">
+      <w:hyperlink w:anchor="_Toc242347035" w:history="1">
         <w:r>
           <w:rPr>
             <w:rStyle w:val="Hyperlink"/>
@@ -1164,7 +1173,7 @@
             <w:noProof/>
             <w:webHidden/>
           </w:rPr>
-          <w:instrText xml:space="preserve"> PAGEREF _Toc242341156 \h </w:instrText>
+          <w:instrText xml:space="preserve"> PAGEREF _Toc242347035 \h </w:instrText>
         </w:r>
         <w:r>
           <w:rPr>
@@ -1184,7 +1193,7 @@
             <w:noProof/>
             <w:webHidden/>
           </w:rPr>
-          <w:t>6</w:t>
+          <w:t>4</w:t>
         </w:r>
         <w:r>
           <w:rPr>
@@ -1201,6 +1210,7 @@
         <w:tabs>
           <w:tab w:val="right" w:leader="dot" w:pos="9350"/>
         </w:tabs>
+        <w:spacing w:after="0" w:line="240" w:lineRule="auto"/>
         <w:rPr>
           <w:rFonts w:asciiTheme="minorHAnsi" w:eastAsiaTheme="minorEastAsia" w:hAnsiTheme="minorHAnsi"/>
           <w:noProof/>
@@ -1209,7 +1219,7 @@
           <w:lang w:val="es-CO" w:eastAsia="es-CO"/>
         </w:rPr>
       </w:pPr>
-      <w:hyperlink w:anchor="_Toc242341157" w:history="1">
+      <w:hyperlink w:anchor="_Toc242347036" w:history="1">
         <w:r>
           <w:rPr>
             <w:rStyle w:val="Hyperlink"/>
@@ -1236,7 +1246,7 @@
             <w:noProof/>
             <w:webHidden/>
           </w:rPr>
-          <w:instrText xml:space="preserve"> PAGEREF _Toc242341157 \h </w:instrText>
+          <w:instrText xml:space="preserve"> PAGEREF _Toc242347036 \h </w:instrText>
         </w:r>
         <w:r>
           <w:rPr>
@@ -1256,7 +1266,7 @@
             <w:noProof/>
             <w:webHidden/>
           </w:rPr>
-          <w:t>6</w:t>
+          <w:t>4</w:t>
         </w:r>
         <w:r>
           <w:rPr>
@@ -1273,6 +1283,7 @@
         <w:tabs>
           <w:tab w:val="right" w:leader="dot" w:pos="9350"/>
         </w:tabs>
+        <w:spacing w:after="0" w:line="240" w:lineRule="auto"/>
         <w:rPr>
           <w:rFonts w:asciiTheme="minorHAnsi" w:eastAsiaTheme="minorEastAsia" w:hAnsiTheme="minorHAnsi"/>
           <w:noProof/>
@@ -1281,7 +1292,7 @@
           <w:lang w:val="es-CO" w:eastAsia="es-CO"/>
         </w:rPr>
       </w:pPr>
-      <w:hyperlink w:anchor="_Toc242341158" w:history="1">
+      <w:hyperlink w:anchor="_Toc242347037" w:history="1">
         <w:r>
           <w:rPr>
             <w:rStyle w:val="Hyperlink"/>
@@ -1308,7 +1319,7 @@
             <w:noProof/>
             <w:webHidden/>
           </w:rPr>
-          <w:instrText xml:space="preserve"> PAGEREF _Toc242341158 \h </w:instrText>
+          <w:instrText xml:space="preserve"> PAGEREF _Toc242347037 \h </w:instrText>
         </w:r>
         <w:r>
           <w:rPr>
@@ -1328,7 +1339,7 @@
             <w:noProof/>
             <w:webHidden/>
           </w:rPr>
-          <w:t>6</w:t>
+          <w:t>4</w:t>
         </w:r>
         <w:r>
           <w:rPr>
@@ -1345,6 +1356,7 @@
         <w:tabs>
           <w:tab w:val="right" w:leader="dot" w:pos="9350"/>
         </w:tabs>
+        <w:spacing w:after="0" w:line="240" w:lineRule="auto"/>
         <w:rPr>
           <w:rFonts w:asciiTheme="minorHAnsi" w:eastAsiaTheme="minorEastAsia" w:hAnsiTheme="minorHAnsi"/>
           <w:noProof/>
@@ -1353,7 +1365,7 @@
           <w:lang w:val="es-CO" w:eastAsia="es-CO"/>
         </w:rPr>
       </w:pPr>
-      <w:hyperlink w:anchor="_Toc242341159" w:history="1">
+      <w:hyperlink w:anchor="_Toc242347038" w:history="1">
         <w:r>
           <w:rPr>
             <w:rStyle w:val="Hyperlink"/>
@@ -1380,7 +1392,7 @@
             <w:noProof/>
             <w:webHidden/>
           </w:rPr>
-          <w:instrText xml:space="preserve"> PAGEREF _Toc242341159 \h </w:instrText>
+          <w:instrText xml:space="preserve"> PAGEREF _Toc242347038 \h </w:instrText>
         </w:r>
         <w:r>
           <w:rPr>
@@ -1400,7 +1412,7 @@
             <w:noProof/>
             <w:webHidden/>
           </w:rPr>
-          <w:t>7</w:t>
+          <w:t>5</w:t>
         </w:r>
         <w:r>
           <w:rPr>
@@ -1417,6 +1429,7 @@
         <w:tabs>
           <w:tab w:val="right" w:leader="dot" w:pos="9350"/>
         </w:tabs>
+        <w:spacing w:after="0" w:line="240" w:lineRule="auto"/>
         <w:rPr>
           <w:rFonts w:asciiTheme="minorHAnsi" w:eastAsiaTheme="minorEastAsia" w:hAnsiTheme="minorHAnsi"/>
           <w:noProof/>
@@ -1425,7 +1438,7 @@
           <w:lang w:val="es-CO" w:eastAsia="es-CO"/>
         </w:rPr>
       </w:pPr>
-      <w:hyperlink w:anchor="_Toc242341160" w:history="1">
+      <w:hyperlink w:anchor="_Toc242347039" w:history="1">
         <w:r>
           <w:rPr>
             <w:rStyle w:val="Hyperlink"/>
@@ -1452,7 +1465,7 @@
             <w:noProof/>
             <w:webHidden/>
           </w:rPr>
-          <w:instrText xml:space="preserve"> PAGEREF _Toc242341160 \h </w:instrText>
+          <w:instrText xml:space="preserve"> PAGEREF _Toc242347039 \h </w:instrText>
         </w:r>
         <w:r>
           <w:rPr>
@@ -1472,7 +1485,7 @@
             <w:noProof/>
             <w:webHidden/>
           </w:rPr>
-          <w:t>7</w:t>
+          <w:t>5</w:t>
         </w:r>
         <w:r>
           <w:rPr>
@@ -1489,6 +1502,7 @@
         <w:tabs>
           <w:tab w:val="right" w:leader="dot" w:pos="9350"/>
         </w:tabs>
+        <w:spacing w:after="0" w:line="240" w:lineRule="auto"/>
         <w:rPr>
           <w:rFonts w:asciiTheme="minorHAnsi" w:eastAsiaTheme="minorEastAsia" w:hAnsiTheme="minorHAnsi"/>
           <w:noProof/>
@@ -1497,7 +1511,7 @@
           <w:lang w:val="es-CO" w:eastAsia="es-CO"/>
         </w:rPr>
       </w:pPr>
-      <w:hyperlink w:anchor="_Toc242341161" w:history="1">
+      <w:hyperlink w:anchor="_Toc242347040" w:history="1">
         <w:r>
           <w:rPr>
             <w:rStyle w:val="Hyperlink"/>
@@ -1524,7 +1538,7 @@
             <w:noProof/>
             <w:webHidden/>
           </w:rPr>
-          <w:instrText xml:space="preserve"> PAGEREF _Toc242341161 \h </w:instrText>
+          <w:instrText xml:space="preserve"> PAGEREF _Toc242347040 \h </w:instrText>
         </w:r>
         <w:r>
           <w:rPr>
@@ -1544,7 +1558,7 @@
             <w:noProof/>
             <w:webHidden/>
           </w:rPr>
-          <w:t>8</w:t>
+          <w:t>6</w:t>
         </w:r>
         <w:r>
           <w:rPr>
@@ -1561,6 +1575,7 @@
         <w:tabs>
           <w:tab w:val="right" w:leader="dot" w:pos="9350"/>
         </w:tabs>
+        <w:spacing w:after="0" w:line="240" w:lineRule="auto"/>
         <w:rPr>
           <w:rFonts w:asciiTheme="minorHAnsi" w:eastAsiaTheme="minorEastAsia" w:hAnsiTheme="minorHAnsi"/>
           <w:noProof/>
@@ -1569,7 +1584,7 @@
           <w:lang w:val="es-CO" w:eastAsia="es-CO"/>
         </w:rPr>
       </w:pPr>
-      <w:hyperlink w:anchor="_Toc242341162" w:history="1">
+      <w:hyperlink w:anchor="_Toc242347041" w:history="1">
         <w:r>
           <w:rPr>
             <w:rStyle w:val="Hyperlink"/>
@@ -1596,7 +1611,7 @@
             <w:noProof/>
             <w:webHidden/>
           </w:rPr>
-          <w:instrText xml:space="preserve"> PAGEREF _Toc242341162 \h </w:instrText>
+          <w:instrText xml:space="preserve"> PAGEREF _Toc242347041 \h </w:instrText>
         </w:r>
         <w:r>
           <w:rPr>
@@ -1616,7 +1631,7 @@
             <w:noProof/>
             <w:webHidden/>
           </w:rPr>
-          <w:t>8</w:t>
+          <w:t>6</w:t>
         </w:r>
         <w:r>
           <w:rPr>
@@ -1633,6 +1648,7 @@
         <w:tabs>
           <w:tab w:val="right" w:leader="dot" w:pos="9350"/>
         </w:tabs>
+        <w:spacing w:after="0" w:line="240" w:lineRule="auto"/>
         <w:rPr>
           <w:rFonts w:asciiTheme="minorHAnsi" w:eastAsiaTheme="minorEastAsia" w:hAnsiTheme="minorHAnsi"/>
           <w:noProof/>
@@ -1641,7 +1657,7 @@
           <w:lang w:val="es-CO" w:eastAsia="es-CO"/>
         </w:rPr>
       </w:pPr>
-      <w:hyperlink w:anchor="_Toc242341163" w:history="1">
+      <w:hyperlink w:anchor="_Toc242347042" w:history="1">
         <w:r>
           <w:rPr>
             <w:rStyle w:val="Hyperlink"/>
@@ -1668,7 +1684,7 @@
             <w:noProof/>
             <w:webHidden/>
           </w:rPr>
-          <w:instrText xml:space="preserve"> PAGEREF _Toc242341163 \h </w:instrText>
+          <w:instrText xml:space="preserve"> PAGEREF _Toc242347042 \h </w:instrText>
         </w:r>
         <w:r>
           <w:rPr>
@@ -1688,7 +1704,7 @@
             <w:noProof/>
             <w:webHidden/>
           </w:rPr>
-          <w:t>10</w:t>
+          <w:t>8</w:t>
         </w:r>
         <w:r>
           <w:rPr>
@@ -1705,6 +1721,7 @@
         <w:tabs>
           <w:tab w:val="right" w:leader="dot" w:pos="9350"/>
         </w:tabs>
+        <w:spacing w:after="0" w:line="240" w:lineRule="auto"/>
         <w:rPr>
           <w:rFonts w:asciiTheme="minorHAnsi" w:eastAsiaTheme="minorEastAsia" w:hAnsiTheme="minorHAnsi"/>
           <w:noProof/>
@@ -1713,7 +1730,7 @@
           <w:lang w:val="es-CO" w:eastAsia="es-CO"/>
         </w:rPr>
       </w:pPr>
-      <w:hyperlink w:anchor="_Toc242341164" w:history="1">
+      <w:hyperlink w:anchor="_Toc242347043" w:history="1">
         <w:r>
           <w:rPr>
             <w:rStyle w:val="Hyperlink"/>
@@ -1740,7 +1757,7 @@
             <w:noProof/>
             <w:webHidden/>
           </w:rPr>
-          <w:instrText xml:space="preserve"> PAGEREF _Toc242341164 \h </w:instrText>
+          <w:instrText xml:space="preserve"> PAGEREF _Toc242347043 \h </w:instrText>
         </w:r>
         <w:r>
           <w:rPr>
@@ -1760,7 +1777,7 @@
             <w:noProof/>
             <w:webHidden/>
           </w:rPr>
-          <w:t>12</w:t>
+          <w:t>10</w:t>
         </w:r>
         <w:r>
           <w:rPr>
@@ -1777,6 +1794,7 @@
         <w:tabs>
           <w:tab w:val="right" w:leader="dot" w:pos="9350"/>
         </w:tabs>
+        <w:spacing w:after="0" w:line="240" w:lineRule="auto"/>
         <w:rPr>
           <w:rFonts w:asciiTheme="minorHAnsi" w:eastAsiaTheme="minorEastAsia" w:hAnsiTheme="minorHAnsi"/>
           <w:noProof/>
@@ -1785,13 +1803,13 @@
           <w:lang w:val="es-CO" w:eastAsia="es-CO"/>
         </w:rPr>
       </w:pPr>
-      <w:hyperlink w:anchor="_Toc242341165" w:history="1">
+      <w:hyperlink w:anchor="_Toc242347044" w:history="1">
         <w:r>
           <w:rPr>
             <w:rStyle w:val="Hyperlink"/>
             <w:noProof/>
           </w:rPr>
-          <w:t>4.6 Ambiente física y simulación</w:t>
+          <w:t>4.6 Ambiente físico y simulación</w:t>
         </w:r>
         <w:r>
           <w:rPr>
@@ -1812,7 +1830,7 @@
             <w:noProof/>
             <w:webHidden/>
           </w:rPr>
-          <w:instrText xml:space="preserve"> PAGEREF _Toc242341165 \h </w:instrText>
+          <w:instrText xml:space="preserve"> PAGEREF _Toc242347044 \h </w:instrText>
         </w:r>
         <w:r>
           <w:rPr>
@@ -1832,7 +1850,7 @@
             <w:noProof/>
             <w:webHidden/>
           </w:rPr>
-          <w:t>13</w:t>
+          <w:t>11</w:t>
         </w:r>
         <w:r>
           <w:rPr>
@@ -1849,6 +1867,7 @@
         <w:tabs>
           <w:tab w:val="right" w:leader="dot" w:pos="9350"/>
         </w:tabs>
+        <w:spacing w:after="0" w:line="240" w:lineRule="auto"/>
         <w:rPr>
           <w:rFonts w:asciiTheme="minorHAnsi" w:eastAsiaTheme="minorEastAsia" w:hAnsiTheme="minorHAnsi"/>
           <w:noProof/>
@@ -1857,7 +1876,7 @@
           <w:lang w:val="es-CO" w:eastAsia="es-CO"/>
         </w:rPr>
       </w:pPr>
-      <w:hyperlink w:anchor="_Toc242341166" w:history="1">
+      <w:hyperlink w:anchor="_Toc242347045" w:history="1">
         <w:r>
           <w:rPr>
             <w:rStyle w:val="Hyperlink"/>
@@ -1884,7 +1903,7 @@
             <w:noProof/>
             <w:webHidden/>
           </w:rPr>
-          <w:instrText xml:space="preserve"> PAGEREF _Toc242341166 \h </w:instrText>
+          <w:instrText xml:space="preserve"> PAGEREF _Toc242347045 \h </w:instrText>
         </w:r>
         <w:r>
           <w:rPr>
@@ -1904,7 +1923,7 @@
             <w:noProof/>
             <w:webHidden/>
           </w:rPr>
-          <w:t>16</w:t>
+          <w:t>14</w:t>
         </w:r>
         <w:r>
           <w:rPr>
@@ -1921,6 +1940,7 @@
         <w:tabs>
           <w:tab w:val="right" w:leader="dot" w:pos="9350"/>
         </w:tabs>
+        <w:spacing w:after="0" w:line="240" w:lineRule="auto"/>
         <w:rPr>
           <w:rFonts w:asciiTheme="minorHAnsi" w:eastAsiaTheme="minorEastAsia" w:hAnsiTheme="minorHAnsi"/>
           <w:noProof/>
@@ -1929,7 +1949,7 @@
           <w:lang w:val="es-CO" w:eastAsia="es-CO"/>
         </w:rPr>
       </w:pPr>
-      <w:hyperlink w:anchor="_Toc242341167" w:history="1">
+      <w:hyperlink w:anchor="_Toc242347046" w:history="1">
         <w:r>
           <w:rPr>
             <w:rStyle w:val="Hyperlink"/>
@@ -1956,7 +1976,7 @@
             <w:noProof/>
             <w:webHidden/>
           </w:rPr>
-          <w:instrText xml:space="preserve"> PAGEREF _Toc242341167 \h </w:instrText>
+          <w:instrText xml:space="preserve"> PAGEREF _Toc242347046 \h </w:instrText>
         </w:r>
         <w:r>
           <w:rPr>
@@ -1976,7 +1996,7 @@
             <w:noProof/>
             <w:webHidden/>
           </w:rPr>
-          <w:t>17</w:t>
+          <w:t>15</w:t>
         </w:r>
         <w:r>
           <w:rPr>
@@ -1993,6 +2013,7 @@
         <w:tabs>
           <w:tab w:val="right" w:leader="dot" w:pos="9350"/>
         </w:tabs>
+        <w:spacing w:after="0" w:line="240" w:lineRule="auto"/>
         <w:rPr>
           <w:rFonts w:asciiTheme="minorHAnsi" w:eastAsiaTheme="minorEastAsia" w:hAnsiTheme="minorHAnsi"/>
           <w:noProof/>
@@ -2001,7 +2022,7 @@
           <w:lang w:val="es-CO" w:eastAsia="es-CO"/>
         </w:rPr>
       </w:pPr>
-      <w:hyperlink w:anchor="_Toc242341168" w:history="1">
+      <w:hyperlink w:anchor="_Toc242347047" w:history="1">
         <w:r>
           <w:rPr>
             <w:rStyle w:val="Hyperlink"/>
@@ -2028,7 +2049,7 @@
             <w:noProof/>
             <w:webHidden/>
           </w:rPr>
-          <w:instrText xml:space="preserve"> PAGEREF _Toc242341168 \h </w:instrText>
+          <w:instrText xml:space="preserve"> PAGEREF _Toc242347047 \h </w:instrText>
         </w:r>
         <w:r>
           <w:rPr>
@@ -2048,7 +2069,7 @@
             <w:noProof/>
             <w:webHidden/>
           </w:rPr>
-          <w:t>18</w:t>
+          <w:t>16</w:t>
         </w:r>
         <w:r>
           <w:rPr>
@@ -2065,6 +2086,7 @@
         <w:tabs>
           <w:tab w:val="right" w:leader="dot" w:pos="9350"/>
         </w:tabs>
+        <w:spacing w:after="0" w:line="240" w:lineRule="auto"/>
         <w:rPr>
           <w:rFonts w:asciiTheme="minorHAnsi" w:eastAsiaTheme="minorEastAsia" w:hAnsiTheme="minorHAnsi"/>
           <w:noProof/>
@@ -2073,7 +2095,7 @@
           <w:lang w:val="es-CO" w:eastAsia="es-CO"/>
         </w:rPr>
       </w:pPr>
-      <w:hyperlink w:anchor="_Toc242341169" w:history="1">
+      <w:hyperlink w:anchor="_Toc242347048" w:history="1">
         <w:r>
           <w:rPr>
             <w:rStyle w:val="Hyperlink"/>
@@ -2100,7 +2122,7 @@
             <w:noProof/>
             <w:webHidden/>
           </w:rPr>
-          <w:instrText xml:space="preserve"> PAGEREF _Toc242341169 \h </w:instrText>
+          <w:instrText xml:space="preserve"> PAGEREF _Toc242347048 \h </w:instrText>
         </w:r>
         <w:r>
           <w:rPr>
@@ -2120,7 +2142,7 @@
             <w:noProof/>
             <w:webHidden/>
           </w:rPr>
-          <w:t>19</w:t>
+          <w:t>17</w:t>
         </w:r>
         <w:r>
           <w:rPr>
@@ -2137,6 +2159,7 @@
         <w:tabs>
           <w:tab w:val="right" w:leader="dot" w:pos="9350"/>
         </w:tabs>
+        <w:spacing w:after="0" w:line="240" w:lineRule="auto"/>
         <w:rPr>
           <w:rFonts w:asciiTheme="minorHAnsi" w:eastAsiaTheme="minorEastAsia" w:hAnsiTheme="minorHAnsi"/>
           <w:noProof/>
@@ -2145,7 +2168,7 @@
           <w:lang w:val="es-CO" w:eastAsia="es-CO"/>
         </w:rPr>
       </w:pPr>
-      <w:hyperlink w:anchor="_Toc242341170" w:history="1">
+      <w:hyperlink w:anchor="_Toc242347049" w:history="1">
         <w:r>
           <w:rPr>
             <w:rStyle w:val="Hyperlink"/>
@@ -2172,7 +2195,7 @@
             <w:noProof/>
             <w:webHidden/>
           </w:rPr>
-          <w:instrText xml:space="preserve"> PAGEREF _Toc242341170 \h </w:instrText>
+          <w:instrText xml:space="preserve"> PAGEREF _Toc242347049 \h </w:instrText>
         </w:r>
         <w:r>
           <w:rPr>
@@ -2192,7 +2215,7 @@
             <w:noProof/>
             <w:webHidden/>
           </w:rPr>
-          <w:t>20</w:t>
+          <w:t>18</w:t>
         </w:r>
         <w:r>
           <w:rPr>
@@ -2209,6 +2232,7 @@
         <w:tabs>
           <w:tab w:val="right" w:leader="dot" w:pos="9350"/>
         </w:tabs>
+        <w:spacing w:after="0" w:line="240" w:lineRule="auto"/>
         <w:rPr>
           <w:rFonts w:asciiTheme="minorHAnsi" w:eastAsiaTheme="minorEastAsia" w:hAnsiTheme="minorHAnsi"/>
           <w:noProof/>
@@ -2217,7 +2241,7 @@
           <w:lang w:val="es-CO" w:eastAsia="es-CO"/>
         </w:rPr>
       </w:pPr>
-      <w:hyperlink w:anchor="_Toc242341171" w:history="1">
+      <w:hyperlink w:anchor="_Toc242347050" w:history="1">
         <w:r>
           <w:rPr>
             <w:rStyle w:val="Hyperlink"/>
@@ -2244,7 +2268,7 @@
             <w:noProof/>
             <w:webHidden/>
           </w:rPr>
-          <w:instrText xml:space="preserve"> PAGEREF _Toc242341171 \h </w:instrText>
+          <w:instrText xml:space="preserve"> PAGEREF _Toc242347050 \h </w:instrText>
         </w:r>
         <w:r>
           <w:rPr>
@@ -2264,7 +2288,7 @@
             <w:noProof/>
             <w:webHidden/>
           </w:rPr>
-          <w:t>21</w:t>
+          <w:t>19</w:t>
         </w:r>
         <w:r>
           <w:rPr>
@@ -2281,6 +2305,7 @@
         <w:tabs>
           <w:tab w:val="right" w:leader="dot" w:pos="9350"/>
         </w:tabs>
+        <w:spacing w:after="0" w:line="240" w:lineRule="auto"/>
         <w:rPr>
           <w:rFonts w:asciiTheme="minorHAnsi" w:eastAsiaTheme="minorEastAsia" w:hAnsiTheme="minorHAnsi"/>
           <w:noProof/>
@@ -2289,7 +2314,7 @@
           <w:lang w:val="es-CO" w:eastAsia="es-CO"/>
         </w:rPr>
       </w:pPr>
-      <w:hyperlink w:anchor="_Toc242341172" w:history="1">
+      <w:hyperlink w:anchor="_Toc242347051" w:history="1">
         <w:r>
           <w:rPr>
             <w:rStyle w:val="Hyperlink"/>
@@ -2316,7 +2341,7 @@
             <w:noProof/>
             <w:webHidden/>
           </w:rPr>
-          <w:instrText xml:space="preserve"> PAGEREF _Toc242341172 \h </w:instrText>
+          <w:instrText xml:space="preserve"> PAGEREF _Toc242347051 \h </w:instrText>
         </w:r>
         <w:r>
           <w:rPr>
@@ -2336,7 +2361,7 @@
             <w:noProof/>
             <w:webHidden/>
           </w:rPr>
-          <w:t>22</w:t>
+          <w:t>20</w:t>
         </w:r>
         <w:r>
           <w:rPr>
@@ -2353,6 +2378,7 @@
         <w:tabs>
           <w:tab w:val="right" w:leader="dot" w:pos="9350"/>
         </w:tabs>
+        <w:spacing w:after="0" w:line="240" w:lineRule="auto"/>
         <w:rPr>
           <w:rFonts w:asciiTheme="minorHAnsi" w:eastAsiaTheme="minorEastAsia" w:hAnsiTheme="minorHAnsi"/>
           <w:noProof/>
@@ -2361,7 +2387,7 @@
           <w:lang w:val="es-CO" w:eastAsia="es-CO"/>
         </w:rPr>
       </w:pPr>
-      <w:hyperlink w:anchor="_Toc242341173" w:history="1">
+      <w:hyperlink w:anchor="_Toc242347052" w:history="1">
         <w:r>
           <w:rPr>
             <w:rStyle w:val="Hyperlink"/>
@@ -2388,7 +2414,7 @@
             <w:noProof/>
             <w:webHidden/>
           </w:rPr>
-          <w:instrText xml:space="preserve"> PAGEREF _Toc242341173 \h </w:instrText>
+          <w:instrText xml:space="preserve"> PAGEREF _Toc242347052 \h </w:instrText>
         </w:r>
         <w:r>
           <w:rPr>
@@ -2408,7 +2434,7 @@
             <w:noProof/>
             <w:webHidden/>
           </w:rPr>
-          <w:t>23</w:t>
+          <w:t>21</w:t>
         </w:r>
         <w:r>
           <w:rPr>
@@ -2425,6 +2451,7 @@
         <w:tabs>
           <w:tab w:val="right" w:leader="dot" w:pos="9350"/>
         </w:tabs>
+        <w:spacing w:after="0" w:line="240" w:lineRule="auto"/>
         <w:rPr>
           <w:rFonts w:asciiTheme="minorHAnsi" w:eastAsiaTheme="minorEastAsia" w:hAnsiTheme="minorHAnsi"/>
           <w:noProof/>
@@ -2433,7 +2460,7 @@
           <w:lang w:val="es-CO" w:eastAsia="es-CO"/>
         </w:rPr>
       </w:pPr>
-      <w:hyperlink w:anchor="_Toc242341174" w:history="1">
+      <w:hyperlink w:anchor="_Toc242347053" w:history="1">
         <w:r>
           <w:rPr>
             <w:rStyle w:val="Hyperlink"/>
@@ -2460,7 +2487,7 @@
             <w:noProof/>
             <w:webHidden/>
           </w:rPr>
-          <w:instrText xml:space="preserve"> PAGEREF _Toc242341174 \h </w:instrText>
+          <w:instrText xml:space="preserve"> PAGEREF _Toc242347053 \h </w:instrText>
         </w:r>
         <w:r>
           <w:rPr>
@@ -2480,7 +2507,7 @@
             <w:noProof/>
             <w:webHidden/>
           </w:rPr>
-          <w:t>33</w:t>
+          <w:t>31</w:t>
         </w:r>
         <w:r>
           <w:rPr>
@@ -2497,6 +2524,7 @@
         <w:tabs>
           <w:tab w:val="right" w:leader="dot" w:pos="9350"/>
         </w:tabs>
+        <w:spacing w:after="0" w:line="240" w:lineRule="auto"/>
         <w:rPr>
           <w:rFonts w:asciiTheme="minorHAnsi" w:eastAsiaTheme="minorEastAsia" w:hAnsiTheme="minorHAnsi"/>
           <w:noProof/>
@@ -2505,7 +2533,7 @@
           <w:lang w:val="es-CO" w:eastAsia="es-CO"/>
         </w:rPr>
       </w:pPr>
-      <w:hyperlink w:anchor="_Toc242341175" w:history="1">
+      <w:hyperlink w:anchor="_Toc242347054" w:history="1">
         <w:r>
           <w:rPr>
             <w:rStyle w:val="Hyperlink"/>
@@ -2532,7 +2560,7 @@
             <w:noProof/>
             <w:webHidden/>
           </w:rPr>
-          <w:instrText xml:space="preserve"> PAGEREF _Toc242341175 \h </w:instrText>
+          <w:instrText xml:space="preserve"> PAGEREF _Toc242347054 \h </w:instrText>
         </w:r>
         <w:r>
           <w:rPr>
@@ -2552,7 +2580,7 @@
             <w:noProof/>
             <w:webHidden/>
           </w:rPr>
-          <w:t>33</w:t>
+          <w:t>31</w:t>
         </w:r>
         <w:r>
           <w:rPr>
@@ -2569,6 +2597,7 @@
         <w:tabs>
           <w:tab w:val="right" w:leader="dot" w:pos="9350"/>
         </w:tabs>
+        <w:spacing w:after="0" w:line="240" w:lineRule="auto"/>
         <w:rPr>
           <w:rFonts w:asciiTheme="minorHAnsi" w:eastAsiaTheme="minorEastAsia" w:hAnsiTheme="minorHAnsi"/>
           <w:noProof/>
@@ -2577,7 +2606,7 @@
           <w:lang w:val="es-CO" w:eastAsia="es-CO"/>
         </w:rPr>
       </w:pPr>
-      <w:hyperlink w:anchor="_Toc242341176" w:history="1">
+      <w:hyperlink w:anchor="_Toc242347055" w:history="1">
         <w:r>
           <w:rPr>
             <w:rStyle w:val="Hyperlink"/>
@@ -2604,7 +2633,7 @@
             <w:noProof/>
             <w:webHidden/>
           </w:rPr>
-          <w:instrText xml:space="preserve"> PAGEREF _Toc242341176 \h </w:instrText>
+          <w:instrText xml:space="preserve"> PAGEREF _Toc242347055 \h </w:instrText>
         </w:r>
         <w:r>
           <w:rPr>
@@ -2624,7 +2653,7 @@
             <w:noProof/>
             <w:webHidden/>
           </w:rPr>
-          <w:t>33</w:t>
+          <w:t>31</w:t>
         </w:r>
         <w:r>
           <w:rPr>
@@ -2641,6 +2670,7 @@
         <w:tabs>
           <w:tab w:val="right" w:leader="dot" w:pos="9350"/>
         </w:tabs>
+        <w:spacing w:after="0" w:line="240" w:lineRule="auto"/>
         <w:rPr>
           <w:rFonts w:asciiTheme="minorHAnsi" w:eastAsiaTheme="minorEastAsia" w:hAnsiTheme="minorHAnsi"/>
           <w:noProof/>
@@ -2649,7 +2679,7 @@
           <w:lang w:val="es-CO" w:eastAsia="es-CO"/>
         </w:rPr>
       </w:pPr>
-      <w:hyperlink w:anchor="_Toc242341177" w:history="1">
+      <w:hyperlink w:anchor="_Toc242347056" w:history="1">
         <w:r>
           <w:rPr>
             <w:rStyle w:val="Hyperlink"/>
@@ -2676,7 +2706,7 @@
             <w:noProof/>
             <w:webHidden/>
           </w:rPr>
-          <w:instrText xml:space="preserve"> PAGEREF _Toc242341177 \h </w:instrText>
+          <w:instrText xml:space="preserve"> PAGEREF _Toc242347056 \h </w:instrText>
         </w:r>
         <w:r>
           <w:rPr>
@@ -2696,7 +2726,7 @@
             <w:noProof/>
             <w:webHidden/>
           </w:rPr>
-          <w:t>33</w:t>
+          <w:t>31</w:t>
         </w:r>
         <w:r>
           <w:rPr>
@@ -2713,6 +2743,7 @@
         <w:tabs>
           <w:tab w:val="right" w:leader="dot" w:pos="9350"/>
         </w:tabs>
+        <w:spacing w:after="0" w:line="240" w:lineRule="auto"/>
         <w:rPr>
           <w:rFonts w:asciiTheme="minorHAnsi" w:eastAsiaTheme="minorEastAsia" w:hAnsiTheme="minorHAnsi"/>
           <w:noProof/>
@@ -2721,7 +2752,7 @@
           <w:lang w:val="es-CO" w:eastAsia="es-CO"/>
         </w:rPr>
       </w:pPr>
-      <w:hyperlink w:anchor="_Toc242341178" w:history="1">
+      <w:hyperlink w:anchor="_Toc242347057" w:history="1">
         <w:r>
           <w:rPr>
             <w:rStyle w:val="Hyperlink"/>
@@ -2748,7 +2779,7 @@
             <w:noProof/>
             <w:webHidden/>
           </w:rPr>
-          <w:instrText xml:space="preserve"> PAGEREF _Toc242341178 \h </w:instrText>
+          <w:instrText xml:space="preserve"> PAGEREF _Toc242347057 \h </w:instrText>
         </w:r>
         <w:r>
           <w:rPr>
@@ -2768,7 +2799,7 @@
             <w:noProof/>
             <w:webHidden/>
           </w:rPr>
-          <w:t>33</w:t>
+          <w:t>31</w:t>
         </w:r>
         <w:r>
           <w:rPr>
@@ -2785,6 +2816,7 @@
         <w:tabs>
           <w:tab w:val="right" w:leader="dot" w:pos="9350"/>
         </w:tabs>
+        <w:spacing w:after="0" w:line="240" w:lineRule="auto"/>
         <w:rPr>
           <w:rFonts w:asciiTheme="minorHAnsi" w:eastAsiaTheme="minorEastAsia" w:hAnsiTheme="minorHAnsi"/>
           <w:noProof/>
@@ -2793,7 +2825,7 @@
           <w:lang w:val="es-CO" w:eastAsia="es-CO"/>
         </w:rPr>
       </w:pPr>
-      <w:hyperlink w:anchor="_Toc242341179" w:history="1">
+      <w:hyperlink w:anchor="_Toc242347058" w:history="1">
         <w:r>
           <w:rPr>
             <w:rStyle w:val="Hyperlink"/>
@@ -2820,7 +2852,7 @@
             <w:noProof/>
             <w:webHidden/>
           </w:rPr>
-          <w:instrText xml:space="preserve"> PAGEREF _Toc242341179 \h </w:instrText>
+          <w:instrText xml:space="preserve"> PAGEREF _Toc242347058 \h </w:instrText>
         </w:r>
         <w:r>
           <w:rPr>
@@ -2840,7 +2872,7 @@
             <w:noProof/>
             <w:webHidden/>
           </w:rPr>
-          <w:t>33</w:t>
+          <w:t>31</w:t>
         </w:r>
         <w:r>
           <w:rPr>
@@ -2857,6 +2889,7 @@
         <w:tabs>
           <w:tab w:val="right" w:leader="dot" w:pos="9350"/>
         </w:tabs>
+        <w:spacing w:after="0" w:line="240" w:lineRule="auto"/>
         <w:rPr>
           <w:rFonts w:asciiTheme="minorHAnsi" w:eastAsiaTheme="minorEastAsia" w:hAnsiTheme="minorHAnsi"/>
           <w:noProof/>
@@ -2865,7 +2898,7 @@
           <w:lang w:val="es-CO" w:eastAsia="es-CO"/>
         </w:rPr>
       </w:pPr>
-      <w:hyperlink w:anchor="_Toc242341180" w:history="1">
+      <w:hyperlink w:anchor="_Toc242347059" w:history="1">
         <w:r>
           <w:rPr>
             <w:rStyle w:val="Hyperlink"/>
@@ -2892,7 +2925,7 @@
             <w:noProof/>
             <w:webHidden/>
           </w:rPr>
-          <w:instrText xml:space="preserve"> PAGEREF _Toc242341180 \h </w:instrText>
+          <w:instrText xml:space="preserve"> PAGEREF _Toc242347059 \h </w:instrText>
         </w:r>
         <w:r>
           <w:rPr>
@@ -2912,7 +2945,7 @@
             <w:noProof/>
             <w:webHidden/>
           </w:rPr>
-          <w:t>33</w:t>
+          <w:t>31</w:t>
         </w:r>
         <w:r>
           <w:rPr>
@@ -2929,6 +2962,7 @@
         <w:tabs>
           <w:tab w:val="right" w:leader="dot" w:pos="9350"/>
         </w:tabs>
+        <w:spacing w:after="0" w:line="240" w:lineRule="auto"/>
         <w:rPr>
           <w:rFonts w:asciiTheme="minorHAnsi" w:eastAsiaTheme="minorEastAsia" w:hAnsiTheme="minorHAnsi"/>
           <w:noProof/>
@@ -2937,7 +2971,7 @@
           <w:lang w:val="es-CO" w:eastAsia="es-CO"/>
         </w:rPr>
       </w:pPr>
-      <w:hyperlink w:anchor="_Toc242341181" w:history="1">
+      <w:hyperlink w:anchor="_Toc242347060" w:history="1">
         <w:r>
           <w:rPr>
             <w:rStyle w:val="Hyperlink"/>
@@ -2964,7 +2998,7 @@
             <w:noProof/>
             <w:webHidden/>
           </w:rPr>
-          <w:instrText xml:space="preserve"> PAGEREF _Toc242341181 \h </w:instrText>
+          <w:instrText xml:space="preserve"> PAGEREF _Toc242347060 \h </w:instrText>
         </w:r>
         <w:r>
           <w:rPr>
@@ -2984,7 +3018,7 @@
             <w:noProof/>
             <w:webHidden/>
           </w:rPr>
-          <w:t>33</w:t>
+          <w:t>31</w:t>
         </w:r>
         <w:r>
           <w:rPr>
@@ -3001,6 +3035,7 @@
         <w:tabs>
           <w:tab w:val="right" w:leader="dot" w:pos="9350"/>
         </w:tabs>
+        <w:spacing w:after="0" w:line="240" w:lineRule="auto"/>
         <w:rPr>
           <w:rFonts w:asciiTheme="minorHAnsi" w:eastAsiaTheme="minorEastAsia" w:hAnsiTheme="minorHAnsi"/>
           <w:noProof/>
@@ -3009,7 +3044,7 @@
           <w:lang w:val="es-CO" w:eastAsia="es-CO"/>
         </w:rPr>
       </w:pPr>
-      <w:hyperlink w:anchor="_Toc242341182" w:history="1">
+      <w:hyperlink w:anchor="_Toc242347061" w:history="1">
         <w:r>
           <w:rPr>
             <w:rStyle w:val="Hyperlink"/>
@@ -3036,7 +3071,7 @@
             <w:noProof/>
             <w:webHidden/>
           </w:rPr>
-          <w:instrText xml:space="preserve"> PAGEREF _Toc242341182 \h </w:instrText>
+          <w:instrText xml:space="preserve"> PAGEREF _Toc242347061 \h </w:instrText>
         </w:r>
         <w:r>
           <w:rPr>
@@ -3056,7 +3091,7 @@
             <w:noProof/>
             <w:webHidden/>
           </w:rPr>
-          <w:t>33</w:t>
+          <w:t>31</w:t>
         </w:r>
         <w:r>
           <w:rPr>
@@ -3068,6 +3103,9 @@
       </w:hyperlink>
     </w:p>
     <w:p>
+      <w:pPr>
+        <w:spacing w:after="0" w:line="240" w:lineRule="auto"/>
+      </w:pPr>
       <w:r>
         <w:fldChar w:fldCharType="end"/>
       </w:r>
@@ -3087,48 +3125,48 @@
       <w:pPr>
         <w:pStyle w:val="Heading1"/>
       </w:pPr>
-      <w:bookmarkStart w:id="0" w:name="_Toc242341148"/>
+      <w:bookmarkStart w:id="0" w:name="_Toc242347027"/>
+      <w:r>
+        <w:t>1. Introducción</w:t>
+      </w:r>
+      <w:bookmarkEnd w:id="0"/>
+    </w:p>
+    <w:p>
+      <w:pPr>
+        <w:pStyle w:val="Heading2"/>
+      </w:pPr>
+      <w:bookmarkStart w:id="1" w:name="_Toc242347028"/>
+      <w:r>
+        <w:t>1.1 Propósito del software</w:t>
+      </w:r>
+      <w:bookmarkEnd w:id="1"/>
+    </w:p>
+    <w:p>
+      <w:r>
+        <w:t>BikeEnergyLab 1.0.0 permite configurar una bicicleta eléctrica, simular rutas y estudiar energía, autonomía, calibración e incertidumbre. Este manual explica su operación con capturas de la interfaz real y nueve ejercicios sintéticos. El manual técnico desarrolla las ecuaciones, la metodología científica y la implementación.</w:t>
+      </w:r>
+    </w:p>
+    <w:p>
+      <w:pPr>
+        <w:pStyle w:val="Heading2"/>
+      </w:pPr>
+      <w:bookmarkStart w:id="2" w:name="_Toc242347029"/>
       <w:r>
         <w:lastRenderedPageBreak/>
-        <w:t>1. Introducción</w:t>
-      </w:r>
-      <w:bookmarkEnd w:id="0"/>
+        <w:t>1.2 Contexto general</w:t>
+      </w:r>
+      <w:bookmarkEnd w:id="2"/>
+    </w:p>
+    <w:p>
+      <w:r>
+        <w:t>El programa calcula la demanda necesaria para seguir una velocidad prescrita y comprueba potencia y batería. Wh es energía. Wh/km es consumo por distancia. SOC es una fracción entre 0 y 1. Los datos incluidos son sintéticos y no establecen precisión con una bicicleta real.</w:t>
+      </w:r>
     </w:p>
     <w:p>
       <w:pPr>
         <w:pStyle w:val="Heading2"/>
       </w:pPr>
-      <w:bookmarkStart w:id="1" w:name="_Toc242341149"/>
-      <w:r>
-        <w:t>1.1 Propósito del software</w:t>
-      </w:r>
-      <w:bookmarkEnd w:id="1"/>
-    </w:p>
-    <w:p>
-      <w:r>
-        <w:t>BikeEnergyLab 1.0.0 permite configurar una bicicleta eléctrica, simular rutas y estudiar energía, autonomía, calibración e incertidumbre. Este manual explica su operación con capturas de la interfaz real y nueve ejercicios sintéticos. El manual técnico desarrolla las ecuaciones, la metodología científica y la implementación.</w:t>
-      </w:r>
-    </w:p>
-    <w:p>
-      <w:pPr>
-        <w:pStyle w:val="Heading2"/>
-      </w:pPr>
-      <w:bookmarkStart w:id="2" w:name="_Toc242341150"/>
-      <w:r>
-        <w:t>1.2 Contexto general</w:t>
-      </w:r>
-      <w:bookmarkEnd w:id="2"/>
-    </w:p>
-    <w:p>
-      <w:r>
-        <w:t>El programa calcula la demanda necesaria para seguir una velocidad prescrita y comprueba potencia y batería. Wh es energía. Wh/km es consumo por distancia. SOC es una fracción entre 0 y 1. Los datos incluidos son sintéticos y no establecen precisión con una bicicleta real.</w:t>
-      </w:r>
-    </w:p>
-    <w:p>
-      <w:pPr>
-        <w:pStyle w:val="Heading2"/>
-      </w:pPr>
-      <w:bookmarkStart w:id="3" w:name="_Toc242341151"/>
+      <w:bookmarkStart w:id="3" w:name="_Toc242347030"/>
       <w:r>
         <w:t>1.3 Alcance del documento</w:t>
       </w:r>
@@ -3136,7 +3174,7 @@
     </w:p>
     <w:p>
       <w:r>
-        <w:t xml:space="preserve">La revisión de integración documental del 8 de octubre de 2026 cubre los quince paneles, los botones, el tutorial y los ejemplos. El flujo utiliza </w:t>
+        <w:t xml:space="preserve">La revisión de auditoría del 8 de octubre de 2026 cubre los quince paneles, los botones, el tutorial y los ejemplos. El flujo utiliza </w:t>
       </w:r>
       <w:r>
         <w:rPr>
@@ -3154,13 +3192,14 @@
         <w:t>Simular</w:t>
       </w:r>
       <w:r>
-        <w:t>. La selección del desplegable describe un caso. Cargarlo lo convierte en el ejemplo activo. Las capturas corresponden al mismo código de interfaz que el EXE.</w:t>
+        <w:t>. La selección del desplegable describe un caso. Cargarlo lo convierte en el ejemplo activo. El manifiesto docs/images/gui-1.0.0/captures.json registra la huella de las fuentes capturadas y la huella incorporada al EXE. Ambas coinciden en esta revisión. Las imágenes se tomaron de la GUI ejecutada desde fuentes y no muestran diálogos nativos del EXE.</w:t>
       </w:r>
     </w:p>
     <w:p>
       <w:pPr>
         <w:sectPr>
           <w:headerReference w:type="default" r:id="rId15"/>
+          <w:type w:val="continuous"/>
           <w:pgSz w:w="12240" w:h="15840"/>
           <w:pgMar w:top="1440" w:right="1440" w:bottom="1440" w:left="1440" w:header="720" w:footer="720" w:gutter="0"/>
           <w:cols w:space="720"/>
@@ -3172,9 +3211,8 @@
       <w:pPr>
         <w:pStyle w:val="Heading1"/>
       </w:pPr>
-      <w:bookmarkStart w:id="4" w:name="_Toc242341152"/>
-      <w:r>
-        <w:lastRenderedPageBreak/>
+      <w:bookmarkStart w:id="4" w:name="_Toc242347031"/>
+      <w:r>
         <w:t>2. Descripción general del sistema</w:t>
       </w:r>
       <w:bookmarkEnd w:id="4"/>
@@ -3183,7 +3221,7 @@
       <w:pPr>
         <w:pStyle w:val="Heading2"/>
       </w:pPr>
-      <w:bookmarkStart w:id="5" w:name="_Toc242341153"/>
+      <w:bookmarkStart w:id="5" w:name="_Toc242347032"/>
       <w:r>
         <w:t>2.1 Hardware y requisitos del sistema</w:t>
       </w:r>
@@ -3198,7 +3236,7 @@
       <w:pPr>
         <w:pStyle w:val="Heading2"/>
       </w:pPr>
-      <w:bookmarkStart w:id="6" w:name="_Toc242341154"/>
+      <w:bookmarkStart w:id="6" w:name="_Toc242347033"/>
       <w:r>
         <w:t>2.2 Qué hace el sistema</w:t>
       </w:r>
@@ -3213,7 +3251,7 @@
       <w:pPr>
         <w:pStyle w:val="Heading2"/>
       </w:pPr>
-      <w:bookmarkStart w:id="7" w:name="_Toc242341155"/>
+      <w:bookmarkStart w:id="7" w:name="_Toc242347034"/>
       <w:r>
         <w:t>2.3 Principales capacidades</w:t>
       </w:r>
@@ -3596,6 +3634,7 @@
     <w:p>
       <w:pPr>
         <w:sectPr>
+          <w:type w:val="continuous"/>
           <w:pgSz w:w="12240" w:h="15840"/>
           <w:pgMar w:top="1440" w:right="1440" w:bottom="1440" w:left="1440" w:header="720" w:footer="720" w:gutter="0"/>
           <w:cols w:space="720"/>
@@ -3607,7 +3646,7 @@
       <w:pPr>
         <w:pStyle w:val="Heading1"/>
       </w:pPr>
-      <w:bookmarkStart w:id="8" w:name="_Toc242341156"/>
+      <w:bookmarkStart w:id="8" w:name="_Toc242347035"/>
       <w:r>
         <w:lastRenderedPageBreak/>
         <w:t>3. Acceso y requisitos</w:t>
@@ -3618,7 +3657,7 @@
       <w:pPr>
         <w:pStyle w:val="Heading2"/>
       </w:pPr>
-      <w:bookmarkStart w:id="9" w:name="_Toc242341157"/>
+      <w:bookmarkStart w:id="9" w:name="_Toc242347036"/>
       <w:r>
         <w:t>3.1 Ejecución del paquete portátil</w:t>
       </w:r>
@@ -3633,7 +3672,7 @@
       <w:pPr>
         <w:pStyle w:val="Heading2"/>
       </w:pPr>
-      <w:bookmarkStart w:id="10" w:name="_Toc242341158"/>
+      <w:bookmarkStart w:id="10" w:name="_Toc242347037"/>
       <w:r>
         <w:t>3.2 Ejecución desde fuentes</w:t>
       </w:r>
@@ -3678,6 +3717,7 @@
     <w:p>
       <w:pPr>
         <w:sectPr>
+          <w:type w:val="continuous"/>
           <w:pgSz w:w="12240" w:h="15840"/>
           <w:pgMar w:top="1440" w:right="1440" w:bottom="1440" w:left="1440" w:header="720" w:footer="720" w:gutter="0"/>
           <w:cols w:space="720"/>
@@ -3689,7 +3729,7 @@
       <w:pPr>
         <w:pStyle w:val="Heading1"/>
       </w:pPr>
-      <w:bookmarkStart w:id="11" w:name="_Toc242341159"/>
+      <w:bookmarkStart w:id="11" w:name="_Toc242347038"/>
       <w:r>
         <w:lastRenderedPageBreak/>
         <w:t>4. Uso del sistema</w:t>
@@ -3700,7 +3740,7 @@
       <w:pPr>
         <w:pStyle w:val="Heading2"/>
       </w:pPr>
-      <w:bookmarkStart w:id="12" w:name="_Toc242341160"/>
+      <w:bookmarkStart w:id="12" w:name="_Toc242347039"/>
       <w:r>
         <w:t>4.1 Inicio y controles generales</w:t>
       </w:r>
@@ -3716,7 +3756,7 @@
           <w:noProof/>
         </w:rPr>
         <w:drawing>
-          <wp:inline distT="0" distB="0" distL="0" distR="0" wp14:anchorId="744D87F5" wp14:editId="5D65B05F">
+          <wp:inline distT="0" distB="0" distL="0" distR="0" wp14:anchorId="71A705BD" wp14:editId="2F941D1F">
             <wp:extent cx="5943600" cy="4240375"/>
             <wp:effectExtent l="0" t="0" r="0" b="0"/>
             <wp:docPr id="1" name="Picture 1" descr="Pantalla inicial con barra superior, navegación y catálogo de ejemplos."/>
@@ -4245,7 +4285,7 @@
       <w:pPr>
         <w:pStyle w:val="Heading2"/>
       </w:pPr>
-      <w:bookmarkStart w:id="13" w:name="_Toc242341161"/>
+      <w:bookmarkStart w:id="13" w:name="_Toc242347040"/>
       <w:r>
         <w:t>4.2 Selección y carga de ejemplos</w:t>
       </w:r>
@@ -4296,7 +4336,7 @@
       <w:pPr>
         <w:pStyle w:val="Heading2"/>
       </w:pPr>
-      <w:bookmarkStart w:id="14" w:name="_Toc242341162"/>
+      <w:bookmarkStart w:id="14" w:name="_Toc242347041"/>
       <w:r>
         <w:t>4.3 Bicicleta y ciclista</w:t>
       </w:r>
@@ -4312,7 +4352,7 @@
           <w:noProof/>
         </w:rPr>
         <w:drawing>
-          <wp:inline distT="0" distB="0" distL="0" distR="0" wp14:anchorId="212C1BC8" wp14:editId="34329762">
+          <wp:inline distT="0" distB="0" distL="0" distR="0" wp14:anchorId="602DF2AB" wp14:editId="5DC3841A">
             <wp:extent cx="5943600" cy="4240375"/>
             <wp:effectExtent l="0" t="0" r="0" b="0"/>
             <wp:docPr id="2" name="Picture 2" descr="Panel Bicicleta con masas, rodadura, aerodinámica y transmisión."/>
@@ -4375,7 +4415,7 @@
           <w:noProof/>
         </w:rPr>
         <w:drawing>
-          <wp:inline distT="0" distB="0" distL="0" distR="0" wp14:anchorId="13E64845" wp14:editId="046F455A">
+          <wp:inline distT="0" distB="0" distL="0" distR="0" wp14:anchorId="30AFCE8F" wp14:editId="63941A1D">
             <wp:extent cx="5943600" cy="4240375"/>
             <wp:effectExtent l="0" t="0" r="0" b="0"/>
             <wp:docPr id="3" name="Picture 3" descr="Panel Ciclista con masa y potencia humana en pedales."/>
@@ -4431,7 +4471,7 @@
       <w:pPr>
         <w:pStyle w:val="Heading2"/>
       </w:pPr>
-      <w:bookmarkStart w:id="15" w:name="_Toc242341163"/>
+      <w:bookmarkStart w:id="15" w:name="_Toc242347042"/>
       <w:r>
         <w:lastRenderedPageBreak/>
         <w:t>4.4 Motor y batería</w:t>
@@ -4448,7 +4488,7 @@
           <w:noProof/>
         </w:rPr>
         <w:drawing>
-          <wp:inline distT="0" distB="0" distL="0" distR="0" wp14:anchorId="3BC44FB5" wp14:editId="7532AD90">
+          <wp:inline distT="0" distB="0" distL="0" distR="0" wp14:anchorId="43BAC664" wp14:editId="6F59CDD5">
             <wp:extent cx="5943600" cy="4240375"/>
             <wp:effectExtent l="0" t="0" r="0" b="0"/>
             <wp:docPr id="4" name="Picture 4" descr="Panel Motor con asistencia, eficiencia y límites."/>
@@ -4511,7 +4551,7 @@
         </w:rPr>
         <w:lastRenderedPageBreak/>
         <w:drawing>
-          <wp:inline distT="0" distB="0" distL="0" distR="0" wp14:anchorId="34397336" wp14:editId="1B05A8E0">
+          <wp:inline distT="0" distB="0" distL="0" distR="0" wp14:anchorId="633A469C" wp14:editId="4DB3AD9B">
             <wp:extent cx="5943600" cy="4240375"/>
             <wp:effectExtent l="0" t="0" r="0" b="0"/>
             <wp:docPr id="5" name="Picture 5" descr="Panel Batería con capacidad, SOC y parámetros del modelo."/>
@@ -4567,7 +4607,7 @@
       <w:pPr>
         <w:pStyle w:val="Heading2"/>
       </w:pPr>
-      <w:bookmarkStart w:id="16" w:name="_Toc242341164"/>
+      <w:bookmarkStart w:id="16" w:name="_Toc242347043"/>
       <w:r>
         <w:lastRenderedPageBreak/>
         <w:t>4.5 Ruta</w:t>
@@ -4584,7 +4624,7 @@
           <w:noProof/>
         </w:rPr>
         <w:drawing>
-          <wp:inline distT="0" distB="0" distL="0" distR="0" wp14:anchorId="432C4D13" wp14:editId="1595B87B">
+          <wp:inline distT="0" distB="0" distL="0" distR="0" wp14:anchorId="0117F279" wp14:editId="0EBDB34C">
             <wp:extent cx="5943600" cy="4240375"/>
             <wp:effectExtent l="0" t="0" r="0" b="0"/>
             <wp:docPr id="6" name="Picture 6" descr="Panel Ruta con creación manual, importación y vista previa."/>
@@ -4916,10 +4956,10 @@
       <w:pPr>
         <w:pStyle w:val="Heading2"/>
       </w:pPr>
-      <w:bookmarkStart w:id="17" w:name="_Toc242341165"/>
+      <w:bookmarkStart w:id="17" w:name="_Toc242347044"/>
       <w:r>
         <w:lastRenderedPageBreak/>
-        <w:t>4.6 Ambiente física y simulación</w:t>
+        <w:t>4.6 Ambiente físico y simulación</w:t>
       </w:r>
       <w:bookmarkEnd w:id="17"/>
     </w:p>
@@ -4933,7 +4973,7 @@
           <w:noProof/>
         </w:rPr>
         <w:drawing>
-          <wp:inline distT="0" distB="0" distL="0" distR="0" wp14:anchorId="2BD313B6" wp14:editId="5BA7FC77">
+          <wp:inline distT="0" distB="0" distL="0" distR="0" wp14:anchorId="1E942BF3" wp14:editId="3566D73E">
             <wp:extent cx="5943600" cy="4240375"/>
             <wp:effectExtent l="0" t="0" r="0" b="0"/>
             <wp:docPr id="7" name="Picture 7" descr="Panel Ambiente con viento y condiciones del aire."/>
@@ -4996,7 +5036,7 @@
         </w:rPr>
         <w:lastRenderedPageBreak/>
         <w:drawing>
-          <wp:inline distT="0" distB="0" distL="0" distR="0" wp14:anchorId="568D48C8" wp14:editId="052DFB8C">
+          <wp:inline distT="0" distB="0" distL="0" distR="0" wp14:anchorId="455C2C12" wp14:editId="7C1375B8">
             <wp:extent cx="5943600" cy="4240375"/>
             <wp:effectExtent l="0" t="0" r="0" b="0"/>
             <wp:docPr id="8" name="Picture 8" descr="Panel Física con fuerzas, potencia y balance."/>
@@ -5059,7 +5099,7 @@
         </w:rPr>
         <w:lastRenderedPageBreak/>
         <w:drawing>
-          <wp:inline distT="0" distB="0" distL="0" distR="0" wp14:anchorId="5017E9FF" wp14:editId="4078C80F">
+          <wp:inline distT="0" distB="0" distL="0" distR="0" wp14:anchorId="1198031E" wp14:editId="0FBC3F56">
             <wp:extent cx="5943600" cy="4240375"/>
             <wp:effectExtent l="0" t="0" r="0" b="0"/>
             <wp:docPr id="9" name="Picture 9" descr="Panel Simulación con paso temporal y opciones numéricas."/>
@@ -5115,7 +5155,7 @@
       <w:pPr>
         <w:pStyle w:val="Heading2"/>
       </w:pPr>
-      <w:bookmarkStart w:id="18" w:name="_Toc242341166"/>
+      <w:bookmarkStart w:id="18" w:name="_Toc242347045"/>
       <w:r>
         <w:lastRenderedPageBreak/>
         <w:t>4.7 Calibración y telemetría</w:t>
@@ -5132,7 +5172,7 @@
           <w:noProof/>
         </w:rPr>
         <w:drawing>
-          <wp:inline distT="0" distB="0" distL="0" distR="0" wp14:anchorId="749FBAEB" wp14:editId="2ED2B08C">
+          <wp:inline distT="0" distB="0" distL="0" distR="0" wp14:anchorId="43D68AE0" wp14:editId="189A9BE7">
             <wp:extent cx="5943600" cy="4240375"/>
             <wp:effectExtent l="0" t="0" r="0" b="0"/>
             <wp:docPr id="10" name="Picture 10" descr="Panel Calibración con ajuste y conversión de sensores."/>
@@ -5205,7 +5245,7 @@
       <w:pPr>
         <w:pStyle w:val="Heading2"/>
       </w:pPr>
-      <w:bookmarkStart w:id="19" w:name="_Toc242341167"/>
+      <w:bookmarkStart w:id="19" w:name="_Toc242347046"/>
       <w:r>
         <w:lastRenderedPageBreak/>
         <w:t>4.8 Modelo híbrido</w:t>
@@ -5222,7 +5262,7 @@
           <w:noProof/>
         </w:rPr>
         <w:drawing>
-          <wp:inline distT="0" distB="0" distL="0" distR="0" wp14:anchorId="63CBC958" wp14:editId="1BF810AF">
+          <wp:inline distT="0" distB="0" distL="0" distR="0" wp14:anchorId="7E5BAF4D" wp14:editId="1E611AA1">
             <wp:extent cx="5943600" cy="4240375"/>
             <wp:effectExtent l="0" t="0" r="0" b="0"/>
             <wp:docPr id="11" name="Picture 11" descr="Panel Modelo híbrido con entrenamiento, archivos, adaptación e intervalos."/>
@@ -5653,7 +5693,7 @@
       <w:pPr>
         <w:pStyle w:val="Heading2"/>
       </w:pPr>
-      <w:bookmarkStart w:id="20" w:name="_Toc242341168"/>
+      <w:bookmarkStart w:id="20" w:name="_Toc242347047"/>
       <w:r>
         <w:t>4.9 Incertidumbre</w:t>
       </w:r>
@@ -5669,7 +5709,7 @@
           <w:noProof/>
         </w:rPr>
         <w:drawing>
-          <wp:inline distT="0" distB="0" distL="0" distR="0" wp14:anchorId="16A4C9A4" wp14:editId="4AD857AB">
+          <wp:inline distT="0" distB="0" distL="0" distR="0" wp14:anchorId="0E475D7F" wp14:editId="62DA7DCB">
             <wp:extent cx="5943600" cy="4240375"/>
             <wp:effectExtent l="0" t="0" r="0" b="0"/>
             <wp:docPr id="12" name="Picture 12" descr="Panel Incertidumbre con editor YAML y misión/autonomía."/>
@@ -5748,7 +5788,7 @@
       <w:pPr>
         <w:pStyle w:val="Heading2"/>
       </w:pPr>
-      <w:bookmarkStart w:id="21" w:name="_Toc242341169"/>
+      <w:bookmarkStart w:id="21" w:name="_Toc242347048"/>
       <w:r>
         <w:lastRenderedPageBreak/>
         <w:t>4.10 Experimentos y sensibilidad</w:t>
@@ -5765,7 +5805,7 @@
           <w:noProof/>
         </w:rPr>
         <w:drawing>
-          <wp:inline distT="0" distB="0" distL="0" distR="0" wp14:anchorId="68A812B6" wp14:editId="12E2B6EC">
+          <wp:inline distT="0" distB="0" distL="0" distR="0" wp14:anchorId="7318B879" wp14:editId="1669F119">
             <wp:extent cx="5943600" cy="4240375"/>
             <wp:effectExtent l="0" t="0" r="0" b="0"/>
             <wp:docPr id="13" name="Picture 13" descr="Panel Experimentos con benchmark, sensibilidad y suite."/>
@@ -5845,7 +5885,7 @@
       <w:pPr>
         <w:pStyle w:val="Heading2"/>
       </w:pPr>
-      <w:bookmarkStart w:id="22" w:name="_Toc242341170"/>
+      <w:bookmarkStart w:id="22" w:name="_Toc242347049"/>
       <w:r>
         <w:lastRenderedPageBreak/>
         <w:t>4.11 Resultados y controles de gráficos</w:t>
@@ -5862,10 +5902,10 @@
           <w:noProof/>
         </w:rPr>
         <w:drawing>
-          <wp:inline distT="0" distB="0" distL="0" distR="0" wp14:anchorId="1E90374E" wp14:editId="1DA66E53">
+          <wp:inline distT="0" distB="0" distL="0" distR="0" wp14:anchorId="7952F85D" wp14:editId="7F0EEF08">
             <wp:extent cx="5943600" cy="4240375"/>
             <wp:effectExtent l="0" t="0" r="0" b="0"/>
-            <wp:docPr id="14" name="Picture 14" descr="Resultado ejecutado del ejemplo plano con resumen y gráficos."/>
+            <wp:docPr id="14" name="Picture 14" descr="Potencias del ejemplo plano en la pestaña Resultados."/>
             <wp:cNvGraphicFramePr>
               <a:graphicFrameLocks xmlns:a="http://schemas.openxmlformats.org/drawingml/2006/main" noChangeAspect="1"/>
             </wp:cNvGraphicFramePr>
@@ -5906,12 +5946,12 @@
         <w:t xml:space="preserve">Figura 14. </w:t>
       </w:r>
       <w:r>
-        <w:t>Resultado ejecutado del ejemplo plano con resumen y gráficos.</w:t>
-      </w:r>
-    </w:p>
-    <w:p>
-      <w:r>
-        <w:t>Revise energy_wh, wh_per_km, final_soc, completed_route, feasible y demanda no satisfecha. Demanda de la ruta completa, consumo hasta agotamiento, autonomía estacionaria y misión tienen significados diferentes.</w:t>
+        <w:t>Potencias del ejemplo plano en la pestaña Resultados.</w:t>
+      </w:r>
+    </w:p>
+    <w:p>
+      <w:r>
+        <w:t>La figura muestra la pestaña Potencias. Cambie a Detalles para leer energy_wh, wh_per_km, final_soc, completed_route, feasible y demanda no satisfecha. Demanda de la ruta completa, consumo hasta agotamiento, autonomía estacionaria y misión tienen significados diferentes.</w:t>
       </w:r>
     </w:p>
     <w:tbl>
@@ -6346,7 +6386,7 @@
       <w:pPr>
         <w:pStyle w:val="Heading2"/>
       </w:pPr>
-      <w:bookmarkStart w:id="23" w:name="_Toc242341171"/>
+      <w:bookmarkStart w:id="23" w:name="_Toc242347050"/>
       <w:r>
         <w:t>4.12 Exportación y cierre</w:t>
       </w:r>
@@ -6362,7 +6402,7 @@
           <w:noProof/>
         </w:rPr>
         <w:drawing>
-          <wp:inline distT="0" distB="0" distL="0" distR="0" wp14:anchorId="14E32878" wp14:editId="69942D8D">
+          <wp:inline distT="0" distB="0" distL="0" distR="0" wp14:anchorId="7AF511CB" wp14:editId="26B89DBF">
             <wp:extent cx="5943600" cy="4240375"/>
             <wp:effectExtent l="0" t="0" r="0" b="0"/>
             <wp:docPr id="15" name="Picture 15" descr="Panel Exportar con el botón para conservar el último resultado."/>
@@ -6427,7 +6467,7 @@
       <w:pPr>
         <w:pStyle w:val="Heading2"/>
       </w:pPr>
-      <w:bookmarkStart w:id="24" w:name="_Toc242341172"/>
+      <w:bookmarkStart w:id="24" w:name="_Toc242347051"/>
       <w:r>
         <w:lastRenderedPageBreak/>
         <w:t>4.13 Tutorial integrado</w:t>
@@ -6444,7 +6484,7 @@
           <w:noProof/>
         </w:rPr>
         <w:drawing>
-          <wp:inline distT="0" distB="0" distL="0" distR="0" wp14:anchorId="74A46FA2" wp14:editId="635B8BE4">
+          <wp:inline distT="0" distB="0" distL="0" distR="0" wp14:anchorId="13886BC0" wp14:editId="739A6389">
             <wp:extent cx="5943600" cy="4240375"/>
             <wp:effectExtent l="0" t="0" r="0" b="0"/>
             <wp:docPr id="16" name="Picture 16" descr="Tutorial con acción contextual, Anterior, Siguiente y Cerrar tutorial."/>
@@ -7061,7 +7101,7 @@
       <w:pPr>
         <w:pStyle w:val="Heading2"/>
       </w:pPr>
-      <w:bookmarkStart w:id="25" w:name="_Toc242341173"/>
+      <w:bookmarkStart w:id="25" w:name="_Toc242347052"/>
       <w:r>
         <w:t>4.14 Ejemplos de funcionamiento</w:t>
       </w:r>
@@ -7106,10 +7146,10 @@
         </w:rPr>
         <w:lastRenderedPageBreak/>
         <w:drawing>
-          <wp:inline distT="0" distB="0" distL="0" distR="0" wp14:anchorId="4A12955A" wp14:editId="45F86A46">
+          <wp:inline distT="0" distB="0" distL="0" distR="0" wp14:anchorId="04E98738" wp14:editId="0DF519FB">
             <wp:extent cx="5943600" cy="4240375"/>
             <wp:effectExtent l="0" t="0" r="0" b="0"/>
-            <wp:docPr id="17" name="Picture 17" descr="Ejecución del ejemplo 01 Ruta plana."/>
+            <wp:docPr id="17" name="Picture 17" descr="Ejemplo 01 Ruta plana: energía, consumo y SOC en Detalles."/>
             <wp:cNvGraphicFramePr>
               <a:graphicFrameLocks xmlns:a="http://schemas.openxmlformats.org/drawingml/2006/main" noChangeAspect="1"/>
             </wp:cNvGraphicFramePr>
@@ -7117,88 +7157,7 @@
               <a:graphicData uri="http://schemas.openxmlformats.org/drawingml/2006/picture">
                 <pic:pic xmlns:pic="http://schemas.openxmlformats.org/drawingml/2006/picture">
                   <pic:nvPicPr>
-                    <pic:cNvPr id="0" name="resultado-plano.png"/>
-                    <pic:cNvPicPr/>
-                  </pic:nvPicPr>
-                  <pic:blipFill>
-                    <a:blip r:embed="rId29"/>
-                    <a:stretch>
-                      <a:fillRect/>
-                    </a:stretch>
-                  </pic:blipFill>
-                  <pic:spPr>
-                    <a:xfrm>
-                      <a:off x="0" y="0"/>
-                      <a:ext cx="5943600" cy="4240375"/>
-                    </a:xfrm>
-                    <a:prstGeom prst="rect">
-                      <a:avLst/>
-                    </a:prstGeom>
-                  </pic:spPr>
-                </pic:pic>
-              </a:graphicData>
-            </a:graphic>
-          </wp:inline>
-        </w:drawing>
-      </w:r>
-    </w:p>
-    <w:p>
-      <w:r>
-        <w:rPr>
-          <w:b/>
-        </w:rPr>
-        <w:t xml:space="preserve">Figura 17. </w:t>
-      </w:r>
-      <w:r>
-        <w:t>Ejecución del ejemplo 01 Ruta plana.</w:t>
-      </w:r>
-    </w:p>
-    <w:p>
-      <w:pPr>
-        <w:pStyle w:val="Heading3"/>
-      </w:pPr>
-      <w:r>
-        <w:t>4.14.2 Subida del 3%</w:t>
-      </w:r>
-    </w:p>
-    <w:p>
-      <w:r>
-        <w:t>Recorra 3 km a 5 m/s con pendiente 0.03 (3%). Compare la energía con la ruta plana y observe la contribución gravitacional en el balance. La velocidad también cambia en este ejemplo.</w:t>
-      </w:r>
-    </w:p>
-    <w:p>
-      <w:r>
-        <w:t>Procedimiento: seleccione este ejemplo en Inicio, pulse Cargar ejemplo, confirme el caso activo y pulse Simular. Abra Resultados al terminar.</w:t>
-      </w:r>
-    </w:p>
-    <w:p>
-      <w:r>
-        <w:t>Resultado observado: Energía 36.790 Wh, consumo 12.263 Wh/km y SOC final 0.82255. Ruta completada y factible en esta práctica.</w:t>
-      </w:r>
-    </w:p>
-    <w:p>
-      <w:pPr>
-        <w:keepNext/>
-        <w:jc w:val="center"/>
-      </w:pPr>
-      <w:r>
-        <w:rPr>
-          <w:noProof/>
-        </w:rPr>
-        <w:lastRenderedPageBreak/>
-        <w:drawing>
-          <wp:inline distT="0" distB="0" distL="0" distR="0" wp14:anchorId="6611CB54" wp14:editId="53B255CB">
-            <wp:extent cx="5943600" cy="4240375"/>
-            <wp:effectExtent l="0" t="0" r="0" b="0"/>
-            <wp:docPr id="18" name="Picture 18" descr="Ejecución del ejemplo 02 Subida del 3%."/>
-            <wp:cNvGraphicFramePr>
-              <a:graphicFrameLocks xmlns:a="http://schemas.openxmlformats.org/drawingml/2006/main" noChangeAspect="1"/>
-            </wp:cNvGraphicFramePr>
-            <a:graphic xmlns:a="http://schemas.openxmlformats.org/drawingml/2006/main">
-              <a:graphicData uri="http://schemas.openxmlformats.org/drawingml/2006/picture">
-                <pic:pic xmlns:pic="http://schemas.openxmlformats.org/drawingml/2006/picture">
-                  <pic:nvPicPr>
-                    <pic:cNvPr id="0" name="ejemplo-02-hill.png"/>
+                    <pic:cNvPr id="0" name="ejemplo-01-flat.png"/>
                     <pic:cNvPicPr/>
                   </pic:nvPicPr>
                   <pic:blipFill>
@@ -7228,23 +7187,250 @@
         <w:rPr>
           <w:b/>
         </w:rPr>
-        <w:t xml:space="preserve">Figura 18. </w:t>
-      </w:r>
-      <w:r>
-        <w:t>Ejecución del ejemplo 02 Subida del 3%.</w:t>
-      </w:r>
+        <w:t xml:space="preserve">Figura 17. </w:t>
+      </w:r>
+      <w:r>
+        <w:t>Ejemplo 01 Ruta plana: energía, consumo y SOC en Detalles.</w:t>
+      </w:r>
+    </w:p>
+    <w:tbl>
+      <w:tblPr>
+        <w:tblW w:w="0" w:type="auto"/>
+        <w:tblCellSpacing w:w="15" w:type="dxa"/>
+        <w:tblLayout w:type="fixed"/>
+        <w:tblCellMar>
+          <w:top w:w="15" w:type="dxa"/>
+          <w:left w:w="15" w:type="dxa"/>
+          <w:bottom w:w="15" w:type="dxa"/>
+          <w:right w:w="15" w:type="dxa"/>
+        </w:tblCellMar>
+        <w:tblLook w:val="04A0" w:firstRow="1" w:lastRow="0" w:firstColumn="1" w:lastColumn="0" w:noHBand="0" w:noVBand="1"/>
+      </w:tblPr>
+      <w:tblGrid>
+        <w:gridCol w:w="3501"/>
+        <w:gridCol w:w="5949"/>
+      </w:tblGrid>
+      <w:tr>
+        <w:trPr>
+          <w:cantSplit/>
+          <w:tblHeader/>
+          <w:tblCellSpacing w:w="15" w:type="dxa"/>
+        </w:trPr>
+        <w:tc>
+          <w:tcPr>
+            <w:tcW w:w="3456" w:type="dxa"/>
+            <w:vAlign w:val="center"/>
+            <w:hideMark/>
+          </w:tcPr>
+          <w:p>
+            <w:pPr>
+              <w:jc w:val="left"/>
+              <w:rPr>
+                <w:b/>
+                <w:bCs/>
+                <w:lang w:val="es-CO"/>
+              </w:rPr>
+            </w:pPr>
+            <w:r>
+              <w:rPr>
+                <w:b/>
+                <w:bCs/>
+                <w:lang w:val="es-CO"/>
+              </w:rPr>
+              <w:t>Magnitud del ejemplo</w:t>
+            </w:r>
+          </w:p>
+        </w:tc>
+        <w:tc>
+          <w:tcPr>
+            <w:tcW w:w="5904" w:type="dxa"/>
+            <w:vAlign w:val="center"/>
+            <w:hideMark/>
+          </w:tcPr>
+          <w:p>
+            <w:pPr>
+              <w:jc w:val="left"/>
+              <w:rPr>
+                <w:b/>
+                <w:bCs/>
+                <w:lang w:val="es-CO"/>
+              </w:rPr>
+            </w:pPr>
+            <w:r>
+              <w:rPr>
+                <w:b/>
+                <w:bCs/>
+                <w:lang w:val="es-CO"/>
+              </w:rPr>
+              <w:t>Valor verificado</w:t>
+            </w:r>
+          </w:p>
+        </w:tc>
+      </w:tr>
+      <w:tr>
+        <w:trPr>
+          <w:cantSplit/>
+          <w:tblCellSpacing w:w="15" w:type="dxa"/>
+        </w:trPr>
+        <w:tc>
+          <w:tcPr>
+            <w:tcW w:w="3456" w:type="dxa"/>
+            <w:vAlign w:val="center"/>
+            <w:hideMark/>
+          </w:tcPr>
+          <w:p>
+            <w:pPr>
+              <w:jc w:val="left"/>
+              <w:rPr>
+                <w:lang w:val="es-CO"/>
+              </w:rPr>
+            </w:pPr>
+            <w:r>
+              <w:rPr>
+                <w:bCs/>
+                <w:lang w:val="es-CO"/>
+              </w:rPr>
+              <w:t>Condiciones</w:t>
+            </w:r>
+          </w:p>
+        </w:tc>
+        <w:tc>
+          <w:tcPr>
+            <w:tcW w:w="5904" w:type="dxa"/>
+            <w:vAlign w:val="center"/>
+            <w:hideMark/>
+          </w:tcPr>
+          <w:p>
+            <w:pPr>
+              <w:jc w:val="left"/>
+              <w:rPr>
+                <w:lang w:val="es-CO"/>
+              </w:rPr>
+            </w:pPr>
+            <w:r>
+              <w:rPr>
+                <w:lang w:val="es-CO"/>
+              </w:rPr>
+              <w:t>3 km, 6 m/s, 0 %, viento 0 m/s, humano 50 W, 20 °C</w:t>
+            </w:r>
+          </w:p>
+        </w:tc>
+      </w:tr>
+      <w:tr>
+        <w:trPr>
+          <w:cantSplit/>
+          <w:tblCellSpacing w:w="15" w:type="dxa"/>
+        </w:trPr>
+        <w:tc>
+          <w:tcPr>
+            <w:tcW w:w="3456" w:type="dxa"/>
+            <w:vAlign w:val="center"/>
+            <w:hideMark/>
+          </w:tcPr>
+          <w:p>
+            <w:pPr>
+              <w:jc w:val="left"/>
+              <w:rPr>
+                <w:lang w:val="es-CO"/>
+              </w:rPr>
+            </w:pPr>
+            <w:r>
+              <w:rPr>
+                <w:bCs/>
+                <w:lang w:val="es-CO"/>
+              </w:rPr>
+              <w:t>Energía, consumo y SOC final</w:t>
+            </w:r>
+          </w:p>
+        </w:tc>
+        <w:tc>
+          <w:tcPr>
+            <w:tcW w:w="5904" w:type="dxa"/>
+            <w:vAlign w:val="center"/>
+            <w:hideMark/>
+          </w:tcPr>
+          <w:p>
+            <w:pPr>
+              <w:jc w:val="left"/>
+              <w:rPr>
+                <w:lang w:val="es-CO"/>
+              </w:rPr>
+            </w:pPr>
+            <w:r>
+              <w:rPr>
+                <w:lang w:val="es-CO"/>
+              </w:rPr>
+              <w:t>11.074 Wh | 3.691 Wh/km | 0.87669</w:t>
+            </w:r>
+          </w:p>
+        </w:tc>
+      </w:tr>
+      <w:tr>
+        <w:trPr>
+          <w:cantSplit/>
+          <w:tblCellSpacing w:w="15" w:type="dxa"/>
+        </w:trPr>
+        <w:tc>
+          <w:tcPr>
+            <w:tcW w:w="3456" w:type="dxa"/>
+            <w:vAlign w:val="center"/>
+            <w:hideMark/>
+          </w:tcPr>
+          <w:p>
+            <w:pPr>
+              <w:jc w:val="left"/>
+              <w:rPr>
+                <w:lang w:val="es-CO"/>
+              </w:rPr>
+            </w:pPr>
+            <w:r>
+              <w:rPr>
+                <w:bCs/>
+                <w:lang w:val="es-CO"/>
+              </w:rPr>
+              <w:t>Aerodinámica, aporte humano y densidad</w:t>
+            </w:r>
+          </w:p>
+        </w:tc>
+        <w:tc>
+          <w:tcPr>
+            <w:tcW w:w="5904" w:type="dxa"/>
+            <w:vAlign w:val="center"/>
+            <w:hideMark/>
+          </w:tcPr>
+          <w:p>
+            <w:pPr>
+              <w:jc w:val="left"/>
+              <w:rPr>
+                <w:lang w:val="es-CO"/>
+              </w:rPr>
+            </w:pPr>
+            <w:r>
+              <w:rPr>
+                <w:lang w:val="es-CO"/>
+              </w:rPr>
+              <w:t>9.934 Wh | 6.667 Wh | 1.204 kg/m³</w:t>
+            </w:r>
+          </w:p>
+        </w:tc>
+      </w:tr>
+    </w:tbl>
+    <w:p>
+      <w:pPr>
+        <w:spacing w:after="0"/>
+      </w:pPr>
     </w:p>
     <w:p>
       <w:pPr>
         <w:pStyle w:val="Heading3"/>
       </w:pPr>
       <w:r>
-        <w:t>4.14.3 Viento frontal</w:t>
-      </w:r>
-    </w:p>
-    <w:p>
-      <w:r>
-        <w:t>La misma ruta plana con viento de −3 m/s. Compare el consumo con el ejemplo 01. Un viento negativo es frontal y aumenta la resistencia aerodinámica a esta velocidad.</w:t>
+        <w:t>4.14.2 Subida del 3%</w:t>
+      </w:r>
+    </w:p>
+    <w:p>
+      <w:r>
+        <w:t>Recorra 3 km a 5 m/s con pendiente 0.03 (3%). Compare la energía con la ruta plana y observe la contribución gravitacional en el balance. La velocidad también cambia en este ejemplo.</w:t>
       </w:r>
     </w:p>
     <w:p>
@@ -7254,7 +7440,7 @@
     </w:p>
     <w:p>
       <w:r>
-        <w:t>Resultado observado: Energía 26.848 Wh, consumo 8.949 Wh/km y SOC final 0.84348. Ruta completada y factible en esta práctica.</w:t>
+        <w:t>Resultado observado: Energía 36.790 Wh, consumo 12.263 Wh/km y SOC final 0.82255. Ruta completada y factible en esta práctica.</w:t>
       </w:r>
     </w:p>
     <w:p>
@@ -7268,10 +7454,10 @@
         </w:rPr>
         <w:lastRenderedPageBreak/>
         <w:drawing>
-          <wp:inline distT="0" distB="0" distL="0" distR="0" wp14:anchorId="7B922562" wp14:editId="30B11C3C">
+          <wp:inline distT="0" distB="0" distL="0" distR="0" wp14:anchorId="0EF2733A" wp14:editId="063B1EAA">
             <wp:extent cx="5943600" cy="4240375"/>
             <wp:effectExtent l="0" t="0" r="0" b="0"/>
-            <wp:docPr id="19" name="Picture 19" descr="Ejecución del ejemplo 03 Viento frontal."/>
+            <wp:docPr id="18" name="Picture 18" descr="Ejemplo 02 Subida del 3%: energía, consumo y SOC en Detalles."/>
             <wp:cNvGraphicFramePr>
               <a:graphicFrameLocks xmlns:a="http://schemas.openxmlformats.org/drawingml/2006/main" noChangeAspect="1"/>
             </wp:cNvGraphicFramePr>
@@ -7279,250 +7465,7 @@
               <a:graphicData uri="http://schemas.openxmlformats.org/drawingml/2006/picture">
                 <pic:pic xmlns:pic="http://schemas.openxmlformats.org/drawingml/2006/picture">
                   <pic:nvPicPr>
-                    <pic:cNvPr id="0" name="resultado-plano.png"/>
-                    <pic:cNvPicPr/>
-                  </pic:nvPicPr>
-                  <pic:blipFill>
-                    <a:blip r:embed="rId29"/>
-                    <a:stretch>
-                      <a:fillRect/>
-                    </a:stretch>
-                  </pic:blipFill>
-                  <pic:spPr>
-                    <a:xfrm>
-                      <a:off x="0" y="0"/>
-                      <a:ext cx="5943600" cy="4240375"/>
-                    </a:xfrm>
-                    <a:prstGeom prst="rect">
-                      <a:avLst/>
-                    </a:prstGeom>
-                  </pic:spPr>
-                </pic:pic>
-              </a:graphicData>
-            </a:graphic>
-          </wp:inline>
-        </w:drawing>
-      </w:r>
-    </w:p>
-    <w:p>
-      <w:r>
-        <w:rPr>
-          <w:b/>
-        </w:rPr>
-        <w:t xml:space="preserve">Figura 19. </w:t>
-      </w:r>
-      <w:r>
-        <w:t>Ejecución del ejemplo 03 Viento frontal.</w:t>
-      </w:r>
-    </w:p>
-    <w:p>
-      <w:pPr>
-        <w:pStyle w:val="Heading3"/>
-      </w:pPr>
-      <w:r>
-        <w:t>4.14.4 Mayor aporte humano</w:t>
-      </w:r>
-    </w:p>
-    <w:p>
-      <w:r>
-        <w:t>La misma ruta plana con 120 W en pedales. Compare con los 50 W del ejemplo 01: el motor necesita aportar menos energía. Revise las potencias humana, del motor y de batería.</w:t>
-      </w:r>
-    </w:p>
-    <w:p>
-      <w:r>
-        <w:t>Procedimiento: seleccione este ejemplo en Inicio, pulse Cargar ejemplo, confirme el caso activo y pulse Simular. Abra Resultados al terminar.</w:t>
-      </w:r>
-    </w:p>
-    <w:p>
-      <w:r>
-        <w:t>Resultado observado: Energía 0.694 Wh, consumo 0.231 Wh/km y SOC final 0.89854. Ruta completada y factible en esta práctica.</w:t>
-      </w:r>
-    </w:p>
-    <w:p>
-      <w:pPr>
-        <w:keepNext/>
-        <w:jc w:val="center"/>
-      </w:pPr>
-      <w:r>
-        <w:rPr>
-          <w:noProof/>
-        </w:rPr>
-        <w:lastRenderedPageBreak/>
-        <w:drawing>
-          <wp:inline distT="0" distB="0" distL="0" distR="0" wp14:anchorId="1594F88D" wp14:editId="0F0FE908">
-            <wp:extent cx="5943600" cy="4240375"/>
-            <wp:effectExtent l="0" t="0" r="0" b="0"/>
-            <wp:docPr id="20" name="Picture 20" descr="Ejecución del ejemplo 04 Mayor aporte humano."/>
-            <wp:cNvGraphicFramePr>
-              <a:graphicFrameLocks xmlns:a="http://schemas.openxmlformats.org/drawingml/2006/main" noChangeAspect="1"/>
-            </wp:cNvGraphicFramePr>
-            <a:graphic xmlns:a="http://schemas.openxmlformats.org/drawingml/2006/main">
-              <a:graphicData uri="http://schemas.openxmlformats.org/drawingml/2006/picture">
-                <pic:pic xmlns:pic="http://schemas.openxmlformats.org/drawingml/2006/picture">
-                  <pic:nvPicPr>
-                    <pic:cNvPr id="0" name="resultado-plano.png"/>
-                    <pic:cNvPicPr/>
-                  </pic:nvPicPr>
-                  <pic:blipFill>
-                    <a:blip r:embed="rId29"/>
-                    <a:stretch>
-                      <a:fillRect/>
-                    </a:stretch>
-                  </pic:blipFill>
-                  <pic:spPr>
-                    <a:xfrm>
-                      <a:off x="0" y="0"/>
-                      <a:ext cx="5943600" cy="4240375"/>
-                    </a:xfrm>
-                    <a:prstGeom prst="rect">
-                      <a:avLst/>
-                    </a:prstGeom>
-                  </pic:spPr>
-                </pic:pic>
-              </a:graphicData>
-            </a:graphic>
-          </wp:inline>
-        </w:drawing>
-      </w:r>
-    </w:p>
-    <w:p>
-      <w:r>
-        <w:rPr>
-          <w:b/>
-        </w:rPr>
-        <w:t xml:space="preserve">Figura 20. </w:t>
-      </w:r>
-      <w:r>
-        <w:t>Ejecución del ejemplo 04 Mayor aporte humano.</w:t>
-      </w:r>
-    </w:p>
-    <w:p>
-      <w:pPr>
-        <w:pStyle w:val="Heading3"/>
-      </w:pPr>
-      <w:r>
-        <w:t>4.14.5 Ambiente frío</w:t>
-      </w:r>
-    </w:p>
-    <w:p>
-      <w:r>
-        <w:t>La misma ruta a 0 °C. Observe el efecto de la densidad del aire. No se ha definido una curva térmica de batería: este ejemplo no supone una pérdida de capacidad por frío.</w:t>
-      </w:r>
-    </w:p>
-    <w:p>
-      <w:r>
-        <w:t>Procedimiento: seleccione este ejemplo en Inicio, pulse Cargar ejemplo, confirme el caso activo y pulse Simular. Abra Resultados al terminar.</w:t>
-      </w:r>
-    </w:p>
-    <w:p>
-      <w:r>
-        <w:t>Resultado observado: Energía 11.998 Wh, consumo 3.999 Wh/km y SOC final 0.87474. Ruta completada y factible en esta práctica.</w:t>
-      </w:r>
-    </w:p>
-    <w:p>
-      <w:pPr>
-        <w:keepNext/>
-        <w:jc w:val="center"/>
-      </w:pPr>
-      <w:r>
-        <w:rPr>
-          <w:noProof/>
-        </w:rPr>
-        <w:lastRenderedPageBreak/>
-        <w:drawing>
-          <wp:inline distT="0" distB="0" distL="0" distR="0" wp14:anchorId="706B8709" wp14:editId="682847C6">
-            <wp:extent cx="5943600" cy="4240375"/>
-            <wp:effectExtent l="0" t="0" r="0" b="0"/>
-            <wp:docPr id="21" name="Picture 21" descr="Ejecución del ejemplo 05 Ambiente frío."/>
-            <wp:cNvGraphicFramePr>
-              <a:graphicFrameLocks xmlns:a="http://schemas.openxmlformats.org/drawingml/2006/main" noChangeAspect="1"/>
-            </wp:cNvGraphicFramePr>
-            <a:graphic xmlns:a="http://schemas.openxmlformats.org/drawingml/2006/main">
-              <a:graphicData uri="http://schemas.openxmlformats.org/drawingml/2006/picture">
-                <pic:pic xmlns:pic="http://schemas.openxmlformats.org/drawingml/2006/picture">
-                  <pic:nvPicPr>
-                    <pic:cNvPr id="0" name="resultado-plano.png"/>
-                    <pic:cNvPicPr/>
-                  </pic:nvPicPr>
-                  <pic:blipFill>
-                    <a:blip r:embed="rId29"/>
-                    <a:stretch>
-                      <a:fillRect/>
-                    </a:stretch>
-                  </pic:blipFill>
-                  <pic:spPr>
-                    <a:xfrm>
-                      <a:off x="0" y="0"/>
-                      <a:ext cx="5943600" cy="4240375"/>
-                    </a:xfrm>
-                    <a:prstGeom prst="rect">
-                      <a:avLst/>
-                    </a:prstGeom>
-                  </pic:spPr>
-                </pic:pic>
-              </a:graphicData>
-            </a:graphic>
-          </wp:inline>
-        </w:drawing>
-      </w:r>
-    </w:p>
-    <w:p>
-      <w:r>
-        <w:rPr>
-          <w:b/>
-        </w:rPr>
-        <w:t xml:space="preserve">Figura 21. </w:t>
-      </w:r>
-      <w:r>
-        <w:t>Ejecución del ejemplo 05 Ambiente frío.</w:t>
-      </w:r>
-    </w:p>
-    <w:p>
-      <w:pPr>
-        <w:pStyle w:val="Heading3"/>
-      </w:pPr>
-      <w:r>
-        <w:t>4.14.6 Calibración sintética</w:t>
-      </w:r>
-    </w:p>
-    <w:p>
-      <w:r>
-        <w:t>Ajuste Crr y CdA con 40 rutas sintéticas sin ruido ni discrepancia. Los valores conocidos son Crr = 0.008 y CdA = 0.48 m². Revise el ajuste observado/predicho y los parámetros recuperados.</w:t>
-      </w:r>
-    </w:p>
-    <w:p>
-      <w:r>
-        <w:t>Procedimiento: seleccione este ejemplo en Inicio, pulse Cargar ejemplo, confirme el caso activo y pulse Simular. Abra Resultados al terminar.</w:t>
-      </w:r>
-    </w:p>
-    <w:p>
-      <w:r>
-        <w:t>Resultado observado: Se recuperaron Crr = 0.008 y CdA = 0.48 m². El rango del Jacobiano fue 2. El caso carece de ruido/discrepancia y no demuestra recuperación con datos reales.</w:t>
-      </w:r>
-    </w:p>
-    <w:p>
-      <w:pPr>
-        <w:keepNext/>
-        <w:jc w:val="center"/>
-      </w:pPr>
-      <w:r>
-        <w:rPr>
-          <w:noProof/>
-        </w:rPr>
-        <w:lastRenderedPageBreak/>
-        <w:drawing>
-          <wp:inline distT="0" distB="0" distL="0" distR="0" wp14:anchorId="6C565929" wp14:editId="47A758C1">
-            <wp:extent cx="5943600" cy="4240375"/>
-            <wp:effectExtent l="0" t="0" r="0" b="0"/>
-            <wp:docPr id="22" name="Picture 22" descr="Ejecución del ejemplo 06 Calibración sintética."/>
-            <wp:cNvGraphicFramePr>
-              <a:graphicFrameLocks xmlns:a="http://schemas.openxmlformats.org/drawingml/2006/main" noChangeAspect="1"/>
-            </wp:cNvGraphicFramePr>
-            <a:graphic xmlns:a="http://schemas.openxmlformats.org/drawingml/2006/main">
-              <a:graphicData uri="http://schemas.openxmlformats.org/drawingml/2006/picture">
-                <pic:pic xmlns:pic="http://schemas.openxmlformats.org/drawingml/2006/picture">
-                  <pic:nvPicPr>
-                    <pic:cNvPr id="0" name="ejemplo-06-calibration.png"/>
+                    <pic:cNvPr id="0" name="ejemplo-02-hill.png"/>
                     <pic:cNvPicPr/>
                   </pic:nvPicPr>
                   <pic:blipFill>
@@ -7552,23 +7495,250 @@
         <w:rPr>
           <w:b/>
         </w:rPr>
-        <w:t xml:space="preserve">Figura 22. </w:t>
-      </w:r>
-      <w:r>
-        <w:t>Ejecución del ejemplo 06 Calibración sintética.</w:t>
-      </w:r>
+        <w:t xml:space="preserve">Figura 18. </w:t>
+      </w:r>
+      <w:r>
+        <w:t>Ejemplo 02 Subida del 3%: energía, consumo y SOC en Detalles.</w:t>
+      </w:r>
+    </w:p>
+    <w:tbl>
+      <w:tblPr>
+        <w:tblW w:w="0" w:type="auto"/>
+        <w:tblCellSpacing w:w="15" w:type="dxa"/>
+        <w:tblLayout w:type="fixed"/>
+        <w:tblCellMar>
+          <w:top w:w="15" w:type="dxa"/>
+          <w:left w:w="15" w:type="dxa"/>
+          <w:bottom w:w="15" w:type="dxa"/>
+          <w:right w:w="15" w:type="dxa"/>
+        </w:tblCellMar>
+        <w:tblLook w:val="04A0" w:firstRow="1" w:lastRow="0" w:firstColumn="1" w:lastColumn="0" w:noHBand="0" w:noVBand="1"/>
+      </w:tblPr>
+      <w:tblGrid>
+        <w:gridCol w:w="3501"/>
+        <w:gridCol w:w="5949"/>
+      </w:tblGrid>
+      <w:tr>
+        <w:trPr>
+          <w:cantSplit/>
+          <w:tblHeader/>
+          <w:tblCellSpacing w:w="15" w:type="dxa"/>
+        </w:trPr>
+        <w:tc>
+          <w:tcPr>
+            <w:tcW w:w="3456" w:type="dxa"/>
+            <w:vAlign w:val="center"/>
+            <w:hideMark/>
+          </w:tcPr>
+          <w:p>
+            <w:pPr>
+              <w:jc w:val="left"/>
+              <w:rPr>
+                <w:b/>
+                <w:bCs/>
+                <w:lang w:val="es-CO"/>
+              </w:rPr>
+            </w:pPr>
+            <w:r>
+              <w:rPr>
+                <w:b/>
+                <w:bCs/>
+                <w:lang w:val="es-CO"/>
+              </w:rPr>
+              <w:t>Magnitud del ejemplo</w:t>
+            </w:r>
+          </w:p>
+        </w:tc>
+        <w:tc>
+          <w:tcPr>
+            <w:tcW w:w="5904" w:type="dxa"/>
+            <w:vAlign w:val="center"/>
+            <w:hideMark/>
+          </w:tcPr>
+          <w:p>
+            <w:pPr>
+              <w:jc w:val="left"/>
+              <w:rPr>
+                <w:b/>
+                <w:bCs/>
+                <w:lang w:val="es-CO"/>
+              </w:rPr>
+            </w:pPr>
+            <w:r>
+              <w:rPr>
+                <w:b/>
+                <w:bCs/>
+                <w:lang w:val="es-CO"/>
+              </w:rPr>
+              <w:t>Valor verificado</w:t>
+            </w:r>
+          </w:p>
+        </w:tc>
+      </w:tr>
+      <w:tr>
+        <w:trPr>
+          <w:cantSplit/>
+          <w:tblCellSpacing w:w="15" w:type="dxa"/>
+        </w:trPr>
+        <w:tc>
+          <w:tcPr>
+            <w:tcW w:w="3456" w:type="dxa"/>
+            <w:vAlign w:val="center"/>
+            <w:hideMark/>
+          </w:tcPr>
+          <w:p>
+            <w:pPr>
+              <w:jc w:val="left"/>
+              <w:rPr>
+                <w:lang w:val="es-CO"/>
+              </w:rPr>
+            </w:pPr>
+            <w:r>
+              <w:rPr>
+                <w:bCs/>
+                <w:lang w:val="es-CO"/>
+              </w:rPr>
+              <w:t>Condiciones</w:t>
+            </w:r>
+          </w:p>
+        </w:tc>
+        <w:tc>
+          <w:tcPr>
+            <w:tcW w:w="5904" w:type="dxa"/>
+            <w:vAlign w:val="center"/>
+            <w:hideMark/>
+          </w:tcPr>
+          <w:p>
+            <w:pPr>
+              <w:jc w:val="left"/>
+              <w:rPr>
+                <w:lang w:val="es-CO"/>
+              </w:rPr>
+            </w:pPr>
+            <w:r>
+              <w:rPr>
+                <w:lang w:val="es-CO"/>
+              </w:rPr>
+              <w:t>3 km, 5 m/s, 3 %, viento 0 m/s, humano 50 W, 20 °C</w:t>
+            </w:r>
+          </w:p>
+        </w:tc>
+      </w:tr>
+      <w:tr>
+        <w:trPr>
+          <w:cantSplit/>
+          <w:tblCellSpacing w:w="15" w:type="dxa"/>
+        </w:trPr>
+        <w:tc>
+          <w:tcPr>
+            <w:tcW w:w="3456" w:type="dxa"/>
+            <w:vAlign w:val="center"/>
+            <w:hideMark/>
+          </w:tcPr>
+          <w:p>
+            <w:pPr>
+              <w:jc w:val="left"/>
+              <w:rPr>
+                <w:lang w:val="es-CO"/>
+              </w:rPr>
+            </w:pPr>
+            <w:r>
+              <w:rPr>
+                <w:bCs/>
+                <w:lang w:val="es-CO"/>
+              </w:rPr>
+              <w:t>Energía, consumo y SOC final</w:t>
+            </w:r>
+          </w:p>
+        </w:tc>
+        <w:tc>
+          <w:tcPr>
+            <w:tcW w:w="5904" w:type="dxa"/>
+            <w:vAlign w:val="center"/>
+            <w:hideMark/>
+          </w:tcPr>
+          <w:p>
+            <w:pPr>
+              <w:jc w:val="left"/>
+              <w:rPr>
+                <w:lang w:val="es-CO"/>
+              </w:rPr>
+            </w:pPr>
+            <w:r>
+              <w:rPr>
+                <w:lang w:val="es-CO"/>
+              </w:rPr>
+              <w:t>36.790 Wh | 12.263 Wh/km | 0.82255</w:t>
+            </w:r>
+          </w:p>
+        </w:tc>
+      </w:tr>
+      <w:tr>
+        <w:trPr>
+          <w:cantSplit/>
+          <w:tblCellSpacing w:w="15" w:type="dxa"/>
+        </w:trPr>
+        <w:tc>
+          <w:tcPr>
+            <w:tcW w:w="3456" w:type="dxa"/>
+            <w:vAlign w:val="center"/>
+            <w:hideMark/>
+          </w:tcPr>
+          <w:p>
+            <w:pPr>
+              <w:jc w:val="left"/>
+              <w:rPr>
+                <w:lang w:val="es-CO"/>
+              </w:rPr>
+            </w:pPr>
+            <w:r>
+              <w:rPr>
+                <w:bCs/>
+                <w:lang w:val="es-CO"/>
+              </w:rPr>
+              <w:t>Aerodinámica, aporte humano y densidad</w:t>
+            </w:r>
+          </w:p>
+        </w:tc>
+        <w:tc>
+          <w:tcPr>
+            <w:tcW w:w="5904" w:type="dxa"/>
+            <w:vAlign w:val="center"/>
+            <w:hideMark/>
+          </w:tcPr>
+          <w:p>
+            <w:pPr>
+              <w:jc w:val="left"/>
+              <w:rPr>
+                <w:lang w:val="es-CO"/>
+              </w:rPr>
+            </w:pPr>
+            <w:r>
+              <w:rPr>
+                <w:lang w:val="es-CO"/>
+              </w:rPr>
+              <w:t>6.899 Wh | 8.000 Wh | 1.204 kg/m³</w:t>
+            </w:r>
+          </w:p>
+        </w:tc>
+      </w:tr>
+    </w:tbl>
+    <w:p>
+      <w:pPr>
+        <w:spacing w:after="0"/>
+      </w:pPr>
     </w:p>
     <w:p>
       <w:pPr>
         <w:pStyle w:val="Heading3"/>
       </w:pPr>
       <w:r>
-        <w:t>4.14.7 Viento incierto y autonomía</w:t>
-      </w:r>
-    </w:p>
-    <w:p>
-      <w:r>
-        <w:t>Ejecute 30 muestras con viento normal de media 0 y desviación 1 m/s. Revise dispersión de energía, bandas de SOC y autonomía. El horizonte de 80 km puede censurar la autonomía. Revise ese indicador.</w:t>
+        <w:t>4.14.3 Viento frontal</w:t>
+      </w:r>
+    </w:p>
+    <w:p>
+      <w:r>
+        <w:t>La misma ruta plana con viento de −3 m/s. Compare el consumo con el ejemplo 01. Un viento negativo es frontal y aumenta la resistencia aerodinámica a esta velocidad.</w:t>
       </w:r>
     </w:p>
     <w:p>
@@ -7578,7 +7748,7 @@
     </w:p>
     <w:p>
       <w:r>
-        <w:t>Resultado observado: Con 30 muestras, la probabilidad física de misión fue 100.00% y la demanda media de ruta completa fue 10.629 Wh. El intervalo Monte Carlo refleja muestreo bajo los supuestos configurados. La mediana de autonomía alcanza el horizonte de 80 km. Examine la fracción censurada.</w:t>
+        <w:t>Resultado observado: Energía 26.848 Wh, consumo 8.949 Wh/km y SOC final 0.84348. Ruta completada y factible en esta práctica.</w:t>
       </w:r>
     </w:p>
     <w:p>
@@ -7592,10 +7762,10 @@
         </w:rPr>
         <w:lastRenderedPageBreak/>
         <w:drawing>
-          <wp:inline distT="0" distB="0" distL="0" distR="0" wp14:anchorId="7A04BC73" wp14:editId="22BE8DE7">
+          <wp:inline distT="0" distB="0" distL="0" distR="0" wp14:anchorId="251401C7" wp14:editId="0B94F49B">
             <wp:extent cx="5943600" cy="4240375"/>
             <wp:effectExtent l="0" t="0" r="0" b="0"/>
-            <wp:docPr id="23" name="Picture 23" descr="Ejecución del ejemplo 07 Viento incierto y autonomía."/>
+            <wp:docPr id="19" name="Picture 19" descr="Ejemplo 03 Viento frontal: energía, consumo y SOC en Detalles."/>
             <wp:cNvGraphicFramePr>
               <a:graphicFrameLocks xmlns:a="http://schemas.openxmlformats.org/drawingml/2006/main" noChangeAspect="1"/>
             </wp:cNvGraphicFramePr>
@@ -7603,7 +7773,7 @@
               <a:graphicData uri="http://schemas.openxmlformats.org/drawingml/2006/picture">
                 <pic:pic xmlns:pic="http://schemas.openxmlformats.org/drawingml/2006/picture">
                   <pic:nvPicPr>
-                    <pic:cNvPr id="0" name="ejemplo-07-uncertainty.png"/>
+                    <pic:cNvPr id="0" name="ejemplo-03-headwind.png"/>
                     <pic:cNvPicPr/>
                   </pic:nvPicPr>
                   <pic:blipFill>
@@ -7633,23 +7803,250 @@
         <w:rPr>
           <w:b/>
         </w:rPr>
-        <w:t xml:space="preserve">Figura 23. </w:t>
-      </w:r>
-      <w:r>
-        <w:t>Ejecución del ejemplo 07 Viento incierto y autonomía.</w:t>
-      </w:r>
+        <w:t xml:space="preserve">Figura 19. </w:t>
+      </w:r>
+      <w:r>
+        <w:t>Ejemplo 03 Viento frontal: energía, consumo y SOC en Detalles.</w:t>
+      </w:r>
+    </w:p>
+    <w:tbl>
+      <w:tblPr>
+        <w:tblW w:w="0" w:type="auto"/>
+        <w:tblCellSpacing w:w="15" w:type="dxa"/>
+        <w:tblLayout w:type="fixed"/>
+        <w:tblCellMar>
+          <w:top w:w="15" w:type="dxa"/>
+          <w:left w:w="15" w:type="dxa"/>
+          <w:bottom w:w="15" w:type="dxa"/>
+          <w:right w:w="15" w:type="dxa"/>
+        </w:tblCellMar>
+        <w:tblLook w:val="04A0" w:firstRow="1" w:lastRow="0" w:firstColumn="1" w:lastColumn="0" w:noHBand="0" w:noVBand="1"/>
+      </w:tblPr>
+      <w:tblGrid>
+        <w:gridCol w:w="3501"/>
+        <w:gridCol w:w="5949"/>
+      </w:tblGrid>
+      <w:tr>
+        <w:trPr>
+          <w:cantSplit/>
+          <w:tblHeader/>
+          <w:tblCellSpacing w:w="15" w:type="dxa"/>
+        </w:trPr>
+        <w:tc>
+          <w:tcPr>
+            <w:tcW w:w="3456" w:type="dxa"/>
+            <w:vAlign w:val="center"/>
+            <w:hideMark/>
+          </w:tcPr>
+          <w:p>
+            <w:pPr>
+              <w:jc w:val="left"/>
+              <w:rPr>
+                <w:b/>
+                <w:bCs/>
+                <w:lang w:val="es-CO"/>
+              </w:rPr>
+            </w:pPr>
+            <w:r>
+              <w:rPr>
+                <w:b/>
+                <w:bCs/>
+                <w:lang w:val="es-CO"/>
+              </w:rPr>
+              <w:t>Magnitud del ejemplo</w:t>
+            </w:r>
+          </w:p>
+        </w:tc>
+        <w:tc>
+          <w:tcPr>
+            <w:tcW w:w="5904" w:type="dxa"/>
+            <w:vAlign w:val="center"/>
+            <w:hideMark/>
+          </w:tcPr>
+          <w:p>
+            <w:pPr>
+              <w:jc w:val="left"/>
+              <w:rPr>
+                <w:b/>
+                <w:bCs/>
+                <w:lang w:val="es-CO"/>
+              </w:rPr>
+            </w:pPr>
+            <w:r>
+              <w:rPr>
+                <w:b/>
+                <w:bCs/>
+                <w:lang w:val="es-CO"/>
+              </w:rPr>
+              <w:t>Valor verificado</w:t>
+            </w:r>
+          </w:p>
+        </w:tc>
+      </w:tr>
+      <w:tr>
+        <w:trPr>
+          <w:cantSplit/>
+          <w:tblCellSpacing w:w="15" w:type="dxa"/>
+        </w:trPr>
+        <w:tc>
+          <w:tcPr>
+            <w:tcW w:w="3456" w:type="dxa"/>
+            <w:vAlign w:val="center"/>
+            <w:hideMark/>
+          </w:tcPr>
+          <w:p>
+            <w:pPr>
+              <w:jc w:val="left"/>
+              <w:rPr>
+                <w:lang w:val="es-CO"/>
+              </w:rPr>
+            </w:pPr>
+            <w:r>
+              <w:rPr>
+                <w:bCs/>
+                <w:lang w:val="es-CO"/>
+              </w:rPr>
+              <w:t>Condiciones</w:t>
+            </w:r>
+          </w:p>
+        </w:tc>
+        <w:tc>
+          <w:tcPr>
+            <w:tcW w:w="5904" w:type="dxa"/>
+            <w:vAlign w:val="center"/>
+            <w:hideMark/>
+          </w:tcPr>
+          <w:p>
+            <w:pPr>
+              <w:jc w:val="left"/>
+              <w:rPr>
+                <w:lang w:val="es-CO"/>
+              </w:rPr>
+            </w:pPr>
+            <w:r>
+              <w:rPr>
+                <w:lang w:val="es-CO"/>
+              </w:rPr>
+              <w:t>3 km, 6 m/s, 0 %, viento −3 m/s, humano 50 W, 20 °C</w:t>
+            </w:r>
+          </w:p>
+        </w:tc>
+      </w:tr>
+      <w:tr>
+        <w:trPr>
+          <w:cantSplit/>
+          <w:tblCellSpacing w:w="15" w:type="dxa"/>
+        </w:trPr>
+        <w:tc>
+          <w:tcPr>
+            <w:tcW w:w="3456" w:type="dxa"/>
+            <w:vAlign w:val="center"/>
+            <w:hideMark/>
+          </w:tcPr>
+          <w:p>
+            <w:pPr>
+              <w:jc w:val="left"/>
+              <w:rPr>
+                <w:lang w:val="es-CO"/>
+              </w:rPr>
+            </w:pPr>
+            <w:r>
+              <w:rPr>
+                <w:bCs/>
+                <w:lang w:val="es-CO"/>
+              </w:rPr>
+              <w:t>Energía, consumo y SOC final</w:t>
+            </w:r>
+          </w:p>
+        </w:tc>
+        <w:tc>
+          <w:tcPr>
+            <w:tcW w:w="5904" w:type="dxa"/>
+            <w:vAlign w:val="center"/>
+            <w:hideMark/>
+          </w:tcPr>
+          <w:p>
+            <w:pPr>
+              <w:jc w:val="left"/>
+              <w:rPr>
+                <w:lang w:val="es-CO"/>
+              </w:rPr>
+            </w:pPr>
+            <w:r>
+              <w:rPr>
+                <w:lang w:val="es-CO"/>
+              </w:rPr>
+              <w:t>26.848 Wh | 8.949 Wh/km | 0.84348</w:t>
+            </w:r>
+          </w:p>
+        </w:tc>
+      </w:tr>
+      <w:tr>
+        <w:trPr>
+          <w:cantSplit/>
+          <w:tblCellSpacing w:w="15" w:type="dxa"/>
+        </w:trPr>
+        <w:tc>
+          <w:tcPr>
+            <w:tcW w:w="3456" w:type="dxa"/>
+            <w:vAlign w:val="center"/>
+            <w:hideMark/>
+          </w:tcPr>
+          <w:p>
+            <w:pPr>
+              <w:jc w:val="left"/>
+              <w:rPr>
+                <w:lang w:val="es-CO"/>
+              </w:rPr>
+            </w:pPr>
+            <w:r>
+              <w:rPr>
+                <w:bCs/>
+                <w:lang w:val="es-CO"/>
+              </w:rPr>
+              <w:t>Aerodinámica, aporte humano y densidad</w:t>
+            </w:r>
+          </w:p>
+        </w:tc>
+        <w:tc>
+          <w:tcPr>
+            <w:tcW w:w="5904" w:type="dxa"/>
+            <w:vAlign w:val="center"/>
+            <w:hideMark/>
+          </w:tcPr>
+          <w:p>
+            <w:pPr>
+              <w:jc w:val="left"/>
+              <w:rPr>
+                <w:lang w:val="es-CO"/>
+              </w:rPr>
+            </w:pPr>
+            <w:r>
+              <w:rPr>
+                <w:lang w:val="es-CO"/>
+              </w:rPr>
+              <w:t>22.351 Wh | 6.667 Wh | 1.204 kg/m³</w:t>
+            </w:r>
+          </w:p>
+        </w:tc>
+      </w:tr>
+    </w:tbl>
+    <w:p>
+      <w:pPr>
+        <w:spacing w:after="0"/>
+      </w:pPr>
     </w:p>
     <w:p>
       <w:pPr>
         <w:pStyle w:val="Heading3"/>
       </w:pPr>
       <w:r>
-        <w:t>4.14.8 Modelo híbrido CGPRA</w:t>
-      </w:r>
-    </w:p>
-    <w:p>
-      <w:r>
-        <w:t>Entrene con 60 rutas sintéticas y calibre intervalos con 25 rutas independientes. Después simule la ruta plana. Revise energía CGPRA, alpha e indicador OOD. El modelo queda disponible para otras rutas y para guardar.</w:t>
+        <w:t>4.14.4 Mayor aporte humano</w:t>
+      </w:r>
+    </w:p>
+    <w:p>
+      <w:r>
+        <w:t>La misma ruta plana con 120 W en pedales. Compare con los 50 W del ejemplo 01: el motor necesita aportar menos energía. Revise las potencias humana, del motor y de batería.</w:t>
       </w:r>
     </w:p>
     <w:p>
@@ -7659,7 +8056,7 @@
     </w:p>
     <w:p>
       <w:r>
-        <w:t>Resultado observado: El modelo se entrenó con 60 rutas y calibró intervalos con 25 independientes. Queda disponible en memoria para volver a simular y guardar. Revise predicción M4, alpha y soporte OOD. El SOC sigue la simulación física.</w:t>
+        <w:t>Resultado observado: Energía 0.694 Wh, consumo 0.231 Wh/km y SOC final 0.89854. Ruta completada y factible en esta práctica.</w:t>
       </w:r>
     </w:p>
     <w:p>
@@ -7673,10 +8070,10 @@
         </w:rPr>
         <w:lastRenderedPageBreak/>
         <w:drawing>
-          <wp:inline distT="0" distB="0" distL="0" distR="0" wp14:anchorId="03568FCB" wp14:editId="2AD70D0E">
+          <wp:inline distT="0" distB="0" distL="0" distR="0" wp14:anchorId="6C789275" wp14:editId="68977C86">
             <wp:extent cx="5943600" cy="4240375"/>
             <wp:effectExtent l="0" t="0" r="0" b="0"/>
-            <wp:docPr id="24" name="Picture 24" descr="Ejecución del ejemplo 08 Modelo híbrido CGPRA."/>
+            <wp:docPr id="20" name="Picture 20" descr="Ejemplo 04 Mayor aporte humano: energía, consumo y SOC en Detalles."/>
             <wp:cNvGraphicFramePr>
               <a:graphicFrameLocks xmlns:a="http://schemas.openxmlformats.org/drawingml/2006/main" noChangeAspect="1"/>
             </wp:cNvGraphicFramePr>
@@ -7684,7 +8081,7 @@
               <a:graphicData uri="http://schemas.openxmlformats.org/drawingml/2006/picture">
                 <pic:pic xmlns:pic="http://schemas.openxmlformats.org/drawingml/2006/picture">
                   <pic:nvPicPr>
-                    <pic:cNvPr id="0" name="ejemplo-08-hybrid.png"/>
+                    <pic:cNvPr id="0" name="ejemplo-04-rider.png"/>
                     <pic:cNvPicPr/>
                   </pic:nvPicPr>
                   <pic:blipFill>
@@ -7714,23 +8111,250 @@
         <w:rPr>
           <w:b/>
         </w:rPr>
-        <w:t xml:space="preserve">Figura 24. </w:t>
-      </w:r>
-      <w:r>
-        <w:t>Ejecución del ejemplo 08 Modelo híbrido CGPRA.</w:t>
-      </w:r>
+        <w:t xml:space="preserve">Figura 20. </w:t>
+      </w:r>
+      <w:r>
+        <w:t>Ejemplo 04 Mayor aporte humano: energía, consumo y SOC en Detalles.</w:t>
+      </w:r>
+    </w:p>
+    <w:tbl>
+      <w:tblPr>
+        <w:tblW w:w="0" w:type="auto"/>
+        <w:tblCellSpacing w:w="15" w:type="dxa"/>
+        <w:tblLayout w:type="fixed"/>
+        <w:tblCellMar>
+          <w:top w:w="15" w:type="dxa"/>
+          <w:left w:w="15" w:type="dxa"/>
+          <w:bottom w:w="15" w:type="dxa"/>
+          <w:right w:w="15" w:type="dxa"/>
+        </w:tblCellMar>
+        <w:tblLook w:val="04A0" w:firstRow="1" w:lastRow="0" w:firstColumn="1" w:lastColumn="0" w:noHBand="0" w:noVBand="1"/>
+      </w:tblPr>
+      <w:tblGrid>
+        <w:gridCol w:w="3501"/>
+        <w:gridCol w:w="5949"/>
+      </w:tblGrid>
+      <w:tr>
+        <w:trPr>
+          <w:cantSplit/>
+          <w:tblHeader/>
+          <w:tblCellSpacing w:w="15" w:type="dxa"/>
+        </w:trPr>
+        <w:tc>
+          <w:tcPr>
+            <w:tcW w:w="3456" w:type="dxa"/>
+            <w:vAlign w:val="center"/>
+            <w:hideMark/>
+          </w:tcPr>
+          <w:p>
+            <w:pPr>
+              <w:jc w:val="left"/>
+              <w:rPr>
+                <w:b/>
+                <w:bCs/>
+                <w:lang w:val="es-CO"/>
+              </w:rPr>
+            </w:pPr>
+            <w:r>
+              <w:rPr>
+                <w:b/>
+                <w:bCs/>
+                <w:lang w:val="es-CO"/>
+              </w:rPr>
+              <w:t>Magnitud del ejemplo</w:t>
+            </w:r>
+          </w:p>
+        </w:tc>
+        <w:tc>
+          <w:tcPr>
+            <w:tcW w:w="5904" w:type="dxa"/>
+            <w:vAlign w:val="center"/>
+            <w:hideMark/>
+          </w:tcPr>
+          <w:p>
+            <w:pPr>
+              <w:jc w:val="left"/>
+              <w:rPr>
+                <w:b/>
+                <w:bCs/>
+                <w:lang w:val="es-CO"/>
+              </w:rPr>
+            </w:pPr>
+            <w:r>
+              <w:rPr>
+                <w:b/>
+                <w:bCs/>
+                <w:lang w:val="es-CO"/>
+              </w:rPr>
+              <w:t>Valor verificado</w:t>
+            </w:r>
+          </w:p>
+        </w:tc>
+      </w:tr>
+      <w:tr>
+        <w:trPr>
+          <w:cantSplit/>
+          <w:tblCellSpacing w:w="15" w:type="dxa"/>
+        </w:trPr>
+        <w:tc>
+          <w:tcPr>
+            <w:tcW w:w="3456" w:type="dxa"/>
+            <w:vAlign w:val="center"/>
+            <w:hideMark/>
+          </w:tcPr>
+          <w:p>
+            <w:pPr>
+              <w:jc w:val="left"/>
+              <w:rPr>
+                <w:lang w:val="es-CO"/>
+              </w:rPr>
+            </w:pPr>
+            <w:r>
+              <w:rPr>
+                <w:bCs/>
+                <w:lang w:val="es-CO"/>
+              </w:rPr>
+              <w:t>Condiciones</w:t>
+            </w:r>
+          </w:p>
+        </w:tc>
+        <w:tc>
+          <w:tcPr>
+            <w:tcW w:w="5904" w:type="dxa"/>
+            <w:vAlign w:val="center"/>
+            <w:hideMark/>
+          </w:tcPr>
+          <w:p>
+            <w:pPr>
+              <w:jc w:val="left"/>
+              <w:rPr>
+                <w:lang w:val="es-CO"/>
+              </w:rPr>
+            </w:pPr>
+            <w:r>
+              <w:rPr>
+                <w:lang w:val="es-CO"/>
+              </w:rPr>
+              <w:t>3 km, 6 m/s, 0 %, viento 0 m/s, humano 120 W, 20 °C</w:t>
+            </w:r>
+          </w:p>
+        </w:tc>
+      </w:tr>
+      <w:tr>
+        <w:trPr>
+          <w:cantSplit/>
+          <w:tblCellSpacing w:w="15" w:type="dxa"/>
+        </w:trPr>
+        <w:tc>
+          <w:tcPr>
+            <w:tcW w:w="3456" w:type="dxa"/>
+            <w:vAlign w:val="center"/>
+            <w:hideMark/>
+          </w:tcPr>
+          <w:p>
+            <w:pPr>
+              <w:jc w:val="left"/>
+              <w:rPr>
+                <w:lang w:val="es-CO"/>
+              </w:rPr>
+            </w:pPr>
+            <w:r>
+              <w:rPr>
+                <w:bCs/>
+                <w:lang w:val="es-CO"/>
+              </w:rPr>
+              <w:t>Energía, consumo y SOC final</w:t>
+            </w:r>
+          </w:p>
+        </w:tc>
+        <w:tc>
+          <w:tcPr>
+            <w:tcW w:w="5904" w:type="dxa"/>
+            <w:vAlign w:val="center"/>
+            <w:hideMark/>
+          </w:tcPr>
+          <w:p>
+            <w:pPr>
+              <w:jc w:val="left"/>
+              <w:rPr>
+                <w:lang w:val="es-CO"/>
+              </w:rPr>
+            </w:pPr>
+            <w:r>
+              <w:rPr>
+                <w:lang w:val="es-CO"/>
+              </w:rPr>
+              <w:t>0.694 Wh | 0.231 Wh/km | 0.89854</w:t>
+            </w:r>
+          </w:p>
+        </w:tc>
+      </w:tr>
+      <w:tr>
+        <w:trPr>
+          <w:cantSplit/>
+          <w:tblCellSpacing w:w="15" w:type="dxa"/>
+        </w:trPr>
+        <w:tc>
+          <w:tcPr>
+            <w:tcW w:w="3456" w:type="dxa"/>
+            <w:vAlign w:val="center"/>
+            <w:hideMark/>
+          </w:tcPr>
+          <w:p>
+            <w:pPr>
+              <w:jc w:val="left"/>
+              <w:rPr>
+                <w:lang w:val="es-CO"/>
+              </w:rPr>
+            </w:pPr>
+            <w:r>
+              <w:rPr>
+                <w:bCs/>
+                <w:lang w:val="es-CO"/>
+              </w:rPr>
+              <w:t>Aerodinámica, aporte humano y densidad</w:t>
+            </w:r>
+          </w:p>
+        </w:tc>
+        <w:tc>
+          <w:tcPr>
+            <w:tcW w:w="5904" w:type="dxa"/>
+            <w:vAlign w:val="center"/>
+            <w:hideMark/>
+          </w:tcPr>
+          <w:p>
+            <w:pPr>
+              <w:jc w:val="left"/>
+              <w:rPr>
+                <w:lang w:val="es-CO"/>
+              </w:rPr>
+            </w:pPr>
+            <w:r>
+              <w:rPr>
+                <w:lang w:val="es-CO"/>
+              </w:rPr>
+              <w:t>9.934 Wh | 14.837 Wh | 1.204 kg/m³</w:t>
+            </w:r>
+          </w:p>
+        </w:tc>
+      </w:tr>
+    </w:tbl>
+    <w:p>
+      <w:pPr>
+        <w:spacing w:after="0"/>
+      </w:pPr>
     </w:p>
     <w:p>
       <w:pPr>
         <w:pStyle w:val="Heading3"/>
       </w:pPr>
       <w:r>
-        <w:t>4.14.9 ¿Alcanza la batería?</w:t>
-      </w:r>
-    </w:p>
-    <w:p>
-      <w:r>
-        <w:t>Ruta de 26 km, SOC inicial del 38%, reserva del 15% y viento incierto. Ejecute 30 muestras y revise mission_probability: exige completar la ruta con potencia suficiente y conservar la reserva.</w:t>
+        <w:t>4.14.5 Ambiente frío</w:t>
+      </w:r>
+    </w:p>
+    <w:p>
+      <w:r>
+        <w:t>La misma ruta a 0 °C. Observe el efecto de la densidad del aire. No se ha definido una curva térmica de batería: este ejemplo no supone una pérdida de capacidad por frío.</w:t>
       </w:r>
     </w:p>
     <w:p>
@@ -7740,7 +8364,7 @@
     </w:p>
     <w:p>
       <w:r>
-        <w:t>Resultado observado: Con 30 muestras, la probabilidad física de misión fue 66.67% y la demanda media de ruta completa fue 100.898 Wh. El intervalo Monte Carlo refleja muestreo bajo los supuestos configurados. SOC inicial 0.38 y reserva 0.15. Se exige completar los 26 km con potencia y reserva. El consumo hasta agotamiento y la demanda completa pueden diferir.</w:t>
+        <w:t>Resultado observado: Energía 11.998 Wh, consumo 3.999 Wh/km y SOC final 0.87474. Ruta completada y factible en esta práctica.</w:t>
       </w:r>
     </w:p>
     <w:p>
@@ -7754,10 +8378,10 @@
         </w:rPr>
         <w:lastRenderedPageBreak/>
         <w:drawing>
-          <wp:inline distT="0" distB="0" distL="0" distR="0" wp14:anchorId="171C8F4E" wp14:editId="3DB2662C">
+          <wp:inline distT="0" distB="0" distL="0" distR="0" wp14:anchorId="169121C9" wp14:editId="58C9CE38">
             <wp:extent cx="5943600" cy="4240375"/>
             <wp:effectExtent l="0" t="0" r="0" b="0"/>
-            <wp:docPr id="25" name="Picture 25" descr="Ejecución del ejemplo 09 ¿Alcanza la batería?."/>
+            <wp:docPr id="21" name="Picture 21" descr="Ejemplo 05 Ambiente frío: energía, consumo y SOC en Detalles."/>
             <wp:cNvGraphicFramePr>
               <a:graphicFrameLocks xmlns:a="http://schemas.openxmlformats.org/drawingml/2006/main" noChangeAspect="1"/>
             </wp:cNvGraphicFramePr>
@@ -7765,7 +8389,7 @@
               <a:graphicData uri="http://schemas.openxmlformats.org/drawingml/2006/picture">
                 <pic:pic xmlns:pic="http://schemas.openxmlformats.org/drawingml/2006/picture">
                   <pic:nvPicPr>
-                    <pic:cNvPr id="0" name="ejemplo-09-mission.png"/>
+                    <pic:cNvPr id="0" name="ejemplo-05-cold.png"/>
                     <pic:cNvPicPr/>
                   </pic:nvPicPr>
                   <pic:blipFill>
@@ -7795,15 +8419,1199 @@
         <w:rPr>
           <w:b/>
         </w:rPr>
+        <w:t xml:space="preserve">Figura 21. </w:t>
+      </w:r>
+      <w:r>
+        <w:t>Ejemplo 05 Ambiente frío: energía, consumo y SOC en Detalles.</w:t>
+      </w:r>
+    </w:p>
+    <w:tbl>
+      <w:tblPr>
+        <w:tblW w:w="0" w:type="auto"/>
+        <w:tblCellSpacing w:w="15" w:type="dxa"/>
+        <w:tblLayout w:type="fixed"/>
+        <w:tblCellMar>
+          <w:top w:w="15" w:type="dxa"/>
+          <w:left w:w="15" w:type="dxa"/>
+          <w:bottom w:w="15" w:type="dxa"/>
+          <w:right w:w="15" w:type="dxa"/>
+        </w:tblCellMar>
+        <w:tblLook w:val="04A0" w:firstRow="1" w:lastRow="0" w:firstColumn="1" w:lastColumn="0" w:noHBand="0" w:noVBand="1"/>
+      </w:tblPr>
+      <w:tblGrid>
+        <w:gridCol w:w="3501"/>
+        <w:gridCol w:w="5949"/>
+      </w:tblGrid>
+      <w:tr>
+        <w:trPr>
+          <w:cantSplit/>
+          <w:tblHeader/>
+          <w:tblCellSpacing w:w="15" w:type="dxa"/>
+        </w:trPr>
+        <w:tc>
+          <w:tcPr>
+            <w:tcW w:w="3456" w:type="dxa"/>
+            <w:vAlign w:val="center"/>
+            <w:hideMark/>
+          </w:tcPr>
+          <w:p>
+            <w:pPr>
+              <w:jc w:val="left"/>
+              <w:rPr>
+                <w:b/>
+                <w:bCs/>
+                <w:lang w:val="es-CO"/>
+              </w:rPr>
+            </w:pPr>
+            <w:r>
+              <w:rPr>
+                <w:b/>
+                <w:bCs/>
+                <w:lang w:val="es-CO"/>
+              </w:rPr>
+              <w:t>Magnitud del ejemplo</w:t>
+            </w:r>
+          </w:p>
+        </w:tc>
+        <w:tc>
+          <w:tcPr>
+            <w:tcW w:w="5904" w:type="dxa"/>
+            <w:vAlign w:val="center"/>
+            <w:hideMark/>
+          </w:tcPr>
+          <w:p>
+            <w:pPr>
+              <w:jc w:val="left"/>
+              <w:rPr>
+                <w:b/>
+                <w:bCs/>
+                <w:lang w:val="es-CO"/>
+              </w:rPr>
+            </w:pPr>
+            <w:r>
+              <w:rPr>
+                <w:b/>
+                <w:bCs/>
+                <w:lang w:val="es-CO"/>
+              </w:rPr>
+              <w:t>Valor verificado</w:t>
+            </w:r>
+          </w:p>
+        </w:tc>
+      </w:tr>
+      <w:tr>
+        <w:trPr>
+          <w:cantSplit/>
+          <w:tblCellSpacing w:w="15" w:type="dxa"/>
+        </w:trPr>
+        <w:tc>
+          <w:tcPr>
+            <w:tcW w:w="3456" w:type="dxa"/>
+            <w:vAlign w:val="center"/>
+            <w:hideMark/>
+          </w:tcPr>
+          <w:p>
+            <w:pPr>
+              <w:jc w:val="left"/>
+              <w:rPr>
+                <w:lang w:val="es-CO"/>
+              </w:rPr>
+            </w:pPr>
+            <w:r>
+              <w:rPr>
+                <w:bCs/>
+                <w:lang w:val="es-CO"/>
+              </w:rPr>
+              <w:t>Condiciones</w:t>
+            </w:r>
+          </w:p>
+        </w:tc>
+        <w:tc>
+          <w:tcPr>
+            <w:tcW w:w="5904" w:type="dxa"/>
+            <w:vAlign w:val="center"/>
+            <w:hideMark/>
+          </w:tcPr>
+          <w:p>
+            <w:pPr>
+              <w:jc w:val="left"/>
+              <w:rPr>
+                <w:lang w:val="es-CO"/>
+              </w:rPr>
+            </w:pPr>
+            <w:r>
+              <w:rPr>
+                <w:lang w:val="es-CO"/>
+              </w:rPr>
+              <w:t>3 km, 6 m/s, 0 %, viento 0 m/s, humano 50 W, 0 °C</w:t>
+            </w:r>
+          </w:p>
+        </w:tc>
+      </w:tr>
+      <w:tr>
+        <w:trPr>
+          <w:cantSplit/>
+          <w:tblCellSpacing w:w="15" w:type="dxa"/>
+        </w:trPr>
+        <w:tc>
+          <w:tcPr>
+            <w:tcW w:w="3456" w:type="dxa"/>
+            <w:vAlign w:val="center"/>
+            <w:hideMark/>
+          </w:tcPr>
+          <w:p>
+            <w:pPr>
+              <w:jc w:val="left"/>
+              <w:rPr>
+                <w:lang w:val="es-CO"/>
+              </w:rPr>
+            </w:pPr>
+            <w:r>
+              <w:rPr>
+                <w:bCs/>
+                <w:lang w:val="es-CO"/>
+              </w:rPr>
+              <w:t>Energía, consumo y SOC final</w:t>
+            </w:r>
+          </w:p>
+        </w:tc>
+        <w:tc>
+          <w:tcPr>
+            <w:tcW w:w="5904" w:type="dxa"/>
+            <w:vAlign w:val="center"/>
+            <w:hideMark/>
+          </w:tcPr>
+          <w:p>
+            <w:pPr>
+              <w:jc w:val="left"/>
+              <w:rPr>
+                <w:lang w:val="es-CO"/>
+              </w:rPr>
+            </w:pPr>
+            <w:r>
+              <w:rPr>
+                <w:lang w:val="es-CO"/>
+              </w:rPr>
+              <w:t>11.998 Wh | 3.999 Wh/km | 0.87474</w:t>
+            </w:r>
+          </w:p>
+        </w:tc>
+      </w:tr>
+      <w:tr>
+        <w:trPr>
+          <w:cantSplit/>
+          <w:tblCellSpacing w:w="15" w:type="dxa"/>
+        </w:trPr>
+        <w:tc>
+          <w:tcPr>
+            <w:tcW w:w="3456" w:type="dxa"/>
+            <w:vAlign w:val="center"/>
+            <w:hideMark/>
+          </w:tcPr>
+          <w:p>
+            <w:pPr>
+              <w:jc w:val="left"/>
+              <w:rPr>
+                <w:lang w:val="es-CO"/>
+              </w:rPr>
+            </w:pPr>
+            <w:r>
+              <w:rPr>
+                <w:bCs/>
+                <w:lang w:val="es-CO"/>
+              </w:rPr>
+              <w:t>Aerodinámica, aporte humano y densidad</w:t>
+            </w:r>
+          </w:p>
+        </w:tc>
+        <w:tc>
+          <w:tcPr>
+            <w:tcW w:w="5904" w:type="dxa"/>
+            <w:vAlign w:val="center"/>
+            <w:hideMark/>
+          </w:tcPr>
+          <w:p>
+            <w:pPr>
+              <w:jc w:val="left"/>
+              <w:rPr>
+                <w:lang w:val="es-CO"/>
+              </w:rPr>
+            </w:pPr>
+            <w:r>
+              <w:rPr>
+                <w:lang w:val="es-CO"/>
+              </w:rPr>
+              <w:t>10.661 Wh | 6.667 Wh | 1.292 kg/m³</w:t>
+            </w:r>
+          </w:p>
+        </w:tc>
+      </w:tr>
+    </w:tbl>
+    <w:p>
+      <w:pPr>
+        <w:spacing w:after="0"/>
+      </w:pPr>
+    </w:p>
+    <w:p>
+      <w:pPr>
+        <w:pStyle w:val="Heading3"/>
+      </w:pPr>
+      <w:r>
+        <w:t>4.14.6 Calibración sintética</w:t>
+      </w:r>
+    </w:p>
+    <w:p>
+      <w:r>
+        <w:t>Ajuste Crr y CdA con 40 rutas sintéticas sin ruido ni discrepancia. Los valores conocidos son Crr = 0.008 y CdA = 0.48 m². Revise el ajuste observado/predicho y los parámetros recuperados.</w:t>
+      </w:r>
+    </w:p>
+    <w:p>
+      <w:r>
+        <w:t>Procedimiento: seleccione este ejemplo en Inicio, pulse Cargar ejemplo, confirme el caso activo y pulse Simular. Abra Resultados al terminar.</w:t>
+      </w:r>
+    </w:p>
+    <w:p>
+      <w:r>
+        <w:t>Resultado observado: Se recuperaron Crr = 0.008 y CdA = 0.48 m². El rango del Jacobiano fue 2. El caso carece de ruido/discrepancia y no demuestra recuperación con datos reales.</w:t>
+      </w:r>
+    </w:p>
+    <w:p>
+      <w:pPr>
+        <w:keepNext/>
+        <w:jc w:val="center"/>
+      </w:pPr>
+      <w:r>
+        <w:rPr>
+          <w:noProof/>
+        </w:rPr>
+        <w:lastRenderedPageBreak/>
+        <w:drawing>
+          <wp:inline distT="0" distB="0" distL="0" distR="0" wp14:anchorId="50F92F02" wp14:editId="028D3274">
+            <wp:extent cx="5943600" cy="4240375"/>
+            <wp:effectExtent l="0" t="0" r="0" b="0"/>
+            <wp:docPr id="22" name="Picture 22" descr="Ejemplo 06 Calibración sintética: ajuste observado y predicho."/>
+            <wp:cNvGraphicFramePr>
+              <a:graphicFrameLocks xmlns:a="http://schemas.openxmlformats.org/drawingml/2006/main" noChangeAspect="1"/>
+            </wp:cNvGraphicFramePr>
+            <a:graphic xmlns:a="http://schemas.openxmlformats.org/drawingml/2006/main">
+              <a:graphicData uri="http://schemas.openxmlformats.org/drawingml/2006/picture">
+                <pic:pic xmlns:pic="http://schemas.openxmlformats.org/drawingml/2006/picture">
+                  <pic:nvPicPr>
+                    <pic:cNvPr id="0" name="ejemplo-06-calibration.png"/>
+                    <pic:cNvPicPr/>
+                  </pic:nvPicPr>
+                  <pic:blipFill>
+                    <a:blip r:embed="rId37"/>
+                    <a:stretch>
+                      <a:fillRect/>
+                    </a:stretch>
+                  </pic:blipFill>
+                  <pic:spPr>
+                    <a:xfrm>
+                      <a:off x="0" y="0"/>
+                      <a:ext cx="5943600" cy="4240375"/>
+                    </a:xfrm>
+                    <a:prstGeom prst="rect">
+                      <a:avLst/>
+                    </a:prstGeom>
+                  </pic:spPr>
+                </pic:pic>
+              </a:graphicData>
+            </a:graphic>
+          </wp:inline>
+        </w:drawing>
+      </w:r>
+    </w:p>
+    <w:p>
+      <w:r>
+        <w:rPr>
+          <w:b/>
+        </w:rPr>
+        <w:t xml:space="preserve">Figura 22. </w:t>
+      </w:r>
+      <w:r>
+        <w:t>Ejemplo 06 Calibración sintética: ajuste observado y predicho.</w:t>
+      </w:r>
+    </w:p>
+    <w:p>
+      <w:pPr>
+        <w:pStyle w:val="Heading3"/>
+      </w:pPr>
+      <w:r>
+        <w:t>4.14.7 Viento incierto y autonomía</w:t>
+      </w:r>
+    </w:p>
+    <w:p>
+      <w:r>
+        <w:t>Ejecute 30 muestras con viento normal de media 0 y desviación 1 m/s. Revise dispersión de energía, bandas de SOC y autonomía. El horizonte de 80 km puede censurar la autonomía. Revise ese indicador.</w:t>
+      </w:r>
+    </w:p>
+    <w:p>
+      <w:r>
+        <w:t>Procedimiento: seleccione este ejemplo en Inicio, pulse Cargar ejemplo, confirme el caso activo y pulse Simular. Abra Resultados al terminar.</w:t>
+      </w:r>
+    </w:p>
+    <w:p>
+      <w:r>
+        <w:t>Resultado observado: Con 30 muestras, la probabilidad física de misión fue 100.00% y la demanda media de ruta completa fue 10.629 Wh. El intervalo Monte Carlo refleja muestreo bajo los supuestos configurados. La mediana de autonomía alcanza el horizonte de 80 km. Examine la fracción censurada.</w:t>
+      </w:r>
+    </w:p>
+    <w:p>
+      <w:pPr>
+        <w:keepNext/>
+        <w:jc w:val="center"/>
+      </w:pPr>
+      <w:r>
+        <w:rPr>
+          <w:noProof/>
+        </w:rPr>
+        <w:lastRenderedPageBreak/>
+        <w:drawing>
+          <wp:inline distT="0" distB="0" distL="0" distR="0" wp14:anchorId="7DD52DA1" wp14:editId="7644811C">
+            <wp:extent cx="5943600" cy="4240375"/>
+            <wp:effectExtent l="0" t="0" r="0" b="0"/>
+            <wp:docPr id="23" name="Picture 23" descr="Ejemplo 07 Viento incierto y autonomía: muestras, misión y autonomía en Detalles."/>
+            <wp:cNvGraphicFramePr>
+              <a:graphicFrameLocks xmlns:a="http://schemas.openxmlformats.org/drawingml/2006/main" noChangeAspect="1"/>
+            </wp:cNvGraphicFramePr>
+            <a:graphic xmlns:a="http://schemas.openxmlformats.org/drawingml/2006/main">
+              <a:graphicData uri="http://schemas.openxmlformats.org/drawingml/2006/picture">
+                <pic:pic xmlns:pic="http://schemas.openxmlformats.org/drawingml/2006/picture">
+                  <pic:nvPicPr>
+                    <pic:cNvPr id="0" name="ejemplo-07-uncertainty.png"/>
+                    <pic:cNvPicPr/>
+                  </pic:nvPicPr>
+                  <pic:blipFill>
+                    <a:blip r:embed="rId38"/>
+                    <a:stretch>
+                      <a:fillRect/>
+                    </a:stretch>
+                  </pic:blipFill>
+                  <pic:spPr>
+                    <a:xfrm>
+                      <a:off x="0" y="0"/>
+                      <a:ext cx="5943600" cy="4240375"/>
+                    </a:xfrm>
+                    <a:prstGeom prst="rect">
+                      <a:avLst/>
+                    </a:prstGeom>
+                  </pic:spPr>
+                </pic:pic>
+              </a:graphicData>
+            </a:graphic>
+          </wp:inline>
+        </w:drawing>
+      </w:r>
+    </w:p>
+    <w:p>
+      <w:r>
+        <w:rPr>
+          <w:b/>
+        </w:rPr>
+        <w:t xml:space="preserve">Figura 23. </w:t>
+      </w:r>
+      <w:r>
+        <w:t>Ejemplo 07 Viento incierto y autonomía: muestras, misión y autonomía en Detalles.</w:t>
+      </w:r>
+    </w:p>
+    <w:tbl>
+      <w:tblPr>
+        <w:tblW w:w="0" w:type="auto"/>
+        <w:tblCellSpacing w:w="15" w:type="dxa"/>
+        <w:tblLayout w:type="fixed"/>
+        <w:tblCellMar>
+          <w:top w:w="15" w:type="dxa"/>
+          <w:left w:w="15" w:type="dxa"/>
+          <w:bottom w:w="15" w:type="dxa"/>
+          <w:right w:w="15" w:type="dxa"/>
+        </w:tblCellMar>
+        <w:tblLook w:val="04A0" w:firstRow="1" w:lastRow="0" w:firstColumn="1" w:lastColumn="0" w:noHBand="0" w:noVBand="1"/>
+      </w:tblPr>
+      <w:tblGrid>
+        <w:gridCol w:w="3501"/>
+        <w:gridCol w:w="5949"/>
+      </w:tblGrid>
+      <w:tr>
+        <w:trPr>
+          <w:cantSplit/>
+          <w:tblHeader/>
+          <w:tblCellSpacing w:w="15" w:type="dxa"/>
+        </w:trPr>
+        <w:tc>
+          <w:tcPr>
+            <w:tcW w:w="3456" w:type="dxa"/>
+            <w:vAlign w:val="center"/>
+            <w:hideMark/>
+          </w:tcPr>
+          <w:p>
+            <w:pPr>
+              <w:jc w:val="left"/>
+              <w:rPr>
+                <w:b/>
+                <w:bCs/>
+                <w:lang w:val="es-CO"/>
+              </w:rPr>
+            </w:pPr>
+            <w:r>
+              <w:rPr>
+                <w:b/>
+                <w:bCs/>
+                <w:lang w:val="es-CO"/>
+              </w:rPr>
+              <w:t>Indicador</w:t>
+            </w:r>
+          </w:p>
+        </w:tc>
+        <w:tc>
+          <w:tcPr>
+            <w:tcW w:w="5904" w:type="dxa"/>
+            <w:vAlign w:val="center"/>
+            <w:hideMark/>
+          </w:tcPr>
+          <w:p>
+            <w:pPr>
+              <w:jc w:val="left"/>
+              <w:rPr>
+                <w:b/>
+                <w:bCs/>
+                <w:lang w:val="es-CO"/>
+              </w:rPr>
+            </w:pPr>
+            <w:r>
+              <w:rPr>
+                <w:b/>
+                <w:bCs/>
+                <w:lang w:val="es-CO"/>
+              </w:rPr>
+              <w:t>Resultado</w:t>
+            </w:r>
+          </w:p>
+        </w:tc>
+      </w:tr>
+      <w:tr>
+        <w:trPr>
+          <w:cantSplit/>
+          <w:tblCellSpacing w:w="15" w:type="dxa"/>
+        </w:trPr>
+        <w:tc>
+          <w:tcPr>
+            <w:tcW w:w="3456" w:type="dxa"/>
+            <w:vAlign w:val="center"/>
+            <w:hideMark/>
+          </w:tcPr>
+          <w:p>
+            <w:pPr>
+              <w:jc w:val="left"/>
+              <w:rPr>
+                <w:lang w:val="es-CO"/>
+              </w:rPr>
+            </w:pPr>
+            <w:r>
+              <w:rPr>
+                <w:bCs/>
+                <w:lang w:val="es-CO"/>
+              </w:rPr>
+              <w:t>Muestras y misión</w:t>
+            </w:r>
+          </w:p>
+        </w:tc>
+        <w:tc>
+          <w:tcPr>
+            <w:tcW w:w="5904" w:type="dxa"/>
+            <w:vAlign w:val="center"/>
+            <w:hideMark/>
+          </w:tcPr>
+          <w:p>
+            <w:pPr>
+              <w:jc w:val="left"/>
+              <w:rPr>
+                <w:lang w:val="es-CO"/>
+              </w:rPr>
+            </w:pPr>
+            <w:r>
+              <w:rPr>
+                <w:lang w:val="es-CO"/>
+              </w:rPr>
+              <w:t>30 | 100.00 %</w:t>
+            </w:r>
+          </w:p>
+        </w:tc>
+      </w:tr>
+      <w:tr>
+        <w:trPr>
+          <w:cantSplit/>
+          <w:tblCellSpacing w:w="15" w:type="dxa"/>
+        </w:trPr>
+        <w:tc>
+          <w:tcPr>
+            <w:tcW w:w="3456" w:type="dxa"/>
+            <w:vAlign w:val="center"/>
+            <w:hideMark/>
+          </w:tcPr>
+          <w:p>
+            <w:pPr>
+              <w:jc w:val="left"/>
+              <w:rPr>
+                <w:lang w:val="es-CO"/>
+              </w:rPr>
+            </w:pPr>
+            <w:r>
+              <w:rPr>
+                <w:bCs/>
+                <w:lang w:val="es-CO"/>
+              </w:rPr>
+              <w:t>Autonomía censurada</w:t>
+            </w:r>
+          </w:p>
+        </w:tc>
+        <w:tc>
+          <w:tcPr>
+            <w:tcW w:w="5904" w:type="dxa"/>
+            <w:vAlign w:val="center"/>
+            <w:hideMark/>
+          </w:tcPr>
+          <w:p>
+            <w:pPr>
+              <w:jc w:val="left"/>
+              <w:rPr>
+                <w:lang w:val="es-CO"/>
+              </w:rPr>
+            </w:pPr>
+            <w:r>
+              <w:rPr>
+                <w:lang w:val="es-CO"/>
+              </w:rPr>
+              <w:t>76.67 % al horizonte de 80 km</w:t>
+            </w:r>
+          </w:p>
+        </w:tc>
+      </w:tr>
+    </w:tbl>
+    <w:p>
+      <w:pPr>
+        <w:spacing w:after="0"/>
+      </w:pPr>
+    </w:p>
+    <w:p>
+      <w:pPr>
+        <w:pStyle w:val="Heading3"/>
+      </w:pPr>
+      <w:r>
+        <w:t>4.14.8 Modelo híbrido CGPRA</w:t>
+      </w:r>
+    </w:p>
+    <w:p>
+      <w:r>
+        <w:t>Entrene con 60 rutas sintéticas y calibre intervalos con 25 rutas independientes. Después simule la ruta plana. Revise energía CGPRA, alpha e indicador OOD. El modelo queda disponible para otras rutas y para guardar.</w:t>
+      </w:r>
+    </w:p>
+    <w:p>
+      <w:r>
+        <w:t>Procedimiento: seleccione este ejemplo en Inicio, pulse Cargar ejemplo, confirme el caso activo y pulse Simular. Abra Resultados al terminar.</w:t>
+      </w:r>
+    </w:p>
+    <w:p>
+      <w:r>
+        <w:t>Resultado observado: El modelo se entrenó con 60 rutas y calibró intervalos con 25 independientes. Queda disponible en memoria para volver a simular y guardar. Revise predicción M4, alpha y soporte OOD. El SOC sigue la simulación física.</w:t>
+      </w:r>
+    </w:p>
+    <w:p>
+      <w:pPr>
+        <w:keepNext/>
+        <w:jc w:val="center"/>
+      </w:pPr>
+      <w:r>
+        <w:rPr>
+          <w:noProof/>
+        </w:rPr>
+        <w:lastRenderedPageBreak/>
+        <w:drawing>
+          <wp:inline distT="0" distB="0" distL="0" distR="0" wp14:anchorId="3D19F73F" wp14:editId="282F1144">
+            <wp:extent cx="5943600" cy="4240375"/>
+            <wp:effectExtent l="0" t="0" r="0" b="0"/>
+            <wp:docPr id="24" name="Picture 24" descr="Ejemplo 08 Modelo híbrido CGPRA: predicción CGPRA y soporte OOD en Detalles."/>
+            <wp:cNvGraphicFramePr>
+              <a:graphicFrameLocks xmlns:a="http://schemas.openxmlformats.org/drawingml/2006/main" noChangeAspect="1"/>
+            </wp:cNvGraphicFramePr>
+            <a:graphic xmlns:a="http://schemas.openxmlformats.org/drawingml/2006/main">
+              <a:graphicData uri="http://schemas.openxmlformats.org/drawingml/2006/picture">
+                <pic:pic xmlns:pic="http://schemas.openxmlformats.org/drawingml/2006/picture">
+                  <pic:nvPicPr>
+                    <pic:cNvPr id="0" name="ejemplo-08-hybrid.png"/>
+                    <pic:cNvPicPr/>
+                  </pic:nvPicPr>
+                  <pic:blipFill>
+                    <a:blip r:embed="rId39"/>
+                    <a:stretch>
+                      <a:fillRect/>
+                    </a:stretch>
+                  </pic:blipFill>
+                  <pic:spPr>
+                    <a:xfrm>
+                      <a:off x="0" y="0"/>
+                      <a:ext cx="5943600" cy="4240375"/>
+                    </a:xfrm>
+                    <a:prstGeom prst="rect">
+                      <a:avLst/>
+                    </a:prstGeom>
+                  </pic:spPr>
+                </pic:pic>
+              </a:graphicData>
+            </a:graphic>
+          </wp:inline>
+        </w:drawing>
+      </w:r>
+    </w:p>
+    <w:p>
+      <w:r>
+        <w:rPr>
+          <w:b/>
+        </w:rPr>
+        <w:t xml:space="preserve">Figura 24. </w:t>
+      </w:r>
+      <w:r>
+        <w:t>Ejemplo 08 Modelo híbrido CGPRA: predicción CGPRA y soporte OOD en Detalles.</w:t>
+      </w:r>
+    </w:p>
+    <w:tbl>
+      <w:tblPr>
+        <w:tblW w:w="0" w:type="auto"/>
+        <w:tblCellSpacing w:w="15" w:type="dxa"/>
+        <w:tblLayout w:type="fixed"/>
+        <w:tblCellMar>
+          <w:top w:w="15" w:type="dxa"/>
+          <w:left w:w="15" w:type="dxa"/>
+          <w:bottom w:w="15" w:type="dxa"/>
+          <w:right w:w="15" w:type="dxa"/>
+        </w:tblCellMar>
+        <w:tblLook w:val="04A0" w:firstRow="1" w:lastRow="0" w:firstColumn="1" w:lastColumn="0" w:noHBand="0" w:noVBand="1"/>
+      </w:tblPr>
+      <w:tblGrid>
+        <w:gridCol w:w="3501"/>
+        <w:gridCol w:w="5949"/>
+      </w:tblGrid>
+      <w:tr>
+        <w:trPr>
+          <w:cantSplit/>
+          <w:tblHeader/>
+          <w:tblCellSpacing w:w="15" w:type="dxa"/>
+        </w:trPr>
+        <w:tc>
+          <w:tcPr>
+            <w:tcW w:w="3456" w:type="dxa"/>
+            <w:vAlign w:val="center"/>
+            <w:hideMark/>
+          </w:tcPr>
+          <w:p>
+            <w:pPr>
+              <w:jc w:val="left"/>
+              <w:rPr>
+                <w:b/>
+                <w:bCs/>
+                <w:lang w:val="es-CO"/>
+              </w:rPr>
+            </w:pPr>
+            <w:r>
+              <w:rPr>
+                <w:b/>
+                <w:bCs/>
+                <w:lang w:val="es-CO"/>
+              </w:rPr>
+              <w:t>Indicador</w:t>
+            </w:r>
+          </w:p>
+        </w:tc>
+        <w:tc>
+          <w:tcPr>
+            <w:tcW w:w="5904" w:type="dxa"/>
+            <w:vAlign w:val="center"/>
+            <w:hideMark/>
+          </w:tcPr>
+          <w:p>
+            <w:pPr>
+              <w:jc w:val="left"/>
+              <w:rPr>
+                <w:b/>
+                <w:bCs/>
+                <w:lang w:val="es-CO"/>
+              </w:rPr>
+            </w:pPr>
+            <w:r>
+              <w:rPr>
+                <w:b/>
+                <w:bCs/>
+                <w:lang w:val="es-CO"/>
+              </w:rPr>
+              <w:t>Resultado</w:t>
+            </w:r>
+          </w:p>
+        </w:tc>
+      </w:tr>
+      <w:tr>
+        <w:trPr>
+          <w:cantSplit/>
+          <w:tblCellSpacing w:w="15" w:type="dxa"/>
+        </w:trPr>
+        <w:tc>
+          <w:tcPr>
+            <w:tcW w:w="3456" w:type="dxa"/>
+            <w:vAlign w:val="center"/>
+            <w:hideMark/>
+          </w:tcPr>
+          <w:p>
+            <w:pPr>
+              <w:jc w:val="left"/>
+              <w:rPr>
+                <w:lang w:val="es-CO"/>
+              </w:rPr>
+            </w:pPr>
+            <w:r>
+              <w:rPr>
+                <w:bCs/>
+                <w:lang w:val="es-CO"/>
+              </w:rPr>
+              <w:t>Predicción CGPRA</w:t>
+            </w:r>
+          </w:p>
+        </w:tc>
+        <w:tc>
+          <w:tcPr>
+            <w:tcW w:w="5904" w:type="dxa"/>
+            <w:vAlign w:val="center"/>
+            <w:hideMark/>
+          </w:tcPr>
+          <w:p>
+            <w:pPr>
+              <w:jc w:val="left"/>
+              <w:rPr>
+                <w:lang w:val="es-CO"/>
+              </w:rPr>
+            </w:pPr>
+            <w:r>
+              <w:rPr>
+                <w:lang w:val="es-CO"/>
+              </w:rPr>
+              <w:t>14.072 Wh</w:t>
+            </w:r>
+          </w:p>
+        </w:tc>
+      </w:tr>
+      <w:tr>
+        <w:trPr>
+          <w:cantSplit/>
+          <w:tblCellSpacing w:w="15" w:type="dxa"/>
+        </w:trPr>
+        <w:tc>
+          <w:tcPr>
+            <w:tcW w:w="3456" w:type="dxa"/>
+            <w:vAlign w:val="center"/>
+            <w:hideMark/>
+          </w:tcPr>
+          <w:p>
+            <w:pPr>
+              <w:jc w:val="left"/>
+              <w:rPr>
+                <w:lang w:val="es-CO"/>
+              </w:rPr>
+            </w:pPr>
+            <w:r>
+              <w:rPr>
+                <w:bCs/>
+                <w:lang w:val="es-CO"/>
+              </w:rPr>
+              <w:t>Alpha y soporte OOD</w:t>
+            </w:r>
+          </w:p>
+        </w:tc>
+        <w:tc>
+          <w:tcPr>
+            <w:tcW w:w="5904" w:type="dxa"/>
+            <w:vAlign w:val="center"/>
+            <w:hideMark/>
+          </w:tcPr>
+          <w:p>
+            <w:pPr>
+              <w:jc w:val="left"/>
+              <w:rPr>
+                <w:lang w:val="es-CO"/>
+              </w:rPr>
+            </w:pPr>
+            <w:r>
+              <w:rPr>
+                <w:lang w:val="es-CO"/>
+              </w:rPr>
+              <w:t>0.578 | 0.942</w:t>
+            </w:r>
+          </w:p>
+        </w:tc>
+      </w:tr>
+      <w:tr>
+        <w:trPr>
+          <w:cantSplit/>
+          <w:tblCellSpacing w:w="15" w:type="dxa"/>
+        </w:trPr>
+        <w:tc>
+          <w:tcPr>
+            <w:tcW w:w="3456" w:type="dxa"/>
+            <w:vAlign w:val="center"/>
+            <w:hideMark/>
+          </w:tcPr>
+          <w:p>
+            <w:pPr>
+              <w:jc w:val="left"/>
+              <w:rPr>
+                <w:lang w:val="es-CO"/>
+              </w:rPr>
+            </w:pPr>
+            <w:r>
+              <w:rPr>
+                <w:bCs/>
+                <w:lang w:val="es-CO"/>
+              </w:rPr>
+              <w:t>Intervalo calibrado</w:t>
+            </w:r>
+          </w:p>
+        </w:tc>
+        <w:tc>
+          <w:tcPr>
+            <w:tcW w:w="5904" w:type="dxa"/>
+            <w:vAlign w:val="center"/>
+            <w:hideMark/>
+          </w:tcPr>
+          <w:p>
+            <w:pPr>
+              <w:jc w:val="left"/>
+              <w:rPr>
+                <w:lang w:val="es-CO"/>
+              </w:rPr>
+            </w:pPr>
+            <w:r>
+              <w:rPr>
+                <w:lang w:val="es-CO"/>
+              </w:rPr>
+              <w:t>13.058 a 15.086 Wh</w:t>
+            </w:r>
+          </w:p>
+        </w:tc>
+      </w:tr>
+    </w:tbl>
+    <w:p>
+      <w:pPr>
+        <w:spacing w:after="0"/>
+      </w:pPr>
+    </w:p>
+    <w:p>
+      <w:pPr>
+        <w:pStyle w:val="Heading3"/>
+      </w:pPr>
+      <w:r>
+        <w:t>4.14.9 ¿Alcanza la batería?</w:t>
+      </w:r>
+    </w:p>
+    <w:p>
+      <w:r>
+        <w:t>Ruta de 26 km, SOC inicial del 38%, reserva del 15% y viento incierto. Ejecute 30 muestras y revise mission_probability: exige completar la ruta con potencia suficiente y conservar la reserva.</w:t>
+      </w:r>
+    </w:p>
+    <w:p>
+      <w:r>
+        <w:t>Procedimiento: seleccione este ejemplo en Inicio, pulse Cargar ejemplo, confirme el caso activo y pulse Simular. Abra Resultados al terminar.</w:t>
+      </w:r>
+    </w:p>
+    <w:p>
+      <w:r>
+        <w:t>Resultado observado: Con 30 muestras, la probabilidad física de misión fue 66.67% y la demanda media de ruta completa fue 100.898 Wh. El intervalo Monte Carlo refleja muestreo bajo los supuestos configurados. SOC inicial 0.38 y reserva 0.15. Se exige completar los 26 km con potencia y reserva. El consumo hasta agotamiento y la demanda completa pueden diferir.</w:t>
+      </w:r>
+    </w:p>
+    <w:p>
+      <w:pPr>
+        <w:keepNext/>
+        <w:jc w:val="center"/>
+      </w:pPr>
+      <w:r>
+        <w:rPr>
+          <w:noProof/>
+        </w:rPr>
+        <w:lastRenderedPageBreak/>
+        <w:drawing>
+          <wp:inline distT="0" distB="0" distL="0" distR="0" wp14:anchorId="30B62E54" wp14:editId="581C1113">
+            <wp:extent cx="5943600" cy="4240375"/>
+            <wp:effectExtent l="0" t="0" r="0" b="0"/>
+            <wp:docPr id="25" name="Picture 25" descr="Ejemplo 09 ¿Alcanza la batería?: probabilidad de misión y energía en Detalles."/>
+            <wp:cNvGraphicFramePr>
+              <a:graphicFrameLocks xmlns:a="http://schemas.openxmlformats.org/drawingml/2006/main" noChangeAspect="1"/>
+            </wp:cNvGraphicFramePr>
+            <a:graphic xmlns:a="http://schemas.openxmlformats.org/drawingml/2006/main">
+              <a:graphicData uri="http://schemas.openxmlformats.org/drawingml/2006/picture">
+                <pic:pic xmlns:pic="http://schemas.openxmlformats.org/drawingml/2006/picture">
+                  <pic:nvPicPr>
+                    <pic:cNvPr id="0" name="ejemplo-09-mission.png"/>
+                    <pic:cNvPicPr/>
+                  </pic:nvPicPr>
+                  <pic:blipFill>
+                    <a:blip r:embed="rId40"/>
+                    <a:stretch>
+                      <a:fillRect/>
+                    </a:stretch>
+                  </pic:blipFill>
+                  <pic:spPr>
+                    <a:xfrm>
+                      <a:off x="0" y="0"/>
+                      <a:ext cx="5943600" cy="4240375"/>
+                    </a:xfrm>
+                    <a:prstGeom prst="rect">
+                      <a:avLst/>
+                    </a:prstGeom>
+                  </pic:spPr>
+                </pic:pic>
+              </a:graphicData>
+            </a:graphic>
+          </wp:inline>
+        </w:drawing>
+      </w:r>
+    </w:p>
+    <w:p>
+      <w:r>
+        <w:rPr>
+          <w:b/>
+        </w:rPr>
         <w:t xml:space="preserve">Figura 25. </w:t>
       </w:r>
       <w:r>
-        <w:t>Ejecución del ejemplo 09 ¿Alcanza la batería?.</w:t>
-      </w:r>
+        <w:t>Ejemplo 09 ¿Alcanza la batería?: probabilidad de misión y energía en Detalles.</w:t>
+      </w:r>
+    </w:p>
+    <w:tbl>
+      <w:tblPr>
+        <w:tblW w:w="0" w:type="auto"/>
+        <w:tblCellSpacing w:w="15" w:type="dxa"/>
+        <w:tblLayout w:type="fixed"/>
+        <w:tblCellMar>
+          <w:top w:w="15" w:type="dxa"/>
+          <w:left w:w="15" w:type="dxa"/>
+          <w:bottom w:w="15" w:type="dxa"/>
+          <w:right w:w="15" w:type="dxa"/>
+        </w:tblCellMar>
+        <w:tblLook w:val="04A0" w:firstRow="1" w:lastRow="0" w:firstColumn="1" w:lastColumn="0" w:noHBand="0" w:noVBand="1"/>
+      </w:tblPr>
+      <w:tblGrid>
+        <w:gridCol w:w="3501"/>
+        <w:gridCol w:w="5949"/>
+      </w:tblGrid>
+      <w:tr>
+        <w:trPr>
+          <w:cantSplit/>
+          <w:tblHeader/>
+          <w:tblCellSpacing w:w="15" w:type="dxa"/>
+        </w:trPr>
+        <w:tc>
+          <w:tcPr>
+            <w:tcW w:w="3456" w:type="dxa"/>
+            <w:vAlign w:val="center"/>
+            <w:hideMark/>
+          </w:tcPr>
+          <w:p>
+            <w:pPr>
+              <w:jc w:val="left"/>
+              <w:rPr>
+                <w:b/>
+                <w:bCs/>
+                <w:lang w:val="es-CO"/>
+              </w:rPr>
+            </w:pPr>
+            <w:r>
+              <w:rPr>
+                <w:b/>
+                <w:bCs/>
+                <w:lang w:val="es-CO"/>
+              </w:rPr>
+              <w:t>Indicador</w:t>
+            </w:r>
+          </w:p>
+        </w:tc>
+        <w:tc>
+          <w:tcPr>
+            <w:tcW w:w="5904" w:type="dxa"/>
+            <w:vAlign w:val="center"/>
+            <w:hideMark/>
+          </w:tcPr>
+          <w:p>
+            <w:pPr>
+              <w:jc w:val="left"/>
+              <w:rPr>
+                <w:b/>
+                <w:bCs/>
+                <w:lang w:val="es-CO"/>
+              </w:rPr>
+            </w:pPr>
+            <w:r>
+              <w:rPr>
+                <w:b/>
+                <w:bCs/>
+                <w:lang w:val="es-CO"/>
+              </w:rPr>
+              <w:t>Resultado</w:t>
+            </w:r>
+          </w:p>
+        </w:tc>
+      </w:tr>
+      <w:tr>
+        <w:trPr>
+          <w:cantSplit/>
+          <w:tblCellSpacing w:w="15" w:type="dxa"/>
+        </w:trPr>
+        <w:tc>
+          <w:tcPr>
+            <w:tcW w:w="3456" w:type="dxa"/>
+            <w:vAlign w:val="center"/>
+            <w:hideMark/>
+          </w:tcPr>
+          <w:p>
+            <w:pPr>
+              <w:jc w:val="left"/>
+              <w:rPr>
+                <w:lang w:val="es-CO"/>
+              </w:rPr>
+            </w:pPr>
+            <w:r>
+              <w:rPr>
+                <w:bCs/>
+                <w:lang w:val="es-CO"/>
+              </w:rPr>
+              <w:t>Probabilidad de misión</w:t>
+            </w:r>
+          </w:p>
+        </w:tc>
+        <w:tc>
+          <w:tcPr>
+            <w:tcW w:w="5904" w:type="dxa"/>
+            <w:vAlign w:val="center"/>
+            <w:hideMark/>
+          </w:tcPr>
+          <w:p>
+            <w:pPr>
+              <w:jc w:val="left"/>
+              <w:rPr>
+                <w:lang w:val="es-CO"/>
+              </w:rPr>
+            </w:pPr>
+            <w:r>
+              <w:rPr>
+                <w:lang w:val="es-CO"/>
+              </w:rPr>
+              <w:t>66.67 %</w:t>
+            </w:r>
+          </w:p>
+        </w:tc>
+      </w:tr>
+      <w:tr>
+        <w:trPr>
+          <w:cantSplit/>
+          <w:tblCellSpacing w:w="15" w:type="dxa"/>
+        </w:trPr>
+        <w:tc>
+          <w:tcPr>
+            <w:tcW w:w="3456" w:type="dxa"/>
+            <w:vAlign w:val="center"/>
+            <w:hideMark/>
+          </w:tcPr>
+          <w:p>
+            <w:pPr>
+              <w:jc w:val="left"/>
+              <w:rPr>
+                <w:lang w:val="es-CO"/>
+              </w:rPr>
+            </w:pPr>
+            <w:r>
+              <w:rPr>
+                <w:bCs/>
+                <w:lang w:val="es-CO"/>
+              </w:rPr>
+              <w:t>Demanda de ruta completa</w:t>
+            </w:r>
+          </w:p>
+        </w:tc>
+        <w:tc>
+          <w:tcPr>
+            <w:tcW w:w="5904" w:type="dxa"/>
+            <w:vAlign w:val="center"/>
+            <w:hideMark/>
+          </w:tcPr>
+          <w:p>
+            <w:pPr>
+              <w:jc w:val="left"/>
+              <w:rPr>
+                <w:lang w:val="es-CO"/>
+              </w:rPr>
+            </w:pPr>
+            <w:r>
+              <w:rPr>
+                <w:lang w:val="es-CO"/>
+              </w:rPr>
+              <w:t>100.898 Wh</w:t>
+            </w:r>
+          </w:p>
+        </w:tc>
+      </w:tr>
+      <w:tr>
+        <w:trPr>
+          <w:cantSplit/>
+          <w:tblCellSpacing w:w="15" w:type="dxa"/>
+        </w:trPr>
+        <w:tc>
+          <w:tcPr>
+            <w:tcW w:w="3456" w:type="dxa"/>
+            <w:vAlign w:val="center"/>
+            <w:hideMark/>
+          </w:tcPr>
+          <w:p>
+            <w:pPr>
+              <w:jc w:val="left"/>
+              <w:rPr>
+                <w:lang w:val="es-CO"/>
+              </w:rPr>
+            </w:pPr>
+            <w:r>
+              <w:rPr>
+                <w:bCs/>
+                <w:lang w:val="es-CO"/>
+              </w:rPr>
+              <w:t>Energía realizada</w:t>
+            </w:r>
+          </w:p>
+        </w:tc>
+        <w:tc>
+          <w:tcPr>
+            <w:tcW w:w="5904" w:type="dxa"/>
+            <w:vAlign w:val="center"/>
+            <w:hideMark/>
+          </w:tcPr>
+          <w:p>
+            <w:pPr>
+              <w:jc w:val="left"/>
+              <w:rPr>
+                <w:lang w:val="es-CO"/>
+              </w:rPr>
+            </w:pPr>
+            <w:r>
+              <w:rPr>
+                <w:lang w:val="es-CO"/>
+              </w:rPr>
+              <w:t>98.056 Wh</w:t>
+            </w:r>
+          </w:p>
+        </w:tc>
+      </w:tr>
+    </w:tbl>
+    <w:p>
+      <w:pPr>
+        <w:spacing w:after="0"/>
+      </w:pPr>
     </w:p>
     <w:p>
       <w:pPr>
         <w:sectPr>
+          <w:type w:val="continuous"/>
           <w:pgSz w:w="12240" w:h="15840"/>
           <w:pgMar w:top="1440" w:right="1440" w:bottom="1440" w:left="1440" w:header="720" w:footer="720" w:gutter="0"/>
           <w:cols w:space="720"/>
@@ -7815,7 +9623,7 @@
       <w:pPr>
         <w:pStyle w:val="Heading1"/>
       </w:pPr>
-      <w:bookmarkStart w:id="26" w:name="_Toc242341174"/>
+      <w:bookmarkStart w:id="26" w:name="_Toc242347053"/>
       <w:r>
         <w:lastRenderedPageBreak/>
         <w:t>5. Solución de problemas</w:t>
@@ -7826,7 +9634,7 @@
       <w:pPr>
         <w:pStyle w:val="Heading2"/>
       </w:pPr>
-      <w:bookmarkStart w:id="27" w:name="_Toc242341175"/>
+      <w:bookmarkStart w:id="27" w:name="_Toc242347054"/>
       <w:r>
         <w:t>5.1 La selección parece no ejecutarse</w:t>
       </w:r>
@@ -7841,7 +9649,7 @@
       <w:pPr>
         <w:pStyle w:val="Heading2"/>
       </w:pPr>
-      <w:bookmarkStart w:id="28" w:name="_Toc242341176"/>
+      <w:bookmarkStart w:id="28" w:name="_Toc242347055"/>
       <w:r>
         <w:t>5.2 Entrada o archivo rechazado</w:t>
       </w:r>
@@ -7856,7 +9664,7 @@
       <w:pPr>
         <w:pStyle w:val="Heading2"/>
       </w:pPr>
-      <w:bookmarkStart w:id="29" w:name="_Toc242341177"/>
+      <w:bookmarkStart w:id="29" w:name="_Toc242347056"/>
       <w:r>
         <w:t>5.3 Modelo o intervalos inválidos</w:t>
       </w:r>
@@ -7871,7 +9679,7 @@
       <w:pPr>
         <w:pStyle w:val="Heading2"/>
       </w:pPr>
-      <w:bookmarkStart w:id="30" w:name="_Toc242341178"/>
+      <w:bookmarkStart w:id="30" w:name="_Toc242347057"/>
       <w:r>
         <w:t>5.4 Cálculo lento o controles bloqueados</w:t>
       </w:r>
@@ -7886,7 +9694,7 @@
       <w:pPr>
         <w:pStyle w:val="Heading2"/>
       </w:pPr>
-      <w:bookmarkStart w:id="31" w:name="_Toc242341179"/>
+      <w:bookmarkStart w:id="31" w:name="_Toc242347058"/>
       <w:r>
         <w:t>5.5 Gráficas o campos incompletos</w:t>
       </w:r>
@@ -7901,7 +9709,7 @@
       <w:pPr>
         <w:pStyle w:val="Heading2"/>
       </w:pPr>
-      <w:bookmarkStart w:id="32" w:name="_Toc242341180"/>
+      <w:bookmarkStart w:id="32" w:name="_Toc242347059"/>
       <w:r>
         <w:t>5.6 El programa no inicia</w:t>
       </w:r>
@@ -7916,7 +9724,7 @@
       <w:pPr>
         <w:pStyle w:val="Heading2"/>
       </w:pPr>
-      <w:bookmarkStart w:id="33" w:name="_Toc242341181"/>
+      <w:bookmarkStart w:id="33" w:name="_Toc242347060"/>
       <w:r>
         <w:t>5.7 Soporte y límites</w:t>
       </w:r>
@@ -7924,14 +9732,17 @@
     </w:p>
     <w:p>
       <w:r>
-        <w:t>Contacto: fjburgosf@gmail.com. Indique versión, revisión, YAML, entradas y error. La versión pasó 80 pruebas de regresión y 114 comprobaciones GUI en fuentes y 114 en el EXE con respuestas controladas de diálogos. No se certifican todos los estados ni precisión física real. El manual técnico conserva resultados desfavorables y límites históricos. Derechos: LICENSE.</w:t>
+        <w:t xml:space="preserve">Contacto: fjburgosf@gmail.com. Indique versión, revisión, YAML, entradas y error. La revisión histórica registra 80 pruebas y 114 comprobaciones GUI en fuentes y 114 en el EXE con respuestas controladas de diálogos. La suite completa se volvió a ejecutar el 8 de octubre. Los logs y reportes primarios se incluyen en results/build_logs y results/gui-button-verification-1.0.0 dentro de ambos ZIP. No se certifican todos los estados ni precisión física real. El manual técnico conserva resultados desfavorables y </w:t>
+      </w:r>
+      <w:r>
+        <w:t>límites históricos. Derechos: LICENSE.</w:t>
       </w:r>
     </w:p>
     <w:p>
       <w:pPr>
         <w:pStyle w:val="Heading2"/>
       </w:pPr>
-      <w:bookmarkStart w:id="34" w:name="_Toc242341182"/>
+      <w:bookmarkStart w:id="34" w:name="_Toc242347061"/>
       <w:r>
         <w:t>Autoría y condiciones de uso</w:t>
       </w:r>

--- a/docs/docx/Manual_de_usuario_BikeEnergyLab_1.0.0.docx
+++ b/docs/docx/Manual_de_usuario_BikeEnergyLab_1.0.0.docx
@@ -78,7 +78,7 @@
     </w:p>
     <w:tbl>
       <w:tblPr>
-        <w:tblW w:w="5039" w:type="dxa"/>
+        <w:tblW w:w="5669" w:type="dxa"/>
         <w:tblBorders>
           <w:top w:val="single" w:sz="4" w:space="0" w:color="auto"/>
           <w:left w:val="single" w:sz="4" w:space="0" w:color="auto"/>
@@ -96,7 +96,7 @@
       </w:tblPr>
       <w:tblGrid>
         <w:gridCol w:w="1800"/>
-        <w:gridCol w:w="3239"/>
+        <w:gridCol w:w="3869"/>
       </w:tblGrid>
       <w:tr>
         <w:trPr>
@@ -143,7 +143,7 @@
         </w:tc>
         <w:tc>
           <w:tcPr>
-            <w:tcW w:w="3239" w:type="dxa"/>
+            <w:tcW w:w="3869" w:type="dxa"/>
             <w:tcBorders>
               <w:top w:val="single" w:sz="1" w:space="0" w:color="BFBFBF"/>
               <w:left w:val="single" w:sz="1" w:space="0" w:color="BFBFBF"/>
@@ -231,7 +231,7 @@
         </w:tc>
         <w:tc>
           <w:tcPr>
-            <w:tcW w:w="3239" w:type="dxa"/>
+            <w:tcW w:w="3869" w:type="dxa"/>
             <w:tcBorders>
               <w:top w:val="single" w:sz="1" w:space="0" w:color="BFBFBF"/>
               <w:left w:val="single" w:sz="1" w:space="0" w:color="BFBFBF"/>
@@ -311,7 +311,7 @@
         </w:tc>
         <w:tc>
           <w:tcPr>
-            <w:tcW w:w="3239" w:type="dxa"/>
+            <w:tcW w:w="3869" w:type="dxa"/>
             <w:tcBorders>
               <w:top w:val="single" w:sz="1" w:space="0" w:color="BFBFBF"/>
               <w:left w:val="single" w:sz="1" w:space="0" w:color="BFBFBF"/>
@@ -385,13 +385,13 @@
                 <w:bCs/>
                 <w:lang w:val="es-CO"/>
               </w:rPr>
-              <w:t>Revisión</w:t>
-            </w:r>
-          </w:p>
-        </w:tc>
-        <w:tc>
-          <w:tcPr>
-            <w:tcW w:w="3239" w:type="dxa"/>
+              <w:t>Contacto</w:t>
+            </w:r>
+          </w:p>
+        </w:tc>
+        <w:tc>
+          <w:tcPr>
+            <w:tcW w:w="3869" w:type="dxa"/>
             <w:tcBorders>
               <w:top w:val="single" w:sz="1" w:space="0" w:color="BFBFBF"/>
               <w:left w:val="single" w:sz="1" w:space="0" w:color="BFBFBF"/>
@@ -421,86 +421,6 @@
                 <w:rFonts w:cs="Calibri"/>
                 <w:lang w:val="es-CO"/>
               </w:rPr>
-              <w:t>Corrección de auditoría del 8 de octubre de 2026</w:t>
-            </w:r>
-          </w:p>
-        </w:tc>
-      </w:tr>
-      <w:tr>
-        <w:trPr>
-          <w:cantSplit/>
-          <w:trHeight w:val="368"/>
-        </w:trPr>
-        <w:tc>
-          <w:tcPr>
-            <w:tcW w:w="1800" w:type="dxa"/>
-            <w:tcBorders>
-              <w:top w:val="single" w:sz="1" w:space="0" w:color="BFBFBF"/>
-              <w:left w:val="single" w:sz="1" w:space="0" w:color="BFBFBF"/>
-              <w:bottom w:val="single" w:sz="1" w:space="0" w:color="BFBFBF"/>
-              <w:right w:val="single" w:sz="1" w:space="0" w:color="BFBFBF"/>
-            </w:tcBorders>
-            <w:shd w:val="clear" w:color="auto" w:fill="BDD7EE"/>
-            <w:tcMar>
-              <w:top w:w="80" w:type="dxa"/>
-              <w:left w:w="100" w:type="dxa"/>
-              <w:bottom w:w="80" w:type="dxa"/>
-              <w:right w:w="100" w:type="dxa"/>
-            </w:tcMar>
-            <w:vAlign w:val="center"/>
-          </w:tcPr>
-          <w:p>
-            <w:pPr>
-              <w:spacing w:line="240" w:lineRule="auto"/>
-              <w:jc w:val="left"/>
-              <w:rPr>
-                <w:rFonts w:cs="Calibri"/>
-                <w:lang w:val="es-CO"/>
-              </w:rPr>
-            </w:pPr>
-            <w:r>
-              <w:rPr>
-                <w:rFonts w:cs="Calibri"/>
-                <w:b/>
-                <w:bCs/>
-                <w:lang w:val="es-CO"/>
-              </w:rPr>
-              <w:t>Contacto</w:t>
-            </w:r>
-          </w:p>
-        </w:tc>
-        <w:tc>
-          <w:tcPr>
-            <w:tcW w:w="3239" w:type="dxa"/>
-            <w:tcBorders>
-              <w:top w:val="single" w:sz="1" w:space="0" w:color="BFBFBF"/>
-              <w:left w:val="single" w:sz="1" w:space="0" w:color="BFBFBF"/>
-              <w:bottom w:val="single" w:sz="1" w:space="0" w:color="BFBFBF"/>
-              <w:right w:val="single" w:sz="1" w:space="0" w:color="BFBFBF"/>
-            </w:tcBorders>
-            <w:shd w:val="clear" w:color="auto" w:fill="F2F2F2"/>
-            <w:tcMar>
-              <w:top w:w="80" w:type="dxa"/>
-              <w:left w:w="100" w:type="dxa"/>
-              <w:bottom w:w="80" w:type="dxa"/>
-              <w:right w:w="100" w:type="dxa"/>
-            </w:tcMar>
-            <w:vAlign w:val="center"/>
-          </w:tcPr>
-          <w:p>
-            <w:pPr>
-              <w:spacing w:line="240" w:lineRule="auto"/>
-              <w:jc w:val="left"/>
-              <w:rPr>
-                <w:rFonts w:cs="Calibri"/>
-                <w:lang w:val="es-CO"/>
-              </w:rPr>
-            </w:pPr>
-            <w:r>
-              <w:rPr>
-                <w:rFonts w:cs="Calibri"/>
-                <w:lang w:val="es-CO"/>
-              </w:rPr>
               <w:t>fjburgosf@gmail.com</w:t>
             </w:r>
           </w:p>
@@ -544,7 +464,6 @@
         <w:tabs>
           <w:tab w:val="right" w:leader="dot" w:pos="9350"/>
         </w:tabs>
-        <w:spacing w:after="0" w:line="240" w:lineRule="auto"/>
         <w:rPr>
           <w:rFonts w:asciiTheme="minorHAnsi" w:eastAsiaTheme="minorEastAsia" w:hAnsiTheme="minorHAnsi"/>
           <w:noProof/>
@@ -562,11 +481,12 @@
       <w:r>
         <w:fldChar w:fldCharType="separate"/>
       </w:r>
-      <w:hyperlink w:anchor="_Toc242347027" w:history="1">
+      <w:hyperlink w:anchor="_Toc242356559" w:history="1">
         <w:r>
           <w:rPr>
             <w:rStyle w:val="Hyperlink"/>
             <w:noProof/>
+            <w:lang w:val="es-CO"/>
           </w:rPr>
           <w:t>1. Introducción</w:t>
         </w:r>
@@ -589,7 +509,7 @@
             <w:noProof/>
             <w:webHidden/>
           </w:rPr>
-          <w:instrText xml:space="preserve"> PAGEREF _Toc242347027 \h </w:instrText>
+          <w:instrText xml:space="preserve"> PAGEREF _Toc242356559 \h </w:instrText>
         </w:r>
         <w:r>
           <w:rPr>
@@ -609,7 +529,7 @@
             <w:noProof/>
             <w:webHidden/>
           </w:rPr>
-          <w:t>2</w:t>
+          <w:t>3</w:t>
         </w:r>
         <w:r>
           <w:rPr>
@@ -626,7 +546,6 @@
         <w:tabs>
           <w:tab w:val="right" w:leader="dot" w:pos="9350"/>
         </w:tabs>
-        <w:spacing w:after="0" w:line="240" w:lineRule="auto"/>
         <w:rPr>
           <w:rFonts w:asciiTheme="minorHAnsi" w:eastAsiaTheme="minorEastAsia" w:hAnsiTheme="minorHAnsi"/>
           <w:noProof/>
@@ -635,7 +554,7 @@
           <w:lang w:val="es-CO" w:eastAsia="es-CO"/>
         </w:rPr>
       </w:pPr>
-      <w:hyperlink w:anchor="_Toc242347028" w:history="1">
+      <w:hyperlink w:anchor="_Toc242356560" w:history="1">
         <w:r>
           <w:rPr>
             <w:rStyle w:val="Hyperlink"/>
@@ -662,7 +581,7 @@
             <w:noProof/>
             <w:webHidden/>
           </w:rPr>
-          <w:instrText xml:space="preserve"> PAGEREF _Toc242347028 \h </w:instrText>
+          <w:instrText xml:space="preserve"> PAGEREF _Toc242356560 \h </w:instrText>
         </w:r>
         <w:r>
           <w:rPr>
@@ -682,7 +601,7 @@
             <w:noProof/>
             <w:webHidden/>
           </w:rPr>
-          <w:t>2</w:t>
+          <w:t>3</w:t>
         </w:r>
         <w:r>
           <w:rPr>
@@ -699,7 +618,6 @@
         <w:tabs>
           <w:tab w:val="right" w:leader="dot" w:pos="9350"/>
         </w:tabs>
-        <w:spacing w:after="0" w:line="240" w:lineRule="auto"/>
         <w:rPr>
           <w:rFonts w:asciiTheme="minorHAnsi" w:eastAsiaTheme="minorEastAsia" w:hAnsiTheme="minorHAnsi"/>
           <w:noProof/>
@@ -708,7 +626,7 @@
           <w:lang w:val="es-CO" w:eastAsia="es-CO"/>
         </w:rPr>
       </w:pPr>
-      <w:hyperlink w:anchor="_Toc242347029" w:history="1">
+      <w:hyperlink w:anchor="_Toc242356561" w:history="1">
         <w:r>
           <w:rPr>
             <w:rStyle w:val="Hyperlink"/>
@@ -735,7 +653,7 @@
             <w:noProof/>
             <w:webHidden/>
           </w:rPr>
-          <w:instrText xml:space="preserve"> PAGEREF _Toc242347029 \h </w:instrText>
+          <w:instrText xml:space="preserve"> PAGEREF _Toc242356561 \h </w:instrText>
         </w:r>
         <w:r>
           <w:rPr>
@@ -772,7 +690,6 @@
         <w:tabs>
           <w:tab w:val="right" w:leader="dot" w:pos="9350"/>
         </w:tabs>
-        <w:spacing w:after="0" w:line="240" w:lineRule="auto"/>
         <w:rPr>
           <w:rFonts w:asciiTheme="minorHAnsi" w:eastAsiaTheme="minorEastAsia" w:hAnsiTheme="minorHAnsi"/>
           <w:noProof/>
@@ -781,7 +698,7 @@
           <w:lang w:val="es-CO" w:eastAsia="es-CO"/>
         </w:rPr>
       </w:pPr>
-      <w:hyperlink w:anchor="_Toc242347030" w:history="1">
+      <w:hyperlink w:anchor="_Toc242356562" w:history="1">
         <w:r>
           <w:rPr>
             <w:rStyle w:val="Hyperlink"/>
@@ -808,7 +725,7 @@
             <w:noProof/>
             <w:webHidden/>
           </w:rPr>
-          <w:instrText xml:space="preserve"> PAGEREF _Toc242347030 \h </w:instrText>
+          <w:instrText xml:space="preserve"> PAGEREF _Toc242356562 \h </w:instrText>
         </w:r>
         <w:r>
           <w:rPr>
@@ -845,7 +762,6 @@
         <w:tabs>
           <w:tab w:val="right" w:leader="dot" w:pos="9350"/>
         </w:tabs>
-        <w:spacing w:after="0" w:line="240" w:lineRule="auto"/>
         <w:rPr>
           <w:rFonts w:asciiTheme="minorHAnsi" w:eastAsiaTheme="minorEastAsia" w:hAnsiTheme="minorHAnsi"/>
           <w:noProof/>
@@ -854,11 +770,12 @@
           <w:lang w:val="es-CO" w:eastAsia="es-CO"/>
         </w:rPr>
       </w:pPr>
-      <w:hyperlink w:anchor="_Toc242347031" w:history="1">
+      <w:hyperlink w:anchor="_Toc242356563" w:history="1">
         <w:r>
           <w:rPr>
             <w:rStyle w:val="Hyperlink"/>
             <w:noProof/>
+            <w:lang w:val="es-CO"/>
           </w:rPr>
           <w:t>2. Descripción general del sistema</w:t>
         </w:r>
@@ -881,7 +798,7 @@
             <w:noProof/>
             <w:webHidden/>
           </w:rPr>
-          <w:instrText xml:space="preserve"> PAGEREF _Toc242347031 \h </w:instrText>
+          <w:instrText xml:space="preserve"> PAGEREF _Toc242356563 \h </w:instrText>
         </w:r>
         <w:r>
           <w:rPr>
@@ -918,7 +835,6 @@
         <w:tabs>
           <w:tab w:val="right" w:leader="dot" w:pos="9350"/>
         </w:tabs>
-        <w:spacing w:after="0" w:line="240" w:lineRule="auto"/>
         <w:rPr>
           <w:rFonts w:asciiTheme="minorHAnsi" w:eastAsiaTheme="minorEastAsia" w:hAnsiTheme="minorHAnsi"/>
           <w:noProof/>
@@ -927,7 +843,7 @@
           <w:lang w:val="es-CO" w:eastAsia="es-CO"/>
         </w:rPr>
       </w:pPr>
-      <w:hyperlink w:anchor="_Toc242347032" w:history="1">
+      <w:hyperlink w:anchor="_Toc242356564" w:history="1">
         <w:r>
           <w:rPr>
             <w:rStyle w:val="Hyperlink"/>
@@ -954,7 +870,7 @@
             <w:noProof/>
             <w:webHidden/>
           </w:rPr>
-          <w:instrText xml:space="preserve"> PAGEREF _Toc242347032 \h </w:instrText>
+          <w:instrText xml:space="preserve"> PAGEREF _Toc242356564 \h </w:instrText>
         </w:r>
         <w:r>
           <w:rPr>
@@ -991,7 +907,6 @@
         <w:tabs>
           <w:tab w:val="right" w:leader="dot" w:pos="9350"/>
         </w:tabs>
-        <w:spacing w:after="0" w:line="240" w:lineRule="auto"/>
         <w:rPr>
           <w:rFonts w:asciiTheme="minorHAnsi" w:eastAsiaTheme="minorEastAsia" w:hAnsiTheme="minorHAnsi"/>
           <w:noProof/>
@@ -1000,7 +915,7 @@
           <w:lang w:val="es-CO" w:eastAsia="es-CO"/>
         </w:rPr>
       </w:pPr>
-      <w:hyperlink w:anchor="_Toc242347033" w:history="1">
+      <w:hyperlink w:anchor="_Toc242356565" w:history="1">
         <w:r>
           <w:rPr>
             <w:rStyle w:val="Hyperlink"/>
@@ -1027,7 +942,7 @@
             <w:noProof/>
             <w:webHidden/>
           </w:rPr>
-          <w:instrText xml:space="preserve"> PAGEREF _Toc242347033 \h </w:instrText>
+          <w:instrText xml:space="preserve"> PAGEREF _Toc242356565 \h </w:instrText>
         </w:r>
         <w:r>
           <w:rPr>
@@ -1064,7 +979,6 @@
         <w:tabs>
           <w:tab w:val="right" w:leader="dot" w:pos="9350"/>
         </w:tabs>
-        <w:spacing w:after="0" w:line="240" w:lineRule="auto"/>
         <w:rPr>
           <w:rFonts w:asciiTheme="minorHAnsi" w:eastAsiaTheme="minorEastAsia" w:hAnsiTheme="minorHAnsi"/>
           <w:noProof/>
@@ -1073,7 +987,7 @@
           <w:lang w:val="es-CO" w:eastAsia="es-CO"/>
         </w:rPr>
       </w:pPr>
-      <w:hyperlink w:anchor="_Toc242347034" w:history="1">
+      <w:hyperlink w:anchor="_Toc242356566" w:history="1">
         <w:r>
           <w:rPr>
             <w:rStyle w:val="Hyperlink"/>
@@ -1100,7 +1014,7 @@
             <w:noProof/>
             <w:webHidden/>
           </w:rPr>
-          <w:instrText xml:space="preserve"> PAGEREF _Toc242347034 \h </w:instrText>
+          <w:instrText xml:space="preserve"> PAGEREF _Toc242356566 \h </w:instrText>
         </w:r>
         <w:r>
           <w:rPr>
@@ -1120,7 +1034,7 @@
             <w:noProof/>
             <w:webHidden/>
           </w:rPr>
-          <w:t>3</w:t>
+          <w:t>4</w:t>
         </w:r>
         <w:r>
           <w:rPr>
@@ -1137,7 +1051,6 @@
         <w:tabs>
           <w:tab w:val="right" w:leader="dot" w:pos="9350"/>
         </w:tabs>
-        <w:spacing w:after="0" w:line="240" w:lineRule="auto"/>
         <w:rPr>
           <w:rFonts w:asciiTheme="minorHAnsi" w:eastAsiaTheme="minorEastAsia" w:hAnsiTheme="minorHAnsi"/>
           <w:noProof/>
@@ -1146,11 +1059,12 @@
           <w:lang w:val="es-CO" w:eastAsia="es-CO"/>
         </w:rPr>
       </w:pPr>
-      <w:hyperlink w:anchor="_Toc242347035" w:history="1">
+      <w:hyperlink w:anchor="_Toc242356567" w:history="1">
         <w:r>
           <w:rPr>
             <w:rStyle w:val="Hyperlink"/>
             <w:noProof/>
+            <w:lang w:val="es-CO"/>
           </w:rPr>
           <w:t>3. Acceso y requisitos</w:t>
         </w:r>
@@ -1173,7 +1087,7 @@
             <w:noProof/>
             <w:webHidden/>
           </w:rPr>
-          <w:instrText xml:space="preserve"> PAGEREF _Toc242347035 \h </w:instrText>
+          <w:instrText xml:space="preserve"> PAGEREF _Toc242356567 \h </w:instrText>
         </w:r>
         <w:r>
           <w:rPr>
@@ -1210,7 +1124,6 @@
         <w:tabs>
           <w:tab w:val="right" w:leader="dot" w:pos="9350"/>
         </w:tabs>
-        <w:spacing w:after="0" w:line="240" w:lineRule="auto"/>
         <w:rPr>
           <w:rFonts w:asciiTheme="minorHAnsi" w:eastAsiaTheme="minorEastAsia" w:hAnsiTheme="minorHAnsi"/>
           <w:noProof/>
@@ -1219,7 +1132,7 @@
           <w:lang w:val="es-CO" w:eastAsia="es-CO"/>
         </w:rPr>
       </w:pPr>
-      <w:hyperlink w:anchor="_Toc242347036" w:history="1">
+      <w:hyperlink w:anchor="_Toc242356568" w:history="1">
         <w:r>
           <w:rPr>
             <w:rStyle w:val="Hyperlink"/>
@@ -1246,7 +1159,7 @@
             <w:noProof/>
             <w:webHidden/>
           </w:rPr>
-          <w:instrText xml:space="preserve"> PAGEREF _Toc242347036 \h </w:instrText>
+          <w:instrText xml:space="preserve"> PAGEREF _Toc242356568 \h </w:instrText>
         </w:r>
         <w:r>
           <w:rPr>
@@ -1283,7 +1196,6 @@
         <w:tabs>
           <w:tab w:val="right" w:leader="dot" w:pos="9350"/>
         </w:tabs>
-        <w:spacing w:after="0" w:line="240" w:lineRule="auto"/>
         <w:rPr>
           <w:rFonts w:asciiTheme="minorHAnsi" w:eastAsiaTheme="minorEastAsia" w:hAnsiTheme="minorHAnsi"/>
           <w:noProof/>
@@ -1292,7 +1204,7 @@
           <w:lang w:val="es-CO" w:eastAsia="es-CO"/>
         </w:rPr>
       </w:pPr>
-      <w:hyperlink w:anchor="_Toc242347037" w:history="1">
+      <w:hyperlink w:anchor="_Toc242356569" w:history="1">
         <w:r>
           <w:rPr>
             <w:rStyle w:val="Hyperlink"/>
@@ -1319,7 +1231,7 @@
             <w:noProof/>
             <w:webHidden/>
           </w:rPr>
-          <w:instrText xml:space="preserve"> PAGEREF _Toc242347037 \h </w:instrText>
+          <w:instrText xml:space="preserve"> PAGEREF _Toc242356569 \h </w:instrText>
         </w:r>
         <w:r>
           <w:rPr>
@@ -1356,7 +1268,6 @@
         <w:tabs>
           <w:tab w:val="right" w:leader="dot" w:pos="9350"/>
         </w:tabs>
-        <w:spacing w:after="0" w:line="240" w:lineRule="auto"/>
         <w:rPr>
           <w:rFonts w:asciiTheme="minorHAnsi" w:eastAsiaTheme="minorEastAsia" w:hAnsiTheme="minorHAnsi"/>
           <w:noProof/>
@@ -1365,11 +1276,12 @@
           <w:lang w:val="es-CO" w:eastAsia="es-CO"/>
         </w:rPr>
       </w:pPr>
-      <w:hyperlink w:anchor="_Toc242347038" w:history="1">
+      <w:hyperlink w:anchor="_Toc242356570" w:history="1">
         <w:r>
           <w:rPr>
             <w:rStyle w:val="Hyperlink"/>
             <w:noProof/>
+            <w:lang w:val="es-CO"/>
           </w:rPr>
           <w:t>4. Uso del sistema</w:t>
         </w:r>
@@ -1392,7 +1304,7 @@
             <w:noProof/>
             <w:webHidden/>
           </w:rPr>
-          <w:instrText xml:space="preserve"> PAGEREF _Toc242347038 \h </w:instrText>
+          <w:instrText xml:space="preserve"> PAGEREF _Toc242356570 \h </w:instrText>
         </w:r>
         <w:r>
           <w:rPr>
@@ -1429,7 +1341,6 @@
         <w:tabs>
           <w:tab w:val="right" w:leader="dot" w:pos="9350"/>
         </w:tabs>
-        <w:spacing w:after="0" w:line="240" w:lineRule="auto"/>
         <w:rPr>
           <w:rFonts w:asciiTheme="minorHAnsi" w:eastAsiaTheme="minorEastAsia" w:hAnsiTheme="minorHAnsi"/>
           <w:noProof/>
@@ -1438,7 +1349,7 @@
           <w:lang w:val="es-CO" w:eastAsia="es-CO"/>
         </w:rPr>
       </w:pPr>
-      <w:hyperlink w:anchor="_Toc242347039" w:history="1">
+      <w:hyperlink w:anchor="_Toc242356571" w:history="1">
         <w:r>
           <w:rPr>
             <w:rStyle w:val="Hyperlink"/>
@@ -1465,7 +1376,7 @@
             <w:noProof/>
             <w:webHidden/>
           </w:rPr>
-          <w:instrText xml:space="preserve"> PAGEREF _Toc242347039 \h </w:instrText>
+          <w:instrText xml:space="preserve"> PAGEREF _Toc242356571 \h </w:instrText>
         </w:r>
         <w:r>
           <w:rPr>
@@ -1502,7 +1413,6 @@
         <w:tabs>
           <w:tab w:val="right" w:leader="dot" w:pos="9350"/>
         </w:tabs>
-        <w:spacing w:after="0" w:line="240" w:lineRule="auto"/>
         <w:rPr>
           <w:rFonts w:asciiTheme="minorHAnsi" w:eastAsiaTheme="minorEastAsia" w:hAnsiTheme="minorHAnsi"/>
           <w:noProof/>
@@ -1511,7 +1421,7 @@
           <w:lang w:val="es-CO" w:eastAsia="es-CO"/>
         </w:rPr>
       </w:pPr>
-      <w:hyperlink w:anchor="_Toc242347040" w:history="1">
+      <w:hyperlink w:anchor="_Toc242356572" w:history="1">
         <w:r>
           <w:rPr>
             <w:rStyle w:val="Hyperlink"/>
@@ -1538,7 +1448,7 @@
             <w:noProof/>
             <w:webHidden/>
           </w:rPr>
-          <w:instrText xml:space="preserve"> PAGEREF _Toc242347040 \h </w:instrText>
+          <w:instrText xml:space="preserve"> PAGEREF _Toc242356572 \h </w:instrText>
         </w:r>
         <w:r>
           <w:rPr>
@@ -1575,7 +1485,6 @@
         <w:tabs>
           <w:tab w:val="right" w:leader="dot" w:pos="9350"/>
         </w:tabs>
-        <w:spacing w:after="0" w:line="240" w:lineRule="auto"/>
         <w:rPr>
           <w:rFonts w:asciiTheme="minorHAnsi" w:eastAsiaTheme="minorEastAsia" w:hAnsiTheme="minorHAnsi"/>
           <w:noProof/>
@@ -1584,7 +1493,7 @@
           <w:lang w:val="es-CO" w:eastAsia="es-CO"/>
         </w:rPr>
       </w:pPr>
-      <w:hyperlink w:anchor="_Toc242347041" w:history="1">
+      <w:hyperlink w:anchor="_Toc242356573" w:history="1">
         <w:r>
           <w:rPr>
             <w:rStyle w:val="Hyperlink"/>
@@ -1611,7 +1520,7 @@
             <w:noProof/>
             <w:webHidden/>
           </w:rPr>
-          <w:instrText xml:space="preserve"> PAGEREF _Toc242347041 \h </w:instrText>
+          <w:instrText xml:space="preserve"> PAGEREF _Toc242356573 \h </w:instrText>
         </w:r>
         <w:r>
           <w:rPr>
@@ -1648,7 +1557,6 @@
         <w:tabs>
           <w:tab w:val="right" w:leader="dot" w:pos="9350"/>
         </w:tabs>
-        <w:spacing w:after="0" w:line="240" w:lineRule="auto"/>
         <w:rPr>
           <w:rFonts w:asciiTheme="minorHAnsi" w:eastAsiaTheme="minorEastAsia" w:hAnsiTheme="minorHAnsi"/>
           <w:noProof/>
@@ -1657,7 +1565,7 @@
           <w:lang w:val="es-CO" w:eastAsia="es-CO"/>
         </w:rPr>
       </w:pPr>
-      <w:hyperlink w:anchor="_Toc242347042" w:history="1">
+      <w:hyperlink w:anchor="_Toc242356574" w:history="1">
         <w:r>
           <w:rPr>
             <w:rStyle w:val="Hyperlink"/>
@@ -1684,7 +1592,7 @@
             <w:noProof/>
             <w:webHidden/>
           </w:rPr>
-          <w:instrText xml:space="preserve"> PAGEREF _Toc242347042 \h </w:instrText>
+          <w:instrText xml:space="preserve"> PAGEREF _Toc242356574 \h </w:instrText>
         </w:r>
         <w:r>
           <w:rPr>
@@ -1721,7 +1629,6 @@
         <w:tabs>
           <w:tab w:val="right" w:leader="dot" w:pos="9350"/>
         </w:tabs>
-        <w:spacing w:after="0" w:line="240" w:lineRule="auto"/>
         <w:rPr>
           <w:rFonts w:asciiTheme="minorHAnsi" w:eastAsiaTheme="minorEastAsia" w:hAnsiTheme="minorHAnsi"/>
           <w:noProof/>
@@ -1730,7 +1637,7 @@
           <w:lang w:val="es-CO" w:eastAsia="es-CO"/>
         </w:rPr>
       </w:pPr>
-      <w:hyperlink w:anchor="_Toc242347043" w:history="1">
+      <w:hyperlink w:anchor="_Toc242356575" w:history="1">
         <w:r>
           <w:rPr>
             <w:rStyle w:val="Hyperlink"/>
@@ -1757,7 +1664,7 @@
             <w:noProof/>
             <w:webHidden/>
           </w:rPr>
-          <w:instrText xml:space="preserve"> PAGEREF _Toc242347043 \h </w:instrText>
+          <w:instrText xml:space="preserve"> PAGEREF _Toc242356575 \h </w:instrText>
         </w:r>
         <w:r>
           <w:rPr>
@@ -1794,7 +1701,6 @@
         <w:tabs>
           <w:tab w:val="right" w:leader="dot" w:pos="9350"/>
         </w:tabs>
-        <w:spacing w:after="0" w:line="240" w:lineRule="auto"/>
         <w:rPr>
           <w:rFonts w:asciiTheme="minorHAnsi" w:eastAsiaTheme="minorEastAsia" w:hAnsiTheme="minorHAnsi"/>
           <w:noProof/>
@@ -1803,7 +1709,7 @@
           <w:lang w:val="es-CO" w:eastAsia="es-CO"/>
         </w:rPr>
       </w:pPr>
-      <w:hyperlink w:anchor="_Toc242347044" w:history="1">
+      <w:hyperlink w:anchor="_Toc242356576" w:history="1">
         <w:r>
           <w:rPr>
             <w:rStyle w:val="Hyperlink"/>
@@ -1830,7 +1736,7 @@
             <w:noProof/>
             <w:webHidden/>
           </w:rPr>
-          <w:instrText xml:space="preserve"> PAGEREF _Toc242347044 \h </w:instrText>
+          <w:instrText xml:space="preserve"> PAGEREF _Toc242356576 \h </w:instrText>
         </w:r>
         <w:r>
           <w:rPr>
@@ -1867,7 +1773,6 @@
         <w:tabs>
           <w:tab w:val="right" w:leader="dot" w:pos="9350"/>
         </w:tabs>
-        <w:spacing w:after="0" w:line="240" w:lineRule="auto"/>
         <w:rPr>
           <w:rFonts w:asciiTheme="minorHAnsi" w:eastAsiaTheme="minorEastAsia" w:hAnsiTheme="minorHAnsi"/>
           <w:noProof/>
@@ -1876,7 +1781,7 @@
           <w:lang w:val="es-CO" w:eastAsia="es-CO"/>
         </w:rPr>
       </w:pPr>
-      <w:hyperlink w:anchor="_Toc242347045" w:history="1">
+      <w:hyperlink w:anchor="_Toc242356577" w:history="1">
         <w:r>
           <w:rPr>
             <w:rStyle w:val="Hyperlink"/>
@@ -1903,7 +1808,7 @@
             <w:noProof/>
             <w:webHidden/>
           </w:rPr>
-          <w:instrText xml:space="preserve"> PAGEREF _Toc242347045 \h </w:instrText>
+          <w:instrText xml:space="preserve"> PAGEREF _Toc242356577 \h </w:instrText>
         </w:r>
         <w:r>
           <w:rPr>
@@ -1940,7 +1845,6 @@
         <w:tabs>
           <w:tab w:val="right" w:leader="dot" w:pos="9350"/>
         </w:tabs>
-        <w:spacing w:after="0" w:line="240" w:lineRule="auto"/>
         <w:rPr>
           <w:rFonts w:asciiTheme="minorHAnsi" w:eastAsiaTheme="minorEastAsia" w:hAnsiTheme="minorHAnsi"/>
           <w:noProof/>
@@ -1949,7 +1853,7 @@
           <w:lang w:val="es-CO" w:eastAsia="es-CO"/>
         </w:rPr>
       </w:pPr>
-      <w:hyperlink w:anchor="_Toc242347046" w:history="1">
+      <w:hyperlink w:anchor="_Toc242356578" w:history="1">
         <w:r>
           <w:rPr>
             <w:rStyle w:val="Hyperlink"/>
@@ -1976,7 +1880,7 @@
             <w:noProof/>
             <w:webHidden/>
           </w:rPr>
-          <w:instrText xml:space="preserve"> PAGEREF _Toc242347046 \h </w:instrText>
+          <w:instrText xml:space="preserve"> PAGEREF _Toc242356578 \h </w:instrText>
         </w:r>
         <w:r>
           <w:rPr>
@@ -2013,7 +1917,6 @@
         <w:tabs>
           <w:tab w:val="right" w:leader="dot" w:pos="9350"/>
         </w:tabs>
-        <w:spacing w:after="0" w:line="240" w:lineRule="auto"/>
         <w:rPr>
           <w:rFonts w:asciiTheme="minorHAnsi" w:eastAsiaTheme="minorEastAsia" w:hAnsiTheme="minorHAnsi"/>
           <w:noProof/>
@@ -2022,7 +1925,7 @@
           <w:lang w:val="es-CO" w:eastAsia="es-CO"/>
         </w:rPr>
       </w:pPr>
-      <w:hyperlink w:anchor="_Toc242347047" w:history="1">
+      <w:hyperlink w:anchor="_Toc242356579" w:history="1">
         <w:r>
           <w:rPr>
             <w:rStyle w:val="Hyperlink"/>
@@ -2049,7 +1952,7 @@
             <w:noProof/>
             <w:webHidden/>
           </w:rPr>
-          <w:instrText xml:space="preserve"> PAGEREF _Toc242347047 \h </w:instrText>
+          <w:instrText xml:space="preserve"> PAGEREF _Toc242356579 \h </w:instrText>
         </w:r>
         <w:r>
           <w:rPr>
@@ -2086,7 +1989,6 @@
         <w:tabs>
           <w:tab w:val="right" w:leader="dot" w:pos="9350"/>
         </w:tabs>
-        <w:spacing w:after="0" w:line="240" w:lineRule="auto"/>
         <w:rPr>
           <w:rFonts w:asciiTheme="minorHAnsi" w:eastAsiaTheme="minorEastAsia" w:hAnsiTheme="minorHAnsi"/>
           <w:noProof/>
@@ -2095,7 +1997,7 @@
           <w:lang w:val="es-CO" w:eastAsia="es-CO"/>
         </w:rPr>
       </w:pPr>
-      <w:hyperlink w:anchor="_Toc242347048" w:history="1">
+      <w:hyperlink w:anchor="_Toc242356580" w:history="1">
         <w:r>
           <w:rPr>
             <w:rStyle w:val="Hyperlink"/>
@@ -2122,7 +2024,7 @@
             <w:noProof/>
             <w:webHidden/>
           </w:rPr>
-          <w:instrText xml:space="preserve"> PAGEREF _Toc242347048 \h </w:instrText>
+          <w:instrText xml:space="preserve"> PAGEREF _Toc242356580 \h </w:instrText>
         </w:r>
         <w:r>
           <w:rPr>
@@ -2159,7 +2061,6 @@
         <w:tabs>
           <w:tab w:val="right" w:leader="dot" w:pos="9350"/>
         </w:tabs>
-        <w:spacing w:after="0" w:line="240" w:lineRule="auto"/>
         <w:rPr>
           <w:rFonts w:asciiTheme="minorHAnsi" w:eastAsiaTheme="minorEastAsia" w:hAnsiTheme="minorHAnsi"/>
           <w:noProof/>
@@ -2168,7 +2069,7 @@
           <w:lang w:val="es-CO" w:eastAsia="es-CO"/>
         </w:rPr>
       </w:pPr>
-      <w:hyperlink w:anchor="_Toc242347049" w:history="1">
+      <w:hyperlink w:anchor="_Toc242356581" w:history="1">
         <w:r>
           <w:rPr>
             <w:rStyle w:val="Hyperlink"/>
@@ -2195,7 +2096,7 @@
             <w:noProof/>
             <w:webHidden/>
           </w:rPr>
-          <w:instrText xml:space="preserve"> PAGEREF _Toc242347049 \h </w:instrText>
+          <w:instrText xml:space="preserve"> PAGEREF _Toc242356581 \h </w:instrText>
         </w:r>
         <w:r>
           <w:rPr>
@@ -2232,7 +2133,6 @@
         <w:tabs>
           <w:tab w:val="right" w:leader="dot" w:pos="9350"/>
         </w:tabs>
-        <w:spacing w:after="0" w:line="240" w:lineRule="auto"/>
         <w:rPr>
           <w:rFonts w:asciiTheme="minorHAnsi" w:eastAsiaTheme="minorEastAsia" w:hAnsiTheme="minorHAnsi"/>
           <w:noProof/>
@@ -2241,7 +2141,7 @@
           <w:lang w:val="es-CO" w:eastAsia="es-CO"/>
         </w:rPr>
       </w:pPr>
-      <w:hyperlink w:anchor="_Toc242347050" w:history="1">
+      <w:hyperlink w:anchor="_Toc242356582" w:history="1">
         <w:r>
           <w:rPr>
             <w:rStyle w:val="Hyperlink"/>
@@ -2268,7 +2168,7 @@
             <w:noProof/>
             <w:webHidden/>
           </w:rPr>
-          <w:instrText xml:space="preserve"> PAGEREF _Toc242347050 \h </w:instrText>
+          <w:instrText xml:space="preserve"> PAGEREF _Toc242356582 \h </w:instrText>
         </w:r>
         <w:r>
           <w:rPr>
@@ -2305,7 +2205,6 @@
         <w:tabs>
           <w:tab w:val="right" w:leader="dot" w:pos="9350"/>
         </w:tabs>
-        <w:spacing w:after="0" w:line="240" w:lineRule="auto"/>
         <w:rPr>
           <w:rFonts w:asciiTheme="minorHAnsi" w:eastAsiaTheme="minorEastAsia" w:hAnsiTheme="minorHAnsi"/>
           <w:noProof/>
@@ -2314,7 +2213,7 @@
           <w:lang w:val="es-CO" w:eastAsia="es-CO"/>
         </w:rPr>
       </w:pPr>
-      <w:hyperlink w:anchor="_Toc242347051" w:history="1">
+      <w:hyperlink w:anchor="_Toc242356583" w:history="1">
         <w:r>
           <w:rPr>
             <w:rStyle w:val="Hyperlink"/>
@@ -2341,7 +2240,7 @@
             <w:noProof/>
             <w:webHidden/>
           </w:rPr>
-          <w:instrText xml:space="preserve"> PAGEREF _Toc242347051 \h </w:instrText>
+          <w:instrText xml:space="preserve"> PAGEREF _Toc242356583 \h </w:instrText>
         </w:r>
         <w:r>
           <w:rPr>
@@ -2378,7 +2277,6 @@
         <w:tabs>
           <w:tab w:val="right" w:leader="dot" w:pos="9350"/>
         </w:tabs>
-        <w:spacing w:after="0" w:line="240" w:lineRule="auto"/>
         <w:rPr>
           <w:rFonts w:asciiTheme="minorHAnsi" w:eastAsiaTheme="minorEastAsia" w:hAnsiTheme="minorHAnsi"/>
           <w:noProof/>
@@ -2387,7 +2285,7 @@
           <w:lang w:val="es-CO" w:eastAsia="es-CO"/>
         </w:rPr>
       </w:pPr>
-      <w:hyperlink w:anchor="_Toc242347052" w:history="1">
+      <w:hyperlink w:anchor="_Toc242356584" w:history="1">
         <w:r>
           <w:rPr>
             <w:rStyle w:val="Hyperlink"/>
@@ -2414,7 +2312,7 @@
             <w:noProof/>
             <w:webHidden/>
           </w:rPr>
-          <w:instrText xml:space="preserve"> PAGEREF _Toc242347052 \h </w:instrText>
+          <w:instrText xml:space="preserve"> PAGEREF _Toc242356584 \h </w:instrText>
         </w:r>
         <w:r>
           <w:rPr>
@@ -2451,7 +2349,6 @@
         <w:tabs>
           <w:tab w:val="right" w:leader="dot" w:pos="9350"/>
         </w:tabs>
-        <w:spacing w:after="0" w:line="240" w:lineRule="auto"/>
         <w:rPr>
           <w:rFonts w:asciiTheme="minorHAnsi" w:eastAsiaTheme="minorEastAsia" w:hAnsiTheme="minorHAnsi"/>
           <w:noProof/>
@@ -2460,7 +2357,7 @@
           <w:lang w:val="es-CO" w:eastAsia="es-CO"/>
         </w:rPr>
       </w:pPr>
-      <w:hyperlink w:anchor="_Toc242347053" w:history="1">
+      <w:hyperlink w:anchor="_Toc242356585" w:history="1">
         <w:r>
           <w:rPr>
             <w:rStyle w:val="Hyperlink"/>
@@ -2487,7 +2384,7 @@
             <w:noProof/>
             <w:webHidden/>
           </w:rPr>
-          <w:instrText xml:space="preserve"> PAGEREF _Toc242347053 \h </w:instrText>
+          <w:instrText xml:space="preserve"> PAGEREF _Toc242356585 \h </w:instrText>
         </w:r>
         <w:r>
           <w:rPr>
@@ -2524,7 +2421,6 @@
         <w:tabs>
           <w:tab w:val="right" w:leader="dot" w:pos="9350"/>
         </w:tabs>
-        <w:spacing w:after="0" w:line="240" w:lineRule="auto"/>
         <w:rPr>
           <w:rFonts w:asciiTheme="minorHAnsi" w:eastAsiaTheme="minorEastAsia" w:hAnsiTheme="minorHAnsi"/>
           <w:noProof/>
@@ -2533,7 +2429,7 @@
           <w:lang w:val="es-CO" w:eastAsia="es-CO"/>
         </w:rPr>
       </w:pPr>
-      <w:hyperlink w:anchor="_Toc242347054" w:history="1">
+      <w:hyperlink w:anchor="_Toc242356586" w:history="1">
         <w:r>
           <w:rPr>
             <w:rStyle w:val="Hyperlink"/>
@@ -2560,7 +2456,7 @@
             <w:noProof/>
             <w:webHidden/>
           </w:rPr>
-          <w:instrText xml:space="preserve"> PAGEREF _Toc242347054 \h </w:instrText>
+          <w:instrText xml:space="preserve"> PAGEREF _Toc242356586 \h </w:instrText>
         </w:r>
         <w:r>
           <w:rPr>
@@ -2597,7 +2493,6 @@
         <w:tabs>
           <w:tab w:val="right" w:leader="dot" w:pos="9350"/>
         </w:tabs>
-        <w:spacing w:after="0" w:line="240" w:lineRule="auto"/>
         <w:rPr>
           <w:rFonts w:asciiTheme="minorHAnsi" w:eastAsiaTheme="minorEastAsia" w:hAnsiTheme="minorHAnsi"/>
           <w:noProof/>
@@ -2606,7 +2501,7 @@
           <w:lang w:val="es-CO" w:eastAsia="es-CO"/>
         </w:rPr>
       </w:pPr>
-      <w:hyperlink w:anchor="_Toc242347055" w:history="1">
+      <w:hyperlink w:anchor="_Toc242356587" w:history="1">
         <w:r>
           <w:rPr>
             <w:rStyle w:val="Hyperlink"/>
@@ -2633,7 +2528,7 @@
             <w:noProof/>
             <w:webHidden/>
           </w:rPr>
-          <w:instrText xml:space="preserve"> PAGEREF _Toc242347055 \h </w:instrText>
+          <w:instrText xml:space="preserve"> PAGEREF _Toc242356587 \h </w:instrText>
         </w:r>
         <w:r>
           <w:rPr>
@@ -2670,7 +2565,6 @@
         <w:tabs>
           <w:tab w:val="right" w:leader="dot" w:pos="9350"/>
         </w:tabs>
-        <w:spacing w:after="0" w:line="240" w:lineRule="auto"/>
         <w:rPr>
           <w:rFonts w:asciiTheme="minorHAnsi" w:eastAsiaTheme="minorEastAsia" w:hAnsiTheme="minorHAnsi"/>
           <w:noProof/>
@@ -2679,7 +2573,7 @@
           <w:lang w:val="es-CO" w:eastAsia="es-CO"/>
         </w:rPr>
       </w:pPr>
-      <w:hyperlink w:anchor="_Toc242347056" w:history="1">
+      <w:hyperlink w:anchor="_Toc242356588" w:history="1">
         <w:r>
           <w:rPr>
             <w:rStyle w:val="Hyperlink"/>
@@ -2706,7 +2600,7 @@
             <w:noProof/>
             <w:webHidden/>
           </w:rPr>
-          <w:instrText xml:space="preserve"> PAGEREF _Toc242347056 \h </w:instrText>
+          <w:instrText xml:space="preserve"> PAGEREF _Toc242356588 \h </w:instrText>
         </w:r>
         <w:r>
           <w:rPr>
@@ -2743,7 +2637,6 @@
         <w:tabs>
           <w:tab w:val="right" w:leader="dot" w:pos="9350"/>
         </w:tabs>
-        <w:spacing w:after="0" w:line="240" w:lineRule="auto"/>
         <w:rPr>
           <w:rFonts w:asciiTheme="minorHAnsi" w:eastAsiaTheme="minorEastAsia" w:hAnsiTheme="minorHAnsi"/>
           <w:noProof/>
@@ -2752,11 +2645,12 @@
           <w:lang w:val="es-CO" w:eastAsia="es-CO"/>
         </w:rPr>
       </w:pPr>
-      <w:hyperlink w:anchor="_Toc242347057" w:history="1">
+      <w:hyperlink w:anchor="_Toc242356589" w:history="1">
         <w:r>
           <w:rPr>
             <w:rStyle w:val="Hyperlink"/>
             <w:noProof/>
+            <w:lang w:val="pt-BR"/>
           </w:rPr>
           <w:t>5.4 Cálculo lento o controles bloqueados</w:t>
         </w:r>
@@ -2779,7 +2673,7 @@
             <w:noProof/>
             <w:webHidden/>
           </w:rPr>
-          <w:instrText xml:space="preserve"> PAGEREF _Toc242347057 \h </w:instrText>
+          <w:instrText xml:space="preserve"> PAGEREF _Toc242356589 \h </w:instrText>
         </w:r>
         <w:r>
           <w:rPr>
@@ -2816,7 +2710,6 @@
         <w:tabs>
           <w:tab w:val="right" w:leader="dot" w:pos="9350"/>
         </w:tabs>
-        <w:spacing w:after="0" w:line="240" w:lineRule="auto"/>
         <w:rPr>
           <w:rFonts w:asciiTheme="minorHAnsi" w:eastAsiaTheme="minorEastAsia" w:hAnsiTheme="minorHAnsi"/>
           <w:noProof/>
@@ -2825,7 +2718,7 @@
           <w:lang w:val="es-CO" w:eastAsia="es-CO"/>
         </w:rPr>
       </w:pPr>
-      <w:hyperlink w:anchor="_Toc242347058" w:history="1">
+      <w:hyperlink w:anchor="_Toc242356590" w:history="1">
         <w:r>
           <w:rPr>
             <w:rStyle w:val="Hyperlink"/>
@@ -2852,7 +2745,7 @@
             <w:noProof/>
             <w:webHidden/>
           </w:rPr>
-          <w:instrText xml:space="preserve"> PAGEREF _Toc242347058 \h </w:instrText>
+          <w:instrText xml:space="preserve"> PAGEREF _Toc242356590 \h </w:instrText>
         </w:r>
         <w:r>
           <w:rPr>
@@ -2889,7 +2782,6 @@
         <w:tabs>
           <w:tab w:val="right" w:leader="dot" w:pos="9350"/>
         </w:tabs>
-        <w:spacing w:after="0" w:line="240" w:lineRule="auto"/>
         <w:rPr>
           <w:rFonts w:asciiTheme="minorHAnsi" w:eastAsiaTheme="minorEastAsia" w:hAnsiTheme="minorHAnsi"/>
           <w:noProof/>
@@ -2898,7 +2790,7 @@
           <w:lang w:val="es-CO" w:eastAsia="es-CO"/>
         </w:rPr>
       </w:pPr>
-      <w:hyperlink w:anchor="_Toc242347059" w:history="1">
+      <w:hyperlink w:anchor="_Toc242356591" w:history="1">
         <w:r>
           <w:rPr>
             <w:rStyle w:val="Hyperlink"/>
@@ -2925,7 +2817,7 @@
             <w:noProof/>
             <w:webHidden/>
           </w:rPr>
-          <w:instrText xml:space="preserve"> PAGEREF _Toc242347059 \h </w:instrText>
+          <w:instrText xml:space="preserve"> PAGEREF _Toc242356591 \h </w:instrText>
         </w:r>
         <w:r>
           <w:rPr>
@@ -2962,7 +2854,6 @@
         <w:tabs>
           <w:tab w:val="right" w:leader="dot" w:pos="9350"/>
         </w:tabs>
-        <w:spacing w:after="0" w:line="240" w:lineRule="auto"/>
         <w:rPr>
           <w:rFonts w:asciiTheme="minorHAnsi" w:eastAsiaTheme="minorEastAsia" w:hAnsiTheme="minorHAnsi"/>
           <w:noProof/>
@@ -2971,7 +2862,7 @@
           <w:lang w:val="es-CO" w:eastAsia="es-CO"/>
         </w:rPr>
       </w:pPr>
-      <w:hyperlink w:anchor="_Toc242347060" w:history="1">
+      <w:hyperlink w:anchor="_Toc242356592" w:history="1">
         <w:r>
           <w:rPr>
             <w:rStyle w:val="Hyperlink"/>
@@ -2998,7 +2889,7 @@
             <w:noProof/>
             <w:webHidden/>
           </w:rPr>
-          <w:instrText xml:space="preserve"> PAGEREF _Toc242347060 \h </w:instrText>
+          <w:instrText xml:space="preserve"> PAGEREF _Toc242356592 \h </w:instrText>
         </w:r>
         <w:r>
           <w:rPr>
@@ -3035,7 +2926,6 @@
         <w:tabs>
           <w:tab w:val="right" w:leader="dot" w:pos="9350"/>
         </w:tabs>
-        <w:spacing w:after="0" w:line="240" w:lineRule="auto"/>
         <w:rPr>
           <w:rFonts w:asciiTheme="minorHAnsi" w:eastAsiaTheme="minorEastAsia" w:hAnsiTheme="minorHAnsi"/>
           <w:noProof/>
@@ -3044,7 +2934,7 @@
           <w:lang w:val="es-CO" w:eastAsia="es-CO"/>
         </w:rPr>
       </w:pPr>
-      <w:hyperlink w:anchor="_Toc242347061" w:history="1">
+      <w:hyperlink w:anchor="_Toc242356593" w:history="1">
         <w:r>
           <w:rPr>
             <w:rStyle w:val="Hyperlink"/>
@@ -3071,7 +2961,7 @@
             <w:noProof/>
             <w:webHidden/>
           </w:rPr>
-          <w:instrText xml:space="preserve"> PAGEREF _Toc242347061 \h </w:instrText>
+          <w:instrText xml:space="preserve"> PAGEREF _Toc242356593 \h </w:instrText>
         </w:r>
         <w:r>
           <w:rPr>
@@ -3124,9 +3014,15 @@
     <w:p>
       <w:pPr>
         <w:pStyle w:val="Heading1"/>
-      </w:pPr>
-      <w:bookmarkStart w:id="0" w:name="_Toc242347027"/>
-      <w:r>
+        <w:rPr>
+          <w:lang w:val="es-CO"/>
+        </w:rPr>
+      </w:pPr>
+      <w:bookmarkStart w:id="0" w:name="_Toc242356559"/>
+      <w:r>
+        <w:rPr>
+          <w:lang w:val="es-CO"/>
+        </w:rPr>
         <w:t>1. Introducción</w:t>
       </w:r>
       <w:bookmarkEnd w:id="0"/>
@@ -3135,14 +3031,22 @@
       <w:pPr>
         <w:pStyle w:val="Heading2"/>
       </w:pPr>
-      <w:bookmarkStart w:id="1" w:name="_Toc242347028"/>
+      <w:bookmarkStart w:id="1" w:name="_Toc242356560"/>
       <w:r>
         <w:t>1.1 Propósito del software</w:t>
       </w:r>
       <w:bookmarkEnd w:id="1"/>
     </w:p>
     <w:p>
-      <w:r>
+      <w:pPr>
+        <w:rPr>
+          <w:lang w:val="es-CO"/>
+        </w:rPr>
+      </w:pPr>
+      <w:r>
+        <w:rPr>
+          <w:lang w:val="es-CO"/>
+        </w:rPr>
         <w:t>BikeEnergyLab 1.0.0 permite configurar una bicicleta eléctrica, simular rutas y estudiar energía, autonomía, calibración e incertidumbre. Este manual explica su operación con capturas de la interfaz real y nueve ejercicios sintéticos. El manual técnico desarrolla las ecuaciones, la metodología científica y la implementación.</w:t>
       </w:r>
     </w:p>
@@ -3150,15 +3054,22 @@
       <w:pPr>
         <w:pStyle w:val="Heading2"/>
       </w:pPr>
-      <w:bookmarkStart w:id="2" w:name="_Toc242347029"/>
-      <w:r>
-        <w:lastRenderedPageBreak/>
+      <w:bookmarkStart w:id="2" w:name="_Toc242356561"/>
+      <w:r>
         <w:t>1.2 Contexto general</w:t>
       </w:r>
       <w:bookmarkEnd w:id="2"/>
     </w:p>
     <w:p>
-      <w:r>
+      <w:pPr>
+        <w:rPr>
+          <w:lang w:val="es-CO"/>
+        </w:rPr>
+      </w:pPr>
+      <w:r>
+        <w:rPr>
+          <w:lang w:val="es-CO"/>
+        </w:rPr>
         <w:t>El programa calcula la demanda necesaria para seguir una velocidad prescrita y comprueba potencia y batería. Wh es energía. Wh/km es consumo por distancia. SOC es una fracción entre 0 y 1. Los datos incluidos son sintéticos y no establecen precisión con una bicicleta real.</w:t>
       </w:r>
     </w:p>
@@ -3166,37 +3077,30 @@
       <w:pPr>
         <w:pStyle w:val="Heading2"/>
       </w:pPr>
-      <w:bookmarkStart w:id="3" w:name="_Toc242347030"/>
+      <w:bookmarkStart w:id="3" w:name="_Toc242356562"/>
       <w:r>
         <w:t>1.3 Alcance del documento</w:t>
       </w:r>
       <w:bookmarkEnd w:id="3"/>
     </w:p>
     <w:p>
-      <w:r>
-        <w:t xml:space="preserve">La revisión de auditoría del 8 de octubre de 2026 cubre los quince paneles, los botones, el tutorial y los ejemplos. El flujo utiliza </w:t>
-      </w:r>
-      <w:r>
-        <w:rPr>
-          <w:b/>
-        </w:rPr>
-        <w:t>Cargar ejemplo</w:t>
-      </w:r>
-      <w:r>
-        <w:t xml:space="preserve"> y después </w:t>
-      </w:r>
-      <w:r>
-        <w:rPr>
-          <w:b/>
-        </w:rPr>
-        <w:t>Simular</w:t>
-      </w:r>
-      <w:r>
-        <w:t>. La selección del desplegable describe un caso. Cargarlo lo convierte en el ejemplo activo. El manifiesto docs/images/gui-1.0.0/captures.json registra la huella de las fuentes capturadas y la huella incorporada al EXE. Ambas coinciden en esta revisión. Las imágenes se tomaron de la GUI ejecutada desde fuentes y no muestran diálogos nativos del EXE.</w:t>
-      </w:r>
-    </w:p>
-    <w:p>
-      <w:pPr>
+      <w:pPr>
+        <w:rPr>
+          <w:lang w:val="es-CO"/>
+        </w:rPr>
+      </w:pPr>
+      <w:r>
+        <w:rPr>
+          <w:lang w:val="es-CO"/>
+        </w:rPr>
+        <w:t>Este manual describe el funcionamiento de BikeEnergyLab 1.0.0 y proporciona instrucciones para utilizar sus quince secciones, configurar los parámetros del sistema, ejecutar simulaciones y analizar los resultados. También explica el uso de los nueve ejemplos sintéticos incluidos en la aplicación, el tutorial interactivo, los procedimientos de calibración, los análisis de incertidumbre y sensibilidad y las opciones de exportación. Para ejecutar un ejemplo, el usuario debe seleccionarlo en el panel Inicio, pulsar Cargar ejemplo y posteriormente Simular. Las figuras ilustran la interfaz y los principales resultados del programa.</w:t>
+      </w:r>
+    </w:p>
+    <w:p>
+      <w:pPr>
+        <w:rPr>
+          <w:lang w:val="es-CO"/>
+        </w:rPr>
         <w:sectPr>
           <w:headerReference w:type="default" r:id="rId15"/>
           <w:type w:val="continuous"/>
@@ -3210,9 +3114,15 @@
     <w:p>
       <w:pPr>
         <w:pStyle w:val="Heading1"/>
-      </w:pPr>
-      <w:bookmarkStart w:id="4" w:name="_Toc242347031"/>
-      <w:r>
+        <w:rPr>
+          <w:lang w:val="es-CO"/>
+        </w:rPr>
+      </w:pPr>
+      <w:bookmarkStart w:id="4" w:name="_Toc242356563"/>
+      <w:r>
+        <w:rPr>
+          <w:lang w:val="es-CO"/>
+        </w:rPr>
         <w:t>2. Descripción general del sistema</w:t>
       </w:r>
       <w:bookmarkEnd w:id="4"/>
@@ -3221,14 +3131,22 @@
       <w:pPr>
         <w:pStyle w:val="Heading2"/>
       </w:pPr>
-      <w:bookmarkStart w:id="5" w:name="_Toc242347032"/>
+      <w:bookmarkStart w:id="5" w:name="_Toc242356564"/>
       <w:r>
         <w:t>2.1 Hardware y requisitos del sistema</w:t>
       </w:r>
       <w:bookmarkEnd w:id="5"/>
     </w:p>
     <w:p>
-      <w:r>
+      <w:pPr>
+        <w:rPr>
+          <w:lang w:val="es-CO"/>
+        </w:rPr>
+      </w:pPr>
+      <w:r>
+        <w:rPr>
+          <w:lang w:val="es-CO"/>
+        </w:rPr>
         <w:t>El paquete comprobado es Windows x64. Conserve BikeEnergyLab.exe, _internal y toda la carpeta. No requiere Python instalado, conexión, bicicleta conectada ni GPU. Desde fuentes, necesita Python 3.11 o superior y las dependencias de pyproject.toml. El costo del cálculo depende de segmentos, rutas y muestras.</w:t>
       </w:r>
     </w:p>
@@ -3236,14 +3154,22 @@
       <w:pPr>
         <w:pStyle w:val="Heading2"/>
       </w:pPr>
-      <w:bookmarkStart w:id="6" w:name="_Toc242347033"/>
+      <w:bookmarkStart w:id="6" w:name="_Toc242356565"/>
       <w:r>
         <w:t>2.2 Qué hace el sistema</w:t>
       </w:r>
       <w:bookmarkEnd w:id="6"/>
     </w:p>
     <w:p>
-      <w:r>
+      <w:pPr>
+        <w:rPr>
+          <w:lang w:val="es-CO"/>
+        </w:rPr>
+      </w:pPr>
+      <w:r>
+        <w:rPr>
+          <w:lang w:val="es-CO"/>
+        </w:rPr>
         <w:t>Combina física longitudinal, aporte humano, pérdidas y batería. Produce energía, consumo, SOC, potencias, balance y factibilidad. Importa CSV/GPX, convierte telemetría, calibra, entrena y adapta CGPRA, analiza incertidumbre y sensibilidad, y exporta datos y procedencia.</w:t>
       </w:r>
     </w:p>
@@ -3251,8 +3177,9 @@
       <w:pPr>
         <w:pStyle w:val="Heading2"/>
       </w:pPr>
-      <w:bookmarkStart w:id="7" w:name="_Toc242347034"/>
-      <w:r>
+      <w:bookmarkStart w:id="7" w:name="_Toc242356566"/>
+      <w:r>
+        <w:lastRenderedPageBreak/>
         <w:t>2.3 Principales capacidades</w:t>
       </w:r>
       <w:bookmarkEnd w:id="7"/>
@@ -3466,12 +3393,12 @@
             <w:pPr>
               <w:jc w:val="left"/>
               <w:rPr>
-                <w:lang w:val="es-CO"/>
-              </w:rPr>
-            </w:pPr>
-            <w:r>
-              <w:rPr>
-                <w:lang w:val="es-CO"/>
+                <w:lang w:val="pt-BR"/>
+              </w:rPr>
+            </w:pPr>
+            <w:r>
+              <w:rPr>
+                <w:lang w:val="pt-BR"/>
               </w:rPr>
               <w:t>M1 a M4, alpha, soporte OOD e intervalos</w:t>
             </w:r>
@@ -3629,10 +3556,16 @@
     <w:p>
       <w:pPr>
         <w:spacing w:after="0"/>
-      </w:pPr>
-    </w:p>
-    <w:p>
-      <w:pPr>
+        <w:rPr>
+          <w:lang w:val="es-CO"/>
+        </w:rPr>
+      </w:pPr>
+    </w:p>
+    <w:p>
+      <w:pPr>
+        <w:rPr>
+          <w:lang w:val="es-CO"/>
+        </w:rPr>
         <w:sectPr>
           <w:type w:val="continuous"/>
           <w:pgSz w:w="12240" w:h="15840"/>
@@ -3645,10 +3578,15 @@
     <w:p>
       <w:pPr>
         <w:pStyle w:val="Heading1"/>
-      </w:pPr>
-      <w:bookmarkStart w:id="8" w:name="_Toc242347035"/>
-      <w:r>
-        <w:lastRenderedPageBreak/>
+        <w:rPr>
+          <w:lang w:val="es-CO"/>
+        </w:rPr>
+      </w:pPr>
+      <w:bookmarkStart w:id="8" w:name="_Toc242356567"/>
+      <w:r>
+        <w:rPr>
+          <w:lang w:val="es-CO"/>
+        </w:rPr>
         <w:t>3. Acceso y requisitos</w:t>
       </w:r>
       <w:bookmarkEnd w:id="8"/>
@@ -3657,29 +3595,45 @@
       <w:pPr>
         <w:pStyle w:val="Heading2"/>
       </w:pPr>
-      <w:bookmarkStart w:id="9" w:name="_Toc242347036"/>
+      <w:bookmarkStart w:id="9" w:name="_Toc242356568"/>
       <w:r>
         <w:t>3.1 Ejecución del paquete portátil</w:t>
       </w:r>
       <w:bookmarkEnd w:id="9"/>
     </w:p>
     <w:p>
-      <w:r>
-        <w:t>En Entregables encontrará cuatro documentos Word y dos ZIP. Extraiga BikeEnergyLab-1.0.0-windows-x64.zip fuera de Entregables y abra BikeEnergyLab.exe en la carpeta BikeEnergyLab extraída. Conserve la carpeta completa con _internal. Inicio presenta ejemplos y tutorial. El selector superior derecho permite elegir es o en.</w:t>
+      <w:pPr>
+        <w:rPr>
+          <w:lang w:val="es-CO"/>
+        </w:rPr>
+      </w:pPr>
+      <w:r>
+        <w:rPr>
+          <w:lang w:val="es-CO"/>
+        </w:rPr>
+        <w:t>BikeEnergyLab 1.0.0 dispone de una versión portátil para Windows x64. Para ejecutarla, descomprima el archivo BikeEnergyLab-1.0.0-windows-x64.zip en una carpeta local y abra BikeEnergyLab.exe. Es necesario conservar la estructura completa del programa, incluida la carpeta _internal, que contiene las dependencias necesarias para su funcionamiento. Al iniciar, la aplicación presenta el panel Inicio, desde el cual se accede a los ejemplos y al tutorial integrado. El selector situado en la esquina superior derecha permite cambiar entre español e inglés.</w:t>
       </w:r>
     </w:p>
     <w:p>
       <w:pPr>
         <w:pStyle w:val="Heading2"/>
       </w:pPr>
-      <w:bookmarkStart w:id="10" w:name="_Toc242347037"/>
+      <w:bookmarkStart w:id="10" w:name="_Toc242356569"/>
       <w:r>
         <w:t>3.2 Ejecución desde fuentes</w:t>
       </w:r>
       <w:bookmarkEnd w:id="10"/>
     </w:p>
     <w:p>
-      <w:r>
+      <w:pPr>
+        <w:rPr>
+          <w:lang w:val="es-CO"/>
+        </w:rPr>
+      </w:pPr>
+      <w:r>
+        <w:rPr>
+          <w:lang w:val="es-CO"/>
+        </w:rPr>
         <w:t>Descomprima el ZIP de fuentes y abra una terminal en la raíz del proyecto. Los comandos siguientes se ejecutan en una terminal, no en campos de la aplicación.</w:t>
       </w:r>
     </w:p>
@@ -3710,12 +3664,23 @@
       </w:r>
     </w:p>
     <w:p>
-      <w:r>
+      <w:pPr>
+        <w:rPr>
+          <w:lang w:val="es-CO"/>
+        </w:rPr>
+      </w:pPr>
+      <w:r>
+        <w:rPr>
+          <w:lang w:val="es-CO"/>
+        </w:rPr>
         <w:t>Versión: 1.0.0. Contacto: fjburgosf@gmail.com.</w:t>
       </w:r>
     </w:p>
     <w:p>
       <w:pPr>
+        <w:rPr>
+          <w:lang w:val="es-CO"/>
+        </w:rPr>
         <w:sectPr>
           <w:type w:val="continuous"/>
           <w:pgSz w:w="12240" w:h="15840"/>
@@ -3728,9 +3693,15 @@
     <w:p>
       <w:pPr>
         <w:pStyle w:val="Heading1"/>
-      </w:pPr>
-      <w:bookmarkStart w:id="11" w:name="_Toc242347038"/>
-      <w:r>
+        <w:rPr>
+          <w:lang w:val="es-CO"/>
+        </w:rPr>
+      </w:pPr>
+      <w:bookmarkStart w:id="11" w:name="_Toc242356570"/>
+      <w:r>
+        <w:rPr>
+          <w:lang w:val="es-CO"/>
+        </w:rPr>
         <w:lastRenderedPageBreak/>
         <w:t>4. Uso del sistema</w:t>
       </w:r>
@@ -3740,7 +3711,7 @@
       <w:pPr>
         <w:pStyle w:val="Heading2"/>
       </w:pPr>
-      <w:bookmarkStart w:id="12" w:name="_Toc242347039"/>
+      <w:bookmarkStart w:id="12" w:name="_Toc242356571"/>
       <w:r>
         <w:t>4.1 Inicio y controles generales</w:t>
       </w:r>
@@ -3793,18 +3764,35 @@
       </w:r>
     </w:p>
     <w:p>
+      <w:pPr>
+        <w:rPr>
+          <w:lang w:val="es-CO"/>
+        </w:rPr>
+      </w:pPr>
       <w:r>
         <w:rPr>
           <w:b/>
+          <w:lang w:val="es-CO"/>
         </w:rPr>
         <w:t xml:space="preserve">Figura 1. </w:t>
       </w:r>
       <w:r>
+        <w:rPr>
+          <w:lang w:val="es-CO"/>
+        </w:rPr>
         <w:t>Pantalla inicial con barra superior, navegación y catálogo de ejemplos.</w:t>
       </w:r>
     </w:p>
     <w:p>
-      <w:r>
+      <w:pPr>
+        <w:rPr>
+          <w:lang w:val="es-CO"/>
+        </w:rPr>
+      </w:pPr>
+      <w:r>
+        <w:rPr>
+          <w:lang w:val="es-CO"/>
+        </w:rPr>
         <w:t>La navegación izquierda cambia de panel. La barra inferior informa Listo, Calculando o errores. Mientras calcula se bloquean los controles. Espere a Listo. Las barras de desplazamiento permiten revisar campos inferiores.</w:t>
       </w:r>
     </w:p>
@@ -4279,13 +4267,16 @@
     <w:p>
       <w:pPr>
         <w:spacing w:after="0"/>
+        <w:rPr>
+          <w:lang w:val="es-CO"/>
+        </w:rPr>
       </w:pPr>
     </w:p>
     <w:p>
       <w:pPr>
         <w:pStyle w:val="Heading2"/>
       </w:pPr>
-      <w:bookmarkStart w:id="13" w:name="_Toc242347040"/>
+      <w:bookmarkStart w:id="13" w:name="_Toc242356572"/>
       <w:r>
         <w:t>4.2 Selección y carga de ejemplos</w:t>
       </w:r>
@@ -4293,50 +4284,72 @@
     </w:p>
     <w:p>
       <w:r>
+        <w:rPr>
+          <w:lang w:val="es-CO"/>
+        </w:rPr>
         <w:t xml:space="preserve">Seleccione el caso en el desplegable, lea la descripción, pulse </w:t>
       </w:r>
       <w:r>
         <w:rPr>
           <w:b/>
+          <w:lang w:val="es-CO"/>
         </w:rPr>
         <w:t>Cargar ejemplo</w:t>
       </w:r>
       <w:r>
+        <w:rPr>
+          <w:lang w:val="es-CO"/>
+        </w:rPr>
         <w:t xml:space="preserve">, revise </w:t>
       </w:r>
       <w:r>
         <w:rPr>
           <w:b/>
+          <w:lang w:val="es-CO"/>
         </w:rPr>
         <w:t>Ejemplo activo</w:t>
       </w:r>
       <w:r>
+        <w:rPr>
+          <w:lang w:val="es-CO"/>
+        </w:rPr>
         <w:t xml:space="preserve"> y pulse </w:t>
       </w:r>
       <w:r>
         <w:rPr>
           <w:b/>
+          <w:lang w:val="es-CO"/>
         </w:rPr>
         <w:t>Simular</w:t>
       </w:r>
       <w:r>
+        <w:rPr>
+          <w:lang w:val="es-CO"/>
+        </w:rPr>
         <w:t xml:space="preserve">. Cargar sustituye configuración, resultado y modelo en memoria. Conserva los archivos guardados. Cambiar solo la selección no sustituye el caso activo. </w:t>
       </w:r>
       <w:r>
         <w:rPr>
           <w:b/>
+          <w:lang w:val="es-CO"/>
         </w:rPr>
         <w:t>Iniciar tutorial guiado</w:t>
       </w:r>
       <w:r>
-        <w:t xml:space="preserve"> abre la misma guía que Tutorial. Un modelo híbrido ya entrenado se reutiliza al simular otra vez. Cargar otro ejemplo lo descarta.</w:t>
+        <w:rPr>
+          <w:lang w:val="es-CO"/>
+        </w:rPr>
+        <w:t xml:space="preserve"> abre la misma guía que Tutorial. Un modelo híbrido ya entrenado se reutiliza al simular otra vez. </w:t>
+      </w:r>
+      <w:r>
+        <w:t>Cargar otro ejemplo lo descarta.</w:t>
       </w:r>
     </w:p>
     <w:p>
       <w:pPr>
         <w:pStyle w:val="Heading2"/>
       </w:pPr>
-      <w:bookmarkStart w:id="14" w:name="_Toc242347041"/>
+      <w:bookmarkStart w:id="14" w:name="_Toc242356573"/>
       <w:r>
         <w:t>4.3 Bicicleta y ciclista</w:t>
       </w:r>
@@ -4389,18 +4402,35 @@
       </w:r>
     </w:p>
     <w:p>
+      <w:pPr>
+        <w:rPr>
+          <w:lang w:val="es-CO"/>
+        </w:rPr>
+      </w:pPr>
       <w:r>
         <w:rPr>
           <w:b/>
+          <w:lang w:val="es-CO"/>
         </w:rPr>
         <w:t xml:space="preserve">Figura 2. </w:t>
       </w:r>
       <w:r>
+        <w:rPr>
+          <w:lang w:val="es-CO"/>
+        </w:rPr>
         <w:t>Panel Bicicleta con masas, rodadura, aerodinámica y transmisión.</w:t>
       </w:r>
     </w:p>
     <w:p>
-      <w:r>
+      <w:pPr>
+        <w:rPr>
+          <w:lang w:val="es-CO"/>
+        </w:rPr>
+      </w:pPr>
+      <w:r>
+        <w:rPr>
+          <w:lang w:val="es-CO"/>
+        </w:rPr>
         <w:lastRenderedPageBreak/>
         <w:t>Configure masa, carga, CdA, Crr, radio y eficiencia de transmisión. La masa total incluye bicicleta, ciclista y carga. Los valores iniciales son supuestos editables. Las ayudas indican unidades y rangos orientativos. El programa valida restricciones al ejecutar.</w:t>
       </w:r>
@@ -4452,26 +4482,41 @@
       </w:r>
     </w:p>
     <w:p>
+      <w:pPr>
+        <w:rPr>
+          <w:lang w:val="es-CO"/>
+        </w:rPr>
+      </w:pPr>
       <w:r>
         <w:rPr>
           <w:b/>
+          <w:lang w:val="es-CO"/>
         </w:rPr>
         <w:t xml:space="preserve">Figura 3. </w:t>
       </w:r>
       <w:r>
+        <w:rPr>
+          <w:lang w:val="es-CO"/>
+        </w:rPr>
         <w:t>Panel Ciclista con masa y potencia humana en pedales.</w:t>
       </w:r>
     </w:p>
     <w:p>
       <w:r>
-        <w:t>Configure masa y potencia humana. Se define en pedales y puede ser constante, temporal o dependiente de cadencia, pendiente y fatiga. Los coeficientes iniciales de este último modo no representan una validación fisiológica. El aporte sobrante no carga la batería.</w:t>
+        <w:rPr>
+          <w:lang w:val="es-CO"/>
+        </w:rPr>
+        <w:t xml:space="preserve">Configure masa y potencia humana. Se define en pedales y puede ser constante, temporal o dependiente de cadencia, pendiente y fatiga. Los coeficientes iniciales de este último modo no representan una validación fisiológica. </w:t>
+      </w:r>
+      <w:r>
+        <w:t>El aporte sobrante no carga la batería.</w:t>
       </w:r>
     </w:p>
     <w:p>
       <w:pPr>
         <w:pStyle w:val="Heading2"/>
       </w:pPr>
-      <w:bookmarkStart w:id="15" w:name="_Toc242347042"/>
+      <w:bookmarkStart w:id="15" w:name="_Toc242356574"/>
       <w:r>
         <w:lastRenderedPageBreak/>
         <w:t>4.4 Motor y batería</w:t>
@@ -4525,18 +4570,35 @@
       </w:r>
     </w:p>
     <w:p>
+      <w:pPr>
+        <w:rPr>
+          <w:lang w:val="es-CO"/>
+        </w:rPr>
+      </w:pPr>
       <w:r>
         <w:rPr>
           <w:b/>
+          <w:lang w:val="es-CO"/>
         </w:rPr>
         <w:t xml:space="preserve">Figura 4. </w:t>
       </w:r>
       <w:r>
+        <w:rPr>
+          <w:lang w:val="es-CO"/>
+        </w:rPr>
         <w:t>Panel Motor con asistencia, eficiencia y límites.</w:t>
       </w:r>
     </w:p>
     <w:p>
-      <w:r>
+      <w:pPr>
+        <w:rPr>
+          <w:lang w:val="es-CO"/>
+        </w:rPr>
+      </w:pPr>
+      <w:r>
+        <w:rPr>
+          <w:lang w:val="es-CO"/>
+        </w:rPr>
         <w:t>Configure asistencia demand o proportional, eficiencia, potencia mecánica, torque equivalente y velocidad de corte. El mapa CSV usa velocidad angular equivalente v/r y torque. Los puntos fuera del mapa se acotan a la frontera y se señalan.</w:t>
       </w:r>
     </w:p>
@@ -4588,26 +4650,41 @@
       </w:r>
     </w:p>
     <w:p>
+      <w:pPr>
+        <w:rPr>
+          <w:lang w:val="es-CO"/>
+        </w:rPr>
+      </w:pPr>
       <w:r>
         <w:rPr>
           <w:b/>
+          <w:lang w:val="es-CO"/>
         </w:rPr>
         <w:t xml:space="preserve">Figura 5. </w:t>
       </w:r>
       <w:r>
+        <w:rPr>
+          <w:lang w:val="es-CO"/>
+        </w:rPr>
         <w:t>Panel Batería con capacidad, SOC y parámetros del modelo.</w:t>
       </w:r>
     </w:p>
     <w:p>
       <w:r>
-        <w:t>Configure Wh nominales, fracción utilizable y SOC inicial/mínimo. Por ejemplo, 500 Wh, fracción 0.95 y SOC de 0.90 a 0.10 representan 380 Wh disponibles. Energy y soc comparten la contabilidad energética. ECM añade Ah, OCV, resistencias, rama RC y límites eléctricos. Cambiar Wh no cambia Ah automáticamente. Desplace el panel para ver los campos inferiores. Las casillas activan opciones booleanas. Revise su ayuda y límites. Las curvas térmicas necesitan datos de la batería concreta.</w:t>
+        <w:rPr>
+          <w:lang w:val="es-CO"/>
+        </w:rPr>
+        <w:t xml:space="preserve">Configure Wh nominales, fracción utilizable y SOC inicial/mínimo. Por ejemplo, 500 Wh, fracción 0.95 y SOC de 0.90 a 0.10 representan 380 Wh disponibles. Energy y soc comparten la contabilidad energética. ECM añade Ah, OCV, resistencias, rama RC y límites eléctricos. Cambiar Wh no cambia Ah automáticamente. Desplace el panel para ver los campos inferiores. Las casillas activan opciones booleanas. Revise su ayuda y límites. </w:t>
+      </w:r>
+      <w:r>
+        <w:t>Las curvas térmicas necesitan datos de la batería concreta.</w:t>
       </w:r>
     </w:p>
     <w:p>
       <w:pPr>
         <w:pStyle w:val="Heading2"/>
       </w:pPr>
-      <w:bookmarkStart w:id="16" w:name="_Toc242347043"/>
+      <w:bookmarkStart w:id="16" w:name="_Toc242356575"/>
       <w:r>
         <w:lastRenderedPageBreak/>
         <w:t>4.5 Ruta</w:t>
@@ -4661,13 +4738,22 @@
       </w:r>
     </w:p>
     <w:p>
+      <w:pPr>
+        <w:rPr>
+          <w:lang w:val="es-CO"/>
+        </w:rPr>
+      </w:pPr>
       <w:r>
         <w:rPr>
           <w:b/>
+          <w:lang w:val="es-CO"/>
         </w:rPr>
         <w:t xml:space="preserve">Figura 6. </w:t>
       </w:r>
       <w:r>
+        <w:rPr>
+          <w:lang w:val="es-CO"/>
+        </w:rPr>
         <w:t>Panel Ruta con creación manual, importación y vista previa.</w:t>
       </w:r>
     </w:p>
@@ -4945,18 +5031,27 @@
     <w:p>
       <w:pPr>
         <w:spacing w:after="0"/>
-      </w:pPr>
-    </w:p>
-    <w:p>
-      <w:r>
-        <w:t>Los perfiles temporales tienen prioridad sobre escalares. Prepare las uniones de segmentos y revise el suavizado registrado. Después de crear/importar, pulse Simular.</w:t>
+        <w:rPr>
+          <w:lang w:val="es-CO"/>
+        </w:rPr>
+      </w:pPr>
+    </w:p>
+    <w:p>
+      <w:r>
+        <w:rPr>
+          <w:lang w:val="es-CO"/>
+        </w:rPr>
+        <w:t xml:space="preserve">Los perfiles temporales tienen prioridad sobre escalares. Prepare las uniones de segmentos y revise el suavizado registrado. </w:t>
+      </w:r>
+      <w:r>
+        <w:t>Después de crear/importar, pulse Simular.</w:t>
       </w:r>
     </w:p>
     <w:p>
       <w:pPr>
         <w:pStyle w:val="Heading2"/>
       </w:pPr>
-      <w:bookmarkStart w:id="17" w:name="_Toc242347044"/>
+      <w:bookmarkStart w:id="17" w:name="_Toc242356576"/>
       <w:r>
         <w:lastRenderedPageBreak/>
         <w:t>4.6 Ambiente físico y simulación</w:t>
@@ -5010,18 +5105,35 @@
       </w:r>
     </w:p>
     <w:p>
+      <w:pPr>
+        <w:rPr>
+          <w:lang w:val="es-CO"/>
+        </w:rPr>
+      </w:pPr>
       <w:r>
         <w:rPr>
           <w:b/>
+          <w:lang w:val="es-CO"/>
         </w:rPr>
         <w:t xml:space="preserve">Figura 7. </w:t>
       </w:r>
       <w:r>
+        <w:rPr>
+          <w:lang w:val="es-CO"/>
+        </w:rPr>
         <w:t>Panel Ambiente con viento y condiciones del aire.</w:t>
       </w:r>
     </w:p>
     <w:p>
-      <w:r>
+      <w:pPr>
+        <w:rPr>
+          <w:lang w:val="es-CO"/>
+        </w:rPr>
+      </w:pPr>
+      <w:r>
+        <w:rPr>
+          <w:lang w:val="es-CO"/>
+        </w:rPr>
         <w:t>Viento positivo es posterior y negativo es frontal. Configure temperatura y presión/densidad. Sin curva térmica de batería, el ejemplo frío no implica pérdida de capacidad por frío.</w:t>
       </w:r>
     </w:p>
@@ -5073,19 +5185,34 @@
       </w:r>
     </w:p>
     <w:p>
+      <w:pPr>
+        <w:rPr>
+          <w:lang w:val="es-CO"/>
+        </w:rPr>
+      </w:pPr>
       <w:r>
         <w:rPr>
           <w:b/>
+          <w:lang w:val="es-CO"/>
         </w:rPr>
         <w:t xml:space="preserve">Figura 8. </w:t>
       </w:r>
       <w:r>
+        <w:rPr>
+          <w:lang w:val="es-CO"/>
+        </w:rPr>
         <w:t>Panel Física con fuerzas, potencia y balance.</w:t>
       </w:r>
     </w:p>
     <w:p>
       <w:r>
-        <w:t>La regeneración está desactivada por defecto y exige hardware capaz, límites eléctricos y margen de SOC. Revise sus opciones en los campos o YAML antes de activarla. No reste dos veces la energía de descenso.</w:t>
+        <w:rPr>
+          <w:lang w:val="es-CO"/>
+        </w:rPr>
+        <w:t xml:space="preserve">La regeneración está desactivada por defecto y exige hardware capaz, límites eléctricos y margen de SOC. Revise sus opciones en los campos o YAML antes de activarla. </w:t>
+      </w:r>
+      <w:r>
+        <w:t>No reste dos veces la energía de descenso.</w:t>
       </w:r>
     </w:p>
     <w:p>
@@ -5136,18 +5263,35 @@
       </w:r>
     </w:p>
     <w:p>
+      <w:pPr>
+        <w:rPr>
+          <w:lang w:val="es-CO"/>
+        </w:rPr>
+      </w:pPr>
       <w:r>
         <w:rPr>
           <w:b/>
+          <w:lang w:val="es-CO"/>
         </w:rPr>
         <w:t xml:space="preserve">Figura 9. </w:t>
       </w:r>
       <w:r>
+        <w:rPr>
+          <w:lang w:val="es-CO"/>
+        </w:rPr>
         <w:t>Panel Simulación con paso temporal y opciones numéricas.</w:t>
       </w:r>
     </w:p>
     <w:p>
-      <w:r>
+      <w:pPr>
+        <w:rPr>
+          <w:lang w:val="es-CO"/>
+        </w:rPr>
+      </w:pPr>
+      <w:r>
+        <w:rPr>
+          <w:lang w:val="es-CO"/>
+        </w:rPr>
         <w:t>Configure timestep y auxiliares. Reducir el paso permite estudiar convergencia, pero aumenta el trabajo. Simular calcula. Una ruta limitada por potencia no significa que se haya realizado el perfil completo.</w:t>
       </w:r>
     </w:p>
@@ -5155,7 +5299,7 @@
       <w:pPr>
         <w:pStyle w:val="Heading2"/>
       </w:pPr>
-      <w:bookmarkStart w:id="18" w:name="_Toc242347045"/>
+      <w:bookmarkStart w:id="18" w:name="_Toc242356577"/>
       <w:r>
         <w:lastRenderedPageBreak/>
         <w:t>4.7 Calibración y telemetría</w:t>
@@ -5209,35 +5353,62 @@
       </w:r>
     </w:p>
     <w:p>
+      <w:pPr>
+        <w:rPr>
+          <w:lang w:val="es-CO"/>
+        </w:rPr>
+      </w:pPr>
       <w:r>
         <w:rPr>
           <w:b/>
+          <w:lang w:val="es-CO"/>
         </w:rPr>
         <w:t xml:space="preserve">Figura 10. </w:t>
       </w:r>
       <w:r>
+        <w:rPr>
+          <w:lang w:val="es-CO"/>
+        </w:rPr>
         <w:t>Panel Calibración con ajuste y conversión de sensores.</w:t>
       </w:r>
     </w:p>
     <w:p>
+      <w:pPr>
+        <w:rPr>
+          <w:lang w:val="es-CO"/>
+        </w:rPr>
+      </w:pPr>
       <w:r>
         <w:rPr>
           <w:b/>
+          <w:lang w:val="es-CO"/>
         </w:rPr>
         <w:t>Calibrar desde CSV observado</w:t>
       </w:r>
       <w:r>
+        <w:rPr>
+          <w:lang w:val="es-CO"/>
+        </w:rPr>
         <w:t xml:space="preserve"> carga observaciones de rutas completas, ajusta Crr/CdA y muestra residuos e identificabilidad. Use grupos route_id independientes, intervalos y observed_route_energy_wh. Conserve las condiciones de cada ruta. Un error pequeño no garantiza identificación física.</w:t>
       </w:r>
     </w:p>
     <w:p>
+      <w:pPr>
+        <w:rPr>
+          <w:lang w:val="es-CO"/>
+        </w:rPr>
+      </w:pPr>
       <w:r>
         <w:rPr>
           <w:b/>
+          <w:lang w:val="es-CO"/>
         </w:rPr>
         <w:t>Convertir CSV de sensores</w:t>
       </w:r>
       <w:r>
+        <w:rPr>
+          <w:lang w:val="es-CO"/>
+        </w:rPr>
         <w:t xml:space="preserve"> deriva velocidad de distancia/tiempo e integra potencia terminal V por I entre muestras. Revise unidades y advertencias antes de ajustar un modelo. datasets/telemetry_example.csv es una práctica sintética.</w:t>
       </w:r>
     </w:p>
@@ -5245,7 +5416,7 @@
       <w:pPr>
         <w:pStyle w:val="Heading2"/>
       </w:pPr>
-      <w:bookmarkStart w:id="19" w:name="_Toc242347046"/>
+      <w:bookmarkStart w:id="19" w:name="_Toc242356578"/>
       <w:r>
         <w:lastRenderedPageBreak/>
         <w:t>4.8 Modelo híbrido</w:t>
@@ -5299,13 +5470,22 @@
       </w:r>
     </w:p>
     <w:p>
+      <w:pPr>
+        <w:rPr>
+          <w:lang w:val="es-CO"/>
+        </w:rPr>
+      </w:pPr>
       <w:r>
         <w:rPr>
           <w:b/>
+          <w:lang w:val="es-CO"/>
         </w:rPr>
         <w:t xml:space="preserve">Figura 11. </w:t>
       </w:r>
       <w:r>
+        <w:rPr>
+          <w:lang w:val="es-CO"/>
+        </w:rPr>
         <w:t>Panel Modelo híbrido con entrenamiento, archivos, adaptación e intervalos.</w:t>
       </w:r>
     </w:p>
@@ -5685,15 +5865,21 @@
     </w:p>
     <w:p>
       <w:r>
+        <w:rPr>
+          <w:lang w:val="es-CO"/>
+        </w:rPr>
         <w:lastRenderedPageBreak/>
-        <w:t>M1 es físico, M2 datos, M3 residual fijo y M4 CGPRA. Alpha es un peso, no probabilidad de acierto. OOD examina soporte sin garantizar exactitud. Tras adaptar, use predicciones puntuales hasta recalibrar con datos nuevos. No reutilice grupos retenidos como rutas nuevas.</w:t>
+        <w:t xml:space="preserve">M1 es físico, M2 datos, M3 residual fijo y M4 CGPRA. Alpha es un peso, no probabilidad de acierto. OOD examina soporte sin garantizar exactitud. Tras adaptar, use predicciones puntuales hasta recalibrar con datos nuevos. </w:t>
+      </w:r>
+      <w:r>
+        <w:t>No reutilice grupos retenidos como rutas nuevas.</w:t>
       </w:r>
     </w:p>
     <w:p>
       <w:pPr>
         <w:pStyle w:val="Heading2"/>
       </w:pPr>
-      <w:bookmarkStart w:id="20" w:name="_Toc242347047"/>
+      <w:bookmarkStart w:id="20" w:name="_Toc242356579"/>
       <w:r>
         <w:t>4.9 Incertidumbre</w:t>
       </w:r>
@@ -5746,49 +5932,80 @@
       </w:r>
     </w:p>
     <w:p>
+      <w:pPr>
+        <w:rPr>
+          <w:lang w:val="es-CO"/>
+        </w:rPr>
+      </w:pPr>
       <w:r>
         <w:rPr>
           <w:b/>
+          <w:lang w:val="es-CO"/>
         </w:rPr>
         <w:t xml:space="preserve">Figura 12. </w:t>
       </w:r>
       <w:r>
+        <w:rPr>
+          <w:lang w:val="es-CO"/>
+        </w:rPr>
         <w:t>Panel Incertidumbre con editor YAML y misión/autonomía.</w:t>
       </w:r>
     </w:p>
     <w:p>
-      <w:r>
+      <w:pPr>
+        <w:rPr>
+          <w:lang w:val="es-CO"/>
+        </w:rPr>
+      </w:pPr>
+      <w:r>
+        <w:rPr>
+          <w:lang w:val="es-CO"/>
+        </w:rPr>
         <w:t xml:space="preserve">Edite distribuciones, muestras, semilla, reserva y horizonte. </w:t>
       </w:r>
       <w:r>
         <w:rPr>
           <w:b/>
+          <w:lang w:val="es-CO"/>
         </w:rPr>
         <w:t>Aplicar YAML</w:t>
       </w:r>
       <w:r>
+        <w:rPr>
+          <w:lang w:val="es-CO"/>
+        </w:rPr>
         <w:t xml:space="preserve"> valida y activa ese texto. Escribir sin aplicar no cambia el caso. </w:t>
       </w:r>
       <w:r>
         <w:rPr>
           <w:b/>
+          <w:lang w:val="es-CO"/>
         </w:rPr>
         <w:t>Misión / autonomía</w:t>
       </w:r>
       <w:r>
+        <w:rPr>
+          <w:lang w:val="es-CO"/>
+        </w:rPr>
         <w:t xml:space="preserve"> ejecuta Monte Carlo y calcula finalización con potencia y reserva, bandas físicas y autonomía. Revise cuántas muestras llegan a cada punto y la censura al superar el horizonte.</w:t>
       </w:r>
     </w:p>
     <w:p>
       <w:r>
-        <w:t>Con un CGPRA calibrado se añade demanda predictiva. energy_budget_probability evalúa presupuesto energético y no sustituye mission_probability ni corrige SOC, voltaje o corriente. No extrapole trayectorias después del agotamiento.</w:t>
+        <w:rPr>
+          <w:lang w:val="es-CO"/>
+        </w:rPr>
+        <w:t xml:space="preserve">Con un CGPRA calibrado se añade demanda predictiva. energy_budget_probability evalúa presupuesto energético y no sustituye mission_probability ni corrige SOC, voltaje o corriente. </w:t>
+      </w:r>
+      <w:r>
+        <w:t>No extrapole trayectorias después del agotamiento.</w:t>
       </w:r>
     </w:p>
     <w:p>
       <w:pPr>
         <w:pStyle w:val="Heading2"/>
       </w:pPr>
-      <w:bookmarkStart w:id="21" w:name="_Toc242347048"/>
+      <w:bookmarkStart w:id="21" w:name="_Toc242356580"/>
       <w:r>
         <w:lastRenderedPageBreak/>
         <w:t>4.10 Experimentos y sensibilidad</w:t>
@@ -5842,42 +6059,68 @@
       </w:r>
     </w:p>
     <w:p>
+      <w:pPr>
+        <w:rPr>
+          <w:lang w:val="es-CO"/>
+        </w:rPr>
+      </w:pPr>
       <w:r>
         <w:rPr>
           <w:b/>
+          <w:lang w:val="es-CO"/>
         </w:rPr>
         <w:t xml:space="preserve">Figura 13. </w:t>
       </w:r>
       <w:r>
+        <w:rPr>
+          <w:lang w:val="es-CO"/>
+        </w:rPr>
         <w:t>Panel Experimentos con benchmark, sensibilidad y suite.</w:t>
       </w:r>
     </w:p>
     <w:p>
+      <w:pPr>
+        <w:rPr>
+          <w:lang w:val="es-CO"/>
+        </w:rPr>
+      </w:pPr>
       <w:r>
         <w:rPr>
           <w:b/>
+          <w:lang w:val="es-CO"/>
         </w:rPr>
         <w:t>Ejecutar benchmark ID/OOD</w:t>
       </w:r>
       <w:r>
+        <w:rPr>
+          <w:lang w:val="es-CO"/>
+        </w:rPr>
         <w:t xml:space="preserve"> compara modelos, compuertas y ablaciones con grupos independientes. </w:t>
       </w:r>
       <w:r>
         <w:rPr>
           <w:b/>
+          <w:lang w:val="es-CO"/>
         </w:rPr>
         <w:t>Analizar sensibilidad</w:t>
       </w:r>
       <w:r>
+        <w:rPr>
+          <w:lang w:val="es-CO"/>
+        </w:rPr>
         <w:t xml:space="preserve"> ejecuta el método del selector: OAT, Spearman, Morris o Sobol. Revise dominios, muestras y semilla. Sobol ordinario requiere entradas independientes. </w:t>
       </w:r>
       <w:r>
         <w:rPr>
           <w:b/>
+          <w:lang w:val="es-CO"/>
         </w:rPr>
         <w:t>Ejecutar EXP-01–15</w:t>
       </w:r>
       <w:r>
+        <w:rPr>
+          <w:lang w:val="es-CO"/>
+        </w:rPr>
         <w:t xml:space="preserve"> realiza los quince protocolos sintéticos. No compare métricas de protocolos distintos como si pertenecieran a la misma prueba.</w:t>
       </w:r>
     </w:p>
@@ -5885,7 +6128,7 @@
       <w:pPr>
         <w:pStyle w:val="Heading2"/>
       </w:pPr>
-      <w:bookmarkStart w:id="22" w:name="_Toc242347049"/>
+      <w:bookmarkStart w:id="22" w:name="_Toc242356581"/>
       <w:r>
         <w:lastRenderedPageBreak/>
         <w:t>4.11 Resultados y controles de gráficos</w:t>
@@ -5939,18 +6182,35 @@
       </w:r>
     </w:p>
     <w:p>
+      <w:pPr>
+        <w:rPr>
+          <w:lang w:val="es-CO"/>
+        </w:rPr>
+      </w:pPr>
       <w:r>
         <w:rPr>
           <w:b/>
+          <w:lang w:val="es-CO"/>
         </w:rPr>
         <w:t xml:space="preserve">Figura 14. </w:t>
       </w:r>
       <w:r>
+        <w:rPr>
+          <w:lang w:val="es-CO"/>
+        </w:rPr>
         <w:t>Potencias del ejemplo plano en la pestaña Resultados.</w:t>
       </w:r>
     </w:p>
     <w:p>
-      <w:r>
+      <w:pPr>
+        <w:rPr>
+          <w:lang w:val="es-CO"/>
+        </w:rPr>
+      </w:pPr>
+      <w:r>
+        <w:rPr>
+          <w:lang w:val="es-CO"/>
+        </w:rPr>
         <w:t>La figura muestra la pestaña Potencias. Cambie a Detalles para leer energy_wh, wh_per_km, final_soc, completed_route, feasible y demanda no satisfecha. Demanda de la ruta completa, consumo hasta agotamiento, autonomía estacionaria y misión tienen significados diferentes.</w:t>
       </w:r>
     </w:p>
@@ -6378,7 +6638,15 @@
       </w:pPr>
     </w:p>
     <w:p>
-      <w:r>
+      <w:pPr>
+        <w:rPr>
+          <w:lang w:val="es-CO"/>
+        </w:rPr>
+      </w:pPr>
+      <w:r>
+        <w:rPr>
+          <w:lang w:val="es-CO"/>
+        </w:rPr>
         <w:t>Estos nombres pueden permanecer en inglés. Save conserva una figura. La exportación completa conserva además datos, configuración y procedencia.</w:t>
       </w:r>
     </w:p>
@@ -6386,7 +6654,7 @@
       <w:pPr>
         <w:pStyle w:val="Heading2"/>
       </w:pPr>
-      <w:bookmarkStart w:id="23" w:name="_Toc242347050"/>
+      <w:bookmarkStart w:id="23" w:name="_Toc242356582"/>
       <w:r>
         <w:t>4.12 Exportación y cierre</w:t>
       </w:r>
@@ -6439,27 +6707,48 @@
       </w:r>
     </w:p>
     <w:p>
+      <w:pPr>
+        <w:rPr>
+          <w:lang w:val="es-CO"/>
+        </w:rPr>
+      </w:pPr>
       <w:r>
         <w:rPr>
           <w:b/>
+          <w:lang w:val="es-CO"/>
         </w:rPr>
         <w:t xml:space="preserve">Figura 15. </w:t>
       </w:r>
       <w:r>
+        <w:rPr>
+          <w:lang w:val="es-CO"/>
+        </w:rPr>
         <w:t>Panel Exportar con el botón para conservar el último resultado.</w:t>
       </w:r>
     </w:p>
     <w:p>
-      <w:r>
+      <w:pPr>
+        <w:rPr>
+          <w:lang w:val="es-CO"/>
+        </w:rPr>
+      </w:pPr>
+      <w:r>
+        <w:rPr>
+          <w:lang w:val="es-CO"/>
+        </w:rPr>
         <w:t xml:space="preserve">Pulse </w:t>
       </w:r>
       <w:r>
         <w:rPr>
           <w:b/>
+          <w:lang w:val="es-CO"/>
         </w:rPr>
         <w:t>Exportar último resultado</w:t>
       </w:r>
       <w:r>
+        <w:rPr>
+          <w:lang w:val="es-CO"/>
+        </w:rPr>
         <w:t>, elija una carpeta y conserve el directorio EXP nuevo completo con YAML, CSV, JSON, figuras y recursos copiados. Abrir/Guardar confirma un diálogo. Cancelar abandona la selección sin ejecutar la operación. Antes de cerrar con X, guarde y exporte. No existe un botón específico de pausa/reanudación científica en esta versión.</w:t>
       </w:r>
     </w:p>
@@ -6467,7 +6756,7 @@
       <w:pPr>
         <w:pStyle w:val="Heading2"/>
       </w:pPr>
-      <w:bookmarkStart w:id="24" w:name="_Toc242347051"/>
+      <w:bookmarkStart w:id="24" w:name="_Toc242356583"/>
       <w:r>
         <w:lastRenderedPageBreak/>
         <w:t>4.13 Tutorial integrado</w:t>
@@ -6521,42 +6810,68 @@
       </w:r>
     </w:p>
     <w:p>
+      <w:pPr>
+        <w:rPr>
+          <w:lang w:val="es-CO"/>
+        </w:rPr>
+      </w:pPr>
       <w:r>
         <w:rPr>
           <w:b/>
+          <w:lang w:val="es-CO"/>
         </w:rPr>
         <w:t xml:space="preserve">Figura 16. </w:t>
       </w:r>
       <w:r>
+        <w:rPr>
+          <w:lang w:val="es-CO"/>
+        </w:rPr>
         <w:t>Tutorial con acción contextual, Anterior, Siguiente y Cerrar tutorial.</w:t>
       </w:r>
     </w:p>
     <w:p>
+      <w:pPr>
+        <w:rPr>
+          <w:lang w:val="es-CO"/>
+        </w:rPr>
+      </w:pPr>
       <w:r>
         <w:rPr>
           <w:b/>
+          <w:lang w:val="es-CO"/>
         </w:rPr>
         <w:t>Anterior</w:t>
       </w:r>
       <w:r>
+        <w:rPr>
+          <w:lang w:val="es-CO"/>
+        </w:rPr>
         <w:t xml:space="preserve"> retrocede, </w:t>
       </w:r>
       <w:r>
         <w:rPr>
           <w:b/>
+          <w:lang w:val="es-CO"/>
         </w:rPr>
         <w:t>Siguiente</w:t>
       </w:r>
       <w:r>
+        <w:rPr>
+          <w:lang w:val="es-CO"/>
+        </w:rPr>
         <w:t xml:space="preserve"> avanza y </w:t>
       </w:r>
       <w:r>
         <w:rPr>
           <w:b/>
+          <w:lang w:val="es-CO"/>
         </w:rPr>
         <w:t>Cerrar tutorial</w:t>
       </w:r>
       <w:r>
+        <w:rPr>
+          <w:lang w:val="es-CO"/>
+        </w:rPr>
         <w:t xml:space="preserve"> cierra la guía manteniendo el caso. El botón contextual cambia según el paso y ejecuta la acción descrita. Si necesita un resultado, simule primero y vuelva al paso.</w:t>
       </w:r>
     </w:p>
@@ -7101,37 +7416,75 @@
       <w:pPr>
         <w:pStyle w:val="Heading2"/>
       </w:pPr>
-      <w:bookmarkStart w:id="25" w:name="_Toc242347052"/>
+      <w:bookmarkStart w:id="25" w:name="_Toc242356584"/>
       <w:r>
         <w:t>4.14 Ejemplos de funcionamiento</w:t>
       </w:r>
       <w:bookmarkEnd w:id="25"/>
     </w:p>
     <w:p>
-      <w:r>
+      <w:pPr>
+        <w:rPr>
+          <w:lang w:val="es-CO"/>
+        </w:rPr>
+      </w:pPr>
+      <w:r>
+        <w:rPr>
+          <w:lang w:val="es-CO"/>
+        </w:rPr>
         <w:t>En cada ejercicio: Ejemplos, selección, Cargar ejemplo, revisión de Ejemplo activo, Simular y Resultados. Las siguientes capturas se tomaron tras ejecutar cada caso. Sus valores corresponden a prácticas sintéticas, no a mediciones de campo.</w:t>
       </w:r>
     </w:p>
     <w:p>
       <w:pPr>
         <w:pStyle w:val="Heading3"/>
-      </w:pPr>
-      <w:r>
+        <w:rPr>
+          <w:lang w:val="es-CO"/>
+        </w:rPr>
+      </w:pPr>
+      <w:r>
+        <w:rPr>
+          <w:lang w:val="es-CO"/>
+        </w:rPr>
         <w:t>4.14.1 Ruta plana</w:t>
       </w:r>
     </w:p>
     <w:p>
-      <w:r>
+      <w:pPr>
+        <w:rPr>
+          <w:lang w:val="es-CO"/>
+        </w:rPr>
+      </w:pPr>
+      <w:r>
+        <w:rPr>
+          <w:lang w:val="es-CO"/>
+        </w:rPr>
         <w:t>Primer recorrido: 3 km a 6 m/s (21.6 km/h), sin pendiente y con 50 W humanos. Observe energía en Wh, consumo en Wh/km y SOC final. Es la referencia para comparar los ejemplos 02–05.</w:t>
       </w:r>
     </w:p>
     <w:p>
-      <w:r>
+      <w:pPr>
+        <w:rPr>
+          <w:lang w:val="es-CO"/>
+        </w:rPr>
+      </w:pPr>
+      <w:r>
+        <w:rPr>
+          <w:lang w:val="es-CO"/>
+        </w:rPr>
         <w:t>Procedimiento: seleccione este ejemplo en Inicio, pulse Cargar ejemplo, confirme el caso activo y pulse Simular. Abra Resultados al terminar.</w:t>
       </w:r>
     </w:p>
     <w:p>
-      <w:r>
+      <w:pPr>
+        <w:rPr>
+          <w:lang w:val="es-CO"/>
+        </w:rPr>
+      </w:pPr>
+      <w:r>
+        <w:rPr>
+          <w:lang w:val="es-CO"/>
+        </w:rPr>
         <w:t>Resultado observado: Energía 11.074 Wh, consumo 3.691 Wh/km y SOC final 0.87669. Ruta completada y factible en esta práctica.</w:t>
       </w:r>
     </w:p>
@@ -7183,13 +7536,22 @@
       </w:r>
     </w:p>
     <w:p>
+      <w:pPr>
+        <w:rPr>
+          <w:lang w:val="es-CO"/>
+        </w:rPr>
+      </w:pPr>
       <w:r>
         <w:rPr>
           <w:b/>
+          <w:lang w:val="es-CO"/>
         </w:rPr>
         <w:t xml:space="preserve">Figura 17. </w:t>
       </w:r>
       <w:r>
+        <w:rPr>
+          <w:lang w:val="es-CO"/>
+        </w:rPr>
         <w:t>Ejemplo 01 Ruta plana: energía, consumo y SOC en Detalles.</w:t>
       </w:r>
     </w:p>
@@ -7304,12 +7666,12 @@
             <w:pPr>
               <w:jc w:val="left"/>
               <w:rPr>
-                <w:lang w:val="es-CO"/>
-              </w:rPr>
-            </w:pPr>
-            <w:r>
-              <w:rPr>
-                <w:lang w:val="es-CO"/>
+                <w:lang w:val="pt-BR"/>
+              </w:rPr>
+            </w:pPr>
+            <w:r>
+              <w:rPr>
+                <w:lang w:val="pt-BR"/>
               </w:rPr>
               <w:t>3 km, 6 m/s, 0 %, viento 0 m/s, humano 50 W, 20 °C</w:t>
             </w:r>
@@ -7429,17 +7791,41 @@
       </w:r>
     </w:p>
     <w:p>
-      <w:r>
+      <w:pPr>
+        <w:rPr>
+          <w:lang w:val="es-CO"/>
+        </w:rPr>
+      </w:pPr>
+      <w:r>
+        <w:rPr>
+          <w:lang w:val="es-CO"/>
+        </w:rPr>
         <w:t>Recorra 3 km a 5 m/s con pendiente 0.03 (3%). Compare la energía con la ruta plana y observe la contribución gravitacional en el balance. La velocidad también cambia en este ejemplo.</w:t>
       </w:r>
     </w:p>
     <w:p>
-      <w:r>
+      <w:pPr>
+        <w:rPr>
+          <w:lang w:val="es-CO"/>
+        </w:rPr>
+      </w:pPr>
+      <w:r>
+        <w:rPr>
+          <w:lang w:val="es-CO"/>
+        </w:rPr>
         <w:t>Procedimiento: seleccione este ejemplo en Inicio, pulse Cargar ejemplo, confirme el caso activo y pulse Simular. Abra Resultados al terminar.</w:t>
       </w:r>
     </w:p>
     <w:p>
-      <w:r>
+      <w:pPr>
+        <w:rPr>
+          <w:lang w:val="es-CO"/>
+        </w:rPr>
+      </w:pPr>
+      <w:r>
+        <w:rPr>
+          <w:lang w:val="es-CO"/>
+        </w:rPr>
         <w:t>Resultado observado: Energía 36.790 Wh, consumo 12.263 Wh/km y SOC final 0.82255. Ruta completada y factible en esta práctica.</w:t>
       </w:r>
     </w:p>
@@ -7491,13 +7877,22 @@
       </w:r>
     </w:p>
     <w:p>
+      <w:pPr>
+        <w:rPr>
+          <w:lang w:val="es-CO"/>
+        </w:rPr>
+      </w:pPr>
       <w:r>
         <w:rPr>
           <w:b/>
+          <w:lang w:val="es-CO"/>
         </w:rPr>
         <w:t xml:space="preserve">Figura 18. </w:t>
       </w:r>
       <w:r>
+        <w:rPr>
+          <w:lang w:val="es-CO"/>
+        </w:rPr>
         <w:t>Ejemplo 02 Subida del 3%: energía, consumo y SOC en Detalles.</w:t>
       </w:r>
     </w:p>
@@ -7612,12 +8007,12 @@
             <w:pPr>
               <w:jc w:val="left"/>
               <w:rPr>
-                <w:lang w:val="es-CO"/>
-              </w:rPr>
-            </w:pPr>
-            <w:r>
-              <w:rPr>
-                <w:lang w:val="es-CO"/>
+                <w:lang w:val="pt-BR"/>
+              </w:rPr>
+            </w:pPr>
+            <w:r>
+              <w:rPr>
+                <w:lang w:val="pt-BR"/>
               </w:rPr>
               <w:t>3 km, 5 m/s, 3 %, viento 0 m/s, humano 50 W, 20 °C</w:t>
             </w:r>
@@ -7737,17 +8132,41 @@
       </w:r>
     </w:p>
     <w:p>
-      <w:r>
+      <w:pPr>
+        <w:rPr>
+          <w:lang w:val="es-CO"/>
+        </w:rPr>
+      </w:pPr>
+      <w:r>
+        <w:rPr>
+          <w:lang w:val="es-CO"/>
+        </w:rPr>
         <w:t>La misma ruta plana con viento de −3 m/s. Compare el consumo con el ejemplo 01. Un viento negativo es frontal y aumenta la resistencia aerodinámica a esta velocidad.</w:t>
       </w:r>
     </w:p>
     <w:p>
-      <w:r>
+      <w:pPr>
+        <w:rPr>
+          <w:lang w:val="es-CO"/>
+        </w:rPr>
+      </w:pPr>
+      <w:r>
+        <w:rPr>
+          <w:lang w:val="es-CO"/>
+        </w:rPr>
         <w:t>Procedimiento: seleccione este ejemplo en Inicio, pulse Cargar ejemplo, confirme el caso activo y pulse Simular. Abra Resultados al terminar.</w:t>
       </w:r>
     </w:p>
     <w:p>
-      <w:r>
+      <w:pPr>
+        <w:rPr>
+          <w:lang w:val="es-CO"/>
+        </w:rPr>
+      </w:pPr>
+      <w:r>
+        <w:rPr>
+          <w:lang w:val="es-CO"/>
+        </w:rPr>
         <w:t>Resultado observado: Energía 26.848 Wh, consumo 8.949 Wh/km y SOC final 0.84348. Ruta completada y factible en esta práctica.</w:t>
       </w:r>
     </w:p>
@@ -7799,13 +8218,22 @@
       </w:r>
     </w:p>
     <w:p>
+      <w:pPr>
+        <w:rPr>
+          <w:lang w:val="es-CO"/>
+        </w:rPr>
+      </w:pPr>
       <w:r>
         <w:rPr>
           <w:b/>
+          <w:lang w:val="es-CO"/>
         </w:rPr>
         <w:t xml:space="preserve">Figura 19. </w:t>
       </w:r>
       <w:r>
+        <w:rPr>
+          <w:lang w:val="es-CO"/>
+        </w:rPr>
         <w:t>Ejemplo 03 Viento frontal: energía, consumo y SOC en Detalles.</w:t>
       </w:r>
     </w:p>
@@ -7920,12 +8348,12 @@
             <w:pPr>
               <w:jc w:val="left"/>
               <w:rPr>
-                <w:lang w:val="es-CO"/>
-              </w:rPr>
-            </w:pPr>
-            <w:r>
-              <w:rPr>
-                <w:lang w:val="es-CO"/>
+                <w:lang w:val="pt-BR"/>
+              </w:rPr>
+            </w:pPr>
+            <w:r>
+              <w:rPr>
+                <w:lang w:val="pt-BR"/>
               </w:rPr>
               <w:t>3 km, 6 m/s, 0 %, viento −3 m/s, humano 50 W, 20 °C</w:t>
             </w:r>
@@ -8045,17 +8473,41 @@
       </w:r>
     </w:p>
     <w:p>
-      <w:r>
+      <w:pPr>
+        <w:rPr>
+          <w:lang w:val="es-CO"/>
+        </w:rPr>
+      </w:pPr>
+      <w:r>
+        <w:rPr>
+          <w:lang w:val="es-CO"/>
+        </w:rPr>
         <w:t>La misma ruta plana con 120 W en pedales. Compare con los 50 W del ejemplo 01: el motor necesita aportar menos energía. Revise las potencias humana, del motor y de batería.</w:t>
       </w:r>
     </w:p>
     <w:p>
-      <w:r>
+      <w:pPr>
+        <w:rPr>
+          <w:lang w:val="es-CO"/>
+        </w:rPr>
+      </w:pPr>
+      <w:r>
+        <w:rPr>
+          <w:lang w:val="es-CO"/>
+        </w:rPr>
         <w:t>Procedimiento: seleccione este ejemplo en Inicio, pulse Cargar ejemplo, confirme el caso activo y pulse Simular. Abra Resultados al terminar.</w:t>
       </w:r>
     </w:p>
     <w:p>
-      <w:r>
+      <w:pPr>
+        <w:rPr>
+          <w:lang w:val="es-CO"/>
+        </w:rPr>
+      </w:pPr>
+      <w:r>
+        <w:rPr>
+          <w:lang w:val="es-CO"/>
+        </w:rPr>
         <w:t>Resultado observado: Energía 0.694 Wh, consumo 0.231 Wh/km y SOC final 0.89854. Ruta completada y factible en esta práctica.</w:t>
       </w:r>
     </w:p>
@@ -8107,13 +8559,22 @@
       </w:r>
     </w:p>
     <w:p>
+      <w:pPr>
+        <w:rPr>
+          <w:lang w:val="es-CO"/>
+        </w:rPr>
+      </w:pPr>
       <w:r>
         <w:rPr>
           <w:b/>
+          <w:lang w:val="es-CO"/>
         </w:rPr>
         <w:t xml:space="preserve">Figura 20. </w:t>
       </w:r>
       <w:r>
+        <w:rPr>
+          <w:lang w:val="es-CO"/>
+        </w:rPr>
         <w:t>Ejemplo 04 Mayor aporte humano: energía, consumo y SOC en Detalles.</w:t>
       </w:r>
     </w:p>
@@ -8228,12 +8689,12 @@
             <w:pPr>
               <w:jc w:val="left"/>
               <w:rPr>
-                <w:lang w:val="es-CO"/>
-              </w:rPr>
-            </w:pPr>
-            <w:r>
-              <w:rPr>
-                <w:lang w:val="es-CO"/>
+                <w:lang w:val="pt-BR"/>
+              </w:rPr>
+            </w:pPr>
+            <w:r>
+              <w:rPr>
+                <w:lang w:val="pt-BR"/>
               </w:rPr>
               <w:t>3 km, 6 m/s, 0 %, viento 0 m/s, humano 120 W, 20 °C</w:t>
             </w:r>
@@ -8353,17 +8814,41 @@
       </w:r>
     </w:p>
     <w:p>
-      <w:r>
+      <w:pPr>
+        <w:rPr>
+          <w:lang w:val="es-CO"/>
+        </w:rPr>
+      </w:pPr>
+      <w:r>
+        <w:rPr>
+          <w:lang w:val="es-CO"/>
+        </w:rPr>
         <w:t>La misma ruta a 0 °C. Observe el efecto de la densidad del aire. No se ha definido una curva térmica de batería: este ejemplo no supone una pérdida de capacidad por frío.</w:t>
       </w:r>
     </w:p>
     <w:p>
-      <w:r>
+      <w:pPr>
+        <w:rPr>
+          <w:lang w:val="es-CO"/>
+        </w:rPr>
+      </w:pPr>
+      <w:r>
+        <w:rPr>
+          <w:lang w:val="es-CO"/>
+        </w:rPr>
         <w:t>Procedimiento: seleccione este ejemplo en Inicio, pulse Cargar ejemplo, confirme el caso activo y pulse Simular. Abra Resultados al terminar.</w:t>
       </w:r>
     </w:p>
     <w:p>
-      <w:r>
+      <w:pPr>
+        <w:rPr>
+          <w:lang w:val="es-CO"/>
+        </w:rPr>
+      </w:pPr>
+      <w:r>
+        <w:rPr>
+          <w:lang w:val="es-CO"/>
+        </w:rPr>
         <w:t>Resultado observado: Energía 11.998 Wh, consumo 3.999 Wh/km y SOC final 0.87474. Ruta completada y factible en esta práctica.</w:t>
       </w:r>
     </w:p>
@@ -8415,13 +8900,22 @@
       </w:r>
     </w:p>
     <w:p>
+      <w:pPr>
+        <w:rPr>
+          <w:lang w:val="es-CO"/>
+        </w:rPr>
+      </w:pPr>
       <w:r>
         <w:rPr>
           <w:b/>
+          <w:lang w:val="es-CO"/>
         </w:rPr>
         <w:t xml:space="preserve">Figura 21. </w:t>
       </w:r>
       <w:r>
+        <w:rPr>
+          <w:lang w:val="es-CO"/>
+        </w:rPr>
         <w:t>Ejemplo 05 Ambiente frío: energía, consumo y SOC en Detalles.</w:t>
       </w:r>
     </w:p>
@@ -8536,12 +9030,12 @@
             <w:pPr>
               <w:jc w:val="left"/>
               <w:rPr>
-                <w:lang w:val="es-CO"/>
-              </w:rPr>
-            </w:pPr>
-            <w:r>
-              <w:rPr>
-                <w:lang w:val="es-CO"/>
+                <w:lang w:val="pt-BR"/>
+              </w:rPr>
+            </w:pPr>
+            <w:r>
+              <w:rPr>
+                <w:lang w:val="pt-BR"/>
               </w:rPr>
               <w:t>3 km, 6 m/s, 0 %, viento 0 m/s, humano 50 W, 0 °C</w:t>
             </w:r>
@@ -8661,17 +9155,41 @@
       </w:r>
     </w:p>
     <w:p>
-      <w:r>
+      <w:pPr>
+        <w:rPr>
+          <w:lang w:val="es-CO"/>
+        </w:rPr>
+      </w:pPr>
+      <w:r>
+        <w:rPr>
+          <w:lang w:val="es-CO"/>
+        </w:rPr>
         <w:t>Ajuste Crr y CdA con 40 rutas sintéticas sin ruido ni discrepancia. Los valores conocidos son Crr = 0.008 y CdA = 0.48 m². Revise el ajuste observado/predicho y los parámetros recuperados.</w:t>
       </w:r>
     </w:p>
     <w:p>
-      <w:r>
+      <w:pPr>
+        <w:rPr>
+          <w:lang w:val="es-CO"/>
+        </w:rPr>
+      </w:pPr>
+      <w:r>
+        <w:rPr>
+          <w:lang w:val="es-CO"/>
+        </w:rPr>
         <w:t>Procedimiento: seleccione este ejemplo en Inicio, pulse Cargar ejemplo, confirme el caso activo y pulse Simular. Abra Resultados al terminar.</w:t>
       </w:r>
     </w:p>
     <w:p>
-      <w:r>
+      <w:pPr>
+        <w:rPr>
+          <w:lang w:val="es-CO"/>
+        </w:rPr>
+      </w:pPr>
+      <w:r>
+        <w:rPr>
+          <w:lang w:val="es-CO"/>
+        </w:rPr>
         <w:t>Resultado observado: Se recuperaron Crr = 0.008 y CdA = 0.48 m². El rango del Jacobiano fue 2. El caso carece de ruido/discrepancia y no demuestra recuperación con datos reales.</w:t>
       </w:r>
     </w:p>
@@ -8723,36 +9241,75 @@
       </w:r>
     </w:p>
     <w:p>
+      <w:pPr>
+        <w:rPr>
+          <w:lang w:val="es-CO"/>
+        </w:rPr>
+      </w:pPr>
       <w:r>
         <w:rPr>
           <w:b/>
+          <w:lang w:val="es-CO"/>
         </w:rPr>
         <w:t xml:space="preserve">Figura 22. </w:t>
       </w:r>
       <w:r>
+        <w:rPr>
+          <w:lang w:val="es-CO"/>
+        </w:rPr>
         <w:t>Ejemplo 06 Calibración sintética: ajuste observado y predicho.</w:t>
       </w:r>
     </w:p>
     <w:p>
       <w:pPr>
         <w:pStyle w:val="Heading3"/>
-      </w:pPr>
-      <w:r>
+        <w:rPr>
+          <w:lang w:val="es-CO"/>
+        </w:rPr>
+      </w:pPr>
+      <w:r>
+        <w:rPr>
+          <w:lang w:val="es-CO"/>
+        </w:rPr>
         <w:t>4.14.7 Viento incierto y autonomía</w:t>
       </w:r>
     </w:p>
     <w:p>
-      <w:r>
+      <w:pPr>
+        <w:rPr>
+          <w:lang w:val="es-CO"/>
+        </w:rPr>
+      </w:pPr>
+      <w:r>
+        <w:rPr>
+          <w:lang w:val="es-CO"/>
+        </w:rPr>
         <w:t>Ejecute 30 muestras con viento normal de media 0 y desviación 1 m/s. Revise dispersión de energía, bandas de SOC y autonomía. El horizonte de 80 km puede censurar la autonomía. Revise ese indicador.</w:t>
       </w:r>
     </w:p>
     <w:p>
-      <w:r>
+      <w:pPr>
+        <w:rPr>
+          <w:lang w:val="es-CO"/>
+        </w:rPr>
+      </w:pPr>
+      <w:r>
+        <w:rPr>
+          <w:lang w:val="es-CO"/>
+        </w:rPr>
         <w:t>Procedimiento: seleccione este ejemplo en Inicio, pulse Cargar ejemplo, confirme el caso activo y pulse Simular. Abra Resultados al terminar.</w:t>
       </w:r>
     </w:p>
     <w:p>
-      <w:r>
+      <w:pPr>
+        <w:rPr>
+          <w:lang w:val="es-CO"/>
+        </w:rPr>
+      </w:pPr>
+      <w:r>
+        <w:rPr>
+          <w:lang w:val="es-CO"/>
+        </w:rPr>
         <w:t>Resultado observado: Con 30 muestras, la probabilidad física de misión fue 100.00% y la demanda media de ruta completa fue 10.629 Wh. El intervalo Monte Carlo refleja muestreo bajo los supuestos configurados. La mediana de autonomía alcanza el horizonte de 80 km. Examine la fracción censurada.</w:t>
       </w:r>
     </w:p>
@@ -8804,13 +9361,22 @@
       </w:r>
     </w:p>
     <w:p>
+      <w:pPr>
+        <w:rPr>
+          <w:lang w:val="es-CO"/>
+        </w:rPr>
+      </w:pPr>
       <w:r>
         <w:rPr>
           <w:b/>
+          <w:lang w:val="es-CO"/>
         </w:rPr>
         <w:t xml:space="preserve">Figura 23. </w:t>
       </w:r>
       <w:r>
+        <w:rPr>
+          <w:lang w:val="es-CO"/>
+        </w:rPr>
         <w:t>Ejemplo 07 Viento incierto y autonomía: muestras, misión y autonomía en Detalles.</w:t>
       </w:r>
     </w:p>
@@ -9001,17 +9567,41 @@
       </w:r>
     </w:p>
     <w:p>
-      <w:r>
+      <w:pPr>
+        <w:rPr>
+          <w:lang w:val="es-CO"/>
+        </w:rPr>
+      </w:pPr>
+      <w:r>
+        <w:rPr>
+          <w:lang w:val="es-CO"/>
+        </w:rPr>
         <w:t>Entrene con 60 rutas sintéticas y calibre intervalos con 25 rutas independientes. Después simule la ruta plana. Revise energía CGPRA, alpha e indicador OOD. El modelo queda disponible para otras rutas y para guardar.</w:t>
       </w:r>
     </w:p>
     <w:p>
-      <w:r>
+      <w:pPr>
+        <w:rPr>
+          <w:lang w:val="es-CO"/>
+        </w:rPr>
+      </w:pPr>
+      <w:r>
+        <w:rPr>
+          <w:lang w:val="es-CO"/>
+        </w:rPr>
         <w:t>Procedimiento: seleccione este ejemplo en Inicio, pulse Cargar ejemplo, confirme el caso activo y pulse Simular. Abra Resultados al terminar.</w:t>
       </w:r>
     </w:p>
     <w:p>
-      <w:r>
+      <w:pPr>
+        <w:rPr>
+          <w:lang w:val="es-CO"/>
+        </w:rPr>
+      </w:pPr>
+      <w:r>
+        <w:rPr>
+          <w:lang w:val="es-CO"/>
+        </w:rPr>
         <w:t>Resultado observado: El modelo se entrenó con 60 rutas y calibró intervalos con 25 independientes. Queda disponible en memoria para volver a simular y guardar. Revise predicción M4, alpha y soporte OOD. El SOC sigue la simulación física.</w:t>
       </w:r>
     </w:p>
@@ -9063,13 +9653,22 @@
       </w:r>
     </w:p>
     <w:p>
+      <w:pPr>
+        <w:rPr>
+          <w:lang w:val="es-CO"/>
+        </w:rPr>
+      </w:pPr>
       <w:r>
         <w:rPr>
           <w:b/>
+          <w:lang w:val="es-CO"/>
         </w:rPr>
         <w:t xml:space="preserve">Figura 24. </w:t>
       </w:r>
       <w:r>
+        <w:rPr>
+          <w:lang w:val="es-CO"/>
+        </w:rPr>
         <w:t>Ejemplo 08 Modelo híbrido CGPRA: predicción CGPRA y soporte OOD en Detalles.</w:t>
       </w:r>
     </w:p>
@@ -9309,17 +9908,41 @@
       </w:r>
     </w:p>
     <w:p>
-      <w:r>
+      <w:pPr>
+        <w:rPr>
+          <w:lang w:val="es-CO"/>
+        </w:rPr>
+      </w:pPr>
+      <w:r>
+        <w:rPr>
+          <w:lang w:val="es-CO"/>
+        </w:rPr>
         <w:t>Ruta de 26 km, SOC inicial del 38%, reserva del 15% y viento incierto. Ejecute 30 muestras y revise mission_probability: exige completar la ruta con potencia suficiente y conservar la reserva.</w:t>
       </w:r>
     </w:p>
     <w:p>
-      <w:r>
+      <w:pPr>
+        <w:rPr>
+          <w:lang w:val="es-CO"/>
+        </w:rPr>
+      </w:pPr>
+      <w:r>
+        <w:rPr>
+          <w:lang w:val="es-CO"/>
+        </w:rPr>
         <w:t>Procedimiento: seleccione este ejemplo en Inicio, pulse Cargar ejemplo, confirme el caso activo y pulse Simular. Abra Resultados al terminar.</w:t>
       </w:r>
     </w:p>
     <w:p>
-      <w:r>
+      <w:pPr>
+        <w:rPr>
+          <w:lang w:val="es-CO"/>
+        </w:rPr>
+      </w:pPr>
+      <w:r>
+        <w:rPr>
+          <w:lang w:val="es-CO"/>
+        </w:rPr>
         <w:t>Resultado observado: Con 30 muestras, la probabilidad física de misión fue 66.67% y la demanda media de ruta completa fue 100.898 Wh. El intervalo Monte Carlo refleja muestreo bajo los supuestos configurados. SOC inicial 0.38 y reserva 0.15. Se exige completar los 26 km con potencia y reserva. El consumo hasta agotamiento y la demanda completa pueden diferir.</w:t>
       </w:r>
     </w:p>
@@ -9371,13 +9994,22 @@
       </w:r>
     </w:p>
     <w:p>
+      <w:pPr>
+        <w:rPr>
+          <w:lang w:val="es-CO"/>
+        </w:rPr>
+      </w:pPr>
       <w:r>
         <w:rPr>
           <w:b/>
+          <w:lang w:val="es-CO"/>
         </w:rPr>
         <w:t xml:space="preserve">Figura 25. </w:t>
       </w:r>
       <w:r>
+        <w:rPr>
+          <w:lang w:val="es-CO"/>
+        </w:rPr>
         <w:t>Ejemplo 09 ¿Alcanza la batería?: probabilidad de misión y energía en Detalles.</w:t>
       </w:r>
     </w:p>
@@ -9623,7 +10255,7 @@
       <w:pPr>
         <w:pStyle w:val="Heading1"/>
       </w:pPr>
-      <w:bookmarkStart w:id="26" w:name="_Toc242347053"/>
+      <w:bookmarkStart w:id="26" w:name="_Toc242356585"/>
       <w:r>
         <w:lastRenderedPageBreak/>
         <w:t>5. Solución de problemas</w:t>
@@ -9634,14 +10266,22 @@
       <w:pPr>
         <w:pStyle w:val="Heading2"/>
       </w:pPr>
-      <w:bookmarkStart w:id="27" w:name="_Toc242347054"/>
+      <w:bookmarkStart w:id="27" w:name="_Toc242356586"/>
       <w:r>
         <w:t>5.1 La selección parece no ejecutarse</w:t>
       </w:r>
       <w:bookmarkEnd w:id="27"/>
     </w:p>
     <w:p>
-      <w:r>
+      <w:pPr>
+        <w:rPr>
+          <w:lang w:val="es-CO"/>
+        </w:rPr>
+      </w:pPr>
+      <w:r>
+        <w:rPr>
+          <w:lang w:val="es-CO"/>
+        </w:rPr>
         <w:t>Revise Ejemplo activo. Seleccionar solo modifica la descripción. Pulse Cargar ejemplo y Simular. Para un caso propio, abra su YAML y cree/importe la ruta. Después de editar el YAML de Incertidumbre, pulse Aplicar YAML.</w:t>
       </w:r>
     </w:p>
@@ -9649,14 +10289,22 @@
       <w:pPr>
         <w:pStyle w:val="Heading2"/>
       </w:pPr>
-      <w:bookmarkStart w:id="28" w:name="_Toc242347055"/>
+      <w:bookmarkStart w:id="28" w:name="_Toc242356587"/>
       <w:r>
         <w:t>5.2 Entrada o archivo rechazado</w:t>
       </w:r>
       <w:bookmarkEnd w:id="28"/>
     </w:p>
     <w:p>
-      <w:r>
+      <w:pPr>
+        <w:rPr>
+          <w:lang w:val="es-CO"/>
+        </w:rPr>
+      </w:pPr>
+      <w:r>
+        <w:rPr>
+          <w:lang w:val="es-CO"/>
+        </w:rPr>
         <w:t>Revise nombres, unidades, límites y length_m = speed_mps por dt_s. SOC 38% es 0.38, pendiente 3% es 0.03 y viento frontal es negativo. Ciertos perfiles temporales impiden distribuciones escalares incompatibles. Conserve el mensaje de error.</w:t>
       </w:r>
     </w:p>
@@ -9664,44 +10312,80 @@
       <w:pPr>
         <w:pStyle w:val="Heading2"/>
       </w:pPr>
-      <w:bookmarkStart w:id="29" w:name="_Toc242347056"/>
+      <w:bookmarkStart w:id="29" w:name="_Toc242356588"/>
       <w:r>
         <w:t>5.3 Modelo o intervalos inválidos</w:t>
       </w:r>
       <w:bookmarkEnd w:id="29"/>
     </w:p>
     <w:p>
-      <w:r>
+      <w:pPr>
+        <w:rPr>
+          <w:lang w:val="es-CO"/>
+        </w:rPr>
+      </w:pPr>
+      <w:r>
+        <w:rPr>
+          <w:lang w:val="es-CO"/>
+        </w:rPr>
         <w:t>Abra la carpeta completa. No mezcle archivos de modelos. Adaptar descarta intervalos. Recalibre con grupos independientes nuevos y no reutilice observaciones retenidas.</w:t>
       </w:r>
     </w:p>
     <w:p>
       <w:pPr>
         <w:pStyle w:val="Heading2"/>
-      </w:pPr>
-      <w:bookmarkStart w:id="30" w:name="_Toc242347057"/>
-      <w:r>
+        <w:rPr>
+          <w:lang w:val="pt-BR"/>
+        </w:rPr>
+      </w:pPr>
+      <w:bookmarkStart w:id="30" w:name="_Toc242356589"/>
+      <w:r>
+        <w:rPr>
+          <w:lang w:val="pt-BR"/>
+        </w:rPr>
         <w:t>5.4 Cálculo lento o controles bloqueados</w:t>
       </w:r>
       <w:bookmarkEnd w:id="30"/>
     </w:p>
     <w:p>
-      <w:r>
-        <w:t>Espere a Listo. Monte Carlo y benchmark pueden tardar más que una simulación. Para una práctica nueva reduzca muestras/segmentos cuando no haya un trabajo activo. El bloqueo evita cambios durante el cálculo.</w:t>
+      <w:pPr>
+        <w:rPr>
+          <w:lang w:val="es-CO"/>
+        </w:rPr>
+      </w:pPr>
+      <w:r>
+        <w:rPr>
+          <w:lang w:val="pt-BR"/>
+        </w:rPr>
+        <w:t xml:space="preserve">Espere a Listo. </w:t>
+      </w:r>
+      <w:r>
+        <w:rPr>
+          <w:lang w:val="es-CO"/>
+        </w:rPr>
+        <w:t>Monte Carlo y benchmark pueden tardar más que una simulación. Para una práctica nueva reduzca muestras/segmentos cuando no haya un trabajo activo. El bloqueo evita cambios durante el cálculo.</w:t>
       </w:r>
     </w:p>
     <w:p>
       <w:pPr>
         <w:pStyle w:val="Heading2"/>
       </w:pPr>
-      <w:bookmarkStart w:id="31" w:name="_Toc242347058"/>
+      <w:bookmarkStart w:id="31" w:name="_Toc242356590"/>
       <w:r>
         <w:t>5.5 Gráficas o campos incompletos</w:t>
       </w:r>
       <w:bookmarkEnd w:id="31"/>
     </w:p>
     <w:p>
-      <w:r>
+      <w:pPr>
+        <w:rPr>
+          <w:lang w:val="es-CO"/>
+        </w:rPr>
+      </w:pPr>
+      <w:r>
+        <w:rPr>
+          <w:lang w:val="es-CO"/>
+        </w:rPr>
         <w:t>Amplíe la ventana, desplace el panel y pulse Home. Compruebe si existe resultado y si hubo agotamiento. Exporte una figura para ampliarla. Una banda vacía después del agotamiento no predice SOC.</w:t>
       </w:r>
     </w:p>
@@ -9709,14 +10393,22 @@
       <w:pPr>
         <w:pStyle w:val="Heading2"/>
       </w:pPr>
-      <w:bookmarkStart w:id="32" w:name="_Toc242347059"/>
+      <w:bookmarkStart w:id="32" w:name="_Toc242356591"/>
       <w:r>
         <w:t>5.6 El programa no inicia</w:t>
       </w:r>
       <w:bookmarkEnd w:id="32"/>
     </w:p>
     <w:p>
-      <w:r>
+      <w:pPr>
+        <w:rPr>
+          <w:lang w:val="es-CO"/>
+        </w:rPr>
+      </w:pPr>
+      <w:r>
+        <w:rPr>
+          <w:lang w:val="es-CO"/>
+        </w:rPr>
         <w:t>Extraiga el ZIP completo y compruebe _internal. La entrega Windows x64 no tiene instalador ni firma digital. Desde fuentes, revise Python, Tkinter y dependencias. No sustituya el diagnóstico por cambios de seguridad del equipo.</w:t>
       </w:r>
     </w:p>
@@ -9724,33 +10416,44 @@
       <w:pPr>
         <w:pStyle w:val="Heading2"/>
       </w:pPr>
-      <w:bookmarkStart w:id="33" w:name="_Toc242347060"/>
+      <w:bookmarkStart w:id="33" w:name="_Toc242356592"/>
       <w:r>
         <w:t>5.7 Soporte y límites</w:t>
       </w:r>
       <w:bookmarkEnd w:id="33"/>
     </w:p>
     <w:p>
-      <w:r>
-        <w:t xml:space="preserve">Contacto: fjburgosf@gmail.com. Indique versión, revisión, YAML, entradas y error. La revisión histórica registra 80 pruebas y 114 comprobaciones GUI en fuentes y 114 en el EXE con respuestas controladas de diálogos. La suite completa se volvió a ejecutar el 8 de octubre. Los logs y reportes primarios se incluyen en results/build_logs y results/gui-button-verification-1.0.0 dentro de ambos ZIP. No se certifican todos los estados ni precisión física real. El manual técnico conserva resultados desfavorables y </w:t>
-      </w:r>
-      <w:r>
-        <w:t>límites históricos. Derechos: LICENSE.</w:t>
+      <w:pPr>
+        <w:rPr>
+          <w:lang w:val="es-CO"/>
+        </w:rPr>
+      </w:pPr>
+      <w:r>
+        <w:rPr>
+          <w:lang w:val="es-CO"/>
+        </w:rPr>
+        <w:t>Para consultas técnicas o reporte de problemas, contacte a fjburgosf@gmail.com e indique la versión del software, una descripción del problema, la configuración utilizada y, cuando corresponda, los archivos de entrada y los mensajes de error. BikeEnergyLab permite estudiar el consumo energético y la autonomía de bicicletas eléctricas mediante modelos físicos, calibración y métodos estadísticos. Los ejemplos suministrados utilizan datos sintéticos y no constituyen una validación experimental de precisión con bicicletas reales. Los resultados deben interpretarse considerando los supuestos, parámetros, condiciones operativas y limitaciones de los modelos empleados.</w:t>
       </w:r>
     </w:p>
     <w:p>
       <w:pPr>
         <w:pStyle w:val="Heading2"/>
       </w:pPr>
-      <w:bookmarkStart w:id="34" w:name="_Toc242347061"/>
-      <w:r>
-        <w:t>Autoría y condiciones de uso</w:t>
+      <w:bookmarkStart w:id="34" w:name="_Toc242356593"/>
+      <w:r>
+        <w:t xml:space="preserve">Autoría </w:t>
       </w:r>
       <w:bookmarkEnd w:id="34"/>
-    </w:p>
-    <w:p>
-      <w:r>
-        <w:t>Autores: Francisco Javier Burgos Flórez y Juan Guillermo Popayán Hernández. Contacto: fjburgosf@gmail.com. Conserve CITATION.cff para citar el software. Los derechos y condiciones de uso son los indicados en LICENSE. No se presume una licencia abierta.</w:t>
+      <w:r>
+        <w:t>y contacto</w:t>
+      </w:r>
+    </w:p>
+    <w:p>
+      <w:r>
+        <w:rPr>
+          <w:lang w:val="es-CO"/>
+        </w:rPr>
+        <w:t xml:space="preserve">Autores: Francisco Javier Burgos Flórez y Juan Guillermo Popayán Hernández. Contacto: fjburgosf@gmail.com. </w:t>
       </w:r>
     </w:p>
     <w:sectPr>
